--- a/outputs/Table_1.docx
+++ b/outputs/Table_1.docx
@@ -2,8 +2,6950 @@
 <file path=word/document.xml><?xml version="1.0" encoding="utf-8"?>
 <w:document xmlns:wpc="http://schemas.microsoft.com/office/word/2010/wordprocessingCanvas" xmlns:cx="http://schemas.microsoft.com/office/drawing/2014/chartex" xmlns:cx1="http://schemas.microsoft.com/office/drawing/2015/9/8/chartex" xmlns:cx2="http://schemas.microsoft.com/office/drawing/2015/10/21/chartex" xmlns:cx3="http://schemas.microsoft.com/office/drawing/2016/5/9/chartex" xmlns:cx4="http://schemas.microsoft.com/office/drawing/2016/5/10/chartex" xmlns:cx5="http://schemas.microsoft.com/office/drawing/2016/5/11/chartex" xmlns:cx6="http://schemas.microsoft.com/office/drawing/2016/5/12/chartex" xmlns:cx7="http://schemas.microsoft.com/office/drawing/2016/5/13/chartex" xmlns:cx8="http://schemas.microsoft.com/office/drawing/2016/5/14/chartex" xmlns:mc="http://schemas.openxmlformats.org/markup-compatibility/2006" xmlns:aink="http://schemas.microsoft.com/office/drawing/2016/ink" xmlns:am3d="http://schemas.microsoft.com/office/drawing/2017/model3d" xmlns:o="urn:schemas-microsoft-com:office:office" xmlns:r="http://schemas.openxmlformats.org/officeDocument/2006/relationships" xmlns:m="http://schemas.openxmlformats.org/officeDocument/2006/math" xmlns:v="urn:schemas-microsoft-com:vml" xmlns:wp14="http://schemas.microsoft.com/office/word/2010/wordprocessingDrawing" xmlns:wp="http://schemas.openxmlformats.org/drawingml/2006/wordprocessingDrawing" xmlns:w10="urn:schemas-microsoft-com:office:word" xmlns:w="http://schemas.openxmlformats.org/wordprocessingml/2006/main" xmlns:w14="http://schemas.microsoft.com/office/word/2010/wordml" xmlns:w15="http://schemas.microsoft.com/office/word/2012/wordml" xmlns:w16cex="http://schemas.microsoft.com/office/word/2018/wordml/cex" xmlns:w16cid="http://schemas.microsoft.com/office/word/2016/wordml/cid" xmlns:w16="http://schemas.microsoft.com/office/word/2018/wordml" xmlns:w16se="http://schemas.microsoft.com/office/word/2015/wordml/symex" xmlns:wpg="http://schemas.microsoft.com/office/word/2010/wordprocessingGroup" xmlns:wpi="http://schemas.microsoft.com/office/word/2010/wordprocessingInk" xmlns:wne="http://schemas.microsoft.com/office/word/2006/wordml" xmlns:wps="http://schemas.microsoft.com/office/word/2010/wordprocessingShape" mc:Ignorable="w14 w15 w16se w16cid w16 w16cex wp14">
   <w:body>
+    <w:p>
+      <w:pPr>
+        <w:pStyle w:val="Normal"/>
+      </w:pPr>
+      <w:r>
+        <w:t xml:space="preserve"/>
+      </w:r>
+    </w:p>
+    <w:tbl xmlns:a="http://schemas.openxmlformats.org/drawingml/2006/main" xmlns:pic="http://schemas.openxmlformats.org/drawingml/2006/picture">
+      <w:tblPr>
+        <w:tblLayout w:type="autofit"/>
+        <w:jc w:val="center"/>
+        <w:tblW w:type="pct" w:w="0"/>
+        <w:tblLook w:firstRow="1" w:lastRow="0" w:firstColumn="0" w:lastColumn="0" w:noHBand="0" w:noVBand="1"/>
+      </w:tblPr>
+      <w:tr>
+        <w:trPr>
+          <w:trHeight w:val="821" w:hRule="auto"/>
+          <w:tblHeader/>
+        </w:trPr>
+        header 1
+        <w:tc>
+          <w:tcPr>
+            <w:tcBorders>
+              <w:bottom w:val="single" w:sz="12" w:space="0" w:color="666666"/>
+              <w:top w:val="single" w:sz="12" w:space="0" w:color="666666"/>
+              <w:left w:val="none" w:sz="0" w:space="0" w:color="000000"/>
+              <w:right w:val="none" w:sz="0" w:space="0" w:color="000000"/>
+            </w:tcBorders>
+            <w:shd w:val="clear" w:color="auto" w:fill="FFFFFF"/>
+            <w:tcMar>
+              <w:top w:w="0" w:type="dxa"/>
+              <w:bottom w:w="0" w:type="dxa"/>
+              <w:left w:w="0" w:type="dxa"/>
+              <w:right w:w="0" w:type="dxa"/>
+            </w:tcMar>
+            <w:vAlign w:val="center"/>
+          </w:tcPr>
+          <w:p>
+            <w:pPr>
+              <w:jc w:val="center"/>
+              <w:pBdr>
+                <w:bottom w:val="none" w:sz="0" w:space="0" w:color="000000"/>
+                <w:top w:val="none" w:sz="0" w:space="0" w:color="000000"/>
+                <w:left w:val="none" w:sz="0" w:space="0" w:color="000000"/>
+                <w:right w:val="none" w:sz="0" w:space="0" w:color="000000"/>
+              </w:pBdr>
+              <w:spacing w:after="10" w:before="10" w:line="240"/>
+              <w:ind w:left="100" w:right="100" w:firstLine="0" w:firstLineChars="0"/>
+              <w:rPr>
+                <w:rFonts w:ascii="Arial" w:hAnsi="Arial" w:eastAsia="Arial" w:cs="Arial"/>
+                <w:i w:val="false"/>
+                <w:b w:val="false"/>
+                <w:u w:val="none"/>
+                <w:sz w:val="18"/>
+                <w:szCs w:val="18"/>
+                <w:color w:val="000000"/>
+              </w:rPr>
+            </w:pPr>
+            <w:r>
+              <w:rPr>
+                <w:rFonts w:ascii="Arial" w:hAnsi="Arial" w:eastAsia="Arial" w:cs="Arial"/>
+                <w:i w:val="false"/>
+                <w:b w:val="true"/>
+                <w:u w:val="none"/>
+                <w:sz w:val="18"/>
+                <w:szCs w:val="18"/>
+                <w:color w:val="000000"/>
+              </w:rPr>
+              <w:t xml:space="preserve">Características</w:t>
+            </w:r>
+          </w:p>
+        </w:tc>
+        <w:tc>
+          <w:tcPr>
+            <w:tcBorders>
+              <w:bottom w:val="single" w:sz="12" w:space="0" w:color="666666"/>
+              <w:top w:val="single" w:sz="12" w:space="0" w:color="666666"/>
+              <w:left w:val="none" w:sz="0" w:space="0" w:color="000000"/>
+              <w:right w:val="none" w:sz="0" w:space="0" w:color="000000"/>
+            </w:tcBorders>
+            <w:shd w:val="clear" w:color="auto" w:fill="FFFFFF"/>
+            <w:tcMar>
+              <w:top w:w="0" w:type="dxa"/>
+              <w:bottom w:w="0" w:type="dxa"/>
+              <w:left w:w="0" w:type="dxa"/>
+              <w:right w:w="0" w:type="dxa"/>
+            </w:tcMar>
+            <w:vAlign w:val="center"/>
+          </w:tcPr>
+          <w:p>
+            <w:pPr>
+              <w:jc w:val="center"/>
+              <w:pBdr>
+                <w:bottom w:val="none" w:sz="0" w:space="0" w:color="000000"/>
+                <w:top w:val="none" w:sz="0" w:space="0" w:color="000000"/>
+                <w:left w:val="none" w:sz="0" w:space="0" w:color="000000"/>
+                <w:right w:val="none" w:sz="0" w:space="0" w:color="000000"/>
+              </w:pBdr>
+              <w:spacing w:after="10" w:before="10" w:line="240"/>
+              <w:ind w:left="100" w:right="100" w:firstLine="0" w:firstLineChars="0"/>
+              <w:rPr>
+                <w:rFonts w:ascii="Arial" w:hAnsi="Arial" w:eastAsia="Arial" w:cs="Arial"/>
+                <w:i w:val="false"/>
+                <w:b w:val="false"/>
+                <w:u w:val="none"/>
+                <w:sz w:val="18"/>
+                <w:szCs w:val="18"/>
+                <w:color w:val="000000"/>
+              </w:rPr>
+            </w:pPr>
+            <w:r>
+              <w:rPr>
+                <w:rFonts w:ascii="Arial" w:hAnsi="Arial" w:eastAsia="Arial" w:cs="Arial"/>
+                <w:i w:val="false"/>
+                <w:b w:val="true"/>
+                <w:u w:val="none"/>
+                <w:sz w:val="18"/>
+                <w:szCs w:val="18"/>
+                <w:color w:val="000000"/>
+              </w:rPr>
+              <w:t xml:space="preserve">Total</w:t>
+            </w:r>
+            <w:r>
+              <w:rPr>
+                <w:rFonts w:ascii="Arial" w:hAnsi="Arial" w:eastAsia="Arial" w:cs="Arial"/>
+                <w:i w:val="false"/>
+                <w:b w:val="false"/>
+                <w:u w:val="none"/>
+                <w:sz w:val="18"/>
+                <w:szCs w:val="18"/>
+                <w:color w:val="000000"/>
+              </w:rPr>
+              <w:t xml:space="preserve"> </w:t>
+            </w:r>
+            <w:r>
+              <w:rPr>
+                <w:rFonts w:ascii="Arial" w:hAnsi="Arial" w:eastAsia="Arial" w:cs="Arial"/>
+                <w:i w:val="false"/>
+                <w:b w:val="false"/>
+                <w:u w:val="none"/>
+                <w:sz w:val="18"/>
+                <w:szCs w:val="18"/>
+                <w:color w:val="000000"/>
+              </w:rPr>
+              <w:br/>
+            </w:r>
+            <w:r>
+              <w:rPr>
+                <w:rFonts w:ascii="Arial" w:hAnsi="Arial" w:eastAsia="Arial" w:cs="Arial"/>
+                <w:i w:val="false"/>
+                <w:b w:val="false"/>
+                <w:u w:val="none"/>
+                <w:sz w:val="18"/>
+                <w:szCs w:val="18"/>
+                <w:color w:val="000000"/>
+              </w:rPr>
+              <w:t xml:space="preserve">N = 1653</w:t>
+            </w:r>
+          </w:p>
+        </w:tc>
+        <w:tc>
+          <w:tcPr>
+            <w:tcBorders>
+              <w:bottom w:val="single" w:sz="12" w:space="0" w:color="666666"/>
+              <w:top w:val="single" w:sz="12" w:space="0" w:color="666666"/>
+              <w:left w:val="none" w:sz="0" w:space="0" w:color="000000"/>
+              <w:right w:val="none" w:sz="0" w:space="0" w:color="000000"/>
+            </w:tcBorders>
+            <w:shd w:val="clear" w:color="auto" w:fill="FFFFFF"/>
+            <w:tcMar>
+              <w:top w:w="0" w:type="dxa"/>
+              <w:bottom w:w="0" w:type="dxa"/>
+              <w:left w:w="0" w:type="dxa"/>
+              <w:right w:w="0" w:type="dxa"/>
+            </w:tcMar>
+            <w:vAlign w:val="center"/>
+          </w:tcPr>
+          <w:p>
+            <w:pPr>
+              <w:jc w:val="center"/>
+              <w:pBdr>
+                <w:bottom w:val="none" w:sz="0" w:space="0" w:color="000000"/>
+                <w:top w:val="none" w:sz="0" w:space="0" w:color="000000"/>
+                <w:left w:val="none" w:sz="0" w:space="0" w:color="000000"/>
+                <w:right w:val="none" w:sz="0" w:space="0" w:color="000000"/>
+              </w:pBdr>
+              <w:spacing w:after="10" w:before="10" w:line="240"/>
+              <w:ind w:left="100" w:right="100" w:firstLine="0" w:firstLineChars="0"/>
+              <w:rPr>
+                <w:rFonts w:ascii="Arial" w:hAnsi="Arial" w:eastAsia="Arial" w:cs="Arial"/>
+                <w:i w:val="false"/>
+                <w:b w:val="false"/>
+                <w:u w:val="none"/>
+                <w:sz w:val="18"/>
+                <w:szCs w:val="18"/>
+                <w:color w:val="000000"/>
+              </w:rPr>
+            </w:pPr>
+            <w:r>
+              <w:rPr>
+                <w:rFonts w:ascii="Arial" w:hAnsi="Arial" w:eastAsia="Arial" w:cs="Arial"/>
+                <w:i w:val="false"/>
+                <w:b w:val="true"/>
+                <w:u w:val="none"/>
+                <w:sz w:val="18"/>
+                <w:szCs w:val="18"/>
+                <w:color w:val="000000"/>
+              </w:rPr>
+              <w:t xml:space="preserve">Normal</w:t>
+            </w:r>
+            <w:r>
+              <w:rPr>
+                <w:rFonts w:ascii="Arial" w:hAnsi="Arial" w:eastAsia="Arial" w:cs="Arial"/>
+                <w:i w:val="false"/>
+                <w:b w:val="false"/>
+                <w:u w:val="none"/>
+                <w:sz w:val="18"/>
+                <w:szCs w:val="18"/>
+                <w:color w:val="000000"/>
+              </w:rPr>
+              <w:t xml:space="preserve">  </w:t>
+            </w:r>
+            <w:r>
+              <w:rPr>
+                <w:rFonts w:ascii="Arial" w:hAnsi="Arial" w:eastAsia="Arial" w:cs="Arial"/>
+                <w:i w:val="false"/>
+                <w:b w:val="false"/>
+                <w:u w:val="none"/>
+                <w:sz w:val="18"/>
+                <w:szCs w:val="18"/>
+                <w:color w:val="000000"/>
+              </w:rPr>
+              <w:br/>
+            </w:r>
+            <w:r>
+              <w:rPr>
+                <w:rFonts w:ascii="Arial" w:hAnsi="Arial" w:eastAsia="Arial" w:cs="Arial"/>
+                <w:i w:val="false"/>
+                <w:b w:val="false"/>
+                <w:u w:val="none"/>
+                <w:sz w:val="18"/>
+                <w:szCs w:val="18"/>
+                <w:color w:val="000000"/>
+              </w:rPr>
+              <w:t xml:space="preserve">N = 825 (49.9%)</w:t>
+            </w:r>
+          </w:p>
+        </w:tc>
+        <w:tc>
+          <w:tcPr>
+            <w:tcBorders>
+              <w:bottom w:val="single" w:sz="12" w:space="0" w:color="666666"/>
+              <w:top w:val="single" w:sz="12" w:space="0" w:color="666666"/>
+              <w:left w:val="none" w:sz="0" w:space="0" w:color="000000"/>
+              <w:right w:val="none" w:sz="0" w:space="0" w:color="000000"/>
+            </w:tcBorders>
+            <w:shd w:val="clear" w:color="auto" w:fill="FFFFFF"/>
+            <w:tcMar>
+              <w:top w:w="0" w:type="dxa"/>
+              <w:bottom w:w="0" w:type="dxa"/>
+              <w:left w:w="0" w:type="dxa"/>
+              <w:right w:w="0" w:type="dxa"/>
+            </w:tcMar>
+            <w:vAlign w:val="center"/>
+          </w:tcPr>
+          <w:p>
+            <w:pPr>
+              <w:jc w:val="center"/>
+              <w:pBdr>
+                <w:bottom w:val="none" w:sz="0" w:space="0" w:color="000000"/>
+                <w:top w:val="none" w:sz="0" w:space="0" w:color="000000"/>
+                <w:left w:val="none" w:sz="0" w:space="0" w:color="000000"/>
+                <w:right w:val="none" w:sz="0" w:space="0" w:color="000000"/>
+              </w:pBdr>
+              <w:spacing w:after="10" w:before="10" w:line="240"/>
+              <w:ind w:left="100" w:right="100" w:firstLine="0" w:firstLineChars="0"/>
+              <w:rPr>
+                <w:rFonts w:ascii="Arial" w:hAnsi="Arial" w:eastAsia="Arial" w:cs="Arial"/>
+                <w:i w:val="false"/>
+                <w:b w:val="false"/>
+                <w:u w:val="none"/>
+                <w:sz w:val="18"/>
+                <w:szCs w:val="18"/>
+                <w:color w:val="000000"/>
+              </w:rPr>
+            </w:pPr>
+            <w:r>
+              <w:rPr>
+                <w:rFonts w:ascii="Arial" w:hAnsi="Arial" w:eastAsia="Arial" w:cs="Arial"/>
+                <w:i w:val="false"/>
+                <w:b w:val="true"/>
+                <w:u w:val="none"/>
+                <w:sz w:val="18"/>
+                <w:szCs w:val="18"/>
+                <w:color w:val="000000"/>
+              </w:rPr>
+              <w:t xml:space="preserve">Ferropenia temprana</w:t>
+            </w:r>
+            <w:r>
+              <w:rPr>
+                <w:rFonts w:ascii="Arial" w:hAnsi="Arial" w:eastAsia="Arial" w:cs="Arial"/>
+                <w:i w:val="false"/>
+                <w:b w:val="false"/>
+                <w:u w:val="none"/>
+                <w:sz w:val="18"/>
+                <w:szCs w:val="18"/>
+                <w:color w:val="000000"/>
+              </w:rPr>
+              <w:t xml:space="preserve">  </w:t>
+            </w:r>
+            <w:r>
+              <w:rPr>
+                <w:rFonts w:ascii="Arial" w:hAnsi="Arial" w:eastAsia="Arial" w:cs="Arial"/>
+                <w:i w:val="false"/>
+                <w:b w:val="false"/>
+                <w:u w:val="none"/>
+                <w:sz w:val="18"/>
+                <w:szCs w:val="18"/>
+                <w:color w:val="000000"/>
+              </w:rPr>
+              <w:br/>
+            </w:r>
+            <w:r>
+              <w:rPr>
+                <w:rFonts w:ascii="Arial" w:hAnsi="Arial" w:eastAsia="Arial" w:cs="Arial"/>
+                <w:i w:val="false"/>
+                <w:b w:val="false"/>
+                <w:u w:val="none"/>
+                <w:sz w:val="18"/>
+                <w:szCs w:val="18"/>
+                <w:color w:val="000000"/>
+              </w:rPr>
+              <w:t xml:space="preserve">N = 113 (6.8%)</w:t>
+            </w:r>
+          </w:p>
+        </w:tc>
+        <w:tc>
+          <w:tcPr>
+            <w:tcBorders>
+              <w:bottom w:val="single" w:sz="12" w:space="0" w:color="666666"/>
+              <w:top w:val="single" w:sz="12" w:space="0" w:color="666666"/>
+              <w:left w:val="none" w:sz="0" w:space="0" w:color="000000"/>
+              <w:right w:val="none" w:sz="0" w:space="0" w:color="000000"/>
+            </w:tcBorders>
+            <w:shd w:val="clear" w:color="auto" w:fill="FFFFFF"/>
+            <w:tcMar>
+              <w:top w:w="0" w:type="dxa"/>
+              <w:bottom w:w="0" w:type="dxa"/>
+              <w:left w:w="0" w:type="dxa"/>
+              <w:right w:w="0" w:type="dxa"/>
+            </w:tcMar>
+            <w:vAlign w:val="center"/>
+          </w:tcPr>
+          <w:p>
+            <w:pPr>
+              <w:jc w:val="center"/>
+              <w:pBdr>
+                <w:bottom w:val="none" w:sz="0" w:space="0" w:color="000000"/>
+                <w:top w:val="none" w:sz="0" w:space="0" w:color="000000"/>
+                <w:left w:val="none" w:sz="0" w:space="0" w:color="000000"/>
+                <w:right w:val="none" w:sz="0" w:space="0" w:color="000000"/>
+              </w:pBdr>
+              <w:spacing w:after="10" w:before="10" w:line="240"/>
+              <w:ind w:left="100" w:right="100" w:firstLine="0" w:firstLineChars="0"/>
+              <w:rPr>
+                <w:rFonts w:ascii="Arial" w:hAnsi="Arial" w:eastAsia="Arial" w:cs="Arial"/>
+                <w:i w:val="false"/>
+                <w:b w:val="false"/>
+                <w:u w:val="none"/>
+                <w:sz w:val="18"/>
+                <w:szCs w:val="18"/>
+                <w:color w:val="000000"/>
+              </w:rPr>
+            </w:pPr>
+            <w:r>
+              <w:rPr>
+                <w:rFonts w:ascii="Arial" w:hAnsi="Arial" w:eastAsia="Arial" w:cs="Arial"/>
+                <w:i w:val="false"/>
+                <w:b w:val="true"/>
+                <w:u w:val="none"/>
+                <w:sz w:val="18"/>
+                <w:szCs w:val="18"/>
+                <w:color w:val="000000"/>
+              </w:rPr>
+              <w:t xml:space="preserve">Anemia no ferropénica</w:t>
+            </w:r>
+            <w:r>
+              <w:rPr>
+                <w:rFonts w:ascii="Arial" w:hAnsi="Arial" w:eastAsia="Arial" w:cs="Arial"/>
+                <w:i w:val="false"/>
+                <w:b w:val="false"/>
+                <w:u w:val="none"/>
+                <w:sz w:val="18"/>
+                <w:szCs w:val="18"/>
+                <w:color w:val="000000"/>
+              </w:rPr>
+              <w:t xml:space="preserve">  </w:t>
+            </w:r>
+            <w:r>
+              <w:rPr>
+                <w:rFonts w:ascii="Arial" w:hAnsi="Arial" w:eastAsia="Arial" w:cs="Arial"/>
+                <w:i w:val="false"/>
+                <w:b w:val="false"/>
+                <w:u w:val="none"/>
+                <w:sz w:val="18"/>
+                <w:szCs w:val="18"/>
+                <w:color w:val="000000"/>
+              </w:rPr>
+              <w:br/>
+            </w:r>
+            <w:r>
+              <w:rPr>
+                <w:rFonts w:ascii="Arial" w:hAnsi="Arial" w:eastAsia="Arial" w:cs="Arial"/>
+                <w:i w:val="false"/>
+                <w:b w:val="false"/>
+                <w:u w:val="none"/>
+                <w:sz w:val="18"/>
+                <w:szCs w:val="18"/>
+                <w:color w:val="000000"/>
+              </w:rPr>
+              <w:t xml:space="preserve">N = 528 (31.9%)</w:t>
+            </w:r>
+          </w:p>
+        </w:tc>
+        <w:tc>
+          <w:tcPr>
+            <w:tcBorders>
+              <w:bottom w:val="single" w:sz="12" w:space="0" w:color="666666"/>
+              <w:top w:val="single" w:sz="12" w:space="0" w:color="666666"/>
+              <w:left w:val="none" w:sz="0" w:space="0" w:color="000000"/>
+              <w:right w:val="none" w:sz="0" w:space="0" w:color="000000"/>
+            </w:tcBorders>
+            <w:shd w:val="clear" w:color="auto" w:fill="FFFFFF"/>
+            <w:tcMar>
+              <w:top w:w="0" w:type="dxa"/>
+              <w:bottom w:w="0" w:type="dxa"/>
+              <w:left w:w="0" w:type="dxa"/>
+              <w:right w:w="0" w:type="dxa"/>
+            </w:tcMar>
+            <w:vAlign w:val="center"/>
+          </w:tcPr>
+          <w:p>
+            <w:pPr>
+              <w:jc w:val="center"/>
+              <w:pBdr>
+                <w:bottom w:val="none" w:sz="0" w:space="0" w:color="000000"/>
+                <w:top w:val="none" w:sz="0" w:space="0" w:color="000000"/>
+                <w:left w:val="none" w:sz="0" w:space="0" w:color="000000"/>
+                <w:right w:val="none" w:sz="0" w:space="0" w:color="000000"/>
+              </w:pBdr>
+              <w:spacing w:after="10" w:before="10" w:line="240"/>
+              <w:ind w:left="100" w:right="100" w:firstLine="0" w:firstLineChars="0"/>
+              <w:rPr>
+                <w:rFonts w:ascii="Arial" w:hAnsi="Arial" w:eastAsia="Arial" w:cs="Arial"/>
+                <w:i w:val="false"/>
+                <w:b w:val="false"/>
+                <w:u w:val="none"/>
+                <w:sz w:val="18"/>
+                <w:szCs w:val="18"/>
+                <w:color w:val="000000"/>
+              </w:rPr>
+            </w:pPr>
+            <w:r>
+              <w:rPr>
+                <w:rFonts w:ascii="Arial" w:hAnsi="Arial" w:eastAsia="Arial" w:cs="Arial"/>
+                <w:i w:val="false"/>
+                <w:b w:val="true"/>
+                <w:u w:val="none"/>
+                <w:sz w:val="18"/>
+                <w:szCs w:val="18"/>
+                <w:color w:val="000000"/>
+              </w:rPr>
+              <w:t xml:space="preserve">Anemia ferropénica</w:t>
+            </w:r>
+            <w:r>
+              <w:rPr>
+                <w:rFonts w:ascii="Arial" w:hAnsi="Arial" w:eastAsia="Arial" w:cs="Arial"/>
+                <w:i w:val="false"/>
+                <w:b w:val="false"/>
+                <w:u w:val="none"/>
+                <w:sz w:val="18"/>
+                <w:szCs w:val="18"/>
+                <w:color w:val="000000"/>
+              </w:rPr>
+              <w:t xml:space="preserve">  </w:t>
+            </w:r>
+            <w:r>
+              <w:rPr>
+                <w:rFonts w:ascii="Arial" w:hAnsi="Arial" w:eastAsia="Arial" w:cs="Arial"/>
+                <w:i w:val="false"/>
+                <w:b w:val="false"/>
+                <w:u w:val="none"/>
+                <w:sz w:val="18"/>
+                <w:szCs w:val="18"/>
+                <w:color w:val="000000"/>
+              </w:rPr>
+              <w:br/>
+            </w:r>
+            <w:r>
+              <w:rPr>
+                <w:rFonts w:ascii="Arial" w:hAnsi="Arial" w:eastAsia="Arial" w:cs="Arial"/>
+                <w:i w:val="false"/>
+                <w:b w:val="false"/>
+                <w:u w:val="none"/>
+                <w:sz w:val="18"/>
+                <w:szCs w:val="18"/>
+                <w:color w:val="000000"/>
+              </w:rPr>
+              <w:t xml:space="preserve">N = 187 (11.3%)</w:t>
+            </w:r>
+          </w:p>
+        </w:tc>
+        <w:tc>
+          <w:tcPr>
+            <w:tcBorders>
+              <w:bottom w:val="single" w:sz="12" w:space="0" w:color="666666"/>
+              <w:top w:val="single" w:sz="12" w:space="0" w:color="666666"/>
+              <w:left w:val="none" w:sz="0" w:space="0" w:color="000000"/>
+              <w:right w:val="none" w:sz="0" w:space="0" w:color="000000"/>
+            </w:tcBorders>
+            <w:shd w:val="clear" w:color="auto" w:fill="FFFFFF"/>
+            <w:tcMar>
+              <w:top w:w="0" w:type="dxa"/>
+              <w:bottom w:w="0" w:type="dxa"/>
+              <w:left w:w="0" w:type="dxa"/>
+              <w:right w:w="0" w:type="dxa"/>
+            </w:tcMar>
+            <w:vAlign w:val="center"/>
+          </w:tcPr>
+          <w:p>
+            <w:pPr>
+              <w:jc w:val="center"/>
+              <w:pBdr>
+                <w:bottom w:val="none" w:sz="0" w:space="0" w:color="000000"/>
+                <w:top w:val="none" w:sz="0" w:space="0" w:color="000000"/>
+                <w:left w:val="none" w:sz="0" w:space="0" w:color="000000"/>
+                <w:right w:val="none" w:sz="0" w:space="0" w:color="000000"/>
+              </w:pBdr>
+              <w:spacing w:after="10" w:before="10" w:line="240"/>
+              <w:ind w:left="100" w:right="100" w:firstLine="0" w:firstLineChars="0"/>
+              <w:rPr>
+                <w:rFonts w:ascii="Arial" w:hAnsi="Arial" w:eastAsia="Arial" w:cs="Arial"/>
+                <w:i w:val="false"/>
+                <w:b w:val="false"/>
+                <w:u w:val="none"/>
+                <w:sz w:val="18"/>
+                <w:szCs w:val="18"/>
+                <w:color w:val="000000"/>
+              </w:rPr>
+            </w:pPr>
+            <w:r>
+              <w:rPr>
+                <w:rFonts w:ascii="Arial" w:hAnsi="Arial" w:eastAsia="Arial" w:cs="Arial"/>
+                <w:i w:val="false"/>
+                <w:b w:val="true"/>
+                <w:u w:val="none"/>
+                <w:sz w:val="18"/>
+                <w:szCs w:val="18"/>
+                <w:color w:val="000000"/>
+              </w:rPr>
+              <w:t xml:space="preserve">p-valor</w:t>
+            </w:r>
+            <w:r>
+              <w:rPr>
+                <w:rFonts w:ascii="Arial" w:hAnsi="Arial" w:eastAsia="Arial" w:cs="Arial"/>
+                <w:i w:val="false"/>
+                <w:b w:val="false"/>
+                <w:u w:val="none"/>
+                <w:vertAlign w:val="superscript"/>
+                <w:sz w:val="18"/>
+                <w:szCs w:val="18"/>
+                <w:color w:val="000000"/>
+              </w:rPr>
+              <w:t xml:space="preserve">1</w:t>
+            </w:r>
+          </w:p>
+        </w:tc>
+      </w:tr>
+      <w:tr>
+        <w:trPr>
+          <w:trHeight w:val="617" w:hRule="auto"/>
+        </w:trPr>
+        body 1
+        <w:tc>
+          <w:tcPr>
+            <w:tcBorders>
+              <w:bottom w:val="none" w:sz="0" w:space="0" w:color="000000"/>
+              <w:top w:val="single" w:sz="12" w:space="0" w:color="666666"/>
+              <w:left w:val="none" w:sz="0" w:space="0" w:color="000000"/>
+              <w:right w:val="none" w:sz="0" w:space="0" w:color="000000"/>
+            </w:tcBorders>
+            <w:shd w:val="clear" w:color="auto" w:fill="FFFFFF"/>
+            <w:tcMar>
+              <w:top w:w="0" w:type="dxa"/>
+              <w:bottom w:w="0" w:type="dxa"/>
+              <w:left w:w="0" w:type="dxa"/>
+              <w:right w:w="0" w:type="dxa"/>
+            </w:tcMar>
+            <w:vAlign w:val="top"/>
+          </w:tcPr>
+          <w:p>
+            <w:pPr>
+              <w:jc w:val="left"/>
+              <w:pBdr>
+                <w:bottom w:val="none" w:sz="0" w:space="0" w:color="000000"/>
+                <w:top w:val="none" w:sz="0" w:space="0" w:color="000000"/>
+                <w:left w:val="none" w:sz="0" w:space="0" w:color="000000"/>
+                <w:right w:val="none" w:sz="0" w:space="0" w:color="000000"/>
+              </w:pBdr>
+              <w:spacing w:after="10" w:before="10" w:line="240"/>
+              <w:ind w:left="100" w:right="100" w:firstLine="0" w:firstLineChars="0"/>
+              <w:rPr>
+                <w:rFonts w:ascii="Arial" w:hAnsi="Arial" w:eastAsia="Arial" w:cs="Arial"/>
+                <w:i w:val="false"/>
+                <w:b w:val="false"/>
+                <w:u w:val="none"/>
+                <w:sz w:val="18"/>
+                <w:szCs w:val="18"/>
+                <w:color w:val="000000"/>
+              </w:rPr>
+            </w:pPr>
+            <w:r>
+              <w:rPr>
+                <w:rFonts w:ascii="Arial" w:hAnsi="Arial" w:eastAsia="Arial" w:cs="Arial"/>
+                <w:i w:val="false"/>
+                <w:b w:val="false"/>
+                <w:u w:val="none"/>
+                <w:sz w:val="18"/>
+                <w:szCs w:val="18"/>
+                <w:color w:val="000000"/>
+              </w:rPr>
+              <w:t xml:space="preserve">Sexo del infante, n (%)</w:t>
+            </w:r>
+          </w:p>
+        </w:tc>
+        <w:tc>
+          <w:tcPr>
+            <w:tcBorders>
+              <w:bottom w:val="none" w:sz="0" w:space="0" w:color="000000"/>
+              <w:top w:val="single" w:sz="12" w:space="0" w:color="666666"/>
+              <w:left w:val="none" w:sz="0" w:space="0" w:color="000000"/>
+              <w:right w:val="none" w:sz="0" w:space="0" w:color="000000"/>
+            </w:tcBorders>
+            <w:shd w:val="clear" w:color="auto" w:fill="FFFFFF"/>
+            <w:tcMar>
+              <w:top w:w="0" w:type="dxa"/>
+              <w:bottom w:w="0" w:type="dxa"/>
+              <w:left w:w="0" w:type="dxa"/>
+              <w:right w:w="0" w:type="dxa"/>
+            </w:tcMar>
+            <w:vAlign w:val="top"/>
+          </w:tcPr>
+          <w:p>
+            <w:pPr>
+              <w:jc w:val="center"/>
+              <w:pBdr>
+                <w:bottom w:val="none" w:sz="0" w:space="0" w:color="000000"/>
+                <w:top w:val="none" w:sz="0" w:space="0" w:color="000000"/>
+                <w:left w:val="none" w:sz="0" w:space="0" w:color="000000"/>
+                <w:right w:val="none" w:sz="0" w:space="0" w:color="000000"/>
+              </w:pBdr>
+              <w:spacing w:after="10" w:before="10" w:line="240"/>
+              <w:ind w:left="100" w:right="100" w:firstLine="0" w:firstLineChars="0"/>
+              <w:rPr>
+                <w:rFonts w:ascii="Arial" w:hAnsi="Arial" w:eastAsia="Arial" w:cs="Arial"/>
+                <w:i w:val="false"/>
+                <w:b w:val="false"/>
+                <w:u w:val="none"/>
+                <w:sz w:val="18"/>
+                <w:szCs w:val="18"/>
+                <w:color w:val="000000"/>
+              </w:rPr>
+            </w:pPr>
+            <w:r>
+              <w:rPr>
+                <w:rFonts w:ascii="Arial" w:hAnsi="Arial" w:eastAsia="Arial" w:cs="Arial"/>
+                <w:i w:val="false"/>
+                <w:b w:val="false"/>
+                <w:u w:val="none"/>
+                <w:sz w:val="18"/>
+                <w:szCs w:val="18"/>
+                <w:color w:val="000000"/>
+              </w:rPr>
+              <w:t xml:space="preserve"/>
+            </w:r>
+          </w:p>
+        </w:tc>
+        <w:tc>
+          <w:tcPr>
+            <w:tcBorders>
+              <w:bottom w:val="none" w:sz="0" w:space="0" w:color="000000"/>
+              <w:top w:val="single" w:sz="12" w:space="0" w:color="666666"/>
+              <w:left w:val="none" w:sz="0" w:space="0" w:color="000000"/>
+              <w:right w:val="none" w:sz="0" w:space="0" w:color="000000"/>
+            </w:tcBorders>
+            <w:shd w:val="clear" w:color="auto" w:fill="FFFFFF"/>
+            <w:tcMar>
+              <w:top w:w="0" w:type="dxa"/>
+              <w:bottom w:w="0" w:type="dxa"/>
+              <w:left w:w="0" w:type="dxa"/>
+              <w:right w:w="0" w:type="dxa"/>
+            </w:tcMar>
+            <w:vAlign w:val="top"/>
+          </w:tcPr>
+          <w:p>
+            <w:pPr>
+              <w:jc w:val="center"/>
+              <w:pBdr>
+                <w:bottom w:val="none" w:sz="0" w:space="0" w:color="000000"/>
+                <w:top w:val="none" w:sz="0" w:space="0" w:color="000000"/>
+                <w:left w:val="none" w:sz="0" w:space="0" w:color="000000"/>
+                <w:right w:val="none" w:sz="0" w:space="0" w:color="000000"/>
+              </w:pBdr>
+              <w:spacing w:after="10" w:before="10" w:line="240"/>
+              <w:ind w:left="100" w:right="100" w:firstLine="0" w:firstLineChars="0"/>
+              <w:rPr>
+                <w:rFonts w:ascii="Arial" w:hAnsi="Arial" w:eastAsia="Arial" w:cs="Arial"/>
+                <w:i w:val="false"/>
+                <w:b w:val="false"/>
+                <w:u w:val="none"/>
+                <w:sz w:val="18"/>
+                <w:szCs w:val="18"/>
+                <w:color w:val="000000"/>
+              </w:rPr>
+            </w:pPr>
+            <w:r>
+              <w:rPr>
+                <w:rFonts w:ascii="Arial" w:hAnsi="Arial" w:eastAsia="Arial" w:cs="Arial"/>
+                <w:i w:val="false"/>
+                <w:b w:val="false"/>
+                <w:u w:val="none"/>
+                <w:sz w:val="18"/>
+                <w:szCs w:val="18"/>
+                <w:color w:val="000000"/>
+              </w:rPr>
+              <w:t xml:space="preserve"/>
+            </w:r>
+          </w:p>
+        </w:tc>
+        <w:tc>
+          <w:tcPr>
+            <w:tcBorders>
+              <w:bottom w:val="none" w:sz="0" w:space="0" w:color="000000"/>
+              <w:top w:val="single" w:sz="12" w:space="0" w:color="666666"/>
+              <w:left w:val="none" w:sz="0" w:space="0" w:color="000000"/>
+              <w:right w:val="none" w:sz="0" w:space="0" w:color="000000"/>
+            </w:tcBorders>
+            <w:shd w:val="clear" w:color="auto" w:fill="FFFFFF"/>
+            <w:tcMar>
+              <w:top w:w="0" w:type="dxa"/>
+              <w:bottom w:w="0" w:type="dxa"/>
+              <w:left w:w="0" w:type="dxa"/>
+              <w:right w:w="0" w:type="dxa"/>
+            </w:tcMar>
+            <w:vAlign w:val="top"/>
+          </w:tcPr>
+          <w:p>
+            <w:pPr>
+              <w:jc w:val="center"/>
+              <w:pBdr>
+                <w:bottom w:val="none" w:sz="0" w:space="0" w:color="000000"/>
+                <w:top w:val="none" w:sz="0" w:space="0" w:color="000000"/>
+                <w:left w:val="none" w:sz="0" w:space="0" w:color="000000"/>
+                <w:right w:val="none" w:sz="0" w:space="0" w:color="000000"/>
+              </w:pBdr>
+              <w:spacing w:after="10" w:before="10" w:line="240"/>
+              <w:ind w:left="100" w:right="100" w:firstLine="0" w:firstLineChars="0"/>
+              <w:rPr>
+                <w:rFonts w:ascii="Arial" w:hAnsi="Arial" w:eastAsia="Arial" w:cs="Arial"/>
+                <w:i w:val="false"/>
+                <w:b w:val="false"/>
+                <w:u w:val="none"/>
+                <w:sz w:val="18"/>
+                <w:szCs w:val="18"/>
+                <w:color w:val="000000"/>
+              </w:rPr>
+            </w:pPr>
+            <w:r>
+              <w:rPr>
+                <w:rFonts w:ascii="Arial" w:hAnsi="Arial" w:eastAsia="Arial" w:cs="Arial"/>
+                <w:i w:val="false"/>
+                <w:b w:val="false"/>
+                <w:u w:val="none"/>
+                <w:sz w:val="18"/>
+                <w:szCs w:val="18"/>
+                <w:color w:val="000000"/>
+              </w:rPr>
+              <w:t xml:space="preserve"/>
+            </w:r>
+          </w:p>
+        </w:tc>
+        <w:tc>
+          <w:tcPr>
+            <w:tcBorders>
+              <w:bottom w:val="none" w:sz="0" w:space="0" w:color="000000"/>
+              <w:top w:val="single" w:sz="12" w:space="0" w:color="666666"/>
+              <w:left w:val="none" w:sz="0" w:space="0" w:color="000000"/>
+              <w:right w:val="none" w:sz="0" w:space="0" w:color="000000"/>
+            </w:tcBorders>
+            <w:shd w:val="clear" w:color="auto" w:fill="FFFFFF"/>
+            <w:tcMar>
+              <w:top w:w="0" w:type="dxa"/>
+              <w:bottom w:w="0" w:type="dxa"/>
+              <w:left w:w="0" w:type="dxa"/>
+              <w:right w:w="0" w:type="dxa"/>
+            </w:tcMar>
+            <w:vAlign w:val="top"/>
+          </w:tcPr>
+          <w:p>
+            <w:pPr>
+              <w:jc w:val="center"/>
+              <w:pBdr>
+                <w:bottom w:val="none" w:sz="0" w:space="0" w:color="000000"/>
+                <w:top w:val="none" w:sz="0" w:space="0" w:color="000000"/>
+                <w:left w:val="none" w:sz="0" w:space="0" w:color="000000"/>
+                <w:right w:val="none" w:sz="0" w:space="0" w:color="000000"/>
+              </w:pBdr>
+              <w:spacing w:after="10" w:before="10" w:line="240"/>
+              <w:ind w:left="100" w:right="100" w:firstLine="0" w:firstLineChars="0"/>
+              <w:rPr>
+                <w:rFonts w:ascii="Arial" w:hAnsi="Arial" w:eastAsia="Arial" w:cs="Arial"/>
+                <w:i w:val="false"/>
+                <w:b w:val="false"/>
+                <w:u w:val="none"/>
+                <w:sz w:val="18"/>
+                <w:szCs w:val="18"/>
+                <w:color w:val="000000"/>
+              </w:rPr>
+            </w:pPr>
+            <w:r>
+              <w:rPr>
+                <w:rFonts w:ascii="Arial" w:hAnsi="Arial" w:eastAsia="Arial" w:cs="Arial"/>
+                <w:i w:val="false"/>
+                <w:b w:val="false"/>
+                <w:u w:val="none"/>
+                <w:sz w:val="18"/>
+                <w:szCs w:val="18"/>
+                <w:color w:val="000000"/>
+              </w:rPr>
+              <w:t xml:space="preserve"/>
+            </w:r>
+          </w:p>
+        </w:tc>
+        <w:tc>
+          <w:tcPr>
+            <w:tcBorders>
+              <w:bottom w:val="none" w:sz="0" w:space="0" w:color="000000"/>
+              <w:top w:val="single" w:sz="12" w:space="0" w:color="666666"/>
+              <w:left w:val="none" w:sz="0" w:space="0" w:color="000000"/>
+              <w:right w:val="none" w:sz="0" w:space="0" w:color="000000"/>
+            </w:tcBorders>
+            <w:shd w:val="clear" w:color="auto" w:fill="FFFFFF"/>
+            <w:tcMar>
+              <w:top w:w="0" w:type="dxa"/>
+              <w:bottom w:w="0" w:type="dxa"/>
+              <w:left w:w="0" w:type="dxa"/>
+              <w:right w:w="0" w:type="dxa"/>
+            </w:tcMar>
+            <w:vAlign w:val="top"/>
+          </w:tcPr>
+          <w:p>
+            <w:pPr>
+              <w:jc w:val="center"/>
+              <w:pBdr>
+                <w:bottom w:val="none" w:sz="0" w:space="0" w:color="000000"/>
+                <w:top w:val="none" w:sz="0" w:space="0" w:color="000000"/>
+                <w:left w:val="none" w:sz="0" w:space="0" w:color="000000"/>
+                <w:right w:val="none" w:sz="0" w:space="0" w:color="000000"/>
+              </w:pBdr>
+              <w:spacing w:after="10" w:before="10" w:line="240"/>
+              <w:ind w:left="100" w:right="100" w:firstLine="0" w:firstLineChars="0"/>
+              <w:rPr>
+                <w:rFonts w:ascii="Arial" w:hAnsi="Arial" w:eastAsia="Arial" w:cs="Arial"/>
+                <w:i w:val="false"/>
+                <w:b w:val="false"/>
+                <w:u w:val="none"/>
+                <w:sz w:val="18"/>
+                <w:szCs w:val="18"/>
+                <w:color w:val="000000"/>
+              </w:rPr>
+            </w:pPr>
+            <w:r>
+              <w:rPr>
+                <w:rFonts w:ascii="Arial" w:hAnsi="Arial" w:eastAsia="Arial" w:cs="Arial"/>
+                <w:i w:val="false"/>
+                <w:b w:val="false"/>
+                <w:u w:val="none"/>
+                <w:sz w:val="18"/>
+                <w:szCs w:val="18"/>
+                <w:color w:val="000000"/>
+              </w:rPr>
+              <w:t xml:space="preserve"/>
+            </w:r>
+          </w:p>
+        </w:tc>
+        <w:tc>
+          <w:tcPr>
+            <w:tcBorders>
+              <w:bottom w:val="none" w:sz="0" w:space="0" w:color="000000"/>
+              <w:top w:val="single" w:sz="12" w:space="0" w:color="666666"/>
+              <w:left w:val="none" w:sz="0" w:space="0" w:color="000000"/>
+              <w:right w:val="none" w:sz="0" w:space="0" w:color="000000"/>
+            </w:tcBorders>
+            <w:shd w:val="clear" w:color="auto" w:fill="FFFFFF"/>
+            <w:tcMar>
+              <w:top w:w="0" w:type="dxa"/>
+              <w:bottom w:w="0" w:type="dxa"/>
+              <w:left w:w="0" w:type="dxa"/>
+              <w:right w:w="0" w:type="dxa"/>
+            </w:tcMar>
+            <w:vAlign w:val="top"/>
+          </w:tcPr>
+          <w:p>
+            <w:pPr>
+              <w:jc w:val="center"/>
+              <w:pBdr>
+                <w:bottom w:val="none" w:sz="0" w:space="0" w:color="000000"/>
+                <w:top w:val="none" w:sz="0" w:space="0" w:color="000000"/>
+                <w:left w:val="none" w:sz="0" w:space="0" w:color="000000"/>
+                <w:right w:val="none" w:sz="0" w:space="0" w:color="000000"/>
+              </w:pBdr>
+              <w:spacing w:after="10" w:before="10" w:line="240"/>
+              <w:ind w:left="100" w:right="100" w:firstLine="0" w:firstLineChars="0"/>
+              <w:rPr>
+                <w:rFonts w:ascii="Arial" w:hAnsi="Arial" w:eastAsia="Arial" w:cs="Arial"/>
+                <w:i w:val="false"/>
+                <w:b w:val="true"/>
+                <w:u w:val="none"/>
+                <w:sz w:val="18"/>
+                <w:szCs w:val="18"/>
+                <w:color w:val="000000"/>
+              </w:rPr>
+            </w:pPr>
+            <w:r>
+              <w:rPr>
+                <w:rFonts w:ascii="Arial" w:hAnsi="Arial" w:eastAsia="Arial" w:cs="Arial"/>
+                <w:i w:val="false"/>
+                <w:b w:val="true"/>
+                <w:u w:val="none"/>
+                <w:sz w:val="18"/>
+                <w:szCs w:val="18"/>
+                <w:color w:val="000000"/>
+              </w:rPr>
+              <w:t xml:space="preserve">&lt;0.001**</w:t>
+            </w:r>
+          </w:p>
+        </w:tc>
+      </w:tr>
+      <w:tr>
+        <w:trPr>
+          <w:trHeight w:val="617" w:hRule="auto"/>
+        </w:trPr>
+        body 2
+        <w:tc>
+          <w:tcPr>
+            <w:tcBorders>
+              <w:bottom w:val="none" w:sz="0" w:space="0" w:color="000000"/>
+              <w:top w:val="none" w:sz="0" w:space="0" w:color="000000"/>
+              <w:left w:val="none" w:sz="0" w:space="0" w:color="000000"/>
+              <w:right w:val="none" w:sz="0" w:space="0" w:color="000000"/>
+            </w:tcBorders>
+            <w:shd w:val="clear" w:color="auto" w:fill="FFFFFF"/>
+            <w:tcMar>
+              <w:top w:w="0" w:type="dxa"/>
+              <w:bottom w:w="0" w:type="dxa"/>
+              <w:left w:w="0" w:type="dxa"/>
+              <w:right w:w="0" w:type="dxa"/>
+            </w:tcMar>
+            <w:vAlign w:val="top"/>
+          </w:tcPr>
+          <w:p>
+            <w:pPr>
+              <w:jc w:val="left"/>
+              <w:pBdr>
+                <w:bottom w:val="none" w:sz="0" w:space="0" w:color="000000"/>
+                <w:top w:val="none" w:sz="0" w:space="0" w:color="000000"/>
+                <w:left w:val="none" w:sz="0" w:space="0" w:color="000000"/>
+                <w:right w:val="none" w:sz="0" w:space="0" w:color="000000"/>
+              </w:pBdr>
+              <w:spacing w:after="10" w:before="10" w:line="240"/>
+              <w:ind w:left="300" w:right="100" w:firstLine="0" w:firstLineChars="0"/>
+              <w:rPr>
+                <w:rFonts w:ascii="Arial" w:hAnsi="Arial" w:eastAsia="Arial" w:cs="Arial"/>
+                <w:i w:val="false"/>
+                <w:b w:val="false"/>
+                <w:u w:val="none"/>
+                <w:sz w:val="18"/>
+                <w:szCs w:val="18"/>
+                <w:color w:val="000000"/>
+              </w:rPr>
+            </w:pPr>
+            <w:r>
+              <w:rPr>
+                <w:rFonts w:ascii="Arial" w:hAnsi="Arial" w:eastAsia="Arial" w:cs="Arial"/>
+                <w:i w:val="false"/>
+                <w:b w:val="false"/>
+                <w:u w:val="none"/>
+                <w:sz w:val="18"/>
+                <w:szCs w:val="18"/>
+                <w:color w:val="000000"/>
+              </w:rPr>
+              <w:t xml:space="preserve">Masculino</w:t>
+            </w:r>
+          </w:p>
+        </w:tc>
+        <w:tc>
+          <w:tcPr>
+            <w:tcBorders>
+              <w:bottom w:val="none" w:sz="0" w:space="0" w:color="000000"/>
+              <w:top w:val="none" w:sz="0" w:space="0" w:color="000000"/>
+              <w:left w:val="none" w:sz="0" w:space="0" w:color="000000"/>
+              <w:right w:val="none" w:sz="0" w:space="0" w:color="000000"/>
+            </w:tcBorders>
+            <w:shd w:val="clear" w:color="auto" w:fill="FFFFFF"/>
+            <w:tcMar>
+              <w:top w:w="0" w:type="dxa"/>
+              <w:bottom w:w="0" w:type="dxa"/>
+              <w:left w:w="0" w:type="dxa"/>
+              <w:right w:w="0" w:type="dxa"/>
+            </w:tcMar>
+            <w:vAlign w:val="top"/>
+          </w:tcPr>
+          <w:p>
+            <w:pPr>
+              <w:jc w:val="center"/>
+              <w:pBdr>
+                <w:bottom w:val="none" w:sz="0" w:space="0" w:color="000000"/>
+                <w:top w:val="none" w:sz="0" w:space="0" w:color="000000"/>
+                <w:left w:val="none" w:sz="0" w:space="0" w:color="000000"/>
+                <w:right w:val="none" w:sz="0" w:space="0" w:color="000000"/>
+              </w:pBdr>
+              <w:spacing w:after="10" w:before="10" w:line="240"/>
+              <w:ind w:left="100" w:right="100" w:firstLine="0" w:firstLineChars="0"/>
+              <w:rPr>
+                <w:rFonts w:ascii="Arial" w:hAnsi="Arial" w:eastAsia="Arial" w:cs="Arial"/>
+                <w:i w:val="false"/>
+                <w:b w:val="false"/>
+                <w:u w:val="none"/>
+                <w:sz w:val="18"/>
+                <w:szCs w:val="18"/>
+                <w:color w:val="000000"/>
+              </w:rPr>
+            </w:pPr>
+            <w:r>
+              <w:rPr>
+                <w:rFonts w:ascii="Arial" w:hAnsi="Arial" w:eastAsia="Arial" w:cs="Arial"/>
+                <w:i w:val="false"/>
+                <w:b w:val="false"/>
+                <w:u w:val="none"/>
+                <w:sz w:val="18"/>
+                <w:szCs w:val="18"/>
+                <w:color w:val="000000"/>
+              </w:rPr>
+              <w:t xml:space="preserve">861 (52.1%)</w:t>
+            </w:r>
+          </w:p>
+        </w:tc>
+        <w:tc>
+          <w:tcPr>
+            <w:tcBorders>
+              <w:bottom w:val="none" w:sz="0" w:space="0" w:color="000000"/>
+              <w:top w:val="none" w:sz="0" w:space="0" w:color="000000"/>
+              <w:left w:val="none" w:sz="0" w:space="0" w:color="000000"/>
+              <w:right w:val="none" w:sz="0" w:space="0" w:color="000000"/>
+            </w:tcBorders>
+            <w:shd w:val="clear" w:color="auto" w:fill="FFFFFF"/>
+            <w:tcMar>
+              <w:top w:w="0" w:type="dxa"/>
+              <w:bottom w:w="0" w:type="dxa"/>
+              <w:left w:w="0" w:type="dxa"/>
+              <w:right w:w="0" w:type="dxa"/>
+            </w:tcMar>
+            <w:vAlign w:val="top"/>
+          </w:tcPr>
+          <w:p>
+            <w:pPr>
+              <w:jc w:val="center"/>
+              <w:pBdr>
+                <w:bottom w:val="none" w:sz="0" w:space="0" w:color="000000"/>
+                <w:top w:val="none" w:sz="0" w:space="0" w:color="000000"/>
+                <w:left w:val="none" w:sz="0" w:space="0" w:color="000000"/>
+                <w:right w:val="none" w:sz="0" w:space="0" w:color="000000"/>
+              </w:pBdr>
+              <w:spacing w:after="10" w:before="10" w:line="240"/>
+              <w:ind w:left="100" w:right="100" w:firstLine="0" w:firstLineChars="0"/>
+              <w:rPr>
+                <w:rFonts w:ascii="Arial" w:hAnsi="Arial" w:eastAsia="Arial" w:cs="Arial"/>
+                <w:i w:val="false"/>
+                <w:b w:val="false"/>
+                <w:u w:val="none"/>
+                <w:sz w:val="18"/>
+                <w:szCs w:val="18"/>
+                <w:color w:val="000000"/>
+              </w:rPr>
+            </w:pPr>
+            <w:r>
+              <w:rPr>
+                <w:rFonts w:ascii="Arial" w:hAnsi="Arial" w:eastAsia="Arial" w:cs="Arial"/>
+                <w:i w:val="false"/>
+                <w:b w:val="false"/>
+                <w:u w:val="none"/>
+                <w:sz w:val="18"/>
+                <w:szCs w:val="18"/>
+                <w:color w:val="000000"/>
+              </w:rPr>
+              <w:t xml:space="preserve">375 (45.5%)</w:t>
+            </w:r>
+          </w:p>
+        </w:tc>
+        <w:tc>
+          <w:tcPr>
+            <w:tcBorders>
+              <w:bottom w:val="none" w:sz="0" w:space="0" w:color="000000"/>
+              <w:top w:val="none" w:sz="0" w:space="0" w:color="000000"/>
+              <w:left w:val="none" w:sz="0" w:space="0" w:color="000000"/>
+              <w:right w:val="none" w:sz="0" w:space="0" w:color="000000"/>
+            </w:tcBorders>
+            <w:shd w:val="clear" w:color="auto" w:fill="FFFFFF"/>
+            <w:tcMar>
+              <w:top w:w="0" w:type="dxa"/>
+              <w:bottom w:w="0" w:type="dxa"/>
+              <w:left w:w="0" w:type="dxa"/>
+              <w:right w:w="0" w:type="dxa"/>
+            </w:tcMar>
+            <w:vAlign w:val="top"/>
+          </w:tcPr>
+          <w:p>
+            <w:pPr>
+              <w:jc w:val="center"/>
+              <w:pBdr>
+                <w:bottom w:val="none" w:sz="0" w:space="0" w:color="000000"/>
+                <w:top w:val="none" w:sz="0" w:space="0" w:color="000000"/>
+                <w:left w:val="none" w:sz="0" w:space="0" w:color="000000"/>
+                <w:right w:val="none" w:sz="0" w:space="0" w:color="000000"/>
+              </w:pBdr>
+              <w:spacing w:after="10" w:before="10" w:line="240"/>
+              <w:ind w:left="100" w:right="100" w:firstLine="0" w:firstLineChars="0"/>
+              <w:rPr>
+                <w:rFonts w:ascii="Arial" w:hAnsi="Arial" w:eastAsia="Arial" w:cs="Arial"/>
+                <w:i w:val="false"/>
+                <w:b w:val="false"/>
+                <w:u w:val="none"/>
+                <w:sz w:val="18"/>
+                <w:szCs w:val="18"/>
+                <w:color w:val="000000"/>
+              </w:rPr>
+            </w:pPr>
+            <w:r>
+              <w:rPr>
+                <w:rFonts w:ascii="Arial" w:hAnsi="Arial" w:eastAsia="Arial" w:cs="Arial"/>
+                <w:i w:val="false"/>
+                <w:b w:val="false"/>
+                <w:u w:val="none"/>
+                <w:sz w:val="18"/>
+                <w:szCs w:val="18"/>
+                <w:color w:val="000000"/>
+              </w:rPr>
+              <w:t xml:space="preserve">71 (62.8%)</w:t>
+            </w:r>
+          </w:p>
+        </w:tc>
+        <w:tc>
+          <w:tcPr>
+            <w:tcBorders>
+              <w:bottom w:val="none" w:sz="0" w:space="0" w:color="000000"/>
+              <w:top w:val="none" w:sz="0" w:space="0" w:color="000000"/>
+              <w:left w:val="none" w:sz="0" w:space="0" w:color="000000"/>
+              <w:right w:val="none" w:sz="0" w:space="0" w:color="000000"/>
+            </w:tcBorders>
+            <w:shd w:val="clear" w:color="auto" w:fill="FFFFFF"/>
+            <w:tcMar>
+              <w:top w:w="0" w:type="dxa"/>
+              <w:bottom w:w="0" w:type="dxa"/>
+              <w:left w:w="0" w:type="dxa"/>
+              <w:right w:w="0" w:type="dxa"/>
+            </w:tcMar>
+            <w:vAlign w:val="top"/>
+          </w:tcPr>
+          <w:p>
+            <w:pPr>
+              <w:jc w:val="center"/>
+              <w:pBdr>
+                <w:bottom w:val="none" w:sz="0" w:space="0" w:color="000000"/>
+                <w:top w:val="none" w:sz="0" w:space="0" w:color="000000"/>
+                <w:left w:val="none" w:sz="0" w:space="0" w:color="000000"/>
+                <w:right w:val="none" w:sz="0" w:space="0" w:color="000000"/>
+              </w:pBdr>
+              <w:spacing w:after="10" w:before="10" w:line="240"/>
+              <w:ind w:left="100" w:right="100" w:firstLine="0" w:firstLineChars="0"/>
+              <w:rPr>
+                <w:rFonts w:ascii="Arial" w:hAnsi="Arial" w:eastAsia="Arial" w:cs="Arial"/>
+                <w:i w:val="false"/>
+                <w:b w:val="false"/>
+                <w:u w:val="none"/>
+                <w:sz w:val="18"/>
+                <w:szCs w:val="18"/>
+                <w:color w:val="000000"/>
+              </w:rPr>
+            </w:pPr>
+            <w:r>
+              <w:rPr>
+                <w:rFonts w:ascii="Arial" w:hAnsi="Arial" w:eastAsia="Arial" w:cs="Arial"/>
+                <w:i w:val="false"/>
+                <w:b w:val="false"/>
+                <w:u w:val="none"/>
+                <w:sz w:val="18"/>
+                <w:szCs w:val="18"/>
+                <w:color w:val="000000"/>
+              </w:rPr>
+              <w:t xml:space="preserve">290 (54.9%)</w:t>
+            </w:r>
+          </w:p>
+        </w:tc>
+        <w:tc>
+          <w:tcPr>
+            <w:tcBorders>
+              <w:bottom w:val="none" w:sz="0" w:space="0" w:color="000000"/>
+              <w:top w:val="none" w:sz="0" w:space="0" w:color="000000"/>
+              <w:left w:val="none" w:sz="0" w:space="0" w:color="000000"/>
+              <w:right w:val="none" w:sz="0" w:space="0" w:color="000000"/>
+            </w:tcBorders>
+            <w:shd w:val="clear" w:color="auto" w:fill="FFFFFF"/>
+            <w:tcMar>
+              <w:top w:w="0" w:type="dxa"/>
+              <w:bottom w:w="0" w:type="dxa"/>
+              <w:left w:w="0" w:type="dxa"/>
+              <w:right w:w="0" w:type="dxa"/>
+            </w:tcMar>
+            <w:vAlign w:val="top"/>
+          </w:tcPr>
+          <w:p>
+            <w:pPr>
+              <w:jc w:val="center"/>
+              <w:pBdr>
+                <w:bottom w:val="none" w:sz="0" w:space="0" w:color="000000"/>
+                <w:top w:val="none" w:sz="0" w:space="0" w:color="000000"/>
+                <w:left w:val="none" w:sz="0" w:space="0" w:color="000000"/>
+                <w:right w:val="none" w:sz="0" w:space="0" w:color="000000"/>
+              </w:pBdr>
+              <w:spacing w:after="10" w:before="10" w:line="240"/>
+              <w:ind w:left="100" w:right="100" w:firstLine="0" w:firstLineChars="0"/>
+              <w:rPr>
+                <w:rFonts w:ascii="Arial" w:hAnsi="Arial" w:eastAsia="Arial" w:cs="Arial"/>
+                <w:i w:val="false"/>
+                <w:b w:val="false"/>
+                <w:u w:val="none"/>
+                <w:sz w:val="18"/>
+                <w:szCs w:val="18"/>
+                <w:color w:val="000000"/>
+              </w:rPr>
+            </w:pPr>
+            <w:r>
+              <w:rPr>
+                <w:rFonts w:ascii="Arial" w:hAnsi="Arial" w:eastAsia="Arial" w:cs="Arial"/>
+                <w:i w:val="false"/>
+                <w:b w:val="false"/>
+                <w:u w:val="none"/>
+                <w:sz w:val="18"/>
+                <w:szCs w:val="18"/>
+                <w:color w:val="000000"/>
+              </w:rPr>
+              <w:t xml:space="preserve">125 (66.8%)</w:t>
+            </w:r>
+          </w:p>
+        </w:tc>
+        <w:tc>
+          <w:tcPr>
+            <w:tcBorders>
+              <w:bottom w:val="none" w:sz="0" w:space="0" w:color="000000"/>
+              <w:top w:val="none" w:sz="0" w:space="0" w:color="000000"/>
+              <w:left w:val="none" w:sz="0" w:space="0" w:color="000000"/>
+              <w:right w:val="none" w:sz="0" w:space="0" w:color="000000"/>
+            </w:tcBorders>
+            <w:shd w:val="clear" w:color="auto" w:fill="FFFFFF"/>
+            <w:tcMar>
+              <w:top w:w="0" w:type="dxa"/>
+              <w:bottom w:w="0" w:type="dxa"/>
+              <w:left w:w="0" w:type="dxa"/>
+              <w:right w:w="0" w:type="dxa"/>
+            </w:tcMar>
+            <w:vAlign w:val="top"/>
+          </w:tcPr>
+          <w:p>
+            <w:pPr>
+              <w:jc w:val="center"/>
+              <w:pBdr>
+                <w:bottom w:val="none" w:sz="0" w:space="0" w:color="000000"/>
+                <w:top w:val="none" w:sz="0" w:space="0" w:color="000000"/>
+                <w:left w:val="none" w:sz="0" w:space="0" w:color="000000"/>
+                <w:right w:val="none" w:sz="0" w:space="0" w:color="000000"/>
+              </w:pBdr>
+              <w:spacing w:after="10" w:before="10" w:line="240"/>
+              <w:ind w:left="100" w:right="100" w:firstLine="0" w:firstLineChars="0"/>
+              <w:rPr>
+                <w:rFonts w:ascii="Arial" w:hAnsi="Arial" w:eastAsia="Arial" w:cs="Arial"/>
+                <w:i w:val="false"/>
+                <w:b w:val="false"/>
+                <w:u w:val="none"/>
+                <w:sz w:val="18"/>
+                <w:szCs w:val="18"/>
+                <w:color w:val="000000"/>
+              </w:rPr>
+            </w:pPr>
+            <w:r>
+              <w:rPr>
+                <w:rFonts w:ascii="Arial" w:hAnsi="Arial" w:eastAsia="Arial" w:cs="Arial"/>
+                <w:i w:val="false"/>
+                <w:b w:val="false"/>
+                <w:u w:val="none"/>
+                <w:sz w:val="18"/>
+                <w:szCs w:val="18"/>
+                <w:color w:val="000000"/>
+              </w:rPr>
+              <w:t xml:space="preserve"/>
+            </w:r>
+          </w:p>
+        </w:tc>
+      </w:tr>
+      <w:tr>
+        <w:trPr>
+          <w:trHeight w:val="617" w:hRule="auto"/>
+        </w:trPr>
+        body 3
+        <w:tc>
+          <w:tcPr>
+            <w:tcBorders>
+              <w:bottom w:val="none" w:sz="0" w:space="0" w:color="000000"/>
+              <w:top w:val="none" w:sz="0" w:space="0" w:color="000000"/>
+              <w:left w:val="none" w:sz="0" w:space="0" w:color="000000"/>
+              <w:right w:val="none" w:sz="0" w:space="0" w:color="000000"/>
+            </w:tcBorders>
+            <w:shd w:val="clear" w:color="auto" w:fill="FFFFFF"/>
+            <w:tcMar>
+              <w:top w:w="0" w:type="dxa"/>
+              <w:bottom w:w="0" w:type="dxa"/>
+              <w:left w:w="0" w:type="dxa"/>
+              <w:right w:w="0" w:type="dxa"/>
+            </w:tcMar>
+            <w:vAlign w:val="top"/>
+          </w:tcPr>
+          <w:p>
+            <w:pPr>
+              <w:jc w:val="left"/>
+              <w:pBdr>
+                <w:bottom w:val="none" w:sz="0" w:space="0" w:color="000000"/>
+                <w:top w:val="none" w:sz="0" w:space="0" w:color="000000"/>
+                <w:left w:val="none" w:sz="0" w:space="0" w:color="000000"/>
+                <w:right w:val="none" w:sz="0" w:space="0" w:color="000000"/>
+              </w:pBdr>
+              <w:spacing w:after="10" w:before="10" w:line="240"/>
+              <w:ind w:left="300" w:right="100" w:firstLine="0" w:firstLineChars="0"/>
+              <w:rPr>
+                <w:rFonts w:ascii="Arial" w:hAnsi="Arial" w:eastAsia="Arial" w:cs="Arial"/>
+                <w:i w:val="false"/>
+                <w:b w:val="false"/>
+                <w:u w:val="none"/>
+                <w:sz w:val="18"/>
+                <w:szCs w:val="18"/>
+                <w:color w:val="000000"/>
+              </w:rPr>
+            </w:pPr>
+            <w:r>
+              <w:rPr>
+                <w:rFonts w:ascii="Arial" w:hAnsi="Arial" w:eastAsia="Arial" w:cs="Arial"/>
+                <w:i w:val="false"/>
+                <w:b w:val="false"/>
+                <w:u w:val="none"/>
+                <w:sz w:val="18"/>
+                <w:szCs w:val="18"/>
+                <w:color w:val="000000"/>
+              </w:rPr>
+              <w:t xml:space="preserve">Femenino</w:t>
+            </w:r>
+          </w:p>
+        </w:tc>
+        <w:tc>
+          <w:tcPr>
+            <w:tcBorders>
+              <w:bottom w:val="none" w:sz="0" w:space="0" w:color="000000"/>
+              <w:top w:val="none" w:sz="0" w:space="0" w:color="000000"/>
+              <w:left w:val="none" w:sz="0" w:space="0" w:color="000000"/>
+              <w:right w:val="none" w:sz="0" w:space="0" w:color="000000"/>
+            </w:tcBorders>
+            <w:shd w:val="clear" w:color="auto" w:fill="FFFFFF"/>
+            <w:tcMar>
+              <w:top w:w="0" w:type="dxa"/>
+              <w:bottom w:w="0" w:type="dxa"/>
+              <w:left w:w="0" w:type="dxa"/>
+              <w:right w:w="0" w:type="dxa"/>
+            </w:tcMar>
+            <w:vAlign w:val="top"/>
+          </w:tcPr>
+          <w:p>
+            <w:pPr>
+              <w:jc w:val="center"/>
+              <w:pBdr>
+                <w:bottom w:val="none" w:sz="0" w:space="0" w:color="000000"/>
+                <w:top w:val="none" w:sz="0" w:space="0" w:color="000000"/>
+                <w:left w:val="none" w:sz="0" w:space="0" w:color="000000"/>
+                <w:right w:val="none" w:sz="0" w:space="0" w:color="000000"/>
+              </w:pBdr>
+              <w:spacing w:after="10" w:before="10" w:line="240"/>
+              <w:ind w:left="100" w:right="100" w:firstLine="0" w:firstLineChars="0"/>
+              <w:rPr>
+                <w:rFonts w:ascii="Arial" w:hAnsi="Arial" w:eastAsia="Arial" w:cs="Arial"/>
+                <w:i w:val="false"/>
+                <w:b w:val="false"/>
+                <w:u w:val="none"/>
+                <w:sz w:val="18"/>
+                <w:szCs w:val="18"/>
+                <w:color w:val="000000"/>
+              </w:rPr>
+            </w:pPr>
+            <w:r>
+              <w:rPr>
+                <w:rFonts w:ascii="Arial" w:hAnsi="Arial" w:eastAsia="Arial" w:cs="Arial"/>
+                <w:i w:val="false"/>
+                <w:b w:val="false"/>
+                <w:u w:val="none"/>
+                <w:sz w:val="18"/>
+                <w:szCs w:val="18"/>
+                <w:color w:val="000000"/>
+              </w:rPr>
+              <w:t xml:space="preserve">792 (47.9%)</w:t>
+            </w:r>
+          </w:p>
+        </w:tc>
+        <w:tc>
+          <w:tcPr>
+            <w:tcBorders>
+              <w:bottom w:val="none" w:sz="0" w:space="0" w:color="000000"/>
+              <w:top w:val="none" w:sz="0" w:space="0" w:color="000000"/>
+              <w:left w:val="none" w:sz="0" w:space="0" w:color="000000"/>
+              <w:right w:val="none" w:sz="0" w:space="0" w:color="000000"/>
+            </w:tcBorders>
+            <w:shd w:val="clear" w:color="auto" w:fill="FFFFFF"/>
+            <w:tcMar>
+              <w:top w:w="0" w:type="dxa"/>
+              <w:bottom w:w="0" w:type="dxa"/>
+              <w:left w:w="0" w:type="dxa"/>
+              <w:right w:w="0" w:type="dxa"/>
+            </w:tcMar>
+            <w:vAlign w:val="top"/>
+          </w:tcPr>
+          <w:p>
+            <w:pPr>
+              <w:jc w:val="center"/>
+              <w:pBdr>
+                <w:bottom w:val="none" w:sz="0" w:space="0" w:color="000000"/>
+                <w:top w:val="none" w:sz="0" w:space="0" w:color="000000"/>
+                <w:left w:val="none" w:sz="0" w:space="0" w:color="000000"/>
+                <w:right w:val="none" w:sz="0" w:space="0" w:color="000000"/>
+              </w:pBdr>
+              <w:spacing w:after="10" w:before="10" w:line="240"/>
+              <w:ind w:left="100" w:right="100" w:firstLine="0" w:firstLineChars="0"/>
+              <w:rPr>
+                <w:rFonts w:ascii="Arial" w:hAnsi="Arial" w:eastAsia="Arial" w:cs="Arial"/>
+                <w:i w:val="false"/>
+                <w:b w:val="false"/>
+                <w:u w:val="none"/>
+                <w:sz w:val="18"/>
+                <w:szCs w:val="18"/>
+                <w:color w:val="000000"/>
+              </w:rPr>
+            </w:pPr>
+            <w:r>
+              <w:rPr>
+                <w:rFonts w:ascii="Arial" w:hAnsi="Arial" w:eastAsia="Arial" w:cs="Arial"/>
+                <w:i w:val="false"/>
+                <w:b w:val="false"/>
+                <w:u w:val="none"/>
+                <w:sz w:val="18"/>
+                <w:szCs w:val="18"/>
+                <w:color w:val="000000"/>
+              </w:rPr>
+              <w:t xml:space="preserve">450 (54.5%)</w:t>
+            </w:r>
+          </w:p>
+        </w:tc>
+        <w:tc>
+          <w:tcPr>
+            <w:tcBorders>
+              <w:bottom w:val="none" w:sz="0" w:space="0" w:color="000000"/>
+              <w:top w:val="none" w:sz="0" w:space="0" w:color="000000"/>
+              <w:left w:val="none" w:sz="0" w:space="0" w:color="000000"/>
+              <w:right w:val="none" w:sz="0" w:space="0" w:color="000000"/>
+            </w:tcBorders>
+            <w:shd w:val="clear" w:color="auto" w:fill="FFFFFF"/>
+            <w:tcMar>
+              <w:top w:w="0" w:type="dxa"/>
+              <w:bottom w:w="0" w:type="dxa"/>
+              <w:left w:w="0" w:type="dxa"/>
+              <w:right w:w="0" w:type="dxa"/>
+            </w:tcMar>
+            <w:vAlign w:val="top"/>
+          </w:tcPr>
+          <w:p>
+            <w:pPr>
+              <w:jc w:val="center"/>
+              <w:pBdr>
+                <w:bottom w:val="none" w:sz="0" w:space="0" w:color="000000"/>
+                <w:top w:val="none" w:sz="0" w:space="0" w:color="000000"/>
+                <w:left w:val="none" w:sz="0" w:space="0" w:color="000000"/>
+                <w:right w:val="none" w:sz="0" w:space="0" w:color="000000"/>
+              </w:pBdr>
+              <w:spacing w:after="10" w:before="10" w:line="240"/>
+              <w:ind w:left="100" w:right="100" w:firstLine="0" w:firstLineChars="0"/>
+              <w:rPr>
+                <w:rFonts w:ascii="Arial" w:hAnsi="Arial" w:eastAsia="Arial" w:cs="Arial"/>
+                <w:i w:val="false"/>
+                <w:b w:val="false"/>
+                <w:u w:val="none"/>
+                <w:sz w:val="18"/>
+                <w:szCs w:val="18"/>
+                <w:color w:val="000000"/>
+              </w:rPr>
+            </w:pPr>
+            <w:r>
+              <w:rPr>
+                <w:rFonts w:ascii="Arial" w:hAnsi="Arial" w:eastAsia="Arial" w:cs="Arial"/>
+                <w:i w:val="false"/>
+                <w:b w:val="false"/>
+                <w:u w:val="none"/>
+                <w:sz w:val="18"/>
+                <w:szCs w:val="18"/>
+                <w:color w:val="000000"/>
+              </w:rPr>
+              <w:t xml:space="preserve">42 (37.2%)</w:t>
+            </w:r>
+          </w:p>
+        </w:tc>
+        <w:tc>
+          <w:tcPr>
+            <w:tcBorders>
+              <w:bottom w:val="none" w:sz="0" w:space="0" w:color="000000"/>
+              <w:top w:val="none" w:sz="0" w:space="0" w:color="000000"/>
+              <w:left w:val="none" w:sz="0" w:space="0" w:color="000000"/>
+              <w:right w:val="none" w:sz="0" w:space="0" w:color="000000"/>
+            </w:tcBorders>
+            <w:shd w:val="clear" w:color="auto" w:fill="FFFFFF"/>
+            <w:tcMar>
+              <w:top w:w="0" w:type="dxa"/>
+              <w:bottom w:w="0" w:type="dxa"/>
+              <w:left w:w="0" w:type="dxa"/>
+              <w:right w:w="0" w:type="dxa"/>
+            </w:tcMar>
+            <w:vAlign w:val="top"/>
+          </w:tcPr>
+          <w:p>
+            <w:pPr>
+              <w:jc w:val="center"/>
+              <w:pBdr>
+                <w:bottom w:val="none" w:sz="0" w:space="0" w:color="000000"/>
+                <w:top w:val="none" w:sz="0" w:space="0" w:color="000000"/>
+                <w:left w:val="none" w:sz="0" w:space="0" w:color="000000"/>
+                <w:right w:val="none" w:sz="0" w:space="0" w:color="000000"/>
+              </w:pBdr>
+              <w:spacing w:after="10" w:before="10" w:line="240"/>
+              <w:ind w:left="100" w:right="100" w:firstLine="0" w:firstLineChars="0"/>
+              <w:rPr>
+                <w:rFonts w:ascii="Arial" w:hAnsi="Arial" w:eastAsia="Arial" w:cs="Arial"/>
+                <w:i w:val="false"/>
+                <w:b w:val="false"/>
+                <w:u w:val="none"/>
+                <w:sz w:val="18"/>
+                <w:szCs w:val="18"/>
+                <w:color w:val="000000"/>
+              </w:rPr>
+            </w:pPr>
+            <w:r>
+              <w:rPr>
+                <w:rFonts w:ascii="Arial" w:hAnsi="Arial" w:eastAsia="Arial" w:cs="Arial"/>
+                <w:i w:val="false"/>
+                <w:b w:val="false"/>
+                <w:u w:val="none"/>
+                <w:sz w:val="18"/>
+                <w:szCs w:val="18"/>
+                <w:color w:val="000000"/>
+              </w:rPr>
+              <w:t xml:space="preserve">238 (45.1%)</w:t>
+            </w:r>
+          </w:p>
+        </w:tc>
+        <w:tc>
+          <w:tcPr>
+            <w:tcBorders>
+              <w:bottom w:val="none" w:sz="0" w:space="0" w:color="000000"/>
+              <w:top w:val="none" w:sz="0" w:space="0" w:color="000000"/>
+              <w:left w:val="none" w:sz="0" w:space="0" w:color="000000"/>
+              <w:right w:val="none" w:sz="0" w:space="0" w:color="000000"/>
+            </w:tcBorders>
+            <w:shd w:val="clear" w:color="auto" w:fill="FFFFFF"/>
+            <w:tcMar>
+              <w:top w:w="0" w:type="dxa"/>
+              <w:bottom w:w="0" w:type="dxa"/>
+              <w:left w:w="0" w:type="dxa"/>
+              <w:right w:w="0" w:type="dxa"/>
+            </w:tcMar>
+            <w:vAlign w:val="top"/>
+          </w:tcPr>
+          <w:p>
+            <w:pPr>
+              <w:jc w:val="center"/>
+              <w:pBdr>
+                <w:bottom w:val="none" w:sz="0" w:space="0" w:color="000000"/>
+                <w:top w:val="none" w:sz="0" w:space="0" w:color="000000"/>
+                <w:left w:val="none" w:sz="0" w:space="0" w:color="000000"/>
+                <w:right w:val="none" w:sz="0" w:space="0" w:color="000000"/>
+              </w:pBdr>
+              <w:spacing w:after="10" w:before="10" w:line="240"/>
+              <w:ind w:left="100" w:right="100" w:firstLine="0" w:firstLineChars="0"/>
+              <w:rPr>
+                <w:rFonts w:ascii="Arial" w:hAnsi="Arial" w:eastAsia="Arial" w:cs="Arial"/>
+                <w:i w:val="false"/>
+                <w:b w:val="false"/>
+                <w:u w:val="none"/>
+                <w:sz w:val="18"/>
+                <w:szCs w:val="18"/>
+                <w:color w:val="000000"/>
+              </w:rPr>
+            </w:pPr>
+            <w:r>
+              <w:rPr>
+                <w:rFonts w:ascii="Arial" w:hAnsi="Arial" w:eastAsia="Arial" w:cs="Arial"/>
+                <w:i w:val="false"/>
+                <w:b w:val="false"/>
+                <w:u w:val="none"/>
+                <w:sz w:val="18"/>
+                <w:szCs w:val="18"/>
+                <w:color w:val="000000"/>
+              </w:rPr>
+              <w:t xml:space="preserve">62 (33.2%)</w:t>
+            </w:r>
+          </w:p>
+        </w:tc>
+        <w:tc>
+          <w:tcPr>
+            <w:tcBorders>
+              <w:bottom w:val="none" w:sz="0" w:space="0" w:color="000000"/>
+              <w:top w:val="none" w:sz="0" w:space="0" w:color="000000"/>
+              <w:left w:val="none" w:sz="0" w:space="0" w:color="000000"/>
+              <w:right w:val="none" w:sz="0" w:space="0" w:color="000000"/>
+            </w:tcBorders>
+            <w:shd w:val="clear" w:color="auto" w:fill="FFFFFF"/>
+            <w:tcMar>
+              <w:top w:w="0" w:type="dxa"/>
+              <w:bottom w:w="0" w:type="dxa"/>
+              <w:left w:w="0" w:type="dxa"/>
+              <w:right w:w="0" w:type="dxa"/>
+            </w:tcMar>
+            <w:vAlign w:val="top"/>
+          </w:tcPr>
+          <w:p>
+            <w:pPr>
+              <w:jc w:val="center"/>
+              <w:pBdr>
+                <w:bottom w:val="none" w:sz="0" w:space="0" w:color="000000"/>
+                <w:top w:val="none" w:sz="0" w:space="0" w:color="000000"/>
+                <w:left w:val="none" w:sz="0" w:space="0" w:color="000000"/>
+                <w:right w:val="none" w:sz="0" w:space="0" w:color="000000"/>
+              </w:pBdr>
+              <w:spacing w:after="10" w:before="10" w:line="240"/>
+              <w:ind w:left="100" w:right="100" w:firstLine="0" w:firstLineChars="0"/>
+              <w:rPr>
+                <w:rFonts w:ascii="Arial" w:hAnsi="Arial" w:eastAsia="Arial" w:cs="Arial"/>
+                <w:i w:val="false"/>
+                <w:b w:val="false"/>
+                <w:u w:val="none"/>
+                <w:sz w:val="18"/>
+                <w:szCs w:val="18"/>
+                <w:color w:val="000000"/>
+              </w:rPr>
+            </w:pPr>
+            <w:r>
+              <w:rPr>
+                <w:rFonts w:ascii="Arial" w:hAnsi="Arial" w:eastAsia="Arial" w:cs="Arial"/>
+                <w:i w:val="false"/>
+                <w:b w:val="false"/>
+                <w:u w:val="none"/>
+                <w:sz w:val="18"/>
+                <w:szCs w:val="18"/>
+                <w:color w:val="000000"/>
+              </w:rPr>
+              <w:t xml:space="preserve"/>
+            </w:r>
+          </w:p>
+        </w:tc>
+      </w:tr>
+      <w:tr>
+        <w:trPr>
+          <w:trHeight w:val="654" w:hRule="auto"/>
+        </w:trPr>
+        body 4
+        <w:tc>
+          <w:tcPr>
+            <w:tcBorders>
+              <w:bottom w:val="none" w:sz="0" w:space="0" w:color="000000"/>
+              <w:top w:val="none" w:sz="0" w:space="0" w:color="000000"/>
+              <w:left w:val="none" w:sz="0" w:space="0" w:color="000000"/>
+              <w:right w:val="none" w:sz="0" w:space="0" w:color="000000"/>
+            </w:tcBorders>
+            <w:shd w:val="clear" w:color="auto" w:fill="FFFFFF"/>
+            <w:tcMar>
+              <w:top w:w="0" w:type="dxa"/>
+              <w:bottom w:w="0" w:type="dxa"/>
+              <w:left w:w="0" w:type="dxa"/>
+              <w:right w:w="0" w:type="dxa"/>
+            </w:tcMar>
+            <w:vAlign w:val="top"/>
+          </w:tcPr>
+          <w:p>
+            <w:pPr>
+              <w:jc w:val="left"/>
+              <w:pBdr>
+                <w:bottom w:val="none" w:sz="0" w:space="0" w:color="000000"/>
+                <w:top w:val="none" w:sz="0" w:space="0" w:color="000000"/>
+                <w:left w:val="none" w:sz="0" w:space="0" w:color="000000"/>
+                <w:right w:val="none" w:sz="0" w:space="0" w:color="000000"/>
+              </w:pBdr>
+              <w:spacing w:after="10" w:before="10" w:line="240"/>
+              <w:ind w:left="100" w:right="100" w:firstLine="0" w:firstLineChars="0"/>
+              <w:rPr>
+                <w:rFonts w:ascii="Arial" w:hAnsi="Arial" w:eastAsia="Arial" w:cs="Arial"/>
+                <w:i w:val="false"/>
+                <w:b w:val="false"/>
+                <w:u w:val="none"/>
+                <w:sz w:val="18"/>
+                <w:szCs w:val="18"/>
+                <w:color w:val="000000"/>
+              </w:rPr>
+            </w:pPr>
+            <w:r>
+              <w:rPr>
+                <w:rFonts w:ascii="Arial" w:hAnsi="Arial" w:eastAsia="Arial" w:cs="Arial"/>
+                <w:i w:val="false"/>
+                <w:b w:val="false"/>
+                <w:u w:val="none"/>
+                <w:sz w:val="18"/>
+                <w:szCs w:val="18"/>
+                <w:color w:val="000000"/>
+              </w:rPr>
+              <w:t xml:space="preserve">Índice de riqueza, n (%)</w:t>
+            </w:r>
+          </w:p>
+        </w:tc>
+        <w:tc>
+          <w:tcPr>
+            <w:tcBorders>
+              <w:bottom w:val="none" w:sz="0" w:space="0" w:color="000000"/>
+              <w:top w:val="none" w:sz="0" w:space="0" w:color="000000"/>
+              <w:left w:val="none" w:sz="0" w:space="0" w:color="000000"/>
+              <w:right w:val="none" w:sz="0" w:space="0" w:color="000000"/>
+            </w:tcBorders>
+            <w:shd w:val="clear" w:color="auto" w:fill="FFFFFF"/>
+            <w:tcMar>
+              <w:top w:w="0" w:type="dxa"/>
+              <w:bottom w:w="0" w:type="dxa"/>
+              <w:left w:w="0" w:type="dxa"/>
+              <w:right w:w="0" w:type="dxa"/>
+            </w:tcMar>
+            <w:vAlign w:val="top"/>
+          </w:tcPr>
+          <w:p>
+            <w:pPr>
+              <w:jc w:val="center"/>
+              <w:pBdr>
+                <w:bottom w:val="none" w:sz="0" w:space="0" w:color="000000"/>
+                <w:top w:val="none" w:sz="0" w:space="0" w:color="000000"/>
+                <w:left w:val="none" w:sz="0" w:space="0" w:color="000000"/>
+                <w:right w:val="none" w:sz="0" w:space="0" w:color="000000"/>
+              </w:pBdr>
+              <w:spacing w:after="10" w:before="10" w:line="240"/>
+              <w:ind w:left="100" w:right="100" w:firstLine="0" w:firstLineChars="0"/>
+              <w:rPr>
+                <w:rFonts w:ascii="Arial" w:hAnsi="Arial" w:eastAsia="Arial" w:cs="Arial"/>
+                <w:i w:val="false"/>
+                <w:b w:val="false"/>
+                <w:u w:val="none"/>
+                <w:sz w:val="18"/>
+                <w:szCs w:val="18"/>
+                <w:color w:val="000000"/>
+              </w:rPr>
+            </w:pPr>
+            <w:r>
+              <w:rPr>
+                <w:rFonts w:ascii="Arial" w:hAnsi="Arial" w:eastAsia="Arial" w:cs="Arial"/>
+                <w:i w:val="false"/>
+                <w:b w:val="false"/>
+                <w:u w:val="none"/>
+                <w:sz w:val="18"/>
+                <w:szCs w:val="18"/>
+                <w:color w:val="000000"/>
+              </w:rPr>
+              <w:t xml:space="preserve"/>
+            </w:r>
+          </w:p>
+        </w:tc>
+        <w:tc>
+          <w:tcPr>
+            <w:tcBorders>
+              <w:bottom w:val="none" w:sz="0" w:space="0" w:color="000000"/>
+              <w:top w:val="none" w:sz="0" w:space="0" w:color="000000"/>
+              <w:left w:val="none" w:sz="0" w:space="0" w:color="000000"/>
+              <w:right w:val="none" w:sz="0" w:space="0" w:color="000000"/>
+            </w:tcBorders>
+            <w:shd w:val="clear" w:color="auto" w:fill="FFFFFF"/>
+            <w:tcMar>
+              <w:top w:w="0" w:type="dxa"/>
+              <w:bottom w:w="0" w:type="dxa"/>
+              <w:left w:w="0" w:type="dxa"/>
+              <w:right w:w="0" w:type="dxa"/>
+            </w:tcMar>
+            <w:vAlign w:val="top"/>
+          </w:tcPr>
+          <w:p>
+            <w:pPr>
+              <w:jc w:val="center"/>
+              <w:pBdr>
+                <w:bottom w:val="none" w:sz="0" w:space="0" w:color="000000"/>
+                <w:top w:val="none" w:sz="0" w:space="0" w:color="000000"/>
+                <w:left w:val="none" w:sz="0" w:space="0" w:color="000000"/>
+                <w:right w:val="none" w:sz="0" w:space="0" w:color="000000"/>
+              </w:pBdr>
+              <w:spacing w:after="10" w:before="10" w:line="240"/>
+              <w:ind w:left="100" w:right="100" w:firstLine="0" w:firstLineChars="0"/>
+              <w:rPr>
+                <w:rFonts w:ascii="Arial" w:hAnsi="Arial" w:eastAsia="Arial" w:cs="Arial"/>
+                <w:i w:val="false"/>
+                <w:b w:val="false"/>
+                <w:u w:val="none"/>
+                <w:sz w:val="18"/>
+                <w:szCs w:val="18"/>
+                <w:color w:val="000000"/>
+              </w:rPr>
+            </w:pPr>
+            <w:r>
+              <w:rPr>
+                <w:rFonts w:ascii="Arial" w:hAnsi="Arial" w:eastAsia="Arial" w:cs="Arial"/>
+                <w:i w:val="false"/>
+                <w:b w:val="false"/>
+                <w:u w:val="none"/>
+                <w:sz w:val="18"/>
+                <w:szCs w:val="18"/>
+                <w:color w:val="000000"/>
+              </w:rPr>
+              <w:t xml:space="preserve"/>
+            </w:r>
+          </w:p>
+        </w:tc>
+        <w:tc>
+          <w:tcPr>
+            <w:tcBorders>
+              <w:bottom w:val="none" w:sz="0" w:space="0" w:color="000000"/>
+              <w:top w:val="none" w:sz="0" w:space="0" w:color="000000"/>
+              <w:left w:val="none" w:sz="0" w:space="0" w:color="000000"/>
+              <w:right w:val="none" w:sz="0" w:space="0" w:color="000000"/>
+            </w:tcBorders>
+            <w:shd w:val="clear" w:color="auto" w:fill="FFFFFF"/>
+            <w:tcMar>
+              <w:top w:w="0" w:type="dxa"/>
+              <w:bottom w:w="0" w:type="dxa"/>
+              <w:left w:w="0" w:type="dxa"/>
+              <w:right w:w="0" w:type="dxa"/>
+            </w:tcMar>
+            <w:vAlign w:val="top"/>
+          </w:tcPr>
+          <w:p>
+            <w:pPr>
+              <w:jc w:val="center"/>
+              <w:pBdr>
+                <w:bottom w:val="none" w:sz="0" w:space="0" w:color="000000"/>
+                <w:top w:val="none" w:sz="0" w:space="0" w:color="000000"/>
+                <w:left w:val="none" w:sz="0" w:space="0" w:color="000000"/>
+                <w:right w:val="none" w:sz="0" w:space="0" w:color="000000"/>
+              </w:pBdr>
+              <w:spacing w:after="10" w:before="10" w:line="240"/>
+              <w:ind w:left="100" w:right="100" w:firstLine="0" w:firstLineChars="0"/>
+              <w:rPr>
+                <w:rFonts w:ascii="Arial" w:hAnsi="Arial" w:eastAsia="Arial" w:cs="Arial"/>
+                <w:i w:val="false"/>
+                <w:b w:val="false"/>
+                <w:u w:val="none"/>
+                <w:sz w:val="18"/>
+                <w:szCs w:val="18"/>
+                <w:color w:val="000000"/>
+              </w:rPr>
+            </w:pPr>
+            <w:r>
+              <w:rPr>
+                <w:rFonts w:ascii="Arial" w:hAnsi="Arial" w:eastAsia="Arial" w:cs="Arial"/>
+                <w:i w:val="false"/>
+                <w:b w:val="false"/>
+                <w:u w:val="none"/>
+                <w:sz w:val="18"/>
+                <w:szCs w:val="18"/>
+                <w:color w:val="000000"/>
+              </w:rPr>
+              <w:t xml:space="preserve"/>
+            </w:r>
+          </w:p>
+        </w:tc>
+        <w:tc>
+          <w:tcPr>
+            <w:tcBorders>
+              <w:bottom w:val="none" w:sz="0" w:space="0" w:color="000000"/>
+              <w:top w:val="none" w:sz="0" w:space="0" w:color="000000"/>
+              <w:left w:val="none" w:sz="0" w:space="0" w:color="000000"/>
+              <w:right w:val="none" w:sz="0" w:space="0" w:color="000000"/>
+            </w:tcBorders>
+            <w:shd w:val="clear" w:color="auto" w:fill="FFFFFF"/>
+            <w:tcMar>
+              <w:top w:w="0" w:type="dxa"/>
+              <w:bottom w:w="0" w:type="dxa"/>
+              <w:left w:w="0" w:type="dxa"/>
+              <w:right w:w="0" w:type="dxa"/>
+            </w:tcMar>
+            <w:vAlign w:val="top"/>
+          </w:tcPr>
+          <w:p>
+            <w:pPr>
+              <w:jc w:val="center"/>
+              <w:pBdr>
+                <w:bottom w:val="none" w:sz="0" w:space="0" w:color="000000"/>
+                <w:top w:val="none" w:sz="0" w:space="0" w:color="000000"/>
+                <w:left w:val="none" w:sz="0" w:space="0" w:color="000000"/>
+                <w:right w:val="none" w:sz="0" w:space="0" w:color="000000"/>
+              </w:pBdr>
+              <w:spacing w:after="10" w:before="10" w:line="240"/>
+              <w:ind w:left="100" w:right="100" w:firstLine="0" w:firstLineChars="0"/>
+              <w:rPr>
+                <w:rFonts w:ascii="Arial" w:hAnsi="Arial" w:eastAsia="Arial" w:cs="Arial"/>
+                <w:i w:val="false"/>
+                <w:b w:val="false"/>
+                <w:u w:val="none"/>
+                <w:sz w:val="18"/>
+                <w:szCs w:val="18"/>
+                <w:color w:val="000000"/>
+              </w:rPr>
+            </w:pPr>
+            <w:r>
+              <w:rPr>
+                <w:rFonts w:ascii="Arial" w:hAnsi="Arial" w:eastAsia="Arial" w:cs="Arial"/>
+                <w:i w:val="false"/>
+                <w:b w:val="false"/>
+                <w:u w:val="none"/>
+                <w:sz w:val="18"/>
+                <w:szCs w:val="18"/>
+                <w:color w:val="000000"/>
+              </w:rPr>
+              <w:t xml:space="preserve"/>
+            </w:r>
+          </w:p>
+        </w:tc>
+        <w:tc>
+          <w:tcPr>
+            <w:tcBorders>
+              <w:bottom w:val="none" w:sz="0" w:space="0" w:color="000000"/>
+              <w:top w:val="none" w:sz="0" w:space="0" w:color="000000"/>
+              <w:left w:val="none" w:sz="0" w:space="0" w:color="000000"/>
+              <w:right w:val="none" w:sz="0" w:space="0" w:color="000000"/>
+            </w:tcBorders>
+            <w:shd w:val="clear" w:color="auto" w:fill="FFFFFF"/>
+            <w:tcMar>
+              <w:top w:w="0" w:type="dxa"/>
+              <w:bottom w:w="0" w:type="dxa"/>
+              <w:left w:w="0" w:type="dxa"/>
+              <w:right w:w="0" w:type="dxa"/>
+            </w:tcMar>
+            <w:vAlign w:val="top"/>
+          </w:tcPr>
+          <w:p>
+            <w:pPr>
+              <w:jc w:val="center"/>
+              <w:pBdr>
+                <w:bottom w:val="none" w:sz="0" w:space="0" w:color="000000"/>
+                <w:top w:val="none" w:sz="0" w:space="0" w:color="000000"/>
+                <w:left w:val="none" w:sz="0" w:space="0" w:color="000000"/>
+                <w:right w:val="none" w:sz="0" w:space="0" w:color="000000"/>
+              </w:pBdr>
+              <w:spacing w:after="10" w:before="10" w:line="240"/>
+              <w:ind w:left="100" w:right="100" w:firstLine="0" w:firstLineChars="0"/>
+              <w:rPr>
+                <w:rFonts w:ascii="Arial" w:hAnsi="Arial" w:eastAsia="Arial" w:cs="Arial"/>
+                <w:i w:val="false"/>
+                <w:b w:val="false"/>
+                <w:u w:val="none"/>
+                <w:sz w:val="18"/>
+                <w:szCs w:val="18"/>
+                <w:color w:val="000000"/>
+              </w:rPr>
+            </w:pPr>
+            <w:r>
+              <w:rPr>
+                <w:rFonts w:ascii="Arial" w:hAnsi="Arial" w:eastAsia="Arial" w:cs="Arial"/>
+                <w:i w:val="false"/>
+                <w:b w:val="false"/>
+                <w:u w:val="none"/>
+                <w:sz w:val="18"/>
+                <w:szCs w:val="18"/>
+                <w:color w:val="000000"/>
+              </w:rPr>
+              <w:t xml:space="preserve"/>
+            </w:r>
+          </w:p>
+        </w:tc>
+        <w:tc>
+          <w:tcPr>
+            <w:tcBorders>
+              <w:bottom w:val="none" w:sz="0" w:space="0" w:color="000000"/>
+              <w:top w:val="none" w:sz="0" w:space="0" w:color="000000"/>
+              <w:left w:val="none" w:sz="0" w:space="0" w:color="000000"/>
+              <w:right w:val="none" w:sz="0" w:space="0" w:color="000000"/>
+            </w:tcBorders>
+            <w:shd w:val="clear" w:color="auto" w:fill="FFFFFF"/>
+            <w:tcMar>
+              <w:top w:w="0" w:type="dxa"/>
+              <w:bottom w:w="0" w:type="dxa"/>
+              <w:left w:w="0" w:type="dxa"/>
+              <w:right w:w="0" w:type="dxa"/>
+            </w:tcMar>
+            <w:vAlign w:val="top"/>
+          </w:tcPr>
+          <w:p>
+            <w:pPr>
+              <w:jc w:val="center"/>
+              <w:pBdr>
+                <w:bottom w:val="none" w:sz="0" w:space="0" w:color="000000"/>
+                <w:top w:val="none" w:sz="0" w:space="0" w:color="000000"/>
+                <w:left w:val="none" w:sz="0" w:space="0" w:color="000000"/>
+                <w:right w:val="none" w:sz="0" w:space="0" w:color="000000"/>
+              </w:pBdr>
+              <w:spacing w:after="10" w:before="10" w:line="240"/>
+              <w:ind w:left="100" w:right="100" w:firstLine="0" w:firstLineChars="0"/>
+              <w:rPr>
+                <w:rFonts w:ascii="Arial" w:hAnsi="Arial" w:eastAsia="Arial" w:cs="Arial"/>
+                <w:i w:val="false"/>
+                <w:b w:val="true"/>
+                <w:u w:val="none"/>
+                <w:sz w:val="18"/>
+                <w:szCs w:val="18"/>
+                <w:color w:val="000000"/>
+              </w:rPr>
+            </w:pPr>
+            <w:r>
+              <w:rPr>
+                <w:rFonts w:ascii="Arial" w:hAnsi="Arial" w:eastAsia="Arial" w:cs="Arial"/>
+                <w:i w:val="false"/>
+                <w:b w:val="true"/>
+                <w:u w:val="none"/>
+                <w:sz w:val="18"/>
+                <w:szCs w:val="18"/>
+                <w:color w:val="000000"/>
+              </w:rPr>
+              <w:t xml:space="preserve">0.031**</w:t>
+            </w:r>
+          </w:p>
+        </w:tc>
+      </w:tr>
+      <w:tr>
+        <w:trPr>
+          <w:trHeight w:val="617" w:hRule="auto"/>
+        </w:trPr>
+        body 5
+        <w:tc>
+          <w:tcPr>
+            <w:tcBorders>
+              <w:bottom w:val="none" w:sz="0" w:space="0" w:color="000000"/>
+              <w:top w:val="none" w:sz="0" w:space="0" w:color="000000"/>
+              <w:left w:val="none" w:sz="0" w:space="0" w:color="000000"/>
+              <w:right w:val="none" w:sz="0" w:space="0" w:color="000000"/>
+            </w:tcBorders>
+            <w:shd w:val="clear" w:color="auto" w:fill="FFFFFF"/>
+            <w:tcMar>
+              <w:top w:w="0" w:type="dxa"/>
+              <w:bottom w:w="0" w:type="dxa"/>
+              <w:left w:w="0" w:type="dxa"/>
+              <w:right w:w="0" w:type="dxa"/>
+            </w:tcMar>
+            <w:vAlign w:val="top"/>
+          </w:tcPr>
+          <w:p>
+            <w:pPr>
+              <w:jc w:val="left"/>
+              <w:pBdr>
+                <w:bottom w:val="none" w:sz="0" w:space="0" w:color="000000"/>
+                <w:top w:val="none" w:sz="0" w:space="0" w:color="000000"/>
+                <w:left w:val="none" w:sz="0" w:space="0" w:color="000000"/>
+                <w:right w:val="none" w:sz="0" w:space="0" w:color="000000"/>
+              </w:pBdr>
+              <w:spacing w:after="10" w:before="10" w:line="240"/>
+              <w:ind w:left="300" w:right="100" w:firstLine="0" w:firstLineChars="0"/>
+              <w:rPr>
+                <w:rFonts w:ascii="Arial" w:hAnsi="Arial" w:eastAsia="Arial" w:cs="Arial"/>
+                <w:i w:val="false"/>
+                <w:b w:val="false"/>
+                <w:u w:val="none"/>
+                <w:sz w:val="18"/>
+                <w:szCs w:val="18"/>
+                <w:color w:val="000000"/>
+              </w:rPr>
+            </w:pPr>
+            <w:r>
+              <w:rPr>
+                <w:rFonts w:ascii="Arial" w:hAnsi="Arial" w:eastAsia="Arial" w:cs="Arial"/>
+                <w:i w:val="false"/>
+                <w:b w:val="false"/>
+                <w:u w:val="none"/>
+                <w:sz w:val="18"/>
+                <w:szCs w:val="18"/>
+                <w:color w:val="000000"/>
+              </w:rPr>
+              <w:t xml:space="preserve">Pobre</w:t>
+            </w:r>
+          </w:p>
+        </w:tc>
+        <w:tc>
+          <w:tcPr>
+            <w:tcBorders>
+              <w:bottom w:val="none" w:sz="0" w:space="0" w:color="000000"/>
+              <w:top w:val="none" w:sz="0" w:space="0" w:color="000000"/>
+              <w:left w:val="none" w:sz="0" w:space="0" w:color="000000"/>
+              <w:right w:val="none" w:sz="0" w:space="0" w:color="000000"/>
+            </w:tcBorders>
+            <w:shd w:val="clear" w:color="auto" w:fill="FFFFFF"/>
+            <w:tcMar>
+              <w:top w:w="0" w:type="dxa"/>
+              <w:bottom w:w="0" w:type="dxa"/>
+              <w:left w:w="0" w:type="dxa"/>
+              <w:right w:w="0" w:type="dxa"/>
+            </w:tcMar>
+            <w:vAlign w:val="top"/>
+          </w:tcPr>
+          <w:p>
+            <w:pPr>
+              <w:jc w:val="center"/>
+              <w:pBdr>
+                <w:bottom w:val="none" w:sz="0" w:space="0" w:color="000000"/>
+                <w:top w:val="none" w:sz="0" w:space="0" w:color="000000"/>
+                <w:left w:val="none" w:sz="0" w:space="0" w:color="000000"/>
+                <w:right w:val="none" w:sz="0" w:space="0" w:color="000000"/>
+              </w:pBdr>
+              <w:spacing w:after="10" w:before="10" w:line="240"/>
+              <w:ind w:left="100" w:right="100" w:firstLine="0" w:firstLineChars="0"/>
+              <w:rPr>
+                <w:rFonts w:ascii="Arial" w:hAnsi="Arial" w:eastAsia="Arial" w:cs="Arial"/>
+                <w:i w:val="false"/>
+                <w:b w:val="false"/>
+                <w:u w:val="none"/>
+                <w:sz w:val="18"/>
+                <w:szCs w:val="18"/>
+                <w:color w:val="000000"/>
+              </w:rPr>
+            </w:pPr>
+            <w:r>
+              <w:rPr>
+                <w:rFonts w:ascii="Arial" w:hAnsi="Arial" w:eastAsia="Arial" w:cs="Arial"/>
+                <w:i w:val="false"/>
+                <w:b w:val="false"/>
+                <w:u w:val="none"/>
+                <w:sz w:val="18"/>
+                <w:szCs w:val="18"/>
+                <w:color w:val="000000"/>
+              </w:rPr>
+              <w:t xml:space="preserve">554 (33.5%)</w:t>
+            </w:r>
+          </w:p>
+        </w:tc>
+        <w:tc>
+          <w:tcPr>
+            <w:tcBorders>
+              <w:bottom w:val="none" w:sz="0" w:space="0" w:color="000000"/>
+              <w:top w:val="none" w:sz="0" w:space="0" w:color="000000"/>
+              <w:left w:val="none" w:sz="0" w:space="0" w:color="000000"/>
+              <w:right w:val="none" w:sz="0" w:space="0" w:color="000000"/>
+            </w:tcBorders>
+            <w:shd w:val="clear" w:color="auto" w:fill="FFFFFF"/>
+            <w:tcMar>
+              <w:top w:w="0" w:type="dxa"/>
+              <w:bottom w:w="0" w:type="dxa"/>
+              <w:left w:w="0" w:type="dxa"/>
+              <w:right w:w="0" w:type="dxa"/>
+            </w:tcMar>
+            <w:vAlign w:val="top"/>
+          </w:tcPr>
+          <w:p>
+            <w:pPr>
+              <w:jc w:val="center"/>
+              <w:pBdr>
+                <w:bottom w:val="none" w:sz="0" w:space="0" w:color="000000"/>
+                <w:top w:val="none" w:sz="0" w:space="0" w:color="000000"/>
+                <w:left w:val="none" w:sz="0" w:space="0" w:color="000000"/>
+                <w:right w:val="none" w:sz="0" w:space="0" w:color="000000"/>
+              </w:pBdr>
+              <w:spacing w:after="10" w:before="10" w:line="240"/>
+              <w:ind w:left="100" w:right="100" w:firstLine="0" w:firstLineChars="0"/>
+              <w:rPr>
+                <w:rFonts w:ascii="Arial" w:hAnsi="Arial" w:eastAsia="Arial" w:cs="Arial"/>
+                <w:i w:val="false"/>
+                <w:b w:val="false"/>
+                <w:u w:val="none"/>
+                <w:sz w:val="18"/>
+                <w:szCs w:val="18"/>
+                <w:color w:val="000000"/>
+              </w:rPr>
+            </w:pPr>
+            <w:r>
+              <w:rPr>
+                <w:rFonts w:ascii="Arial" w:hAnsi="Arial" w:eastAsia="Arial" w:cs="Arial"/>
+                <w:i w:val="false"/>
+                <w:b w:val="false"/>
+                <w:u w:val="none"/>
+                <w:sz w:val="18"/>
+                <w:szCs w:val="18"/>
+                <w:color w:val="000000"/>
+              </w:rPr>
+              <w:t xml:space="preserve">247 (29.9%)</w:t>
+            </w:r>
+          </w:p>
+        </w:tc>
+        <w:tc>
+          <w:tcPr>
+            <w:tcBorders>
+              <w:bottom w:val="none" w:sz="0" w:space="0" w:color="000000"/>
+              <w:top w:val="none" w:sz="0" w:space="0" w:color="000000"/>
+              <w:left w:val="none" w:sz="0" w:space="0" w:color="000000"/>
+              <w:right w:val="none" w:sz="0" w:space="0" w:color="000000"/>
+            </w:tcBorders>
+            <w:shd w:val="clear" w:color="auto" w:fill="FFFFFF"/>
+            <w:tcMar>
+              <w:top w:w="0" w:type="dxa"/>
+              <w:bottom w:w="0" w:type="dxa"/>
+              <w:left w:w="0" w:type="dxa"/>
+              <w:right w:w="0" w:type="dxa"/>
+            </w:tcMar>
+            <w:vAlign w:val="top"/>
+          </w:tcPr>
+          <w:p>
+            <w:pPr>
+              <w:jc w:val="center"/>
+              <w:pBdr>
+                <w:bottom w:val="none" w:sz="0" w:space="0" w:color="000000"/>
+                <w:top w:val="none" w:sz="0" w:space="0" w:color="000000"/>
+                <w:left w:val="none" w:sz="0" w:space="0" w:color="000000"/>
+                <w:right w:val="none" w:sz="0" w:space="0" w:color="000000"/>
+              </w:pBdr>
+              <w:spacing w:after="10" w:before="10" w:line="240"/>
+              <w:ind w:left="100" w:right="100" w:firstLine="0" w:firstLineChars="0"/>
+              <w:rPr>
+                <w:rFonts w:ascii="Arial" w:hAnsi="Arial" w:eastAsia="Arial" w:cs="Arial"/>
+                <w:i w:val="false"/>
+                <w:b w:val="false"/>
+                <w:u w:val="none"/>
+                <w:sz w:val="18"/>
+                <w:szCs w:val="18"/>
+                <w:color w:val="000000"/>
+              </w:rPr>
+            </w:pPr>
+            <w:r>
+              <w:rPr>
+                <w:rFonts w:ascii="Arial" w:hAnsi="Arial" w:eastAsia="Arial" w:cs="Arial"/>
+                <w:i w:val="false"/>
+                <w:b w:val="false"/>
+                <w:u w:val="none"/>
+                <w:sz w:val="18"/>
+                <w:szCs w:val="18"/>
+                <w:color w:val="000000"/>
+              </w:rPr>
+              <w:t xml:space="preserve">40 (35.4%)</w:t>
+            </w:r>
+          </w:p>
+        </w:tc>
+        <w:tc>
+          <w:tcPr>
+            <w:tcBorders>
+              <w:bottom w:val="none" w:sz="0" w:space="0" w:color="000000"/>
+              <w:top w:val="none" w:sz="0" w:space="0" w:color="000000"/>
+              <w:left w:val="none" w:sz="0" w:space="0" w:color="000000"/>
+              <w:right w:val="none" w:sz="0" w:space="0" w:color="000000"/>
+            </w:tcBorders>
+            <w:shd w:val="clear" w:color="auto" w:fill="FFFFFF"/>
+            <w:tcMar>
+              <w:top w:w="0" w:type="dxa"/>
+              <w:bottom w:w="0" w:type="dxa"/>
+              <w:left w:w="0" w:type="dxa"/>
+              <w:right w:w="0" w:type="dxa"/>
+            </w:tcMar>
+            <w:vAlign w:val="top"/>
+          </w:tcPr>
+          <w:p>
+            <w:pPr>
+              <w:jc w:val="center"/>
+              <w:pBdr>
+                <w:bottom w:val="none" w:sz="0" w:space="0" w:color="000000"/>
+                <w:top w:val="none" w:sz="0" w:space="0" w:color="000000"/>
+                <w:left w:val="none" w:sz="0" w:space="0" w:color="000000"/>
+                <w:right w:val="none" w:sz="0" w:space="0" w:color="000000"/>
+              </w:pBdr>
+              <w:spacing w:after="10" w:before="10" w:line="240"/>
+              <w:ind w:left="100" w:right="100" w:firstLine="0" w:firstLineChars="0"/>
+              <w:rPr>
+                <w:rFonts w:ascii="Arial" w:hAnsi="Arial" w:eastAsia="Arial" w:cs="Arial"/>
+                <w:i w:val="false"/>
+                <w:b w:val="false"/>
+                <w:u w:val="none"/>
+                <w:sz w:val="18"/>
+                <w:szCs w:val="18"/>
+                <w:color w:val="000000"/>
+              </w:rPr>
+            </w:pPr>
+            <w:r>
+              <w:rPr>
+                <w:rFonts w:ascii="Arial" w:hAnsi="Arial" w:eastAsia="Arial" w:cs="Arial"/>
+                <w:i w:val="false"/>
+                <w:b w:val="false"/>
+                <w:u w:val="none"/>
+                <w:sz w:val="18"/>
+                <w:szCs w:val="18"/>
+                <w:color w:val="000000"/>
+              </w:rPr>
+              <w:t xml:space="preserve">191 (36.2%)</w:t>
+            </w:r>
+          </w:p>
+        </w:tc>
+        <w:tc>
+          <w:tcPr>
+            <w:tcBorders>
+              <w:bottom w:val="none" w:sz="0" w:space="0" w:color="000000"/>
+              <w:top w:val="none" w:sz="0" w:space="0" w:color="000000"/>
+              <w:left w:val="none" w:sz="0" w:space="0" w:color="000000"/>
+              <w:right w:val="none" w:sz="0" w:space="0" w:color="000000"/>
+            </w:tcBorders>
+            <w:shd w:val="clear" w:color="auto" w:fill="FFFFFF"/>
+            <w:tcMar>
+              <w:top w:w="0" w:type="dxa"/>
+              <w:bottom w:w="0" w:type="dxa"/>
+              <w:left w:w="0" w:type="dxa"/>
+              <w:right w:w="0" w:type="dxa"/>
+            </w:tcMar>
+            <w:vAlign w:val="top"/>
+          </w:tcPr>
+          <w:p>
+            <w:pPr>
+              <w:jc w:val="center"/>
+              <w:pBdr>
+                <w:bottom w:val="none" w:sz="0" w:space="0" w:color="000000"/>
+                <w:top w:val="none" w:sz="0" w:space="0" w:color="000000"/>
+                <w:left w:val="none" w:sz="0" w:space="0" w:color="000000"/>
+                <w:right w:val="none" w:sz="0" w:space="0" w:color="000000"/>
+              </w:pBdr>
+              <w:spacing w:after="10" w:before="10" w:line="240"/>
+              <w:ind w:left="100" w:right="100" w:firstLine="0" w:firstLineChars="0"/>
+              <w:rPr>
+                <w:rFonts w:ascii="Arial" w:hAnsi="Arial" w:eastAsia="Arial" w:cs="Arial"/>
+                <w:i w:val="false"/>
+                <w:b w:val="false"/>
+                <w:u w:val="none"/>
+                <w:sz w:val="18"/>
+                <w:szCs w:val="18"/>
+                <w:color w:val="000000"/>
+              </w:rPr>
+            </w:pPr>
+            <w:r>
+              <w:rPr>
+                <w:rFonts w:ascii="Arial" w:hAnsi="Arial" w:eastAsia="Arial" w:cs="Arial"/>
+                <w:i w:val="false"/>
+                <w:b w:val="false"/>
+                <w:u w:val="none"/>
+                <w:sz w:val="18"/>
+                <w:szCs w:val="18"/>
+                <w:color w:val="000000"/>
+              </w:rPr>
+              <w:t xml:space="preserve">76 (40.6%)</w:t>
+            </w:r>
+          </w:p>
+        </w:tc>
+        <w:tc>
+          <w:tcPr>
+            <w:tcBorders>
+              <w:bottom w:val="none" w:sz="0" w:space="0" w:color="000000"/>
+              <w:top w:val="none" w:sz="0" w:space="0" w:color="000000"/>
+              <w:left w:val="none" w:sz="0" w:space="0" w:color="000000"/>
+              <w:right w:val="none" w:sz="0" w:space="0" w:color="000000"/>
+            </w:tcBorders>
+            <w:shd w:val="clear" w:color="auto" w:fill="FFFFFF"/>
+            <w:tcMar>
+              <w:top w:w="0" w:type="dxa"/>
+              <w:bottom w:w="0" w:type="dxa"/>
+              <w:left w:w="0" w:type="dxa"/>
+              <w:right w:w="0" w:type="dxa"/>
+            </w:tcMar>
+            <w:vAlign w:val="top"/>
+          </w:tcPr>
+          <w:p>
+            <w:pPr>
+              <w:jc w:val="center"/>
+              <w:pBdr>
+                <w:bottom w:val="none" w:sz="0" w:space="0" w:color="000000"/>
+                <w:top w:val="none" w:sz="0" w:space="0" w:color="000000"/>
+                <w:left w:val="none" w:sz="0" w:space="0" w:color="000000"/>
+                <w:right w:val="none" w:sz="0" w:space="0" w:color="000000"/>
+              </w:pBdr>
+              <w:spacing w:after="10" w:before="10" w:line="240"/>
+              <w:ind w:left="100" w:right="100" w:firstLine="0" w:firstLineChars="0"/>
+              <w:rPr>
+                <w:rFonts w:ascii="Arial" w:hAnsi="Arial" w:eastAsia="Arial" w:cs="Arial"/>
+                <w:i w:val="false"/>
+                <w:b w:val="false"/>
+                <w:u w:val="none"/>
+                <w:sz w:val="18"/>
+                <w:szCs w:val="18"/>
+                <w:color w:val="000000"/>
+              </w:rPr>
+            </w:pPr>
+            <w:r>
+              <w:rPr>
+                <w:rFonts w:ascii="Arial" w:hAnsi="Arial" w:eastAsia="Arial" w:cs="Arial"/>
+                <w:i w:val="false"/>
+                <w:b w:val="false"/>
+                <w:u w:val="none"/>
+                <w:sz w:val="18"/>
+                <w:szCs w:val="18"/>
+                <w:color w:val="000000"/>
+              </w:rPr>
+              <w:t xml:space="preserve"/>
+            </w:r>
+          </w:p>
+        </w:tc>
+      </w:tr>
+      <w:tr>
+        <w:trPr>
+          <w:trHeight w:val="617" w:hRule="auto"/>
+        </w:trPr>
+        body 6
+        <w:tc>
+          <w:tcPr>
+            <w:tcBorders>
+              <w:bottom w:val="none" w:sz="0" w:space="0" w:color="000000"/>
+              <w:top w:val="none" w:sz="0" w:space="0" w:color="000000"/>
+              <w:left w:val="none" w:sz="0" w:space="0" w:color="000000"/>
+              <w:right w:val="none" w:sz="0" w:space="0" w:color="000000"/>
+            </w:tcBorders>
+            <w:shd w:val="clear" w:color="auto" w:fill="FFFFFF"/>
+            <w:tcMar>
+              <w:top w:w="0" w:type="dxa"/>
+              <w:bottom w:w="0" w:type="dxa"/>
+              <w:left w:w="0" w:type="dxa"/>
+              <w:right w:w="0" w:type="dxa"/>
+            </w:tcMar>
+            <w:vAlign w:val="top"/>
+          </w:tcPr>
+          <w:p>
+            <w:pPr>
+              <w:jc w:val="left"/>
+              <w:pBdr>
+                <w:bottom w:val="none" w:sz="0" w:space="0" w:color="000000"/>
+                <w:top w:val="none" w:sz="0" w:space="0" w:color="000000"/>
+                <w:left w:val="none" w:sz="0" w:space="0" w:color="000000"/>
+                <w:right w:val="none" w:sz="0" w:space="0" w:color="000000"/>
+              </w:pBdr>
+              <w:spacing w:after="10" w:before="10" w:line="240"/>
+              <w:ind w:left="300" w:right="100" w:firstLine="0" w:firstLineChars="0"/>
+              <w:rPr>
+                <w:rFonts w:ascii="Arial" w:hAnsi="Arial" w:eastAsia="Arial" w:cs="Arial"/>
+                <w:i w:val="false"/>
+                <w:b w:val="false"/>
+                <w:u w:val="none"/>
+                <w:sz w:val="18"/>
+                <w:szCs w:val="18"/>
+                <w:color w:val="000000"/>
+              </w:rPr>
+            </w:pPr>
+            <w:r>
+              <w:rPr>
+                <w:rFonts w:ascii="Arial" w:hAnsi="Arial" w:eastAsia="Arial" w:cs="Arial"/>
+                <w:i w:val="false"/>
+                <w:b w:val="false"/>
+                <w:u w:val="none"/>
+                <w:sz w:val="18"/>
+                <w:szCs w:val="18"/>
+                <w:color w:val="000000"/>
+              </w:rPr>
+              <w:t xml:space="preserve">Medio</w:t>
+            </w:r>
+          </w:p>
+        </w:tc>
+        <w:tc>
+          <w:tcPr>
+            <w:tcBorders>
+              <w:bottom w:val="none" w:sz="0" w:space="0" w:color="000000"/>
+              <w:top w:val="none" w:sz="0" w:space="0" w:color="000000"/>
+              <w:left w:val="none" w:sz="0" w:space="0" w:color="000000"/>
+              <w:right w:val="none" w:sz="0" w:space="0" w:color="000000"/>
+            </w:tcBorders>
+            <w:shd w:val="clear" w:color="auto" w:fill="FFFFFF"/>
+            <w:tcMar>
+              <w:top w:w="0" w:type="dxa"/>
+              <w:bottom w:w="0" w:type="dxa"/>
+              <w:left w:w="0" w:type="dxa"/>
+              <w:right w:w="0" w:type="dxa"/>
+            </w:tcMar>
+            <w:vAlign w:val="top"/>
+          </w:tcPr>
+          <w:p>
+            <w:pPr>
+              <w:jc w:val="center"/>
+              <w:pBdr>
+                <w:bottom w:val="none" w:sz="0" w:space="0" w:color="000000"/>
+                <w:top w:val="none" w:sz="0" w:space="0" w:color="000000"/>
+                <w:left w:val="none" w:sz="0" w:space="0" w:color="000000"/>
+                <w:right w:val="none" w:sz="0" w:space="0" w:color="000000"/>
+              </w:pBdr>
+              <w:spacing w:after="10" w:before="10" w:line="240"/>
+              <w:ind w:left="100" w:right="100" w:firstLine="0" w:firstLineChars="0"/>
+              <w:rPr>
+                <w:rFonts w:ascii="Arial" w:hAnsi="Arial" w:eastAsia="Arial" w:cs="Arial"/>
+                <w:i w:val="false"/>
+                <w:b w:val="false"/>
+                <w:u w:val="none"/>
+                <w:sz w:val="18"/>
+                <w:szCs w:val="18"/>
+                <w:color w:val="000000"/>
+              </w:rPr>
+            </w:pPr>
+            <w:r>
+              <w:rPr>
+                <w:rFonts w:ascii="Arial" w:hAnsi="Arial" w:eastAsia="Arial" w:cs="Arial"/>
+                <w:i w:val="false"/>
+                <w:b w:val="false"/>
+                <w:u w:val="none"/>
+                <w:sz w:val="18"/>
+                <w:szCs w:val="18"/>
+                <w:color w:val="000000"/>
+              </w:rPr>
+              <w:t xml:space="preserve">789 (47.7%)</w:t>
+            </w:r>
+          </w:p>
+        </w:tc>
+        <w:tc>
+          <w:tcPr>
+            <w:tcBorders>
+              <w:bottom w:val="none" w:sz="0" w:space="0" w:color="000000"/>
+              <w:top w:val="none" w:sz="0" w:space="0" w:color="000000"/>
+              <w:left w:val="none" w:sz="0" w:space="0" w:color="000000"/>
+              <w:right w:val="none" w:sz="0" w:space="0" w:color="000000"/>
+            </w:tcBorders>
+            <w:shd w:val="clear" w:color="auto" w:fill="FFFFFF"/>
+            <w:tcMar>
+              <w:top w:w="0" w:type="dxa"/>
+              <w:bottom w:w="0" w:type="dxa"/>
+              <w:left w:w="0" w:type="dxa"/>
+              <w:right w:w="0" w:type="dxa"/>
+            </w:tcMar>
+            <w:vAlign w:val="top"/>
+          </w:tcPr>
+          <w:p>
+            <w:pPr>
+              <w:jc w:val="center"/>
+              <w:pBdr>
+                <w:bottom w:val="none" w:sz="0" w:space="0" w:color="000000"/>
+                <w:top w:val="none" w:sz="0" w:space="0" w:color="000000"/>
+                <w:left w:val="none" w:sz="0" w:space="0" w:color="000000"/>
+                <w:right w:val="none" w:sz="0" w:space="0" w:color="000000"/>
+              </w:pBdr>
+              <w:spacing w:after="10" w:before="10" w:line="240"/>
+              <w:ind w:left="100" w:right="100" w:firstLine="0" w:firstLineChars="0"/>
+              <w:rPr>
+                <w:rFonts w:ascii="Arial" w:hAnsi="Arial" w:eastAsia="Arial" w:cs="Arial"/>
+                <w:i w:val="false"/>
+                <w:b w:val="false"/>
+                <w:u w:val="none"/>
+                <w:sz w:val="18"/>
+                <w:szCs w:val="18"/>
+                <w:color w:val="000000"/>
+              </w:rPr>
+            </w:pPr>
+            <w:r>
+              <w:rPr>
+                <w:rFonts w:ascii="Arial" w:hAnsi="Arial" w:eastAsia="Arial" w:cs="Arial"/>
+                <w:i w:val="false"/>
+                <w:b w:val="false"/>
+                <w:u w:val="none"/>
+                <w:sz w:val="18"/>
+                <w:szCs w:val="18"/>
+                <w:color w:val="000000"/>
+              </w:rPr>
+              <w:t xml:space="preserve">416 (50.4%)</w:t>
+            </w:r>
+          </w:p>
+        </w:tc>
+        <w:tc>
+          <w:tcPr>
+            <w:tcBorders>
+              <w:bottom w:val="none" w:sz="0" w:space="0" w:color="000000"/>
+              <w:top w:val="none" w:sz="0" w:space="0" w:color="000000"/>
+              <w:left w:val="none" w:sz="0" w:space="0" w:color="000000"/>
+              <w:right w:val="none" w:sz="0" w:space="0" w:color="000000"/>
+            </w:tcBorders>
+            <w:shd w:val="clear" w:color="auto" w:fill="FFFFFF"/>
+            <w:tcMar>
+              <w:top w:w="0" w:type="dxa"/>
+              <w:bottom w:w="0" w:type="dxa"/>
+              <w:left w:w="0" w:type="dxa"/>
+              <w:right w:w="0" w:type="dxa"/>
+            </w:tcMar>
+            <w:vAlign w:val="top"/>
+          </w:tcPr>
+          <w:p>
+            <w:pPr>
+              <w:jc w:val="center"/>
+              <w:pBdr>
+                <w:bottom w:val="none" w:sz="0" w:space="0" w:color="000000"/>
+                <w:top w:val="none" w:sz="0" w:space="0" w:color="000000"/>
+                <w:left w:val="none" w:sz="0" w:space="0" w:color="000000"/>
+                <w:right w:val="none" w:sz="0" w:space="0" w:color="000000"/>
+              </w:pBdr>
+              <w:spacing w:after="10" w:before="10" w:line="240"/>
+              <w:ind w:left="100" w:right="100" w:firstLine="0" w:firstLineChars="0"/>
+              <w:rPr>
+                <w:rFonts w:ascii="Arial" w:hAnsi="Arial" w:eastAsia="Arial" w:cs="Arial"/>
+                <w:i w:val="false"/>
+                <w:b w:val="false"/>
+                <w:u w:val="none"/>
+                <w:sz w:val="18"/>
+                <w:szCs w:val="18"/>
+                <w:color w:val="000000"/>
+              </w:rPr>
+            </w:pPr>
+            <w:r>
+              <w:rPr>
+                <w:rFonts w:ascii="Arial" w:hAnsi="Arial" w:eastAsia="Arial" w:cs="Arial"/>
+                <w:i w:val="false"/>
+                <w:b w:val="false"/>
+                <w:u w:val="none"/>
+                <w:sz w:val="18"/>
+                <w:szCs w:val="18"/>
+                <w:color w:val="000000"/>
+              </w:rPr>
+              <w:t xml:space="preserve">55 (48.7%)</w:t>
+            </w:r>
+          </w:p>
+        </w:tc>
+        <w:tc>
+          <w:tcPr>
+            <w:tcBorders>
+              <w:bottom w:val="none" w:sz="0" w:space="0" w:color="000000"/>
+              <w:top w:val="none" w:sz="0" w:space="0" w:color="000000"/>
+              <w:left w:val="none" w:sz="0" w:space="0" w:color="000000"/>
+              <w:right w:val="none" w:sz="0" w:space="0" w:color="000000"/>
+            </w:tcBorders>
+            <w:shd w:val="clear" w:color="auto" w:fill="FFFFFF"/>
+            <w:tcMar>
+              <w:top w:w="0" w:type="dxa"/>
+              <w:bottom w:w="0" w:type="dxa"/>
+              <w:left w:w="0" w:type="dxa"/>
+              <w:right w:w="0" w:type="dxa"/>
+            </w:tcMar>
+            <w:vAlign w:val="top"/>
+          </w:tcPr>
+          <w:p>
+            <w:pPr>
+              <w:jc w:val="center"/>
+              <w:pBdr>
+                <w:bottom w:val="none" w:sz="0" w:space="0" w:color="000000"/>
+                <w:top w:val="none" w:sz="0" w:space="0" w:color="000000"/>
+                <w:left w:val="none" w:sz="0" w:space="0" w:color="000000"/>
+                <w:right w:val="none" w:sz="0" w:space="0" w:color="000000"/>
+              </w:pBdr>
+              <w:spacing w:after="10" w:before="10" w:line="240"/>
+              <w:ind w:left="100" w:right="100" w:firstLine="0" w:firstLineChars="0"/>
+              <w:rPr>
+                <w:rFonts w:ascii="Arial" w:hAnsi="Arial" w:eastAsia="Arial" w:cs="Arial"/>
+                <w:i w:val="false"/>
+                <w:b w:val="false"/>
+                <w:u w:val="none"/>
+                <w:sz w:val="18"/>
+                <w:szCs w:val="18"/>
+                <w:color w:val="000000"/>
+              </w:rPr>
+            </w:pPr>
+            <w:r>
+              <w:rPr>
+                <w:rFonts w:ascii="Arial" w:hAnsi="Arial" w:eastAsia="Arial" w:cs="Arial"/>
+                <w:i w:val="false"/>
+                <w:b w:val="false"/>
+                <w:u w:val="none"/>
+                <w:sz w:val="18"/>
+                <w:szCs w:val="18"/>
+                <w:color w:val="000000"/>
+              </w:rPr>
+              <w:t xml:space="preserve">246 (46.6%)</w:t>
+            </w:r>
+          </w:p>
+        </w:tc>
+        <w:tc>
+          <w:tcPr>
+            <w:tcBorders>
+              <w:bottom w:val="none" w:sz="0" w:space="0" w:color="000000"/>
+              <w:top w:val="none" w:sz="0" w:space="0" w:color="000000"/>
+              <w:left w:val="none" w:sz="0" w:space="0" w:color="000000"/>
+              <w:right w:val="none" w:sz="0" w:space="0" w:color="000000"/>
+            </w:tcBorders>
+            <w:shd w:val="clear" w:color="auto" w:fill="FFFFFF"/>
+            <w:tcMar>
+              <w:top w:w="0" w:type="dxa"/>
+              <w:bottom w:w="0" w:type="dxa"/>
+              <w:left w:w="0" w:type="dxa"/>
+              <w:right w:w="0" w:type="dxa"/>
+            </w:tcMar>
+            <w:vAlign w:val="top"/>
+          </w:tcPr>
+          <w:p>
+            <w:pPr>
+              <w:jc w:val="center"/>
+              <w:pBdr>
+                <w:bottom w:val="none" w:sz="0" w:space="0" w:color="000000"/>
+                <w:top w:val="none" w:sz="0" w:space="0" w:color="000000"/>
+                <w:left w:val="none" w:sz="0" w:space="0" w:color="000000"/>
+                <w:right w:val="none" w:sz="0" w:space="0" w:color="000000"/>
+              </w:pBdr>
+              <w:spacing w:after="10" w:before="10" w:line="240"/>
+              <w:ind w:left="100" w:right="100" w:firstLine="0" w:firstLineChars="0"/>
+              <w:rPr>
+                <w:rFonts w:ascii="Arial" w:hAnsi="Arial" w:eastAsia="Arial" w:cs="Arial"/>
+                <w:i w:val="false"/>
+                <w:b w:val="false"/>
+                <w:u w:val="none"/>
+                <w:sz w:val="18"/>
+                <w:szCs w:val="18"/>
+                <w:color w:val="000000"/>
+              </w:rPr>
+            </w:pPr>
+            <w:r>
+              <w:rPr>
+                <w:rFonts w:ascii="Arial" w:hAnsi="Arial" w:eastAsia="Arial" w:cs="Arial"/>
+                <w:i w:val="false"/>
+                <w:b w:val="false"/>
+                <w:u w:val="none"/>
+                <w:sz w:val="18"/>
+                <w:szCs w:val="18"/>
+                <w:color w:val="000000"/>
+              </w:rPr>
+              <w:t xml:space="preserve">72 (38.5%)</w:t>
+            </w:r>
+          </w:p>
+        </w:tc>
+        <w:tc>
+          <w:tcPr>
+            <w:tcBorders>
+              <w:bottom w:val="none" w:sz="0" w:space="0" w:color="000000"/>
+              <w:top w:val="none" w:sz="0" w:space="0" w:color="000000"/>
+              <w:left w:val="none" w:sz="0" w:space="0" w:color="000000"/>
+              <w:right w:val="none" w:sz="0" w:space="0" w:color="000000"/>
+            </w:tcBorders>
+            <w:shd w:val="clear" w:color="auto" w:fill="FFFFFF"/>
+            <w:tcMar>
+              <w:top w:w="0" w:type="dxa"/>
+              <w:bottom w:w="0" w:type="dxa"/>
+              <w:left w:w="0" w:type="dxa"/>
+              <w:right w:w="0" w:type="dxa"/>
+            </w:tcMar>
+            <w:vAlign w:val="top"/>
+          </w:tcPr>
+          <w:p>
+            <w:pPr>
+              <w:jc w:val="center"/>
+              <w:pBdr>
+                <w:bottom w:val="none" w:sz="0" w:space="0" w:color="000000"/>
+                <w:top w:val="none" w:sz="0" w:space="0" w:color="000000"/>
+                <w:left w:val="none" w:sz="0" w:space="0" w:color="000000"/>
+                <w:right w:val="none" w:sz="0" w:space="0" w:color="000000"/>
+              </w:pBdr>
+              <w:spacing w:after="10" w:before="10" w:line="240"/>
+              <w:ind w:left="100" w:right="100" w:firstLine="0" w:firstLineChars="0"/>
+              <w:rPr>
+                <w:rFonts w:ascii="Arial" w:hAnsi="Arial" w:eastAsia="Arial" w:cs="Arial"/>
+                <w:i w:val="false"/>
+                <w:b w:val="false"/>
+                <w:u w:val="none"/>
+                <w:sz w:val="18"/>
+                <w:szCs w:val="18"/>
+                <w:color w:val="000000"/>
+              </w:rPr>
+            </w:pPr>
+            <w:r>
+              <w:rPr>
+                <w:rFonts w:ascii="Arial" w:hAnsi="Arial" w:eastAsia="Arial" w:cs="Arial"/>
+                <w:i w:val="false"/>
+                <w:b w:val="false"/>
+                <w:u w:val="none"/>
+                <w:sz w:val="18"/>
+                <w:szCs w:val="18"/>
+                <w:color w:val="000000"/>
+              </w:rPr>
+              <w:t xml:space="preserve"/>
+            </w:r>
+          </w:p>
+        </w:tc>
+      </w:tr>
+      <w:tr>
+        <w:trPr>
+          <w:trHeight w:val="617" w:hRule="auto"/>
+        </w:trPr>
+        body 7
+        <w:tc>
+          <w:tcPr>
+            <w:tcBorders>
+              <w:bottom w:val="none" w:sz="0" w:space="0" w:color="000000"/>
+              <w:top w:val="none" w:sz="0" w:space="0" w:color="000000"/>
+              <w:left w:val="none" w:sz="0" w:space="0" w:color="000000"/>
+              <w:right w:val="none" w:sz="0" w:space="0" w:color="000000"/>
+            </w:tcBorders>
+            <w:shd w:val="clear" w:color="auto" w:fill="FFFFFF"/>
+            <w:tcMar>
+              <w:top w:w="0" w:type="dxa"/>
+              <w:bottom w:w="0" w:type="dxa"/>
+              <w:left w:w="0" w:type="dxa"/>
+              <w:right w:w="0" w:type="dxa"/>
+            </w:tcMar>
+            <w:vAlign w:val="top"/>
+          </w:tcPr>
+          <w:p>
+            <w:pPr>
+              <w:jc w:val="left"/>
+              <w:pBdr>
+                <w:bottom w:val="none" w:sz="0" w:space="0" w:color="000000"/>
+                <w:top w:val="none" w:sz="0" w:space="0" w:color="000000"/>
+                <w:left w:val="none" w:sz="0" w:space="0" w:color="000000"/>
+                <w:right w:val="none" w:sz="0" w:space="0" w:color="000000"/>
+              </w:pBdr>
+              <w:spacing w:after="10" w:before="10" w:line="240"/>
+              <w:ind w:left="300" w:right="100" w:firstLine="0" w:firstLineChars="0"/>
+              <w:rPr>
+                <w:rFonts w:ascii="Arial" w:hAnsi="Arial" w:eastAsia="Arial" w:cs="Arial"/>
+                <w:i w:val="false"/>
+                <w:b w:val="false"/>
+                <w:u w:val="none"/>
+                <w:sz w:val="18"/>
+                <w:szCs w:val="18"/>
+                <w:color w:val="000000"/>
+              </w:rPr>
+            </w:pPr>
+            <w:r>
+              <w:rPr>
+                <w:rFonts w:ascii="Arial" w:hAnsi="Arial" w:eastAsia="Arial" w:cs="Arial"/>
+                <w:i w:val="false"/>
+                <w:b w:val="false"/>
+                <w:u w:val="none"/>
+                <w:sz w:val="18"/>
+                <w:szCs w:val="18"/>
+                <w:color w:val="000000"/>
+              </w:rPr>
+              <w:t xml:space="preserve">Rico</w:t>
+            </w:r>
+          </w:p>
+        </w:tc>
+        <w:tc>
+          <w:tcPr>
+            <w:tcBorders>
+              <w:bottom w:val="none" w:sz="0" w:space="0" w:color="000000"/>
+              <w:top w:val="none" w:sz="0" w:space="0" w:color="000000"/>
+              <w:left w:val="none" w:sz="0" w:space="0" w:color="000000"/>
+              <w:right w:val="none" w:sz="0" w:space="0" w:color="000000"/>
+            </w:tcBorders>
+            <w:shd w:val="clear" w:color="auto" w:fill="FFFFFF"/>
+            <w:tcMar>
+              <w:top w:w="0" w:type="dxa"/>
+              <w:bottom w:w="0" w:type="dxa"/>
+              <w:left w:w="0" w:type="dxa"/>
+              <w:right w:w="0" w:type="dxa"/>
+            </w:tcMar>
+            <w:vAlign w:val="top"/>
+          </w:tcPr>
+          <w:p>
+            <w:pPr>
+              <w:jc w:val="center"/>
+              <w:pBdr>
+                <w:bottom w:val="none" w:sz="0" w:space="0" w:color="000000"/>
+                <w:top w:val="none" w:sz="0" w:space="0" w:color="000000"/>
+                <w:left w:val="none" w:sz="0" w:space="0" w:color="000000"/>
+                <w:right w:val="none" w:sz="0" w:space="0" w:color="000000"/>
+              </w:pBdr>
+              <w:spacing w:after="10" w:before="10" w:line="240"/>
+              <w:ind w:left="100" w:right="100" w:firstLine="0" w:firstLineChars="0"/>
+              <w:rPr>
+                <w:rFonts w:ascii="Arial" w:hAnsi="Arial" w:eastAsia="Arial" w:cs="Arial"/>
+                <w:i w:val="false"/>
+                <w:b w:val="false"/>
+                <w:u w:val="none"/>
+                <w:sz w:val="18"/>
+                <w:szCs w:val="18"/>
+                <w:color w:val="000000"/>
+              </w:rPr>
+            </w:pPr>
+            <w:r>
+              <w:rPr>
+                <w:rFonts w:ascii="Arial" w:hAnsi="Arial" w:eastAsia="Arial" w:cs="Arial"/>
+                <w:i w:val="false"/>
+                <w:b w:val="false"/>
+                <w:u w:val="none"/>
+                <w:sz w:val="18"/>
+                <w:szCs w:val="18"/>
+                <w:color w:val="000000"/>
+              </w:rPr>
+              <w:t xml:space="preserve">310 (18.8%)</w:t>
+            </w:r>
+          </w:p>
+        </w:tc>
+        <w:tc>
+          <w:tcPr>
+            <w:tcBorders>
+              <w:bottom w:val="none" w:sz="0" w:space="0" w:color="000000"/>
+              <w:top w:val="none" w:sz="0" w:space="0" w:color="000000"/>
+              <w:left w:val="none" w:sz="0" w:space="0" w:color="000000"/>
+              <w:right w:val="none" w:sz="0" w:space="0" w:color="000000"/>
+            </w:tcBorders>
+            <w:shd w:val="clear" w:color="auto" w:fill="FFFFFF"/>
+            <w:tcMar>
+              <w:top w:w="0" w:type="dxa"/>
+              <w:bottom w:w="0" w:type="dxa"/>
+              <w:left w:w="0" w:type="dxa"/>
+              <w:right w:w="0" w:type="dxa"/>
+            </w:tcMar>
+            <w:vAlign w:val="top"/>
+          </w:tcPr>
+          <w:p>
+            <w:pPr>
+              <w:jc w:val="center"/>
+              <w:pBdr>
+                <w:bottom w:val="none" w:sz="0" w:space="0" w:color="000000"/>
+                <w:top w:val="none" w:sz="0" w:space="0" w:color="000000"/>
+                <w:left w:val="none" w:sz="0" w:space="0" w:color="000000"/>
+                <w:right w:val="none" w:sz="0" w:space="0" w:color="000000"/>
+              </w:pBdr>
+              <w:spacing w:after="10" w:before="10" w:line="240"/>
+              <w:ind w:left="100" w:right="100" w:firstLine="0" w:firstLineChars="0"/>
+              <w:rPr>
+                <w:rFonts w:ascii="Arial" w:hAnsi="Arial" w:eastAsia="Arial" w:cs="Arial"/>
+                <w:i w:val="false"/>
+                <w:b w:val="false"/>
+                <w:u w:val="none"/>
+                <w:sz w:val="18"/>
+                <w:szCs w:val="18"/>
+                <w:color w:val="000000"/>
+              </w:rPr>
+            </w:pPr>
+            <w:r>
+              <w:rPr>
+                <w:rFonts w:ascii="Arial" w:hAnsi="Arial" w:eastAsia="Arial" w:cs="Arial"/>
+                <w:i w:val="false"/>
+                <w:b w:val="false"/>
+                <w:u w:val="none"/>
+                <w:sz w:val="18"/>
+                <w:szCs w:val="18"/>
+                <w:color w:val="000000"/>
+              </w:rPr>
+              <w:t xml:space="preserve">162 (19.6%)</w:t>
+            </w:r>
+          </w:p>
+        </w:tc>
+        <w:tc>
+          <w:tcPr>
+            <w:tcBorders>
+              <w:bottom w:val="none" w:sz="0" w:space="0" w:color="000000"/>
+              <w:top w:val="none" w:sz="0" w:space="0" w:color="000000"/>
+              <w:left w:val="none" w:sz="0" w:space="0" w:color="000000"/>
+              <w:right w:val="none" w:sz="0" w:space="0" w:color="000000"/>
+            </w:tcBorders>
+            <w:shd w:val="clear" w:color="auto" w:fill="FFFFFF"/>
+            <w:tcMar>
+              <w:top w:w="0" w:type="dxa"/>
+              <w:bottom w:w="0" w:type="dxa"/>
+              <w:left w:w="0" w:type="dxa"/>
+              <w:right w:w="0" w:type="dxa"/>
+            </w:tcMar>
+            <w:vAlign w:val="top"/>
+          </w:tcPr>
+          <w:p>
+            <w:pPr>
+              <w:jc w:val="center"/>
+              <w:pBdr>
+                <w:bottom w:val="none" w:sz="0" w:space="0" w:color="000000"/>
+                <w:top w:val="none" w:sz="0" w:space="0" w:color="000000"/>
+                <w:left w:val="none" w:sz="0" w:space="0" w:color="000000"/>
+                <w:right w:val="none" w:sz="0" w:space="0" w:color="000000"/>
+              </w:pBdr>
+              <w:spacing w:after="10" w:before="10" w:line="240"/>
+              <w:ind w:left="100" w:right="100" w:firstLine="0" w:firstLineChars="0"/>
+              <w:rPr>
+                <w:rFonts w:ascii="Arial" w:hAnsi="Arial" w:eastAsia="Arial" w:cs="Arial"/>
+                <w:i w:val="false"/>
+                <w:b w:val="false"/>
+                <w:u w:val="none"/>
+                <w:sz w:val="18"/>
+                <w:szCs w:val="18"/>
+                <w:color w:val="000000"/>
+              </w:rPr>
+            </w:pPr>
+            <w:r>
+              <w:rPr>
+                <w:rFonts w:ascii="Arial" w:hAnsi="Arial" w:eastAsia="Arial" w:cs="Arial"/>
+                <w:i w:val="false"/>
+                <w:b w:val="false"/>
+                <w:u w:val="none"/>
+                <w:sz w:val="18"/>
+                <w:szCs w:val="18"/>
+                <w:color w:val="000000"/>
+              </w:rPr>
+              <w:t xml:space="preserve">18 (15.9%)</w:t>
+            </w:r>
+          </w:p>
+        </w:tc>
+        <w:tc>
+          <w:tcPr>
+            <w:tcBorders>
+              <w:bottom w:val="none" w:sz="0" w:space="0" w:color="000000"/>
+              <w:top w:val="none" w:sz="0" w:space="0" w:color="000000"/>
+              <w:left w:val="none" w:sz="0" w:space="0" w:color="000000"/>
+              <w:right w:val="none" w:sz="0" w:space="0" w:color="000000"/>
+            </w:tcBorders>
+            <w:shd w:val="clear" w:color="auto" w:fill="FFFFFF"/>
+            <w:tcMar>
+              <w:top w:w="0" w:type="dxa"/>
+              <w:bottom w:w="0" w:type="dxa"/>
+              <w:left w:w="0" w:type="dxa"/>
+              <w:right w:w="0" w:type="dxa"/>
+            </w:tcMar>
+            <w:vAlign w:val="top"/>
+          </w:tcPr>
+          <w:p>
+            <w:pPr>
+              <w:jc w:val="center"/>
+              <w:pBdr>
+                <w:bottom w:val="none" w:sz="0" w:space="0" w:color="000000"/>
+                <w:top w:val="none" w:sz="0" w:space="0" w:color="000000"/>
+                <w:left w:val="none" w:sz="0" w:space="0" w:color="000000"/>
+                <w:right w:val="none" w:sz="0" w:space="0" w:color="000000"/>
+              </w:pBdr>
+              <w:spacing w:after="10" w:before="10" w:line="240"/>
+              <w:ind w:left="100" w:right="100" w:firstLine="0" w:firstLineChars="0"/>
+              <w:rPr>
+                <w:rFonts w:ascii="Arial" w:hAnsi="Arial" w:eastAsia="Arial" w:cs="Arial"/>
+                <w:i w:val="false"/>
+                <w:b w:val="false"/>
+                <w:u w:val="none"/>
+                <w:sz w:val="18"/>
+                <w:szCs w:val="18"/>
+                <w:color w:val="000000"/>
+              </w:rPr>
+            </w:pPr>
+            <w:r>
+              <w:rPr>
+                <w:rFonts w:ascii="Arial" w:hAnsi="Arial" w:eastAsia="Arial" w:cs="Arial"/>
+                <w:i w:val="false"/>
+                <w:b w:val="false"/>
+                <w:u w:val="none"/>
+                <w:sz w:val="18"/>
+                <w:szCs w:val="18"/>
+                <w:color w:val="000000"/>
+              </w:rPr>
+              <w:t xml:space="preserve">91 (17.2%)</w:t>
+            </w:r>
+          </w:p>
+        </w:tc>
+        <w:tc>
+          <w:tcPr>
+            <w:tcBorders>
+              <w:bottom w:val="none" w:sz="0" w:space="0" w:color="000000"/>
+              <w:top w:val="none" w:sz="0" w:space="0" w:color="000000"/>
+              <w:left w:val="none" w:sz="0" w:space="0" w:color="000000"/>
+              <w:right w:val="none" w:sz="0" w:space="0" w:color="000000"/>
+            </w:tcBorders>
+            <w:shd w:val="clear" w:color="auto" w:fill="FFFFFF"/>
+            <w:tcMar>
+              <w:top w:w="0" w:type="dxa"/>
+              <w:bottom w:w="0" w:type="dxa"/>
+              <w:left w:w="0" w:type="dxa"/>
+              <w:right w:w="0" w:type="dxa"/>
+            </w:tcMar>
+            <w:vAlign w:val="top"/>
+          </w:tcPr>
+          <w:p>
+            <w:pPr>
+              <w:jc w:val="center"/>
+              <w:pBdr>
+                <w:bottom w:val="none" w:sz="0" w:space="0" w:color="000000"/>
+                <w:top w:val="none" w:sz="0" w:space="0" w:color="000000"/>
+                <w:left w:val="none" w:sz="0" w:space="0" w:color="000000"/>
+                <w:right w:val="none" w:sz="0" w:space="0" w:color="000000"/>
+              </w:pBdr>
+              <w:spacing w:after="10" w:before="10" w:line="240"/>
+              <w:ind w:left="100" w:right="100" w:firstLine="0" w:firstLineChars="0"/>
+              <w:rPr>
+                <w:rFonts w:ascii="Arial" w:hAnsi="Arial" w:eastAsia="Arial" w:cs="Arial"/>
+                <w:i w:val="false"/>
+                <w:b w:val="false"/>
+                <w:u w:val="none"/>
+                <w:sz w:val="18"/>
+                <w:szCs w:val="18"/>
+                <w:color w:val="000000"/>
+              </w:rPr>
+            </w:pPr>
+            <w:r>
+              <w:rPr>
+                <w:rFonts w:ascii="Arial" w:hAnsi="Arial" w:eastAsia="Arial" w:cs="Arial"/>
+                <w:i w:val="false"/>
+                <w:b w:val="false"/>
+                <w:u w:val="none"/>
+                <w:sz w:val="18"/>
+                <w:szCs w:val="18"/>
+                <w:color w:val="000000"/>
+              </w:rPr>
+              <w:t xml:space="preserve">39 (20.9%)</w:t>
+            </w:r>
+          </w:p>
+        </w:tc>
+        <w:tc>
+          <w:tcPr>
+            <w:tcBorders>
+              <w:bottom w:val="none" w:sz="0" w:space="0" w:color="000000"/>
+              <w:top w:val="none" w:sz="0" w:space="0" w:color="000000"/>
+              <w:left w:val="none" w:sz="0" w:space="0" w:color="000000"/>
+              <w:right w:val="none" w:sz="0" w:space="0" w:color="000000"/>
+            </w:tcBorders>
+            <w:shd w:val="clear" w:color="auto" w:fill="FFFFFF"/>
+            <w:tcMar>
+              <w:top w:w="0" w:type="dxa"/>
+              <w:bottom w:w="0" w:type="dxa"/>
+              <w:left w:w="0" w:type="dxa"/>
+              <w:right w:w="0" w:type="dxa"/>
+            </w:tcMar>
+            <w:vAlign w:val="top"/>
+          </w:tcPr>
+          <w:p>
+            <w:pPr>
+              <w:jc w:val="center"/>
+              <w:pBdr>
+                <w:bottom w:val="none" w:sz="0" w:space="0" w:color="000000"/>
+                <w:top w:val="none" w:sz="0" w:space="0" w:color="000000"/>
+                <w:left w:val="none" w:sz="0" w:space="0" w:color="000000"/>
+                <w:right w:val="none" w:sz="0" w:space="0" w:color="000000"/>
+              </w:pBdr>
+              <w:spacing w:after="10" w:before="10" w:line="240"/>
+              <w:ind w:left="100" w:right="100" w:firstLine="0" w:firstLineChars="0"/>
+              <w:rPr>
+                <w:rFonts w:ascii="Arial" w:hAnsi="Arial" w:eastAsia="Arial" w:cs="Arial"/>
+                <w:i w:val="false"/>
+                <w:b w:val="false"/>
+                <w:u w:val="none"/>
+                <w:sz w:val="18"/>
+                <w:szCs w:val="18"/>
+                <w:color w:val="000000"/>
+              </w:rPr>
+            </w:pPr>
+            <w:r>
+              <w:rPr>
+                <w:rFonts w:ascii="Arial" w:hAnsi="Arial" w:eastAsia="Arial" w:cs="Arial"/>
+                <w:i w:val="false"/>
+                <w:b w:val="false"/>
+                <w:u w:val="none"/>
+                <w:sz w:val="18"/>
+                <w:szCs w:val="18"/>
+                <w:color w:val="000000"/>
+              </w:rPr>
+              <w:t xml:space="preserve"/>
+            </w:r>
+          </w:p>
+        </w:tc>
+      </w:tr>
+      <w:tr>
+        <w:trPr>
+          <w:trHeight w:val="617" w:hRule="auto"/>
+        </w:trPr>
+        body 8
+        <w:tc>
+          <w:tcPr>
+            <w:tcBorders>
+              <w:bottom w:val="none" w:sz="0" w:space="0" w:color="000000"/>
+              <w:top w:val="none" w:sz="0" w:space="0" w:color="000000"/>
+              <w:left w:val="none" w:sz="0" w:space="0" w:color="000000"/>
+              <w:right w:val="none" w:sz="0" w:space="0" w:color="000000"/>
+            </w:tcBorders>
+            <w:shd w:val="clear" w:color="auto" w:fill="FFFFFF"/>
+            <w:tcMar>
+              <w:top w:w="0" w:type="dxa"/>
+              <w:bottom w:w="0" w:type="dxa"/>
+              <w:left w:w="0" w:type="dxa"/>
+              <w:right w:w="0" w:type="dxa"/>
+            </w:tcMar>
+            <w:vAlign w:val="top"/>
+          </w:tcPr>
+          <w:p>
+            <w:pPr>
+              <w:jc w:val="left"/>
+              <w:pBdr>
+                <w:bottom w:val="none" w:sz="0" w:space="0" w:color="000000"/>
+                <w:top w:val="none" w:sz="0" w:space="0" w:color="000000"/>
+                <w:left w:val="none" w:sz="0" w:space="0" w:color="000000"/>
+                <w:right w:val="none" w:sz="0" w:space="0" w:color="000000"/>
+              </w:pBdr>
+              <w:spacing w:after="10" w:before="10" w:line="240"/>
+              <w:ind w:left="100" w:right="100" w:firstLine="0" w:firstLineChars="0"/>
+              <w:rPr>
+                <w:rFonts w:ascii="Arial" w:hAnsi="Arial" w:eastAsia="Arial" w:cs="Arial"/>
+                <w:i w:val="false"/>
+                <w:b w:val="false"/>
+                <w:u w:val="none"/>
+                <w:sz w:val="18"/>
+                <w:szCs w:val="18"/>
+                <w:color w:val="000000"/>
+              </w:rPr>
+            </w:pPr>
+            <w:r>
+              <w:rPr>
+                <w:rFonts w:ascii="Arial" w:hAnsi="Arial" w:eastAsia="Arial" w:cs="Arial"/>
+                <w:i w:val="false"/>
+                <w:b w:val="false"/>
+                <w:u w:val="none"/>
+                <w:sz w:val="18"/>
+                <w:szCs w:val="18"/>
+                <w:color w:val="000000"/>
+              </w:rPr>
+              <w:t xml:space="preserve">Departamento, n (%)</w:t>
+            </w:r>
+          </w:p>
+        </w:tc>
+        <w:tc>
+          <w:tcPr>
+            <w:tcBorders>
+              <w:bottom w:val="none" w:sz="0" w:space="0" w:color="000000"/>
+              <w:top w:val="none" w:sz="0" w:space="0" w:color="000000"/>
+              <w:left w:val="none" w:sz="0" w:space="0" w:color="000000"/>
+              <w:right w:val="none" w:sz="0" w:space="0" w:color="000000"/>
+            </w:tcBorders>
+            <w:shd w:val="clear" w:color="auto" w:fill="FFFFFF"/>
+            <w:tcMar>
+              <w:top w:w="0" w:type="dxa"/>
+              <w:bottom w:w="0" w:type="dxa"/>
+              <w:left w:w="0" w:type="dxa"/>
+              <w:right w:w="0" w:type="dxa"/>
+            </w:tcMar>
+            <w:vAlign w:val="top"/>
+          </w:tcPr>
+          <w:p>
+            <w:pPr>
+              <w:jc w:val="center"/>
+              <w:pBdr>
+                <w:bottom w:val="none" w:sz="0" w:space="0" w:color="000000"/>
+                <w:top w:val="none" w:sz="0" w:space="0" w:color="000000"/>
+                <w:left w:val="none" w:sz="0" w:space="0" w:color="000000"/>
+                <w:right w:val="none" w:sz="0" w:space="0" w:color="000000"/>
+              </w:pBdr>
+              <w:spacing w:after="10" w:before="10" w:line="240"/>
+              <w:ind w:left="100" w:right="100" w:firstLine="0" w:firstLineChars="0"/>
+              <w:rPr>
+                <w:rFonts w:ascii="Arial" w:hAnsi="Arial" w:eastAsia="Arial" w:cs="Arial"/>
+                <w:i w:val="false"/>
+                <w:b w:val="false"/>
+                <w:u w:val="none"/>
+                <w:sz w:val="18"/>
+                <w:szCs w:val="18"/>
+                <w:color w:val="000000"/>
+              </w:rPr>
+            </w:pPr>
+            <w:r>
+              <w:rPr>
+                <w:rFonts w:ascii="Arial" w:hAnsi="Arial" w:eastAsia="Arial" w:cs="Arial"/>
+                <w:i w:val="false"/>
+                <w:b w:val="false"/>
+                <w:u w:val="none"/>
+                <w:sz w:val="18"/>
+                <w:szCs w:val="18"/>
+                <w:color w:val="000000"/>
+              </w:rPr>
+              <w:t xml:space="preserve"/>
+            </w:r>
+          </w:p>
+        </w:tc>
+        <w:tc>
+          <w:tcPr>
+            <w:tcBorders>
+              <w:bottom w:val="none" w:sz="0" w:space="0" w:color="000000"/>
+              <w:top w:val="none" w:sz="0" w:space="0" w:color="000000"/>
+              <w:left w:val="none" w:sz="0" w:space="0" w:color="000000"/>
+              <w:right w:val="none" w:sz="0" w:space="0" w:color="000000"/>
+            </w:tcBorders>
+            <w:shd w:val="clear" w:color="auto" w:fill="FFFFFF"/>
+            <w:tcMar>
+              <w:top w:w="0" w:type="dxa"/>
+              <w:bottom w:w="0" w:type="dxa"/>
+              <w:left w:w="0" w:type="dxa"/>
+              <w:right w:w="0" w:type="dxa"/>
+            </w:tcMar>
+            <w:vAlign w:val="top"/>
+          </w:tcPr>
+          <w:p>
+            <w:pPr>
+              <w:jc w:val="center"/>
+              <w:pBdr>
+                <w:bottom w:val="none" w:sz="0" w:space="0" w:color="000000"/>
+                <w:top w:val="none" w:sz="0" w:space="0" w:color="000000"/>
+                <w:left w:val="none" w:sz="0" w:space="0" w:color="000000"/>
+                <w:right w:val="none" w:sz="0" w:space="0" w:color="000000"/>
+              </w:pBdr>
+              <w:spacing w:after="10" w:before="10" w:line="240"/>
+              <w:ind w:left="100" w:right="100" w:firstLine="0" w:firstLineChars="0"/>
+              <w:rPr>
+                <w:rFonts w:ascii="Arial" w:hAnsi="Arial" w:eastAsia="Arial" w:cs="Arial"/>
+                <w:i w:val="false"/>
+                <w:b w:val="false"/>
+                <w:u w:val="none"/>
+                <w:sz w:val="18"/>
+                <w:szCs w:val="18"/>
+                <w:color w:val="000000"/>
+              </w:rPr>
+            </w:pPr>
+            <w:r>
+              <w:rPr>
+                <w:rFonts w:ascii="Arial" w:hAnsi="Arial" w:eastAsia="Arial" w:cs="Arial"/>
+                <w:i w:val="false"/>
+                <w:b w:val="false"/>
+                <w:u w:val="none"/>
+                <w:sz w:val="18"/>
+                <w:szCs w:val="18"/>
+                <w:color w:val="000000"/>
+              </w:rPr>
+              <w:t xml:space="preserve"/>
+            </w:r>
+          </w:p>
+        </w:tc>
+        <w:tc>
+          <w:tcPr>
+            <w:tcBorders>
+              <w:bottom w:val="none" w:sz="0" w:space="0" w:color="000000"/>
+              <w:top w:val="none" w:sz="0" w:space="0" w:color="000000"/>
+              <w:left w:val="none" w:sz="0" w:space="0" w:color="000000"/>
+              <w:right w:val="none" w:sz="0" w:space="0" w:color="000000"/>
+            </w:tcBorders>
+            <w:shd w:val="clear" w:color="auto" w:fill="FFFFFF"/>
+            <w:tcMar>
+              <w:top w:w="0" w:type="dxa"/>
+              <w:bottom w:w="0" w:type="dxa"/>
+              <w:left w:w="0" w:type="dxa"/>
+              <w:right w:w="0" w:type="dxa"/>
+            </w:tcMar>
+            <w:vAlign w:val="top"/>
+          </w:tcPr>
+          <w:p>
+            <w:pPr>
+              <w:jc w:val="center"/>
+              <w:pBdr>
+                <w:bottom w:val="none" w:sz="0" w:space="0" w:color="000000"/>
+                <w:top w:val="none" w:sz="0" w:space="0" w:color="000000"/>
+                <w:left w:val="none" w:sz="0" w:space="0" w:color="000000"/>
+                <w:right w:val="none" w:sz="0" w:space="0" w:color="000000"/>
+              </w:pBdr>
+              <w:spacing w:after="10" w:before="10" w:line="240"/>
+              <w:ind w:left="100" w:right="100" w:firstLine="0" w:firstLineChars="0"/>
+              <w:rPr>
+                <w:rFonts w:ascii="Arial" w:hAnsi="Arial" w:eastAsia="Arial" w:cs="Arial"/>
+                <w:i w:val="false"/>
+                <w:b w:val="false"/>
+                <w:u w:val="none"/>
+                <w:sz w:val="18"/>
+                <w:szCs w:val="18"/>
+                <w:color w:val="000000"/>
+              </w:rPr>
+            </w:pPr>
+            <w:r>
+              <w:rPr>
+                <w:rFonts w:ascii="Arial" w:hAnsi="Arial" w:eastAsia="Arial" w:cs="Arial"/>
+                <w:i w:val="false"/>
+                <w:b w:val="false"/>
+                <w:u w:val="none"/>
+                <w:sz w:val="18"/>
+                <w:szCs w:val="18"/>
+                <w:color w:val="000000"/>
+              </w:rPr>
+              <w:t xml:space="preserve"/>
+            </w:r>
+          </w:p>
+        </w:tc>
+        <w:tc>
+          <w:tcPr>
+            <w:tcBorders>
+              <w:bottom w:val="none" w:sz="0" w:space="0" w:color="000000"/>
+              <w:top w:val="none" w:sz="0" w:space="0" w:color="000000"/>
+              <w:left w:val="none" w:sz="0" w:space="0" w:color="000000"/>
+              <w:right w:val="none" w:sz="0" w:space="0" w:color="000000"/>
+            </w:tcBorders>
+            <w:shd w:val="clear" w:color="auto" w:fill="FFFFFF"/>
+            <w:tcMar>
+              <w:top w:w="0" w:type="dxa"/>
+              <w:bottom w:w="0" w:type="dxa"/>
+              <w:left w:w="0" w:type="dxa"/>
+              <w:right w:w="0" w:type="dxa"/>
+            </w:tcMar>
+            <w:vAlign w:val="top"/>
+          </w:tcPr>
+          <w:p>
+            <w:pPr>
+              <w:jc w:val="center"/>
+              <w:pBdr>
+                <w:bottom w:val="none" w:sz="0" w:space="0" w:color="000000"/>
+                <w:top w:val="none" w:sz="0" w:space="0" w:color="000000"/>
+                <w:left w:val="none" w:sz="0" w:space="0" w:color="000000"/>
+                <w:right w:val="none" w:sz="0" w:space="0" w:color="000000"/>
+              </w:pBdr>
+              <w:spacing w:after="10" w:before="10" w:line="240"/>
+              <w:ind w:left="100" w:right="100" w:firstLine="0" w:firstLineChars="0"/>
+              <w:rPr>
+                <w:rFonts w:ascii="Arial" w:hAnsi="Arial" w:eastAsia="Arial" w:cs="Arial"/>
+                <w:i w:val="false"/>
+                <w:b w:val="false"/>
+                <w:u w:val="none"/>
+                <w:sz w:val="18"/>
+                <w:szCs w:val="18"/>
+                <w:color w:val="000000"/>
+              </w:rPr>
+            </w:pPr>
+            <w:r>
+              <w:rPr>
+                <w:rFonts w:ascii="Arial" w:hAnsi="Arial" w:eastAsia="Arial" w:cs="Arial"/>
+                <w:i w:val="false"/>
+                <w:b w:val="false"/>
+                <w:u w:val="none"/>
+                <w:sz w:val="18"/>
+                <w:szCs w:val="18"/>
+                <w:color w:val="000000"/>
+              </w:rPr>
+              <w:t xml:space="preserve"/>
+            </w:r>
+          </w:p>
+        </w:tc>
+        <w:tc>
+          <w:tcPr>
+            <w:tcBorders>
+              <w:bottom w:val="none" w:sz="0" w:space="0" w:color="000000"/>
+              <w:top w:val="none" w:sz="0" w:space="0" w:color="000000"/>
+              <w:left w:val="none" w:sz="0" w:space="0" w:color="000000"/>
+              <w:right w:val="none" w:sz="0" w:space="0" w:color="000000"/>
+            </w:tcBorders>
+            <w:shd w:val="clear" w:color="auto" w:fill="FFFFFF"/>
+            <w:tcMar>
+              <w:top w:w="0" w:type="dxa"/>
+              <w:bottom w:w="0" w:type="dxa"/>
+              <w:left w:w="0" w:type="dxa"/>
+              <w:right w:w="0" w:type="dxa"/>
+            </w:tcMar>
+            <w:vAlign w:val="top"/>
+          </w:tcPr>
+          <w:p>
+            <w:pPr>
+              <w:jc w:val="center"/>
+              <w:pBdr>
+                <w:bottom w:val="none" w:sz="0" w:space="0" w:color="000000"/>
+                <w:top w:val="none" w:sz="0" w:space="0" w:color="000000"/>
+                <w:left w:val="none" w:sz="0" w:space="0" w:color="000000"/>
+                <w:right w:val="none" w:sz="0" w:space="0" w:color="000000"/>
+              </w:pBdr>
+              <w:spacing w:after="10" w:before="10" w:line="240"/>
+              <w:ind w:left="100" w:right="100" w:firstLine="0" w:firstLineChars="0"/>
+              <w:rPr>
+                <w:rFonts w:ascii="Arial" w:hAnsi="Arial" w:eastAsia="Arial" w:cs="Arial"/>
+                <w:i w:val="false"/>
+                <w:b w:val="false"/>
+                <w:u w:val="none"/>
+                <w:sz w:val="18"/>
+                <w:szCs w:val="18"/>
+                <w:color w:val="000000"/>
+              </w:rPr>
+            </w:pPr>
+            <w:r>
+              <w:rPr>
+                <w:rFonts w:ascii="Arial" w:hAnsi="Arial" w:eastAsia="Arial" w:cs="Arial"/>
+                <w:i w:val="false"/>
+                <w:b w:val="false"/>
+                <w:u w:val="none"/>
+                <w:sz w:val="18"/>
+                <w:szCs w:val="18"/>
+                <w:color w:val="000000"/>
+              </w:rPr>
+              <w:t xml:space="preserve"/>
+            </w:r>
+          </w:p>
+        </w:tc>
+        <w:tc>
+          <w:tcPr>
+            <w:tcBorders>
+              <w:bottom w:val="none" w:sz="0" w:space="0" w:color="000000"/>
+              <w:top w:val="none" w:sz="0" w:space="0" w:color="000000"/>
+              <w:left w:val="none" w:sz="0" w:space="0" w:color="000000"/>
+              <w:right w:val="none" w:sz="0" w:space="0" w:color="000000"/>
+            </w:tcBorders>
+            <w:shd w:val="clear" w:color="auto" w:fill="FFFFFF"/>
+            <w:tcMar>
+              <w:top w:w="0" w:type="dxa"/>
+              <w:bottom w:w="0" w:type="dxa"/>
+              <w:left w:w="0" w:type="dxa"/>
+              <w:right w:w="0" w:type="dxa"/>
+            </w:tcMar>
+            <w:vAlign w:val="top"/>
+          </w:tcPr>
+          <w:p>
+            <w:pPr>
+              <w:jc w:val="center"/>
+              <w:pBdr>
+                <w:bottom w:val="none" w:sz="0" w:space="0" w:color="000000"/>
+                <w:top w:val="none" w:sz="0" w:space="0" w:color="000000"/>
+                <w:left w:val="none" w:sz="0" w:space="0" w:color="000000"/>
+                <w:right w:val="none" w:sz="0" w:space="0" w:color="000000"/>
+              </w:pBdr>
+              <w:spacing w:after="10" w:before="10" w:line="240"/>
+              <w:ind w:left="100" w:right="100" w:firstLine="0" w:firstLineChars="0"/>
+              <w:rPr>
+                <w:rFonts w:ascii="Arial" w:hAnsi="Arial" w:eastAsia="Arial" w:cs="Arial"/>
+                <w:i w:val="false"/>
+                <w:b w:val="true"/>
+                <w:u w:val="none"/>
+                <w:sz w:val="18"/>
+                <w:szCs w:val="18"/>
+                <w:color w:val="000000"/>
+              </w:rPr>
+            </w:pPr>
+            <w:r>
+              <w:rPr>
+                <w:rFonts w:ascii="Arial" w:hAnsi="Arial" w:eastAsia="Arial" w:cs="Arial"/>
+                <w:i w:val="false"/>
+                <w:b w:val="true"/>
+                <w:u w:val="none"/>
+                <w:sz w:val="18"/>
+                <w:szCs w:val="18"/>
+                <w:color w:val="000000"/>
+              </w:rPr>
+              <w:t xml:space="preserve">&lt;0.001**</w:t>
+            </w:r>
+          </w:p>
+        </w:tc>
+      </w:tr>
+      <w:tr>
+        <w:trPr>
+          <w:trHeight w:val="617" w:hRule="auto"/>
+        </w:trPr>
+        body 9
+        <w:tc>
+          <w:tcPr>
+            <w:tcBorders>
+              <w:bottom w:val="none" w:sz="0" w:space="0" w:color="000000"/>
+              <w:top w:val="none" w:sz="0" w:space="0" w:color="000000"/>
+              <w:left w:val="none" w:sz="0" w:space="0" w:color="000000"/>
+              <w:right w:val="none" w:sz="0" w:space="0" w:color="000000"/>
+            </w:tcBorders>
+            <w:shd w:val="clear" w:color="auto" w:fill="FFFFFF"/>
+            <w:tcMar>
+              <w:top w:w="0" w:type="dxa"/>
+              <w:bottom w:w="0" w:type="dxa"/>
+              <w:left w:w="0" w:type="dxa"/>
+              <w:right w:w="0" w:type="dxa"/>
+            </w:tcMar>
+            <w:vAlign w:val="top"/>
+          </w:tcPr>
+          <w:p>
+            <w:pPr>
+              <w:jc w:val="left"/>
+              <w:pBdr>
+                <w:bottom w:val="none" w:sz="0" w:space="0" w:color="000000"/>
+                <w:top w:val="none" w:sz="0" w:space="0" w:color="000000"/>
+                <w:left w:val="none" w:sz="0" w:space="0" w:color="000000"/>
+                <w:right w:val="none" w:sz="0" w:space="0" w:color="000000"/>
+              </w:pBdr>
+              <w:spacing w:after="10" w:before="10" w:line="240"/>
+              <w:ind w:left="300" w:right="100" w:firstLine="0" w:firstLineChars="0"/>
+              <w:rPr>
+                <w:rFonts w:ascii="Arial" w:hAnsi="Arial" w:eastAsia="Arial" w:cs="Arial"/>
+                <w:i w:val="false"/>
+                <w:b w:val="false"/>
+                <w:u w:val="none"/>
+                <w:sz w:val="18"/>
+                <w:szCs w:val="18"/>
+                <w:color w:val="000000"/>
+              </w:rPr>
+            </w:pPr>
+            <w:r>
+              <w:rPr>
+                <w:rFonts w:ascii="Arial" w:hAnsi="Arial" w:eastAsia="Arial" w:cs="Arial"/>
+                <w:i w:val="false"/>
+                <w:b w:val="false"/>
+                <w:u w:val="none"/>
+                <w:sz w:val="18"/>
+                <w:szCs w:val="18"/>
+                <w:color w:val="000000"/>
+              </w:rPr>
+              <w:t xml:space="preserve">Arequipa</w:t>
+            </w:r>
+          </w:p>
+        </w:tc>
+        <w:tc>
+          <w:tcPr>
+            <w:tcBorders>
+              <w:bottom w:val="none" w:sz="0" w:space="0" w:color="000000"/>
+              <w:top w:val="none" w:sz="0" w:space="0" w:color="000000"/>
+              <w:left w:val="none" w:sz="0" w:space="0" w:color="000000"/>
+              <w:right w:val="none" w:sz="0" w:space="0" w:color="000000"/>
+            </w:tcBorders>
+            <w:shd w:val="clear" w:color="auto" w:fill="FFFFFF"/>
+            <w:tcMar>
+              <w:top w:w="0" w:type="dxa"/>
+              <w:bottom w:w="0" w:type="dxa"/>
+              <w:left w:w="0" w:type="dxa"/>
+              <w:right w:w="0" w:type="dxa"/>
+            </w:tcMar>
+            <w:vAlign w:val="top"/>
+          </w:tcPr>
+          <w:p>
+            <w:pPr>
+              <w:jc w:val="center"/>
+              <w:pBdr>
+                <w:bottom w:val="none" w:sz="0" w:space="0" w:color="000000"/>
+                <w:top w:val="none" w:sz="0" w:space="0" w:color="000000"/>
+                <w:left w:val="none" w:sz="0" w:space="0" w:color="000000"/>
+                <w:right w:val="none" w:sz="0" w:space="0" w:color="000000"/>
+              </w:pBdr>
+              <w:spacing w:after="10" w:before="10" w:line="240"/>
+              <w:ind w:left="100" w:right="100" w:firstLine="0" w:firstLineChars="0"/>
+              <w:rPr>
+                <w:rFonts w:ascii="Arial" w:hAnsi="Arial" w:eastAsia="Arial" w:cs="Arial"/>
+                <w:i w:val="false"/>
+                <w:b w:val="false"/>
+                <w:u w:val="none"/>
+                <w:sz w:val="18"/>
+                <w:szCs w:val="18"/>
+                <w:color w:val="000000"/>
+              </w:rPr>
+            </w:pPr>
+            <w:r>
+              <w:rPr>
+                <w:rFonts w:ascii="Arial" w:hAnsi="Arial" w:eastAsia="Arial" w:cs="Arial"/>
+                <w:i w:val="false"/>
+                <w:b w:val="false"/>
+                <w:u w:val="none"/>
+                <w:sz w:val="18"/>
+                <w:szCs w:val="18"/>
+                <w:color w:val="000000"/>
+              </w:rPr>
+              <w:t xml:space="preserve">486 (29.4%)</w:t>
+            </w:r>
+          </w:p>
+        </w:tc>
+        <w:tc>
+          <w:tcPr>
+            <w:tcBorders>
+              <w:bottom w:val="none" w:sz="0" w:space="0" w:color="000000"/>
+              <w:top w:val="none" w:sz="0" w:space="0" w:color="000000"/>
+              <w:left w:val="none" w:sz="0" w:space="0" w:color="000000"/>
+              <w:right w:val="none" w:sz="0" w:space="0" w:color="000000"/>
+            </w:tcBorders>
+            <w:shd w:val="clear" w:color="auto" w:fill="FFFFFF"/>
+            <w:tcMar>
+              <w:top w:w="0" w:type="dxa"/>
+              <w:bottom w:w="0" w:type="dxa"/>
+              <w:left w:w="0" w:type="dxa"/>
+              <w:right w:w="0" w:type="dxa"/>
+            </w:tcMar>
+            <w:vAlign w:val="top"/>
+          </w:tcPr>
+          <w:p>
+            <w:pPr>
+              <w:jc w:val="center"/>
+              <w:pBdr>
+                <w:bottom w:val="none" w:sz="0" w:space="0" w:color="000000"/>
+                <w:top w:val="none" w:sz="0" w:space="0" w:color="000000"/>
+                <w:left w:val="none" w:sz="0" w:space="0" w:color="000000"/>
+                <w:right w:val="none" w:sz="0" w:space="0" w:color="000000"/>
+              </w:pBdr>
+              <w:spacing w:after="10" w:before="10" w:line="240"/>
+              <w:ind w:left="100" w:right="100" w:firstLine="0" w:firstLineChars="0"/>
+              <w:rPr>
+                <w:rFonts w:ascii="Arial" w:hAnsi="Arial" w:eastAsia="Arial" w:cs="Arial"/>
+                <w:i w:val="false"/>
+                <w:b w:val="false"/>
+                <w:u w:val="none"/>
+                <w:sz w:val="18"/>
+                <w:szCs w:val="18"/>
+                <w:color w:val="000000"/>
+              </w:rPr>
+            </w:pPr>
+            <w:r>
+              <w:rPr>
+                <w:rFonts w:ascii="Arial" w:hAnsi="Arial" w:eastAsia="Arial" w:cs="Arial"/>
+                <w:i w:val="false"/>
+                <w:b w:val="false"/>
+                <w:u w:val="none"/>
+                <w:sz w:val="18"/>
+                <w:szCs w:val="18"/>
+                <w:color w:val="000000"/>
+              </w:rPr>
+              <w:t xml:space="preserve">232 (28.1%)</w:t>
+            </w:r>
+          </w:p>
+        </w:tc>
+        <w:tc>
+          <w:tcPr>
+            <w:tcBorders>
+              <w:bottom w:val="none" w:sz="0" w:space="0" w:color="000000"/>
+              <w:top w:val="none" w:sz="0" w:space="0" w:color="000000"/>
+              <w:left w:val="none" w:sz="0" w:space="0" w:color="000000"/>
+              <w:right w:val="none" w:sz="0" w:space="0" w:color="000000"/>
+            </w:tcBorders>
+            <w:shd w:val="clear" w:color="auto" w:fill="FFFFFF"/>
+            <w:tcMar>
+              <w:top w:w="0" w:type="dxa"/>
+              <w:bottom w:w="0" w:type="dxa"/>
+              <w:left w:w="0" w:type="dxa"/>
+              <w:right w:w="0" w:type="dxa"/>
+            </w:tcMar>
+            <w:vAlign w:val="top"/>
+          </w:tcPr>
+          <w:p>
+            <w:pPr>
+              <w:jc w:val="center"/>
+              <w:pBdr>
+                <w:bottom w:val="none" w:sz="0" w:space="0" w:color="000000"/>
+                <w:top w:val="none" w:sz="0" w:space="0" w:color="000000"/>
+                <w:left w:val="none" w:sz="0" w:space="0" w:color="000000"/>
+                <w:right w:val="none" w:sz="0" w:space="0" w:color="000000"/>
+              </w:pBdr>
+              <w:spacing w:after="10" w:before="10" w:line="240"/>
+              <w:ind w:left="100" w:right="100" w:firstLine="0" w:firstLineChars="0"/>
+              <w:rPr>
+                <w:rFonts w:ascii="Arial" w:hAnsi="Arial" w:eastAsia="Arial" w:cs="Arial"/>
+                <w:i w:val="false"/>
+                <w:b w:val="false"/>
+                <w:u w:val="none"/>
+                <w:sz w:val="18"/>
+                <w:szCs w:val="18"/>
+                <w:color w:val="000000"/>
+              </w:rPr>
+            </w:pPr>
+            <w:r>
+              <w:rPr>
+                <w:rFonts w:ascii="Arial" w:hAnsi="Arial" w:eastAsia="Arial" w:cs="Arial"/>
+                <w:i w:val="false"/>
+                <w:b w:val="false"/>
+                <w:u w:val="none"/>
+                <w:sz w:val="18"/>
+                <w:szCs w:val="18"/>
+                <w:color w:val="000000"/>
+              </w:rPr>
+              <w:t xml:space="preserve">24 (21.2%)</w:t>
+            </w:r>
+          </w:p>
+        </w:tc>
+        <w:tc>
+          <w:tcPr>
+            <w:tcBorders>
+              <w:bottom w:val="none" w:sz="0" w:space="0" w:color="000000"/>
+              <w:top w:val="none" w:sz="0" w:space="0" w:color="000000"/>
+              <w:left w:val="none" w:sz="0" w:space="0" w:color="000000"/>
+              <w:right w:val="none" w:sz="0" w:space="0" w:color="000000"/>
+            </w:tcBorders>
+            <w:shd w:val="clear" w:color="auto" w:fill="FFFFFF"/>
+            <w:tcMar>
+              <w:top w:w="0" w:type="dxa"/>
+              <w:bottom w:w="0" w:type="dxa"/>
+              <w:left w:w="0" w:type="dxa"/>
+              <w:right w:w="0" w:type="dxa"/>
+            </w:tcMar>
+            <w:vAlign w:val="top"/>
+          </w:tcPr>
+          <w:p>
+            <w:pPr>
+              <w:jc w:val="center"/>
+              <w:pBdr>
+                <w:bottom w:val="none" w:sz="0" w:space="0" w:color="000000"/>
+                <w:top w:val="none" w:sz="0" w:space="0" w:color="000000"/>
+                <w:left w:val="none" w:sz="0" w:space="0" w:color="000000"/>
+                <w:right w:val="none" w:sz="0" w:space="0" w:color="000000"/>
+              </w:pBdr>
+              <w:spacing w:after="10" w:before="10" w:line="240"/>
+              <w:ind w:left="100" w:right="100" w:firstLine="0" w:firstLineChars="0"/>
+              <w:rPr>
+                <w:rFonts w:ascii="Arial" w:hAnsi="Arial" w:eastAsia="Arial" w:cs="Arial"/>
+                <w:i w:val="false"/>
+                <w:b w:val="false"/>
+                <w:u w:val="none"/>
+                <w:sz w:val="18"/>
+                <w:szCs w:val="18"/>
+                <w:color w:val="000000"/>
+              </w:rPr>
+            </w:pPr>
+            <w:r>
+              <w:rPr>
+                <w:rFonts w:ascii="Arial" w:hAnsi="Arial" w:eastAsia="Arial" w:cs="Arial"/>
+                <w:i w:val="false"/>
+                <w:b w:val="false"/>
+                <w:u w:val="none"/>
+                <w:sz w:val="18"/>
+                <w:szCs w:val="18"/>
+                <w:color w:val="000000"/>
+              </w:rPr>
+              <w:t xml:space="preserve">158 (29.9%)</w:t>
+            </w:r>
+          </w:p>
+        </w:tc>
+        <w:tc>
+          <w:tcPr>
+            <w:tcBorders>
+              <w:bottom w:val="none" w:sz="0" w:space="0" w:color="000000"/>
+              <w:top w:val="none" w:sz="0" w:space="0" w:color="000000"/>
+              <w:left w:val="none" w:sz="0" w:space="0" w:color="000000"/>
+              <w:right w:val="none" w:sz="0" w:space="0" w:color="000000"/>
+            </w:tcBorders>
+            <w:shd w:val="clear" w:color="auto" w:fill="FFFFFF"/>
+            <w:tcMar>
+              <w:top w:w="0" w:type="dxa"/>
+              <w:bottom w:w="0" w:type="dxa"/>
+              <w:left w:w="0" w:type="dxa"/>
+              <w:right w:w="0" w:type="dxa"/>
+            </w:tcMar>
+            <w:vAlign w:val="top"/>
+          </w:tcPr>
+          <w:p>
+            <w:pPr>
+              <w:jc w:val="center"/>
+              <w:pBdr>
+                <w:bottom w:val="none" w:sz="0" w:space="0" w:color="000000"/>
+                <w:top w:val="none" w:sz="0" w:space="0" w:color="000000"/>
+                <w:left w:val="none" w:sz="0" w:space="0" w:color="000000"/>
+                <w:right w:val="none" w:sz="0" w:space="0" w:color="000000"/>
+              </w:pBdr>
+              <w:spacing w:after="10" w:before="10" w:line="240"/>
+              <w:ind w:left="100" w:right="100" w:firstLine="0" w:firstLineChars="0"/>
+              <w:rPr>
+                <w:rFonts w:ascii="Arial" w:hAnsi="Arial" w:eastAsia="Arial" w:cs="Arial"/>
+                <w:i w:val="false"/>
+                <w:b w:val="false"/>
+                <w:u w:val="none"/>
+                <w:sz w:val="18"/>
+                <w:szCs w:val="18"/>
+                <w:color w:val="000000"/>
+              </w:rPr>
+            </w:pPr>
+            <w:r>
+              <w:rPr>
+                <w:rFonts w:ascii="Arial" w:hAnsi="Arial" w:eastAsia="Arial" w:cs="Arial"/>
+                <w:i w:val="false"/>
+                <w:b w:val="false"/>
+                <w:u w:val="none"/>
+                <w:sz w:val="18"/>
+                <w:szCs w:val="18"/>
+                <w:color w:val="000000"/>
+              </w:rPr>
+              <w:t xml:space="preserve">72 (38.5%)</w:t>
+            </w:r>
+          </w:p>
+        </w:tc>
+        <w:tc>
+          <w:tcPr>
+            <w:tcBorders>
+              <w:bottom w:val="none" w:sz="0" w:space="0" w:color="000000"/>
+              <w:top w:val="none" w:sz="0" w:space="0" w:color="000000"/>
+              <w:left w:val="none" w:sz="0" w:space="0" w:color="000000"/>
+              <w:right w:val="none" w:sz="0" w:space="0" w:color="000000"/>
+            </w:tcBorders>
+            <w:shd w:val="clear" w:color="auto" w:fill="FFFFFF"/>
+            <w:tcMar>
+              <w:top w:w="0" w:type="dxa"/>
+              <w:bottom w:w="0" w:type="dxa"/>
+              <w:left w:w="0" w:type="dxa"/>
+              <w:right w:w="0" w:type="dxa"/>
+            </w:tcMar>
+            <w:vAlign w:val="top"/>
+          </w:tcPr>
+          <w:p>
+            <w:pPr>
+              <w:jc w:val="center"/>
+              <w:pBdr>
+                <w:bottom w:val="none" w:sz="0" w:space="0" w:color="000000"/>
+                <w:top w:val="none" w:sz="0" w:space="0" w:color="000000"/>
+                <w:left w:val="none" w:sz="0" w:space="0" w:color="000000"/>
+                <w:right w:val="none" w:sz="0" w:space="0" w:color="000000"/>
+              </w:pBdr>
+              <w:spacing w:after="10" w:before="10" w:line="240"/>
+              <w:ind w:left="100" w:right="100" w:firstLine="0" w:firstLineChars="0"/>
+              <w:rPr>
+                <w:rFonts w:ascii="Arial" w:hAnsi="Arial" w:eastAsia="Arial" w:cs="Arial"/>
+                <w:i w:val="false"/>
+                <w:b w:val="false"/>
+                <w:u w:val="none"/>
+                <w:sz w:val="18"/>
+                <w:szCs w:val="18"/>
+                <w:color w:val="000000"/>
+              </w:rPr>
+            </w:pPr>
+            <w:r>
+              <w:rPr>
+                <w:rFonts w:ascii="Arial" w:hAnsi="Arial" w:eastAsia="Arial" w:cs="Arial"/>
+                <w:i w:val="false"/>
+                <w:b w:val="false"/>
+                <w:u w:val="none"/>
+                <w:sz w:val="18"/>
+                <w:szCs w:val="18"/>
+                <w:color w:val="000000"/>
+              </w:rPr>
+              <w:t xml:space="preserve"/>
+            </w:r>
+          </w:p>
+        </w:tc>
+      </w:tr>
+      <w:tr>
+        <w:trPr>
+          <w:trHeight w:val="617" w:hRule="auto"/>
+        </w:trPr>
+        body10
+        <w:tc>
+          <w:tcPr>
+            <w:tcBorders>
+              <w:bottom w:val="none" w:sz="0" w:space="0" w:color="000000"/>
+              <w:top w:val="none" w:sz="0" w:space="0" w:color="000000"/>
+              <w:left w:val="none" w:sz="0" w:space="0" w:color="000000"/>
+              <w:right w:val="none" w:sz="0" w:space="0" w:color="000000"/>
+            </w:tcBorders>
+            <w:shd w:val="clear" w:color="auto" w:fill="FFFFFF"/>
+            <w:tcMar>
+              <w:top w:w="0" w:type="dxa"/>
+              <w:bottom w:w="0" w:type="dxa"/>
+              <w:left w:w="0" w:type="dxa"/>
+              <w:right w:w="0" w:type="dxa"/>
+            </w:tcMar>
+            <w:vAlign w:val="top"/>
+          </w:tcPr>
+          <w:p>
+            <w:pPr>
+              <w:jc w:val="left"/>
+              <w:pBdr>
+                <w:bottom w:val="none" w:sz="0" w:space="0" w:color="000000"/>
+                <w:top w:val="none" w:sz="0" w:space="0" w:color="000000"/>
+                <w:left w:val="none" w:sz="0" w:space="0" w:color="000000"/>
+                <w:right w:val="none" w:sz="0" w:space="0" w:color="000000"/>
+              </w:pBdr>
+              <w:spacing w:after="10" w:before="10" w:line="240"/>
+              <w:ind w:left="300" w:right="100" w:firstLine="0" w:firstLineChars="0"/>
+              <w:rPr>
+                <w:rFonts w:ascii="Arial" w:hAnsi="Arial" w:eastAsia="Arial" w:cs="Arial"/>
+                <w:i w:val="false"/>
+                <w:b w:val="false"/>
+                <w:u w:val="none"/>
+                <w:sz w:val="18"/>
+                <w:szCs w:val="18"/>
+                <w:color w:val="000000"/>
+              </w:rPr>
+            </w:pPr>
+            <w:r>
+              <w:rPr>
+                <w:rFonts w:ascii="Arial" w:hAnsi="Arial" w:eastAsia="Arial" w:cs="Arial"/>
+                <w:i w:val="false"/>
+                <w:b w:val="false"/>
+                <w:u w:val="none"/>
+                <w:sz w:val="18"/>
+                <w:szCs w:val="18"/>
+                <w:color w:val="000000"/>
+              </w:rPr>
+              <w:t xml:space="preserve">Lima</w:t>
+            </w:r>
+          </w:p>
+        </w:tc>
+        <w:tc>
+          <w:tcPr>
+            <w:tcBorders>
+              <w:bottom w:val="none" w:sz="0" w:space="0" w:color="000000"/>
+              <w:top w:val="none" w:sz="0" w:space="0" w:color="000000"/>
+              <w:left w:val="none" w:sz="0" w:space="0" w:color="000000"/>
+              <w:right w:val="none" w:sz="0" w:space="0" w:color="000000"/>
+            </w:tcBorders>
+            <w:shd w:val="clear" w:color="auto" w:fill="FFFFFF"/>
+            <w:tcMar>
+              <w:top w:w="0" w:type="dxa"/>
+              <w:bottom w:w="0" w:type="dxa"/>
+              <w:left w:w="0" w:type="dxa"/>
+              <w:right w:w="0" w:type="dxa"/>
+            </w:tcMar>
+            <w:vAlign w:val="top"/>
+          </w:tcPr>
+          <w:p>
+            <w:pPr>
+              <w:jc w:val="center"/>
+              <w:pBdr>
+                <w:bottom w:val="none" w:sz="0" w:space="0" w:color="000000"/>
+                <w:top w:val="none" w:sz="0" w:space="0" w:color="000000"/>
+                <w:left w:val="none" w:sz="0" w:space="0" w:color="000000"/>
+                <w:right w:val="none" w:sz="0" w:space="0" w:color="000000"/>
+              </w:pBdr>
+              <w:spacing w:after="10" w:before="10" w:line="240"/>
+              <w:ind w:left="100" w:right="100" w:firstLine="0" w:firstLineChars="0"/>
+              <w:rPr>
+                <w:rFonts w:ascii="Arial" w:hAnsi="Arial" w:eastAsia="Arial" w:cs="Arial"/>
+                <w:i w:val="false"/>
+                <w:b w:val="false"/>
+                <w:u w:val="none"/>
+                <w:sz w:val="18"/>
+                <w:szCs w:val="18"/>
+                <w:color w:val="000000"/>
+              </w:rPr>
+            </w:pPr>
+            <w:r>
+              <w:rPr>
+                <w:rFonts w:ascii="Arial" w:hAnsi="Arial" w:eastAsia="Arial" w:cs="Arial"/>
+                <w:i w:val="false"/>
+                <w:b w:val="false"/>
+                <w:u w:val="none"/>
+                <w:sz w:val="18"/>
+                <w:szCs w:val="18"/>
+                <w:color w:val="000000"/>
+              </w:rPr>
+              <w:t xml:space="preserve">461 (27.9%)</w:t>
+            </w:r>
+          </w:p>
+        </w:tc>
+        <w:tc>
+          <w:tcPr>
+            <w:tcBorders>
+              <w:bottom w:val="none" w:sz="0" w:space="0" w:color="000000"/>
+              <w:top w:val="none" w:sz="0" w:space="0" w:color="000000"/>
+              <w:left w:val="none" w:sz="0" w:space="0" w:color="000000"/>
+              <w:right w:val="none" w:sz="0" w:space="0" w:color="000000"/>
+            </w:tcBorders>
+            <w:shd w:val="clear" w:color="auto" w:fill="FFFFFF"/>
+            <w:tcMar>
+              <w:top w:w="0" w:type="dxa"/>
+              <w:bottom w:w="0" w:type="dxa"/>
+              <w:left w:w="0" w:type="dxa"/>
+              <w:right w:w="0" w:type="dxa"/>
+            </w:tcMar>
+            <w:vAlign w:val="top"/>
+          </w:tcPr>
+          <w:p>
+            <w:pPr>
+              <w:jc w:val="center"/>
+              <w:pBdr>
+                <w:bottom w:val="none" w:sz="0" w:space="0" w:color="000000"/>
+                <w:top w:val="none" w:sz="0" w:space="0" w:color="000000"/>
+                <w:left w:val="none" w:sz="0" w:space="0" w:color="000000"/>
+                <w:right w:val="none" w:sz="0" w:space="0" w:color="000000"/>
+              </w:pBdr>
+              <w:spacing w:after="10" w:before="10" w:line="240"/>
+              <w:ind w:left="100" w:right="100" w:firstLine="0" w:firstLineChars="0"/>
+              <w:rPr>
+                <w:rFonts w:ascii="Arial" w:hAnsi="Arial" w:eastAsia="Arial" w:cs="Arial"/>
+                <w:i w:val="false"/>
+                <w:b w:val="false"/>
+                <w:u w:val="none"/>
+                <w:sz w:val="18"/>
+                <w:szCs w:val="18"/>
+                <w:color w:val="000000"/>
+              </w:rPr>
+            </w:pPr>
+            <w:r>
+              <w:rPr>
+                <w:rFonts w:ascii="Arial" w:hAnsi="Arial" w:eastAsia="Arial" w:cs="Arial"/>
+                <w:i w:val="false"/>
+                <w:b w:val="false"/>
+                <w:u w:val="none"/>
+                <w:sz w:val="18"/>
+                <w:szCs w:val="18"/>
+                <w:color w:val="000000"/>
+              </w:rPr>
+              <w:t xml:space="preserve">259 (31.4%)</w:t>
+            </w:r>
+          </w:p>
+        </w:tc>
+        <w:tc>
+          <w:tcPr>
+            <w:tcBorders>
+              <w:bottom w:val="none" w:sz="0" w:space="0" w:color="000000"/>
+              <w:top w:val="none" w:sz="0" w:space="0" w:color="000000"/>
+              <w:left w:val="none" w:sz="0" w:space="0" w:color="000000"/>
+              <w:right w:val="none" w:sz="0" w:space="0" w:color="000000"/>
+            </w:tcBorders>
+            <w:shd w:val="clear" w:color="auto" w:fill="FFFFFF"/>
+            <w:tcMar>
+              <w:top w:w="0" w:type="dxa"/>
+              <w:bottom w:w="0" w:type="dxa"/>
+              <w:left w:w="0" w:type="dxa"/>
+              <w:right w:w="0" w:type="dxa"/>
+            </w:tcMar>
+            <w:vAlign w:val="top"/>
+          </w:tcPr>
+          <w:p>
+            <w:pPr>
+              <w:jc w:val="center"/>
+              <w:pBdr>
+                <w:bottom w:val="none" w:sz="0" w:space="0" w:color="000000"/>
+                <w:top w:val="none" w:sz="0" w:space="0" w:color="000000"/>
+                <w:left w:val="none" w:sz="0" w:space="0" w:color="000000"/>
+                <w:right w:val="none" w:sz="0" w:space="0" w:color="000000"/>
+              </w:pBdr>
+              <w:spacing w:after="10" w:before="10" w:line="240"/>
+              <w:ind w:left="100" w:right="100" w:firstLine="0" w:firstLineChars="0"/>
+              <w:rPr>
+                <w:rFonts w:ascii="Arial" w:hAnsi="Arial" w:eastAsia="Arial" w:cs="Arial"/>
+                <w:i w:val="false"/>
+                <w:b w:val="false"/>
+                <w:u w:val="none"/>
+                <w:sz w:val="18"/>
+                <w:szCs w:val="18"/>
+                <w:color w:val="000000"/>
+              </w:rPr>
+            </w:pPr>
+            <w:r>
+              <w:rPr>
+                <w:rFonts w:ascii="Arial" w:hAnsi="Arial" w:eastAsia="Arial" w:cs="Arial"/>
+                <w:i w:val="false"/>
+                <w:b w:val="false"/>
+                <w:u w:val="none"/>
+                <w:sz w:val="18"/>
+                <w:szCs w:val="18"/>
+                <w:color w:val="000000"/>
+              </w:rPr>
+              <w:t xml:space="preserve">24 (21.2%)</w:t>
+            </w:r>
+          </w:p>
+        </w:tc>
+        <w:tc>
+          <w:tcPr>
+            <w:tcBorders>
+              <w:bottom w:val="none" w:sz="0" w:space="0" w:color="000000"/>
+              <w:top w:val="none" w:sz="0" w:space="0" w:color="000000"/>
+              <w:left w:val="none" w:sz="0" w:space="0" w:color="000000"/>
+              <w:right w:val="none" w:sz="0" w:space="0" w:color="000000"/>
+            </w:tcBorders>
+            <w:shd w:val="clear" w:color="auto" w:fill="FFFFFF"/>
+            <w:tcMar>
+              <w:top w:w="0" w:type="dxa"/>
+              <w:bottom w:w="0" w:type="dxa"/>
+              <w:left w:w="0" w:type="dxa"/>
+              <w:right w:w="0" w:type="dxa"/>
+            </w:tcMar>
+            <w:vAlign w:val="top"/>
+          </w:tcPr>
+          <w:p>
+            <w:pPr>
+              <w:jc w:val="center"/>
+              <w:pBdr>
+                <w:bottom w:val="none" w:sz="0" w:space="0" w:color="000000"/>
+                <w:top w:val="none" w:sz="0" w:space="0" w:color="000000"/>
+                <w:left w:val="none" w:sz="0" w:space="0" w:color="000000"/>
+                <w:right w:val="none" w:sz="0" w:space="0" w:color="000000"/>
+              </w:pBdr>
+              <w:spacing w:after="10" w:before="10" w:line="240"/>
+              <w:ind w:left="100" w:right="100" w:firstLine="0" w:firstLineChars="0"/>
+              <w:rPr>
+                <w:rFonts w:ascii="Arial" w:hAnsi="Arial" w:eastAsia="Arial" w:cs="Arial"/>
+                <w:i w:val="false"/>
+                <w:b w:val="false"/>
+                <w:u w:val="none"/>
+                <w:sz w:val="18"/>
+                <w:szCs w:val="18"/>
+                <w:color w:val="000000"/>
+              </w:rPr>
+            </w:pPr>
+            <w:r>
+              <w:rPr>
+                <w:rFonts w:ascii="Arial" w:hAnsi="Arial" w:eastAsia="Arial" w:cs="Arial"/>
+                <w:i w:val="false"/>
+                <w:b w:val="false"/>
+                <w:u w:val="none"/>
+                <w:sz w:val="18"/>
+                <w:szCs w:val="18"/>
+                <w:color w:val="000000"/>
+              </w:rPr>
+              <w:t xml:space="preserve">150 (28.4%)</w:t>
+            </w:r>
+          </w:p>
+        </w:tc>
+        <w:tc>
+          <w:tcPr>
+            <w:tcBorders>
+              <w:bottom w:val="none" w:sz="0" w:space="0" w:color="000000"/>
+              <w:top w:val="none" w:sz="0" w:space="0" w:color="000000"/>
+              <w:left w:val="none" w:sz="0" w:space="0" w:color="000000"/>
+              <w:right w:val="none" w:sz="0" w:space="0" w:color="000000"/>
+            </w:tcBorders>
+            <w:shd w:val="clear" w:color="auto" w:fill="FFFFFF"/>
+            <w:tcMar>
+              <w:top w:w="0" w:type="dxa"/>
+              <w:bottom w:w="0" w:type="dxa"/>
+              <w:left w:w="0" w:type="dxa"/>
+              <w:right w:w="0" w:type="dxa"/>
+            </w:tcMar>
+            <w:vAlign w:val="top"/>
+          </w:tcPr>
+          <w:p>
+            <w:pPr>
+              <w:jc w:val="center"/>
+              <w:pBdr>
+                <w:bottom w:val="none" w:sz="0" w:space="0" w:color="000000"/>
+                <w:top w:val="none" w:sz="0" w:space="0" w:color="000000"/>
+                <w:left w:val="none" w:sz="0" w:space="0" w:color="000000"/>
+                <w:right w:val="none" w:sz="0" w:space="0" w:color="000000"/>
+              </w:pBdr>
+              <w:spacing w:after="10" w:before="10" w:line="240"/>
+              <w:ind w:left="100" w:right="100" w:firstLine="0" w:firstLineChars="0"/>
+              <w:rPr>
+                <w:rFonts w:ascii="Arial" w:hAnsi="Arial" w:eastAsia="Arial" w:cs="Arial"/>
+                <w:i w:val="false"/>
+                <w:b w:val="false"/>
+                <w:u w:val="none"/>
+                <w:sz w:val="18"/>
+                <w:szCs w:val="18"/>
+                <w:color w:val="000000"/>
+              </w:rPr>
+            </w:pPr>
+            <w:r>
+              <w:rPr>
+                <w:rFonts w:ascii="Arial" w:hAnsi="Arial" w:eastAsia="Arial" w:cs="Arial"/>
+                <w:i w:val="false"/>
+                <w:b w:val="false"/>
+                <w:u w:val="none"/>
+                <w:sz w:val="18"/>
+                <w:szCs w:val="18"/>
+                <w:color w:val="000000"/>
+              </w:rPr>
+              <w:t xml:space="preserve">28 (15.0%)</w:t>
+            </w:r>
+          </w:p>
+        </w:tc>
+        <w:tc>
+          <w:tcPr>
+            <w:tcBorders>
+              <w:bottom w:val="none" w:sz="0" w:space="0" w:color="000000"/>
+              <w:top w:val="none" w:sz="0" w:space="0" w:color="000000"/>
+              <w:left w:val="none" w:sz="0" w:space="0" w:color="000000"/>
+              <w:right w:val="none" w:sz="0" w:space="0" w:color="000000"/>
+            </w:tcBorders>
+            <w:shd w:val="clear" w:color="auto" w:fill="FFFFFF"/>
+            <w:tcMar>
+              <w:top w:w="0" w:type="dxa"/>
+              <w:bottom w:w="0" w:type="dxa"/>
+              <w:left w:w="0" w:type="dxa"/>
+              <w:right w:w="0" w:type="dxa"/>
+            </w:tcMar>
+            <w:vAlign w:val="top"/>
+          </w:tcPr>
+          <w:p>
+            <w:pPr>
+              <w:jc w:val="center"/>
+              <w:pBdr>
+                <w:bottom w:val="none" w:sz="0" w:space="0" w:color="000000"/>
+                <w:top w:val="none" w:sz="0" w:space="0" w:color="000000"/>
+                <w:left w:val="none" w:sz="0" w:space="0" w:color="000000"/>
+                <w:right w:val="none" w:sz="0" w:space="0" w:color="000000"/>
+              </w:pBdr>
+              <w:spacing w:after="10" w:before="10" w:line="240"/>
+              <w:ind w:left="100" w:right="100" w:firstLine="0" w:firstLineChars="0"/>
+              <w:rPr>
+                <w:rFonts w:ascii="Arial" w:hAnsi="Arial" w:eastAsia="Arial" w:cs="Arial"/>
+                <w:i w:val="false"/>
+                <w:b w:val="false"/>
+                <w:u w:val="none"/>
+                <w:sz w:val="18"/>
+                <w:szCs w:val="18"/>
+                <w:color w:val="000000"/>
+              </w:rPr>
+            </w:pPr>
+            <w:r>
+              <w:rPr>
+                <w:rFonts w:ascii="Arial" w:hAnsi="Arial" w:eastAsia="Arial" w:cs="Arial"/>
+                <w:i w:val="false"/>
+                <w:b w:val="false"/>
+                <w:u w:val="none"/>
+                <w:sz w:val="18"/>
+                <w:szCs w:val="18"/>
+                <w:color w:val="000000"/>
+              </w:rPr>
+              <w:t xml:space="preserve"/>
+            </w:r>
+          </w:p>
+        </w:tc>
+      </w:tr>
+      <w:tr>
+        <w:trPr>
+          <w:trHeight w:val="617" w:hRule="auto"/>
+        </w:trPr>
+        body11
+        <w:tc>
+          <w:tcPr>
+            <w:tcBorders>
+              <w:bottom w:val="none" w:sz="0" w:space="0" w:color="000000"/>
+              <w:top w:val="none" w:sz="0" w:space="0" w:color="000000"/>
+              <w:left w:val="none" w:sz="0" w:space="0" w:color="000000"/>
+              <w:right w:val="none" w:sz="0" w:space="0" w:color="000000"/>
+            </w:tcBorders>
+            <w:shd w:val="clear" w:color="auto" w:fill="FFFFFF"/>
+            <w:tcMar>
+              <w:top w:w="0" w:type="dxa"/>
+              <w:bottom w:w="0" w:type="dxa"/>
+              <w:left w:w="0" w:type="dxa"/>
+              <w:right w:w="0" w:type="dxa"/>
+            </w:tcMar>
+            <w:vAlign w:val="top"/>
+          </w:tcPr>
+          <w:p>
+            <w:pPr>
+              <w:jc w:val="left"/>
+              <w:pBdr>
+                <w:bottom w:val="none" w:sz="0" w:space="0" w:color="000000"/>
+                <w:top w:val="none" w:sz="0" w:space="0" w:color="000000"/>
+                <w:left w:val="none" w:sz="0" w:space="0" w:color="000000"/>
+                <w:right w:val="none" w:sz="0" w:space="0" w:color="000000"/>
+              </w:pBdr>
+              <w:spacing w:after="10" w:before="10" w:line="240"/>
+              <w:ind w:left="300" w:right="100" w:firstLine="0" w:firstLineChars="0"/>
+              <w:rPr>
+                <w:rFonts w:ascii="Arial" w:hAnsi="Arial" w:eastAsia="Arial" w:cs="Arial"/>
+                <w:i w:val="false"/>
+                <w:b w:val="false"/>
+                <w:u w:val="none"/>
+                <w:sz w:val="18"/>
+                <w:szCs w:val="18"/>
+                <w:color w:val="000000"/>
+              </w:rPr>
+            </w:pPr>
+            <w:r>
+              <w:rPr>
+                <w:rFonts w:ascii="Arial" w:hAnsi="Arial" w:eastAsia="Arial" w:cs="Arial"/>
+                <w:i w:val="false"/>
+                <w:b w:val="false"/>
+                <w:u w:val="none"/>
+                <w:sz w:val="18"/>
+                <w:szCs w:val="18"/>
+                <w:color w:val="000000"/>
+              </w:rPr>
+              <w:t xml:space="preserve">Cusco</w:t>
+            </w:r>
+          </w:p>
+        </w:tc>
+        <w:tc>
+          <w:tcPr>
+            <w:tcBorders>
+              <w:bottom w:val="none" w:sz="0" w:space="0" w:color="000000"/>
+              <w:top w:val="none" w:sz="0" w:space="0" w:color="000000"/>
+              <w:left w:val="none" w:sz="0" w:space="0" w:color="000000"/>
+              <w:right w:val="none" w:sz="0" w:space="0" w:color="000000"/>
+            </w:tcBorders>
+            <w:shd w:val="clear" w:color="auto" w:fill="FFFFFF"/>
+            <w:tcMar>
+              <w:top w:w="0" w:type="dxa"/>
+              <w:bottom w:w="0" w:type="dxa"/>
+              <w:left w:w="0" w:type="dxa"/>
+              <w:right w:w="0" w:type="dxa"/>
+            </w:tcMar>
+            <w:vAlign w:val="top"/>
+          </w:tcPr>
+          <w:p>
+            <w:pPr>
+              <w:jc w:val="center"/>
+              <w:pBdr>
+                <w:bottom w:val="none" w:sz="0" w:space="0" w:color="000000"/>
+                <w:top w:val="none" w:sz="0" w:space="0" w:color="000000"/>
+                <w:left w:val="none" w:sz="0" w:space="0" w:color="000000"/>
+                <w:right w:val="none" w:sz="0" w:space="0" w:color="000000"/>
+              </w:pBdr>
+              <w:spacing w:after="10" w:before="10" w:line="240"/>
+              <w:ind w:left="100" w:right="100" w:firstLine="0" w:firstLineChars="0"/>
+              <w:rPr>
+                <w:rFonts w:ascii="Arial" w:hAnsi="Arial" w:eastAsia="Arial" w:cs="Arial"/>
+                <w:i w:val="false"/>
+                <w:b w:val="false"/>
+                <w:u w:val="none"/>
+                <w:sz w:val="18"/>
+                <w:szCs w:val="18"/>
+                <w:color w:val="000000"/>
+              </w:rPr>
+            </w:pPr>
+            <w:r>
+              <w:rPr>
+                <w:rFonts w:ascii="Arial" w:hAnsi="Arial" w:eastAsia="Arial" w:cs="Arial"/>
+                <w:i w:val="false"/>
+                <w:b w:val="false"/>
+                <w:u w:val="none"/>
+                <w:sz w:val="18"/>
+                <w:szCs w:val="18"/>
+                <w:color w:val="000000"/>
+              </w:rPr>
+              <w:t xml:space="preserve">382 (23.1%)</w:t>
+            </w:r>
+          </w:p>
+        </w:tc>
+        <w:tc>
+          <w:tcPr>
+            <w:tcBorders>
+              <w:bottom w:val="none" w:sz="0" w:space="0" w:color="000000"/>
+              <w:top w:val="none" w:sz="0" w:space="0" w:color="000000"/>
+              <w:left w:val="none" w:sz="0" w:space="0" w:color="000000"/>
+              <w:right w:val="none" w:sz="0" w:space="0" w:color="000000"/>
+            </w:tcBorders>
+            <w:shd w:val="clear" w:color="auto" w:fill="FFFFFF"/>
+            <w:tcMar>
+              <w:top w:w="0" w:type="dxa"/>
+              <w:bottom w:w="0" w:type="dxa"/>
+              <w:left w:w="0" w:type="dxa"/>
+              <w:right w:w="0" w:type="dxa"/>
+            </w:tcMar>
+            <w:vAlign w:val="top"/>
+          </w:tcPr>
+          <w:p>
+            <w:pPr>
+              <w:jc w:val="center"/>
+              <w:pBdr>
+                <w:bottom w:val="none" w:sz="0" w:space="0" w:color="000000"/>
+                <w:top w:val="none" w:sz="0" w:space="0" w:color="000000"/>
+                <w:left w:val="none" w:sz="0" w:space="0" w:color="000000"/>
+                <w:right w:val="none" w:sz="0" w:space="0" w:color="000000"/>
+              </w:pBdr>
+              <w:spacing w:after="10" w:before="10" w:line="240"/>
+              <w:ind w:left="100" w:right="100" w:firstLine="0" w:firstLineChars="0"/>
+              <w:rPr>
+                <w:rFonts w:ascii="Arial" w:hAnsi="Arial" w:eastAsia="Arial" w:cs="Arial"/>
+                <w:i w:val="false"/>
+                <w:b w:val="false"/>
+                <w:u w:val="none"/>
+                <w:sz w:val="18"/>
+                <w:szCs w:val="18"/>
+                <w:color w:val="000000"/>
+              </w:rPr>
+            </w:pPr>
+            <w:r>
+              <w:rPr>
+                <w:rFonts w:ascii="Arial" w:hAnsi="Arial" w:eastAsia="Arial" w:cs="Arial"/>
+                <w:i w:val="false"/>
+                <w:b w:val="false"/>
+                <w:u w:val="none"/>
+                <w:sz w:val="18"/>
+                <w:szCs w:val="18"/>
+                <w:color w:val="000000"/>
+              </w:rPr>
+              <w:t xml:space="preserve">179 (21.7%)</w:t>
+            </w:r>
+          </w:p>
+        </w:tc>
+        <w:tc>
+          <w:tcPr>
+            <w:tcBorders>
+              <w:bottom w:val="none" w:sz="0" w:space="0" w:color="000000"/>
+              <w:top w:val="none" w:sz="0" w:space="0" w:color="000000"/>
+              <w:left w:val="none" w:sz="0" w:space="0" w:color="000000"/>
+              <w:right w:val="none" w:sz="0" w:space="0" w:color="000000"/>
+            </w:tcBorders>
+            <w:shd w:val="clear" w:color="auto" w:fill="FFFFFF"/>
+            <w:tcMar>
+              <w:top w:w="0" w:type="dxa"/>
+              <w:bottom w:w="0" w:type="dxa"/>
+              <w:left w:w="0" w:type="dxa"/>
+              <w:right w:w="0" w:type="dxa"/>
+            </w:tcMar>
+            <w:vAlign w:val="top"/>
+          </w:tcPr>
+          <w:p>
+            <w:pPr>
+              <w:jc w:val="center"/>
+              <w:pBdr>
+                <w:bottom w:val="none" w:sz="0" w:space="0" w:color="000000"/>
+                <w:top w:val="none" w:sz="0" w:space="0" w:color="000000"/>
+                <w:left w:val="none" w:sz="0" w:space="0" w:color="000000"/>
+                <w:right w:val="none" w:sz="0" w:space="0" w:color="000000"/>
+              </w:pBdr>
+              <w:spacing w:after="10" w:before="10" w:line="240"/>
+              <w:ind w:left="100" w:right="100" w:firstLine="0" w:firstLineChars="0"/>
+              <w:rPr>
+                <w:rFonts w:ascii="Arial" w:hAnsi="Arial" w:eastAsia="Arial" w:cs="Arial"/>
+                <w:i w:val="false"/>
+                <w:b w:val="false"/>
+                <w:u w:val="none"/>
+                <w:sz w:val="18"/>
+                <w:szCs w:val="18"/>
+                <w:color w:val="000000"/>
+              </w:rPr>
+            </w:pPr>
+            <w:r>
+              <w:rPr>
+                <w:rFonts w:ascii="Arial" w:hAnsi="Arial" w:eastAsia="Arial" w:cs="Arial"/>
+                <w:i w:val="false"/>
+                <w:b w:val="false"/>
+                <w:u w:val="none"/>
+                <w:sz w:val="18"/>
+                <w:szCs w:val="18"/>
+                <w:color w:val="000000"/>
+              </w:rPr>
+              <w:t xml:space="preserve">30 (26.5%)</w:t>
+            </w:r>
+          </w:p>
+        </w:tc>
+        <w:tc>
+          <w:tcPr>
+            <w:tcBorders>
+              <w:bottom w:val="none" w:sz="0" w:space="0" w:color="000000"/>
+              <w:top w:val="none" w:sz="0" w:space="0" w:color="000000"/>
+              <w:left w:val="none" w:sz="0" w:space="0" w:color="000000"/>
+              <w:right w:val="none" w:sz="0" w:space="0" w:color="000000"/>
+            </w:tcBorders>
+            <w:shd w:val="clear" w:color="auto" w:fill="FFFFFF"/>
+            <w:tcMar>
+              <w:top w:w="0" w:type="dxa"/>
+              <w:bottom w:w="0" w:type="dxa"/>
+              <w:left w:w="0" w:type="dxa"/>
+              <w:right w:w="0" w:type="dxa"/>
+            </w:tcMar>
+            <w:vAlign w:val="top"/>
+          </w:tcPr>
+          <w:p>
+            <w:pPr>
+              <w:jc w:val="center"/>
+              <w:pBdr>
+                <w:bottom w:val="none" w:sz="0" w:space="0" w:color="000000"/>
+                <w:top w:val="none" w:sz="0" w:space="0" w:color="000000"/>
+                <w:left w:val="none" w:sz="0" w:space="0" w:color="000000"/>
+                <w:right w:val="none" w:sz="0" w:space="0" w:color="000000"/>
+              </w:pBdr>
+              <w:spacing w:after="10" w:before="10" w:line="240"/>
+              <w:ind w:left="100" w:right="100" w:firstLine="0" w:firstLineChars="0"/>
+              <w:rPr>
+                <w:rFonts w:ascii="Arial" w:hAnsi="Arial" w:eastAsia="Arial" w:cs="Arial"/>
+                <w:i w:val="false"/>
+                <w:b w:val="false"/>
+                <w:u w:val="none"/>
+                <w:sz w:val="18"/>
+                <w:szCs w:val="18"/>
+                <w:color w:val="000000"/>
+              </w:rPr>
+            </w:pPr>
+            <w:r>
+              <w:rPr>
+                <w:rFonts w:ascii="Arial" w:hAnsi="Arial" w:eastAsia="Arial" w:cs="Arial"/>
+                <w:i w:val="false"/>
+                <w:b w:val="false"/>
+                <w:u w:val="none"/>
+                <w:sz w:val="18"/>
+                <w:szCs w:val="18"/>
+                <w:color w:val="000000"/>
+              </w:rPr>
+              <w:t xml:space="preserve">131 (24.8%)</w:t>
+            </w:r>
+          </w:p>
+        </w:tc>
+        <w:tc>
+          <w:tcPr>
+            <w:tcBorders>
+              <w:bottom w:val="none" w:sz="0" w:space="0" w:color="000000"/>
+              <w:top w:val="none" w:sz="0" w:space="0" w:color="000000"/>
+              <w:left w:val="none" w:sz="0" w:space="0" w:color="000000"/>
+              <w:right w:val="none" w:sz="0" w:space="0" w:color="000000"/>
+            </w:tcBorders>
+            <w:shd w:val="clear" w:color="auto" w:fill="FFFFFF"/>
+            <w:tcMar>
+              <w:top w:w="0" w:type="dxa"/>
+              <w:bottom w:w="0" w:type="dxa"/>
+              <w:left w:w="0" w:type="dxa"/>
+              <w:right w:w="0" w:type="dxa"/>
+            </w:tcMar>
+            <w:vAlign w:val="top"/>
+          </w:tcPr>
+          <w:p>
+            <w:pPr>
+              <w:jc w:val="center"/>
+              <w:pBdr>
+                <w:bottom w:val="none" w:sz="0" w:space="0" w:color="000000"/>
+                <w:top w:val="none" w:sz="0" w:space="0" w:color="000000"/>
+                <w:left w:val="none" w:sz="0" w:space="0" w:color="000000"/>
+                <w:right w:val="none" w:sz="0" w:space="0" w:color="000000"/>
+              </w:pBdr>
+              <w:spacing w:after="10" w:before="10" w:line="240"/>
+              <w:ind w:left="100" w:right="100" w:firstLine="0" w:firstLineChars="0"/>
+              <w:rPr>
+                <w:rFonts w:ascii="Arial" w:hAnsi="Arial" w:eastAsia="Arial" w:cs="Arial"/>
+                <w:i w:val="false"/>
+                <w:b w:val="false"/>
+                <w:u w:val="none"/>
+                <w:sz w:val="18"/>
+                <w:szCs w:val="18"/>
+                <w:color w:val="000000"/>
+              </w:rPr>
+            </w:pPr>
+            <w:r>
+              <w:rPr>
+                <w:rFonts w:ascii="Arial" w:hAnsi="Arial" w:eastAsia="Arial" w:cs="Arial"/>
+                <w:i w:val="false"/>
+                <w:b w:val="false"/>
+                <w:u w:val="none"/>
+                <w:sz w:val="18"/>
+                <w:szCs w:val="18"/>
+                <w:color w:val="000000"/>
+              </w:rPr>
+              <w:t xml:space="preserve">42 (22.5%)</w:t>
+            </w:r>
+          </w:p>
+        </w:tc>
+        <w:tc>
+          <w:tcPr>
+            <w:tcBorders>
+              <w:bottom w:val="none" w:sz="0" w:space="0" w:color="000000"/>
+              <w:top w:val="none" w:sz="0" w:space="0" w:color="000000"/>
+              <w:left w:val="none" w:sz="0" w:space="0" w:color="000000"/>
+              <w:right w:val="none" w:sz="0" w:space="0" w:color="000000"/>
+            </w:tcBorders>
+            <w:shd w:val="clear" w:color="auto" w:fill="FFFFFF"/>
+            <w:tcMar>
+              <w:top w:w="0" w:type="dxa"/>
+              <w:bottom w:w="0" w:type="dxa"/>
+              <w:left w:w="0" w:type="dxa"/>
+              <w:right w:w="0" w:type="dxa"/>
+            </w:tcMar>
+            <w:vAlign w:val="top"/>
+          </w:tcPr>
+          <w:p>
+            <w:pPr>
+              <w:jc w:val="center"/>
+              <w:pBdr>
+                <w:bottom w:val="none" w:sz="0" w:space="0" w:color="000000"/>
+                <w:top w:val="none" w:sz="0" w:space="0" w:color="000000"/>
+                <w:left w:val="none" w:sz="0" w:space="0" w:color="000000"/>
+                <w:right w:val="none" w:sz="0" w:space="0" w:color="000000"/>
+              </w:pBdr>
+              <w:spacing w:after="10" w:before="10" w:line="240"/>
+              <w:ind w:left="100" w:right="100" w:firstLine="0" w:firstLineChars="0"/>
+              <w:rPr>
+                <w:rFonts w:ascii="Arial" w:hAnsi="Arial" w:eastAsia="Arial" w:cs="Arial"/>
+                <w:i w:val="false"/>
+                <w:b w:val="false"/>
+                <w:u w:val="none"/>
+                <w:sz w:val="18"/>
+                <w:szCs w:val="18"/>
+                <w:color w:val="000000"/>
+              </w:rPr>
+            </w:pPr>
+            <w:r>
+              <w:rPr>
+                <w:rFonts w:ascii="Arial" w:hAnsi="Arial" w:eastAsia="Arial" w:cs="Arial"/>
+                <w:i w:val="false"/>
+                <w:b w:val="false"/>
+                <w:u w:val="none"/>
+                <w:sz w:val="18"/>
+                <w:szCs w:val="18"/>
+                <w:color w:val="000000"/>
+              </w:rPr>
+              <w:t xml:space="preserve"/>
+            </w:r>
+          </w:p>
+        </w:tc>
+      </w:tr>
+      <w:tr>
+        <w:trPr>
+          <w:trHeight w:val="617" w:hRule="auto"/>
+        </w:trPr>
+        body12
+        <w:tc>
+          <w:tcPr>
+            <w:tcBorders>
+              <w:bottom w:val="none" w:sz="0" w:space="0" w:color="000000"/>
+              <w:top w:val="none" w:sz="0" w:space="0" w:color="000000"/>
+              <w:left w:val="none" w:sz="0" w:space="0" w:color="000000"/>
+              <w:right w:val="none" w:sz="0" w:space="0" w:color="000000"/>
+            </w:tcBorders>
+            <w:shd w:val="clear" w:color="auto" w:fill="FFFFFF"/>
+            <w:tcMar>
+              <w:top w:w="0" w:type="dxa"/>
+              <w:bottom w:w="0" w:type="dxa"/>
+              <w:left w:w="0" w:type="dxa"/>
+              <w:right w:w="0" w:type="dxa"/>
+            </w:tcMar>
+            <w:vAlign w:val="top"/>
+          </w:tcPr>
+          <w:p>
+            <w:pPr>
+              <w:jc w:val="left"/>
+              <w:pBdr>
+                <w:bottom w:val="none" w:sz="0" w:space="0" w:color="000000"/>
+                <w:top w:val="none" w:sz="0" w:space="0" w:color="000000"/>
+                <w:left w:val="none" w:sz="0" w:space="0" w:color="000000"/>
+                <w:right w:val="none" w:sz="0" w:space="0" w:color="000000"/>
+              </w:pBdr>
+              <w:spacing w:after="10" w:before="10" w:line="240"/>
+              <w:ind w:left="300" w:right="100" w:firstLine="0" w:firstLineChars="0"/>
+              <w:rPr>
+                <w:rFonts w:ascii="Arial" w:hAnsi="Arial" w:eastAsia="Arial" w:cs="Arial"/>
+                <w:i w:val="false"/>
+                <w:b w:val="false"/>
+                <w:u w:val="none"/>
+                <w:sz w:val="18"/>
+                <w:szCs w:val="18"/>
+                <w:color w:val="000000"/>
+              </w:rPr>
+            </w:pPr>
+            <w:r>
+              <w:rPr>
+                <w:rFonts w:ascii="Arial" w:hAnsi="Arial" w:eastAsia="Arial" w:cs="Arial"/>
+                <w:i w:val="false"/>
+                <w:b w:val="false"/>
+                <w:u w:val="none"/>
+                <w:sz w:val="18"/>
+                <w:szCs w:val="18"/>
+                <w:color w:val="000000"/>
+              </w:rPr>
+              <w:t xml:space="preserve">Puno</w:t>
+            </w:r>
+          </w:p>
+        </w:tc>
+        <w:tc>
+          <w:tcPr>
+            <w:tcBorders>
+              <w:bottom w:val="none" w:sz="0" w:space="0" w:color="000000"/>
+              <w:top w:val="none" w:sz="0" w:space="0" w:color="000000"/>
+              <w:left w:val="none" w:sz="0" w:space="0" w:color="000000"/>
+              <w:right w:val="none" w:sz="0" w:space="0" w:color="000000"/>
+            </w:tcBorders>
+            <w:shd w:val="clear" w:color="auto" w:fill="FFFFFF"/>
+            <w:tcMar>
+              <w:top w:w="0" w:type="dxa"/>
+              <w:bottom w:w="0" w:type="dxa"/>
+              <w:left w:w="0" w:type="dxa"/>
+              <w:right w:w="0" w:type="dxa"/>
+            </w:tcMar>
+            <w:vAlign w:val="top"/>
+          </w:tcPr>
+          <w:p>
+            <w:pPr>
+              <w:jc w:val="center"/>
+              <w:pBdr>
+                <w:bottom w:val="none" w:sz="0" w:space="0" w:color="000000"/>
+                <w:top w:val="none" w:sz="0" w:space="0" w:color="000000"/>
+                <w:left w:val="none" w:sz="0" w:space="0" w:color="000000"/>
+                <w:right w:val="none" w:sz="0" w:space="0" w:color="000000"/>
+              </w:pBdr>
+              <w:spacing w:after="10" w:before="10" w:line="240"/>
+              <w:ind w:left="100" w:right="100" w:firstLine="0" w:firstLineChars="0"/>
+              <w:rPr>
+                <w:rFonts w:ascii="Arial" w:hAnsi="Arial" w:eastAsia="Arial" w:cs="Arial"/>
+                <w:i w:val="false"/>
+                <w:b w:val="false"/>
+                <w:u w:val="none"/>
+                <w:sz w:val="18"/>
+                <w:szCs w:val="18"/>
+                <w:color w:val="000000"/>
+              </w:rPr>
+            </w:pPr>
+            <w:r>
+              <w:rPr>
+                <w:rFonts w:ascii="Arial" w:hAnsi="Arial" w:eastAsia="Arial" w:cs="Arial"/>
+                <w:i w:val="false"/>
+                <w:b w:val="false"/>
+                <w:u w:val="none"/>
+                <w:sz w:val="18"/>
+                <w:szCs w:val="18"/>
+                <w:color w:val="000000"/>
+              </w:rPr>
+              <w:t xml:space="preserve">324 (19.6%)</w:t>
+            </w:r>
+          </w:p>
+        </w:tc>
+        <w:tc>
+          <w:tcPr>
+            <w:tcBorders>
+              <w:bottom w:val="none" w:sz="0" w:space="0" w:color="000000"/>
+              <w:top w:val="none" w:sz="0" w:space="0" w:color="000000"/>
+              <w:left w:val="none" w:sz="0" w:space="0" w:color="000000"/>
+              <w:right w:val="none" w:sz="0" w:space="0" w:color="000000"/>
+            </w:tcBorders>
+            <w:shd w:val="clear" w:color="auto" w:fill="FFFFFF"/>
+            <w:tcMar>
+              <w:top w:w="0" w:type="dxa"/>
+              <w:bottom w:w="0" w:type="dxa"/>
+              <w:left w:w="0" w:type="dxa"/>
+              <w:right w:w="0" w:type="dxa"/>
+            </w:tcMar>
+            <w:vAlign w:val="top"/>
+          </w:tcPr>
+          <w:p>
+            <w:pPr>
+              <w:jc w:val="center"/>
+              <w:pBdr>
+                <w:bottom w:val="none" w:sz="0" w:space="0" w:color="000000"/>
+                <w:top w:val="none" w:sz="0" w:space="0" w:color="000000"/>
+                <w:left w:val="none" w:sz="0" w:space="0" w:color="000000"/>
+                <w:right w:val="none" w:sz="0" w:space="0" w:color="000000"/>
+              </w:pBdr>
+              <w:spacing w:after="10" w:before="10" w:line="240"/>
+              <w:ind w:left="100" w:right="100" w:firstLine="0" w:firstLineChars="0"/>
+              <w:rPr>
+                <w:rFonts w:ascii="Arial" w:hAnsi="Arial" w:eastAsia="Arial" w:cs="Arial"/>
+                <w:i w:val="false"/>
+                <w:b w:val="false"/>
+                <w:u w:val="none"/>
+                <w:sz w:val="18"/>
+                <w:szCs w:val="18"/>
+                <w:color w:val="000000"/>
+              </w:rPr>
+            </w:pPr>
+            <w:r>
+              <w:rPr>
+                <w:rFonts w:ascii="Arial" w:hAnsi="Arial" w:eastAsia="Arial" w:cs="Arial"/>
+                <w:i w:val="false"/>
+                <w:b w:val="false"/>
+                <w:u w:val="none"/>
+                <w:sz w:val="18"/>
+                <w:szCs w:val="18"/>
+                <w:color w:val="000000"/>
+              </w:rPr>
+              <w:t xml:space="preserve">155 (18.8%)</w:t>
+            </w:r>
+          </w:p>
+        </w:tc>
+        <w:tc>
+          <w:tcPr>
+            <w:tcBorders>
+              <w:bottom w:val="none" w:sz="0" w:space="0" w:color="000000"/>
+              <w:top w:val="none" w:sz="0" w:space="0" w:color="000000"/>
+              <w:left w:val="none" w:sz="0" w:space="0" w:color="000000"/>
+              <w:right w:val="none" w:sz="0" w:space="0" w:color="000000"/>
+            </w:tcBorders>
+            <w:shd w:val="clear" w:color="auto" w:fill="FFFFFF"/>
+            <w:tcMar>
+              <w:top w:w="0" w:type="dxa"/>
+              <w:bottom w:w="0" w:type="dxa"/>
+              <w:left w:w="0" w:type="dxa"/>
+              <w:right w:w="0" w:type="dxa"/>
+            </w:tcMar>
+            <w:vAlign w:val="top"/>
+          </w:tcPr>
+          <w:p>
+            <w:pPr>
+              <w:jc w:val="center"/>
+              <w:pBdr>
+                <w:bottom w:val="none" w:sz="0" w:space="0" w:color="000000"/>
+                <w:top w:val="none" w:sz="0" w:space="0" w:color="000000"/>
+                <w:left w:val="none" w:sz="0" w:space="0" w:color="000000"/>
+                <w:right w:val="none" w:sz="0" w:space="0" w:color="000000"/>
+              </w:pBdr>
+              <w:spacing w:after="10" w:before="10" w:line="240"/>
+              <w:ind w:left="100" w:right="100" w:firstLine="0" w:firstLineChars="0"/>
+              <w:rPr>
+                <w:rFonts w:ascii="Arial" w:hAnsi="Arial" w:eastAsia="Arial" w:cs="Arial"/>
+                <w:i w:val="false"/>
+                <w:b w:val="false"/>
+                <w:u w:val="none"/>
+                <w:sz w:val="18"/>
+                <w:szCs w:val="18"/>
+                <w:color w:val="000000"/>
+              </w:rPr>
+            </w:pPr>
+            <w:r>
+              <w:rPr>
+                <w:rFonts w:ascii="Arial" w:hAnsi="Arial" w:eastAsia="Arial" w:cs="Arial"/>
+                <w:i w:val="false"/>
+                <w:b w:val="false"/>
+                <w:u w:val="none"/>
+                <w:sz w:val="18"/>
+                <w:szCs w:val="18"/>
+                <w:color w:val="000000"/>
+              </w:rPr>
+              <w:t xml:space="preserve">35 (31.0%)</w:t>
+            </w:r>
+          </w:p>
+        </w:tc>
+        <w:tc>
+          <w:tcPr>
+            <w:tcBorders>
+              <w:bottom w:val="none" w:sz="0" w:space="0" w:color="000000"/>
+              <w:top w:val="none" w:sz="0" w:space="0" w:color="000000"/>
+              <w:left w:val="none" w:sz="0" w:space="0" w:color="000000"/>
+              <w:right w:val="none" w:sz="0" w:space="0" w:color="000000"/>
+            </w:tcBorders>
+            <w:shd w:val="clear" w:color="auto" w:fill="FFFFFF"/>
+            <w:tcMar>
+              <w:top w:w="0" w:type="dxa"/>
+              <w:bottom w:w="0" w:type="dxa"/>
+              <w:left w:w="0" w:type="dxa"/>
+              <w:right w:w="0" w:type="dxa"/>
+            </w:tcMar>
+            <w:vAlign w:val="top"/>
+          </w:tcPr>
+          <w:p>
+            <w:pPr>
+              <w:jc w:val="center"/>
+              <w:pBdr>
+                <w:bottom w:val="none" w:sz="0" w:space="0" w:color="000000"/>
+                <w:top w:val="none" w:sz="0" w:space="0" w:color="000000"/>
+                <w:left w:val="none" w:sz="0" w:space="0" w:color="000000"/>
+                <w:right w:val="none" w:sz="0" w:space="0" w:color="000000"/>
+              </w:pBdr>
+              <w:spacing w:after="10" w:before="10" w:line="240"/>
+              <w:ind w:left="100" w:right="100" w:firstLine="0" w:firstLineChars="0"/>
+              <w:rPr>
+                <w:rFonts w:ascii="Arial" w:hAnsi="Arial" w:eastAsia="Arial" w:cs="Arial"/>
+                <w:i w:val="false"/>
+                <w:b w:val="false"/>
+                <w:u w:val="none"/>
+                <w:sz w:val="18"/>
+                <w:szCs w:val="18"/>
+                <w:color w:val="000000"/>
+              </w:rPr>
+            </w:pPr>
+            <w:r>
+              <w:rPr>
+                <w:rFonts w:ascii="Arial" w:hAnsi="Arial" w:eastAsia="Arial" w:cs="Arial"/>
+                <w:i w:val="false"/>
+                <w:b w:val="false"/>
+                <w:u w:val="none"/>
+                <w:sz w:val="18"/>
+                <w:szCs w:val="18"/>
+                <w:color w:val="000000"/>
+              </w:rPr>
+              <w:t xml:space="preserve">89 (16.9%)</w:t>
+            </w:r>
+          </w:p>
+        </w:tc>
+        <w:tc>
+          <w:tcPr>
+            <w:tcBorders>
+              <w:bottom w:val="none" w:sz="0" w:space="0" w:color="000000"/>
+              <w:top w:val="none" w:sz="0" w:space="0" w:color="000000"/>
+              <w:left w:val="none" w:sz="0" w:space="0" w:color="000000"/>
+              <w:right w:val="none" w:sz="0" w:space="0" w:color="000000"/>
+            </w:tcBorders>
+            <w:shd w:val="clear" w:color="auto" w:fill="FFFFFF"/>
+            <w:tcMar>
+              <w:top w:w="0" w:type="dxa"/>
+              <w:bottom w:w="0" w:type="dxa"/>
+              <w:left w:w="0" w:type="dxa"/>
+              <w:right w:w="0" w:type="dxa"/>
+            </w:tcMar>
+            <w:vAlign w:val="top"/>
+          </w:tcPr>
+          <w:p>
+            <w:pPr>
+              <w:jc w:val="center"/>
+              <w:pBdr>
+                <w:bottom w:val="none" w:sz="0" w:space="0" w:color="000000"/>
+                <w:top w:val="none" w:sz="0" w:space="0" w:color="000000"/>
+                <w:left w:val="none" w:sz="0" w:space="0" w:color="000000"/>
+                <w:right w:val="none" w:sz="0" w:space="0" w:color="000000"/>
+              </w:pBdr>
+              <w:spacing w:after="10" w:before="10" w:line="240"/>
+              <w:ind w:left="100" w:right="100" w:firstLine="0" w:firstLineChars="0"/>
+              <w:rPr>
+                <w:rFonts w:ascii="Arial" w:hAnsi="Arial" w:eastAsia="Arial" w:cs="Arial"/>
+                <w:i w:val="false"/>
+                <w:b w:val="false"/>
+                <w:u w:val="none"/>
+                <w:sz w:val="18"/>
+                <w:szCs w:val="18"/>
+                <w:color w:val="000000"/>
+              </w:rPr>
+            </w:pPr>
+            <w:r>
+              <w:rPr>
+                <w:rFonts w:ascii="Arial" w:hAnsi="Arial" w:eastAsia="Arial" w:cs="Arial"/>
+                <w:i w:val="false"/>
+                <w:b w:val="false"/>
+                <w:u w:val="none"/>
+                <w:sz w:val="18"/>
+                <w:szCs w:val="18"/>
+                <w:color w:val="000000"/>
+              </w:rPr>
+              <w:t xml:space="preserve">45 (24.1%)</w:t>
+            </w:r>
+          </w:p>
+        </w:tc>
+        <w:tc>
+          <w:tcPr>
+            <w:tcBorders>
+              <w:bottom w:val="none" w:sz="0" w:space="0" w:color="000000"/>
+              <w:top w:val="none" w:sz="0" w:space="0" w:color="000000"/>
+              <w:left w:val="none" w:sz="0" w:space="0" w:color="000000"/>
+              <w:right w:val="none" w:sz="0" w:space="0" w:color="000000"/>
+            </w:tcBorders>
+            <w:shd w:val="clear" w:color="auto" w:fill="FFFFFF"/>
+            <w:tcMar>
+              <w:top w:w="0" w:type="dxa"/>
+              <w:bottom w:w="0" w:type="dxa"/>
+              <w:left w:w="0" w:type="dxa"/>
+              <w:right w:w="0" w:type="dxa"/>
+            </w:tcMar>
+            <w:vAlign w:val="top"/>
+          </w:tcPr>
+          <w:p>
+            <w:pPr>
+              <w:jc w:val="center"/>
+              <w:pBdr>
+                <w:bottom w:val="none" w:sz="0" w:space="0" w:color="000000"/>
+                <w:top w:val="none" w:sz="0" w:space="0" w:color="000000"/>
+                <w:left w:val="none" w:sz="0" w:space="0" w:color="000000"/>
+                <w:right w:val="none" w:sz="0" w:space="0" w:color="000000"/>
+              </w:pBdr>
+              <w:spacing w:after="10" w:before="10" w:line="240"/>
+              <w:ind w:left="100" w:right="100" w:firstLine="0" w:firstLineChars="0"/>
+              <w:rPr>
+                <w:rFonts w:ascii="Arial" w:hAnsi="Arial" w:eastAsia="Arial" w:cs="Arial"/>
+                <w:i w:val="false"/>
+                <w:b w:val="false"/>
+                <w:u w:val="none"/>
+                <w:sz w:val="18"/>
+                <w:szCs w:val="18"/>
+                <w:color w:val="000000"/>
+              </w:rPr>
+            </w:pPr>
+            <w:r>
+              <w:rPr>
+                <w:rFonts w:ascii="Arial" w:hAnsi="Arial" w:eastAsia="Arial" w:cs="Arial"/>
+                <w:i w:val="false"/>
+                <w:b w:val="false"/>
+                <w:u w:val="none"/>
+                <w:sz w:val="18"/>
+                <w:szCs w:val="18"/>
+                <w:color w:val="000000"/>
+              </w:rPr>
+              <w:t xml:space="preserve"/>
+            </w:r>
+          </w:p>
+        </w:tc>
+      </w:tr>
+      <w:tr>
+        <w:trPr>
+          <w:trHeight w:val="617" w:hRule="auto"/>
+        </w:trPr>
+        body13
+        <w:tc>
+          <w:tcPr>
+            <w:tcBorders>
+              <w:bottom w:val="none" w:sz="0" w:space="0" w:color="000000"/>
+              <w:top w:val="none" w:sz="0" w:space="0" w:color="000000"/>
+              <w:left w:val="none" w:sz="0" w:space="0" w:color="000000"/>
+              <w:right w:val="none" w:sz="0" w:space="0" w:color="000000"/>
+            </w:tcBorders>
+            <w:shd w:val="clear" w:color="auto" w:fill="FFFFFF"/>
+            <w:tcMar>
+              <w:top w:w="0" w:type="dxa"/>
+              <w:bottom w:w="0" w:type="dxa"/>
+              <w:left w:w="0" w:type="dxa"/>
+              <w:right w:w="0" w:type="dxa"/>
+            </w:tcMar>
+            <w:vAlign w:val="top"/>
+          </w:tcPr>
+          <w:p>
+            <w:pPr>
+              <w:jc w:val="left"/>
+              <w:pBdr>
+                <w:bottom w:val="none" w:sz="0" w:space="0" w:color="000000"/>
+                <w:top w:val="none" w:sz="0" w:space="0" w:color="000000"/>
+                <w:left w:val="none" w:sz="0" w:space="0" w:color="000000"/>
+                <w:right w:val="none" w:sz="0" w:space="0" w:color="000000"/>
+              </w:pBdr>
+              <w:spacing w:after="10" w:before="10" w:line="240"/>
+              <w:ind w:left="100" w:right="100" w:firstLine="0" w:firstLineChars="0"/>
+              <w:rPr>
+                <w:rFonts w:ascii="Arial" w:hAnsi="Arial" w:eastAsia="Arial" w:cs="Arial"/>
+                <w:i w:val="false"/>
+                <w:b w:val="false"/>
+                <w:u w:val="none"/>
+                <w:sz w:val="18"/>
+                <w:szCs w:val="18"/>
+                <w:color w:val="000000"/>
+              </w:rPr>
+            </w:pPr>
+            <w:r>
+              <w:rPr>
+                <w:rFonts w:ascii="Arial" w:hAnsi="Arial" w:eastAsia="Arial" w:cs="Arial"/>
+                <w:i w:val="false"/>
+                <w:b w:val="false"/>
+                <w:u w:val="none"/>
+                <w:sz w:val="18"/>
+                <w:szCs w:val="18"/>
+                <w:color w:val="000000"/>
+              </w:rPr>
+              <w:t xml:space="preserve">Etnia, n (%)</w:t>
+            </w:r>
+          </w:p>
+        </w:tc>
+        <w:tc>
+          <w:tcPr>
+            <w:tcBorders>
+              <w:bottom w:val="none" w:sz="0" w:space="0" w:color="000000"/>
+              <w:top w:val="none" w:sz="0" w:space="0" w:color="000000"/>
+              <w:left w:val="none" w:sz="0" w:space="0" w:color="000000"/>
+              <w:right w:val="none" w:sz="0" w:space="0" w:color="000000"/>
+            </w:tcBorders>
+            <w:shd w:val="clear" w:color="auto" w:fill="FFFFFF"/>
+            <w:tcMar>
+              <w:top w:w="0" w:type="dxa"/>
+              <w:bottom w:w="0" w:type="dxa"/>
+              <w:left w:w="0" w:type="dxa"/>
+              <w:right w:w="0" w:type="dxa"/>
+            </w:tcMar>
+            <w:vAlign w:val="top"/>
+          </w:tcPr>
+          <w:p>
+            <w:pPr>
+              <w:jc w:val="center"/>
+              <w:pBdr>
+                <w:bottom w:val="none" w:sz="0" w:space="0" w:color="000000"/>
+                <w:top w:val="none" w:sz="0" w:space="0" w:color="000000"/>
+                <w:left w:val="none" w:sz="0" w:space="0" w:color="000000"/>
+                <w:right w:val="none" w:sz="0" w:space="0" w:color="000000"/>
+              </w:pBdr>
+              <w:spacing w:after="10" w:before="10" w:line="240"/>
+              <w:ind w:left="100" w:right="100" w:firstLine="0" w:firstLineChars="0"/>
+              <w:rPr>
+                <w:rFonts w:ascii="Arial" w:hAnsi="Arial" w:eastAsia="Arial" w:cs="Arial"/>
+                <w:i w:val="false"/>
+                <w:b w:val="false"/>
+                <w:u w:val="none"/>
+                <w:sz w:val="18"/>
+                <w:szCs w:val="18"/>
+                <w:color w:val="000000"/>
+              </w:rPr>
+            </w:pPr>
+            <w:r>
+              <w:rPr>
+                <w:rFonts w:ascii="Arial" w:hAnsi="Arial" w:eastAsia="Arial" w:cs="Arial"/>
+                <w:i w:val="false"/>
+                <w:b w:val="false"/>
+                <w:u w:val="none"/>
+                <w:sz w:val="18"/>
+                <w:szCs w:val="18"/>
+                <w:color w:val="000000"/>
+              </w:rPr>
+              <w:t xml:space="preserve"/>
+            </w:r>
+          </w:p>
+        </w:tc>
+        <w:tc>
+          <w:tcPr>
+            <w:tcBorders>
+              <w:bottom w:val="none" w:sz="0" w:space="0" w:color="000000"/>
+              <w:top w:val="none" w:sz="0" w:space="0" w:color="000000"/>
+              <w:left w:val="none" w:sz="0" w:space="0" w:color="000000"/>
+              <w:right w:val="none" w:sz="0" w:space="0" w:color="000000"/>
+            </w:tcBorders>
+            <w:shd w:val="clear" w:color="auto" w:fill="FFFFFF"/>
+            <w:tcMar>
+              <w:top w:w="0" w:type="dxa"/>
+              <w:bottom w:w="0" w:type="dxa"/>
+              <w:left w:w="0" w:type="dxa"/>
+              <w:right w:w="0" w:type="dxa"/>
+            </w:tcMar>
+            <w:vAlign w:val="top"/>
+          </w:tcPr>
+          <w:p>
+            <w:pPr>
+              <w:jc w:val="center"/>
+              <w:pBdr>
+                <w:bottom w:val="none" w:sz="0" w:space="0" w:color="000000"/>
+                <w:top w:val="none" w:sz="0" w:space="0" w:color="000000"/>
+                <w:left w:val="none" w:sz="0" w:space="0" w:color="000000"/>
+                <w:right w:val="none" w:sz="0" w:space="0" w:color="000000"/>
+              </w:pBdr>
+              <w:spacing w:after="10" w:before="10" w:line="240"/>
+              <w:ind w:left="100" w:right="100" w:firstLine="0" w:firstLineChars="0"/>
+              <w:rPr>
+                <w:rFonts w:ascii="Arial" w:hAnsi="Arial" w:eastAsia="Arial" w:cs="Arial"/>
+                <w:i w:val="false"/>
+                <w:b w:val="false"/>
+                <w:u w:val="none"/>
+                <w:sz w:val="18"/>
+                <w:szCs w:val="18"/>
+                <w:color w:val="000000"/>
+              </w:rPr>
+            </w:pPr>
+            <w:r>
+              <w:rPr>
+                <w:rFonts w:ascii="Arial" w:hAnsi="Arial" w:eastAsia="Arial" w:cs="Arial"/>
+                <w:i w:val="false"/>
+                <w:b w:val="false"/>
+                <w:u w:val="none"/>
+                <w:sz w:val="18"/>
+                <w:szCs w:val="18"/>
+                <w:color w:val="000000"/>
+              </w:rPr>
+              <w:t xml:space="preserve"/>
+            </w:r>
+          </w:p>
+        </w:tc>
+        <w:tc>
+          <w:tcPr>
+            <w:tcBorders>
+              <w:bottom w:val="none" w:sz="0" w:space="0" w:color="000000"/>
+              <w:top w:val="none" w:sz="0" w:space="0" w:color="000000"/>
+              <w:left w:val="none" w:sz="0" w:space="0" w:color="000000"/>
+              <w:right w:val="none" w:sz="0" w:space="0" w:color="000000"/>
+            </w:tcBorders>
+            <w:shd w:val="clear" w:color="auto" w:fill="FFFFFF"/>
+            <w:tcMar>
+              <w:top w:w="0" w:type="dxa"/>
+              <w:bottom w:w="0" w:type="dxa"/>
+              <w:left w:w="0" w:type="dxa"/>
+              <w:right w:w="0" w:type="dxa"/>
+            </w:tcMar>
+            <w:vAlign w:val="top"/>
+          </w:tcPr>
+          <w:p>
+            <w:pPr>
+              <w:jc w:val="center"/>
+              <w:pBdr>
+                <w:bottom w:val="none" w:sz="0" w:space="0" w:color="000000"/>
+                <w:top w:val="none" w:sz="0" w:space="0" w:color="000000"/>
+                <w:left w:val="none" w:sz="0" w:space="0" w:color="000000"/>
+                <w:right w:val="none" w:sz="0" w:space="0" w:color="000000"/>
+              </w:pBdr>
+              <w:spacing w:after="10" w:before="10" w:line="240"/>
+              <w:ind w:left="100" w:right="100" w:firstLine="0" w:firstLineChars="0"/>
+              <w:rPr>
+                <w:rFonts w:ascii="Arial" w:hAnsi="Arial" w:eastAsia="Arial" w:cs="Arial"/>
+                <w:i w:val="false"/>
+                <w:b w:val="false"/>
+                <w:u w:val="none"/>
+                <w:sz w:val="18"/>
+                <w:szCs w:val="18"/>
+                <w:color w:val="000000"/>
+              </w:rPr>
+            </w:pPr>
+            <w:r>
+              <w:rPr>
+                <w:rFonts w:ascii="Arial" w:hAnsi="Arial" w:eastAsia="Arial" w:cs="Arial"/>
+                <w:i w:val="false"/>
+                <w:b w:val="false"/>
+                <w:u w:val="none"/>
+                <w:sz w:val="18"/>
+                <w:szCs w:val="18"/>
+                <w:color w:val="000000"/>
+              </w:rPr>
+              <w:t xml:space="preserve"/>
+            </w:r>
+          </w:p>
+        </w:tc>
+        <w:tc>
+          <w:tcPr>
+            <w:tcBorders>
+              <w:bottom w:val="none" w:sz="0" w:space="0" w:color="000000"/>
+              <w:top w:val="none" w:sz="0" w:space="0" w:color="000000"/>
+              <w:left w:val="none" w:sz="0" w:space="0" w:color="000000"/>
+              <w:right w:val="none" w:sz="0" w:space="0" w:color="000000"/>
+            </w:tcBorders>
+            <w:shd w:val="clear" w:color="auto" w:fill="FFFFFF"/>
+            <w:tcMar>
+              <w:top w:w="0" w:type="dxa"/>
+              <w:bottom w:w="0" w:type="dxa"/>
+              <w:left w:w="0" w:type="dxa"/>
+              <w:right w:w="0" w:type="dxa"/>
+            </w:tcMar>
+            <w:vAlign w:val="top"/>
+          </w:tcPr>
+          <w:p>
+            <w:pPr>
+              <w:jc w:val="center"/>
+              <w:pBdr>
+                <w:bottom w:val="none" w:sz="0" w:space="0" w:color="000000"/>
+                <w:top w:val="none" w:sz="0" w:space="0" w:color="000000"/>
+                <w:left w:val="none" w:sz="0" w:space="0" w:color="000000"/>
+                <w:right w:val="none" w:sz="0" w:space="0" w:color="000000"/>
+              </w:pBdr>
+              <w:spacing w:after="10" w:before="10" w:line="240"/>
+              <w:ind w:left="100" w:right="100" w:firstLine="0" w:firstLineChars="0"/>
+              <w:rPr>
+                <w:rFonts w:ascii="Arial" w:hAnsi="Arial" w:eastAsia="Arial" w:cs="Arial"/>
+                <w:i w:val="false"/>
+                <w:b w:val="false"/>
+                <w:u w:val="none"/>
+                <w:sz w:val="18"/>
+                <w:szCs w:val="18"/>
+                <w:color w:val="000000"/>
+              </w:rPr>
+            </w:pPr>
+            <w:r>
+              <w:rPr>
+                <w:rFonts w:ascii="Arial" w:hAnsi="Arial" w:eastAsia="Arial" w:cs="Arial"/>
+                <w:i w:val="false"/>
+                <w:b w:val="false"/>
+                <w:u w:val="none"/>
+                <w:sz w:val="18"/>
+                <w:szCs w:val="18"/>
+                <w:color w:val="000000"/>
+              </w:rPr>
+              <w:t xml:space="preserve"/>
+            </w:r>
+          </w:p>
+        </w:tc>
+        <w:tc>
+          <w:tcPr>
+            <w:tcBorders>
+              <w:bottom w:val="none" w:sz="0" w:space="0" w:color="000000"/>
+              <w:top w:val="none" w:sz="0" w:space="0" w:color="000000"/>
+              <w:left w:val="none" w:sz="0" w:space="0" w:color="000000"/>
+              <w:right w:val="none" w:sz="0" w:space="0" w:color="000000"/>
+            </w:tcBorders>
+            <w:shd w:val="clear" w:color="auto" w:fill="FFFFFF"/>
+            <w:tcMar>
+              <w:top w:w="0" w:type="dxa"/>
+              <w:bottom w:w="0" w:type="dxa"/>
+              <w:left w:w="0" w:type="dxa"/>
+              <w:right w:w="0" w:type="dxa"/>
+            </w:tcMar>
+            <w:vAlign w:val="top"/>
+          </w:tcPr>
+          <w:p>
+            <w:pPr>
+              <w:jc w:val="center"/>
+              <w:pBdr>
+                <w:bottom w:val="none" w:sz="0" w:space="0" w:color="000000"/>
+                <w:top w:val="none" w:sz="0" w:space="0" w:color="000000"/>
+                <w:left w:val="none" w:sz="0" w:space="0" w:color="000000"/>
+                <w:right w:val="none" w:sz="0" w:space="0" w:color="000000"/>
+              </w:pBdr>
+              <w:spacing w:after="10" w:before="10" w:line="240"/>
+              <w:ind w:left="100" w:right="100" w:firstLine="0" w:firstLineChars="0"/>
+              <w:rPr>
+                <w:rFonts w:ascii="Arial" w:hAnsi="Arial" w:eastAsia="Arial" w:cs="Arial"/>
+                <w:i w:val="false"/>
+                <w:b w:val="false"/>
+                <w:u w:val="none"/>
+                <w:sz w:val="18"/>
+                <w:szCs w:val="18"/>
+                <w:color w:val="000000"/>
+              </w:rPr>
+            </w:pPr>
+            <w:r>
+              <w:rPr>
+                <w:rFonts w:ascii="Arial" w:hAnsi="Arial" w:eastAsia="Arial" w:cs="Arial"/>
+                <w:i w:val="false"/>
+                <w:b w:val="false"/>
+                <w:u w:val="none"/>
+                <w:sz w:val="18"/>
+                <w:szCs w:val="18"/>
+                <w:color w:val="000000"/>
+              </w:rPr>
+              <w:t xml:space="preserve"/>
+            </w:r>
+          </w:p>
+        </w:tc>
+        <w:tc>
+          <w:tcPr>
+            <w:tcBorders>
+              <w:bottom w:val="none" w:sz="0" w:space="0" w:color="000000"/>
+              <w:top w:val="none" w:sz="0" w:space="0" w:color="000000"/>
+              <w:left w:val="none" w:sz="0" w:space="0" w:color="000000"/>
+              <w:right w:val="none" w:sz="0" w:space="0" w:color="000000"/>
+            </w:tcBorders>
+            <w:shd w:val="clear" w:color="auto" w:fill="FFFFFF"/>
+            <w:tcMar>
+              <w:top w:w="0" w:type="dxa"/>
+              <w:bottom w:w="0" w:type="dxa"/>
+              <w:left w:w="0" w:type="dxa"/>
+              <w:right w:w="0" w:type="dxa"/>
+            </w:tcMar>
+            <w:vAlign w:val="top"/>
+          </w:tcPr>
+          <w:p>
+            <w:pPr>
+              <w:jc w:val="center"/>
+              <w:pBdr>
+                <w:bottom w:val="none" w:sz="0" w:space="0" w:color="000000"/>
+                <w:top w:val="none" w:sz="0" w:space="0" w:color="000000"/>
+                <w:left w:val="none" w:sz="0" w:space="0" w:color="000000"/>
+                <w:right w:val="none" w:sz="0" w:space="0" w:color="000000"/>
+              </w:pBdr>
+              <w:spacing w:after="10" w:before="10" w:line="240"/>
+              <w:ind w:left="100" w:right="100" w:firstLine="0" w:firstLineChars="0"/>
+              <w:rPr>
+                <w:rFonts w:ascii="Arial" w:hAnsi="Arial" w:eastAsia="Arial" w:cs="Arial"/>
+                <w:i w:val="false"/>
+                <w:b w:val="false"/>
+                <w:u w:val="none"/>
+                <w:sz w:val="18"/>
+                <w:szCs w:val="18"/>
+                <w:color w:val="000000"/>
+              </w:rPr>
+            </w:pPr>
+            <w:r>
+              <w:rPr>
+                <w:rFonts w:ascii="Arial" w:hAnsi="Arial" w:eastAsia="Arial" w:cs="Arial"/>
+                <w:i w:val="false"/>
+                <w:b w:val="false"/>
+                <w:u w:val="none"/>
+                <w:sz w:val="18"/>
+                <w:szCs w:val="18"/>
+                <w:color w:val="000000"/>
+              </w:rPr>
+              <w:t xml:space="preserve">0.328**</w:t>
+            </w:r>
+          </w:p>
+        </w:tc>
+      </w:tr>
+      <w:tr>
+        <w:trPr>
+          <w:trHeight w:val="617" w:hRule="auto"/>
+        </w:trPr>
+        body14
+        <w:tc>
+          <w:tcPr>
+            <w:tcBorders>
+              <w:bottom w:val="none" w:sz="0" w:space="0" w:color="000000"/>
+              <w:top w:val="none" w:sz="0" w:space="0" w:color="000000"/>
+              <w:left w:val="none" w:sz="0" w:space="0" w:color="000000"/>
+              <w:right w:val="none" w:sz="0" w:space="0" w:color="000000"/>
+            </w:tcBorders>
+            <w:shd w:val="clear" w:color="auto" w:fill="FFFFFF"/>
+            <w:tcMar>
+              <w:top w:w="0" w:type="dxa"/>
+              <w:bottom w:w="0" w:type="dxa"/>
+              <w:left w:w="0" w:type="dxa"/>
+              <w:right w:w="0" w:type="dxa"/>
+            </w:tcMar>
+            <w:vAlign w:val="top"/>
+          </w:tcPr>
+          <w:p>
+            <w:pPr>
+              <w:jc w:val="left"/>
+              <w:pBdr>
+                <w:bottom w:val="none" w:sz="0" w:space="0" w:color="000000"/>
+                <w:top w:val="none" w:sz="0" w:space="0" w:color="000000"/>
+                <w:left w:val="none" w:sz="0" w:space="0" w:color="000000"/>
+                <w:right w:val="none" w:sz="0" w:space="0" w:color="000000"/>
+              </w:pBdr>
+              <w:spacing w:after="10" w:before="10" w:line="240"/>
+              <w:ind w:left="300" w:right="100" w:firstLine="0" w:firstLineChars="0"/>
+              <w:rPr>
+                <w:rFonts w:ascii="Arial" w:hAnsi="Arial" w:eastAsia="Arial" w:cs="Arial"/>
+                <w:i w:val="false"/>
+                <w:b w:val="false"/>
+                <w:u w:val="none"/>
+                <w:sz w:val="18"/>
+                <w:szCs w:val="18"/>
+                <w:color w:val="000000"/>
+              </w:rPr>
+            </w:pPr>
+            <w:r>
+              <w:rPr>
+                <w:rFonts w:ascii="Arial" w:hAnsi="Arial" w:eastAsia="Arial" w:cs="Arial"/>
+                <w:i w:val="false"/>
+                <w:b w:val="false"/>
+                <w:u w:val="none"/>
+                <w:sz w:val="18"/>
+                <w:szCs w:val="18"/>
+                <w:color w:val="000000"/>
+              </w:rPr>
+              <w:t xml:space="preserve">Mestizo</w:t>
+            </w:r>
+          </w:p>
+        </w:tc>
+        <w:tc>
+          <w:tcPr>
+            <w:tcBorders>
+              <w:bottom w:val="none" w:sz="0" w:space="0" w:color="000000"/>
+              <w:top w:val="none" w:sz="0" w:space="0" w:color="000000"/>
+              <w:left w:val="none" w:sz="0" w:space="0" w:color="000000"/>
+              <w:right w:val="none" w:sz="0" w:space="0" w:color="000000"/>
+            </w:tcBorders>
+            <w:shd w:val="clear" w:color="auto" w:fill="FFFFFF"/>
+            <w:tcMar>
+              <w:top w:w="0" w:type="dxa"/>
+              <w:bottom w:w="0" w:type="dxa"/>
+              <w:left w:w="0" w:type="dxa"/>
+              <w:right w:w="0" w:type="dxa"/>
+            </w:tcMar>
+            <w:vAlign w:val="top"/>
+          </w:tcPr>
+          <w:p>
+            <w:pPr>
+              <w:jc w:val="center"/>
+              <w:pBdr>
+                <w:bottom w:val="none" w:sz="0" w:space="0" w:color="000000"/>
+                <w:top w:val="none" w:sz="0" w:space="0" w:color="000000"/>
+                <w:left w:val="none" w:sz="0" w:space="0" w:color="000000"/>
+                <w:right w:val="none" w:sz="0" w:space="0" w:color="000000"/>
+              </w:pBdr>
+              <w:spacing w:after="10" w:before="10" w:line="240"/>
+              <w:ind w:left="100" w:right="100" w:firstLine="0" w:firstLineChars="0"/>
+              <w:rPr>
+                <w:rFonts w:ascii="Arial" w:hAnsi="Arial" w:eastAsia="Arial" w:cs="Arial"/>
+                <w:i w:val="false"/>
+                <w:b w:val="false"/>
+                <w:u w:val="none"/>
+                <w:sz w:val="18"/>
+                <w:szCs w:val="18"/>
+                <w:color w:val="000000"/>
+              </w:rPr>
+            </w:pPr>
+            <w:r>
+              <w:rPr>
+                <w:rFonts w:ascii="Arial" w:hAnsi="Arial" w:eastAsia="Arial" w:cs="Arial"/>
+                <w:i w:val="false"/>
+                <w:b w:val="false"/>
+                <w:u w:val="none"/>
+                <w:sz w:val="18"/>
+                <w:szCs w:val="18"/>
+                <w:color w:val="000000"/>
+              </w:rPr>
+              <w:t xml:space="preserve">680 (41.1%)</w:t>
+            </w:r>
+          </w:p>
+        </w:tc>
+        <w:tc>
+          <w:tcPr>
+            <w:tcBorders>
+              <w:bottom w:val="none" w:sz="0" w:space="0" w:color="000000"/>
+              <w:top w:val="none" w:sz="0" w:space="0" w:color="000000"/>
+              <w:left w:val="none" w:sz="0" w:space="0" w:color="000000"/>
+              <w:right w:val="none" w:sz="0" w:space="0" w:color="000000"/>
+            </w:tcBorders>
+            <w:shd w:val="clear" w:color="auto" w:fill="FFFFFF"/>
+            <w:tcMar>
+              <w:top w:w="0" w:type="dxa"/>
+              <w:bottom w:w="0" w:type="dxa"/>
+              <w:left w:w="0" w:type="dxa"/>
+              <w:right w:w="0" w:type="dxa"/>
+            </w:tcMar>
+            <w:vAlign w:val="top"/>
+          </w:tcPr>
+          <w:p>
+            <w:pPr>
+              <w:jc w:val="center"/>
+              <w:pBdr>
+                <w:bottom w:val="none" w:sz="0" w:space="0" w:color="000000"/>
+                <w:top w:val="none" w:sz="0" w:space="0" w:color="000000"/>
+                <w:left w:val="none" w:sz="0" w:space="0" w:color="000000"/>
+                <w:right w:val="none" w:sz="0" w:space="0" w:color="000000"/>
+              </w:pBdr>
+              <w:spacing w:after="10" w:before="10" w:line="240"/>
+              <w:ind w:left="100" w:right="100" w:firstLine="0" w:firstLineChars="0"/>
+              <w:rPr>
+                <w:rFonts w:ascii="Arial" w:hAnsi="Arial" w:eastAsia="Arial" w:cs="Arial"/>
+                <w:i w:val="false"/>
+                <w:b w:val="false"/>
+                <w:u w:val="none"/>
+                <w:sz w:val="18"/>
+                <w:szCs w:val="18"/>
+                <w:color w:val="000000"/>
+              </w:rPr>
+            </w:pPr>
+            <w:r>
+              <w:rPr>
+                <w:rFonts w:ascii="Arial" w:hAnsi="Arial" w:eastAsia="Arial" w:cs="Arial"/>
+                <w:i w:val="false"/>
+                <w:b w:val="false"/>
+                <w:u w:val="none"/>
+                <w:sz w:val="18"/>
+                <w:szCs w:val="18"/>
+                <w:color w:val="000000"/>
+              </w:rPr>
+              <w:t xml:space="preserve">335 (40.6%)</w:t>
+            </w:r>
+          </w:p>
+        </w:tc>
+        <w:tc>
+          <w:tcPr>
+            <w:tcBorders>
+              <w:bottom w:val="none" w:sz="0" w:space="0" w:color="000000"/>
+              <w:top w:val="none" w:sz="0" w:space="0" w:color="000000"/>
+              <w:left w:val="none" w:sz="0" w:space="0" w:color="000000"/>
+              <w:right w:val="none" w:sz="0" w:space="0" w:color="000000"/>
+            </w:tcBorders>
+            <w:shd w:val="clear" w:color="auto" w:fill="FFFFFF"/>
+            <w:tcMar>
+              <w:top w:w="0" w:type="dxa"/>
+              <w:bottom w:w="0" w:type="dxa"/>
+              <w:left w:w="0" w:type="dxa"/>
+              <w:right w:w="0" w:type="dxa"/>
+            </w:tcMar>
+            <w:vAlign w:val="top"/>
+          </w:tcPr>
+          <w:p>
+            <w:pPr>
+              <w:jc w:val="center"/>
+              <w:pBdr>
+                <w:bottom w:val="none" w:sz="0" w:space="0" w:color="000000"/>
+                <w:top w:val="none" w:sz="0" w:space="0" w:color="000000"/>
+                <w:left w:val="none" w:sz="0" w:space="0" w:color="000000"/>
+                <w:right w:val="none" w:sz="0" w:space="0" w:color="000000"/>
+              </w:pBdr>
+              <w:spacing w:after="10" w:before="10" w:line="240"/>
+              <w:ind w:left="100" w:right="100" w:firstLine="0" w:firstLineChars="0"/>
+              <w:rPr>
+                <w:rFonts w:ascii="Arial" w:hAnsi="Arial" w:eastAsia="Arial" w:cs="Arial"/>
+                <w:i w:val="false"/>
+                <w:b w:val="false"/>
+                <w:u w:val="none"/>
+                <w:sz w:val="18"/>
+                <w:szCs w:val="18"/>
+                <w:color w:val="000000"/>
+              </w:rPr>
+            </w:pPr>
+            <w:r>
+              <w:rPr>
+                <w:rFonts w:ascii="Arial" w:hAnsi="Arial" w:eastAsia="Arial" w:cs="Arial"/>
+                <w:i w:val="false"/>
+                <w:b w:val="false"/>
+                <w:u w:val="none"/>
+                <w:sz w:val="18"/>
+                <w:szCs w:val="18"/>
+                <w:color w:val="000000"/>
+              </w:rPr>
+              <w:t xml:space="preserve">41 (36.3%)</w:t>
+            </w:r>
+          </w:p>
+        </w:tc>
+        <w:tc>
+          <w:tcPr>
+            <w:tcBorders>
+              <w:bottom w:val="none" w:sz="0" w:space="0" w:color="000000"/>
+              <w:top w:val="none" w:sz="0" w:space="0" w:color="000000"/>
+              <w:left w:val="none" w:sz="0" w:space="0" w:color="000000"/>
+              <w:right w:val="none" w:sz="0" w:space="0" w:color="000000"/>
+            </w:tcBorders>
+            <w:shd w:val="clear" w:color="auto" w:fill="FFFFFF"/>
+            <w:tcMar>
+              <w:top w:w="0" w:type="dxa"/>
+              <w:bottom w:w="0" w:type="dxa"/>
+              <w:left w:w="0" w:type="dxa"/>
+              <w:right w:w="0" w:type="dxa"/>
+            </w:tcMar>
+            <w:vAlign w:val="top"/>
+          </w:tcPr>
+          <w:p>
+            <w:pPr>
+              <w:jc w:val="center"/>
+              <w:pBdr>
+                <w:bottom w:val="none" w:sz="0" w:space="0" w:color="000000"/>
+                <w:top w:val="none" w:sz="0" w:space="0" w:color="000000"/>
+                <w:left w:val="none" w:sz="0" w:space="0" w:color="000000"/>
+                <w:right w:val="none" w:sz="0" w:space="0" w:color="000000"/>
+              </w:pBdr>
+              <w:spacing w:after="10" w:before="10" w:line="240"/>
+              <w:ind w:left="100" w:right="100" w:firstLine="0" w:firstLineChars="0"/>
+              <w:rPr>
+                <w:rFonts w:ascii="Arial" w:hAnsi="Arial" w:eastAsia="Arial" w:cs="Arial"/>
+                <w:i w:val="false"/>
+                <w:b w:val="false"/>
+                <w:u w:val="none"/>
+                <w:sz w:val="18"/>
+                <w:szCs w:val="18"/>
+                <w:color w:val="000000"/>
+              </w:rPr>
+            </w:pPr>
+            <w:r>
+              <w:rPr>
+                <w:rFonts w:ascii="Arial" w:hAnsi="Arial" w:eastAsia="Arial" w:cs="Arial"/>
+                <w:i w:val="false"/>
+                <w:b w:val="false"/>
+                <w:u w:val="none"/>
+                <w:sz w:val="18"/>
+                <w:szCs w:val="18"/>
+                <w:color w:val="000000"/>
+              </w:rPr>
+              <w:t xml:space="preserve">232 (43.9%)</w:t>
+            </w:r>
+          </w:p>
+        </w:tc>
+        <w:tc>
+          <w:tcPr>
+            <w:tcBorders>
+              <w:bottom w:val="none" w:sz="0" w:space="0" w:color="000000"/>
+              <w:top w:val="none" w:sz="0" w:space="0" w:color="000000"/>
+              <w:left w:val="none" w:sz="0" w:space="0" w:color="000000"/>
+              <w:right w:val="none" w:sz="0" w:space="0" w:color="000000"/>
+            </w:tcBorders>
+            <w:shd w:val="clear" w:color="auto" w:fill="FFFFFF"/>
+            <w:tcMar>
+              <w:top w:w="0" w:type="dxa"/>
+              <w:bottom w:w="0" w:type="dxa"/>
+              <w:left w:w="0" w:type="dxa"/>
+              <w:right w:w="0" w:type="dxa"/>
+            </w:tcMar>
+            <w:vAlign w:val="top"/>
+          </w:tcPr>
+          <w:p>
+            <w:pPr>
+              <w:jc w:val="center"/>
+              <w:pBdr>
+                <w:bottom w:val="none" w:sz="0" w:space="0" w:color="000000"/>
+                <w:top w:val="none" w:sz="0" w:space="0" w:color="000000"/>
+                <w:left w:val="none" w:sz="0" w:space="0" w:color="000000"/>
+                <w:right w:val="none" w:sz="0" w:space="0" w:color="000000"/>
+              </w:pBdr>
+              <w:spacing w:after="10" w:before="10" w:line="240"/>
+              <w:ind w:left="100" w:right="100" w:firstLine="0" w:firstLineChars="0"/>
+              <w:rPr>
+                <w:rFonts w:ascii="Arial" w:hAnsi="Arial" w:eastAsia="Arial" w:cs="Arial"/>
+                <w:i w:val="false"/>
+                <w:b w:val="false"/>
+                <w:u w:val="none"/>
+                <w:sz w:val="18"/>
+                <w:szCs w:val="18"/>
+                <w:color w:val="000000"/>
+              </w:rPr>
+            </w:pPr>
+            <w:r>
+              <w:rPr>
+                <w:rFonts w:ascii="Arial" w:hAnsi="Arial" w:eastAsia="Arial" w:cs="Arial"/>
+                <w:i w:val="false"/>
+                <w:b w:val="false"/>
+                <w:u w:val="none"/>
+                <w:sz w:val="18"/>
+                <w:szCs w:val="18"/>
+                <w:color w:val="000000"/>
+              </w:rPr>
+              <w:t xml:space="preserve">72 (38.5%)</w:t>
+            </w:r>
+          </w:p>
+        </w:tc>
+        <w:tc>
+          <w:tcPr>
+            <w:tcBorders>
+              <w:bottom w:val="none" w:sz="0" w:space="0" w:color="000000"/>
+              <w:top w:val="none" w:sz="0" w:space="0" w:color="000000"/>
+              <w:left w:val="none" w:sz="0" w:space="0" w:color="000000"/>
+              <w:right w:val="none" w:sz="0" w:space="0" w:color="000000"/>
+            </w:tcBorders>
+            <w:shd w:val="clear" w:color="auto" w:fill="FFFFFF"/>
+            <w:tcMar>
+              <w:top w:w="0" w:type="dxa"/>
+              <w:bottom w:w="0" w:type="dxa"/>
+              <w:left w:w="0" w:type="dxa"/>
+              <w:right w:w="0" w:type="dxa"/>
+            </w:tcMar>
+            <w:vAlign w:val="top"/>
+          </w:tcPr>
+          <w:p>
+            <w:pPr>
+              <w:jc w:val="center"/>
+              <w:pBdr>
+                <w:bottom w:val="none" w:sz="0" w:space="0" w:color="000000"/>
+                <w:top w:val="none" w:sz="0" w:space="0" w:color="000000"/>
+                <w:left w:val="none" w:sz="0" w:space="0" w:color="000000"/>
+                <w:right w:val="none" w:sz="0" w:space="0" w:color="000000"/>
+              </w:pBdr>
+              <w:spacing w:after="10" w:before="10" w:line="240"/>
+              <w:ind w:left="100" w:right="100" w:firstLine="0" w:firstLineChars="0"/>
+              <w:rPr>
+                <w:rFonts w:ascii="Arial" w:hAnsi="Arial" w:eastAsia="Arial" w:cs="Arial"/>
+                <w:i w:val="false"/>
+                <w:b w:val="false"/>
+                <w:u w:val="none"/>
+                <w:sz w:val="18"/>
+                <w:szCs w:val="18"/>
+                <w:color w:val="000000"/>
+              </w:rPr>
+            </w:pPr>
+            <w:r>
+              <w:rPr>
+                <w:rFonts w:ascii="Arial" w:hAnsi="Arial" w:eastAsia="Arial" w:cs="Arial"/>
+                <w:i w:val="false"/>
+                <w:b w:val="false"/>
+                <w:u w:val="none"/>
+                <w:sz w:val="18"/>
+                <w:szCs w:val="18"/>
+                <w:color w:val="000000"/>
+              </w:rPr>
+              <w:t xml:space="preserve"/>
+            </w:r>
+          </w:p>
+        </w:tc>
+      </w:tr>
+      <w:tr>
+        <w:trPr>
+          <w:trHeight w:val="617" w:hRule="auto"/>
+        </w:trPr>
+        body15
+        <w:tc>
+          <w:tcPr>
+            <w:tcBorders>
+              <w:bottom w:val="none" w:sz="0" w:space="0" w:color="000000"/>
+              <w:top w:val="none" w:sz="0" w:space="0" w:color="000000"/>
+              <w:left w:val="none" w:sz="0" w:space="0" w:color="000000"/>
+              <w:right w:val="none" w:sz="0" w:space="0" w:color="000000"/>
+            </w:tcBorders>
+            <w:shd w:val="clear" w:color="auto" w:fill="FFFFFF"/>
+            <w:tcMar>
+              <w:top w:w="0" w:type="dxa"/>
+              <w:bottom w:w="0" w:type="dxa"/>
+              <w:left w:w="0" w:type="dxa"/>
+              <w:right w:w="0" w:type="dxa"/>
+            </w:tcMar>
+            <w:vAlign w:val="top"/>
+          </w:tcPr>
+          <w:p>
+            <w:pPr>
+              <w:jc w:val="left"/>
+              <w:pBdr>
+                <w:bottom w:val="none" w:sz="0" w:space="0" w:color="000000"/>
+                <w:top w:val="none" w:sz="0" w:space="0" w:color="000000"/>
+                <w:left w:val="none" w:sz="0" w:space="0" w:color="000000"/>
+                <w:right w:val="none" w:sz="0" w:space="0" w:color="000000"/>
+              </w:pBdr>
+              <w:spacing w:after="10" w:before="10" w:line="240"/>
+              <w:ind w:left="300" w:right="100" w:firstLine="0" w:firstLineChars="0"/>
+              <w:rPr>
+                <w:rFonts w:ascii="Arial" w:hAnsi="Arial" w:eastAsia="Arial" w:cs="Arial"/>
+                <w:i w:val="false"/>
+                <w:b w:val="false"/>
+                <w:u w:val="none"/>
+                <w:sz w:val="18"/>
+                <w:szCs w:val="18"/>
+                <w:color w:val="000000"/>
+              </w:rPr>
+            </w:pPr>
+            <w:r>
+              <w:rPr>
+                <w:rFonts w:ascii="Arial" w:hAnsi="Arial" w:eastAsia="Arial" w:cs="Arial"/>
+                <w:i w:val="false"/>
+                <w:b w:val="false"/>
+                <w:u w:val="none"/>
+                <w:sz w:val="18"/>
+                <w:szCs w:val="18"/>
+                <w:color w:val="000000"/>
+              </w:rPr>
+              <w:t xml:space="preserve">Quechua/Aymara</w:t>
+            </w:r>
+          </w:p>
+        </w:tc>
+        <w:tc>
+          <w:tcPr>
+            <w:tcBorders>
+              <w:bottom w:val="none" w:sz="0" w:space="0" w:color="000000"/>
+              <w:top w:val="none" w:sz="0" w:space="0" w:color="000000"/>
+              <w:left w:val="none" w:sz="0" w:space="0" w:color="000000"/>
+              <w:right w:val="none" w:sz="0" w:space="0" w:color="000000"/>
+            </w:tcBorders>
+            <w:shd w:val="clear" w:color="auto" w:fill="FFFFFF"/>
+            <w:tcMar>
+              <w:top w:w="0" w:type="dxa"/>
+              <w:bottom w:w="0" w:type="dxa"/>
+              <w:left w:w="0" w:type="dxa"/>
+              <w:right w:w="0" w:type="dxa"/>
+            </w:tcMar>
+            <w:vAlign w:val="top"/>
+          </w:tcPr>
+          <w:p>
+            <w:pPr>
+              <w:jc w:val="center"/>
+              <w:pBdr>
+                <w:bottom w:val="none" w:sz="0" w:space="0" w:color="000000"/>
+                <w:top w:val="none" w:sz="0" w:space="0" w:color="000000"/>
+                <w:left w:val="none" w:sz="0" w:space="0" w:color="000000"/>
+                <w:right w:val="none" w:sz="0" w:space="0" w:color="000000"/>
+              </w:pBdr>
+              <w:spacing w:after="10" w:before="10" w:line="240"/>
+              <w:ind w:left="100" w:right="100" w:firstLine="0" w:firstLineChars="0"/>
+              <w:rPr>
+                <w:rFonts w:ascii="Arial" w:hAnsi="Arial" w:eastAsia="Arial" w:cs="Arial"/>
+                <w:i w:val="false"/>
+                <w:b w:val="false"/>
+                <w:u w:val="none"/>
+                <w:sz w:val="18"/>
+                <w:szCs w:val="18"/>
+                <w:color w:val="000000"/>
+              </w:rPr>
+            </w:pPr>
+            <w:r>
+              <w:rPr>
+                <w:rFonts w:ascii="Arial" w:hAnsi="Arial" w:eastAsia="Arial" w:cs="Arial"/>
+                <w:i w:val="false"/>
+                <w:b w:val="false"/>
+                <w:u w:val="none"/>
+                <w:sz w:val="18"/>
+                <w:szCs w:val="18"/>
+                <w:color w:val="000000"/>
+              </w:rPr>
+              <w:t xml:space="preserve">973 (58.9%)</w:t>
+            </w:r>
+          </w:p>
+        </w:tc>
+        <w:tc>
+          <w:tcPr>
+            <w:tcBorders>
+              <w:bottom w:val="none" w:sz="0" w:space="0" w:color="000000"/>
+              <w:top w:val="none" w:sz="0" w:space="0" w:color="000000"/>
+              <w:left w:val="none" w:sz="0" w:space="0" w:color="000000"/>
+              <w:right w:val="none" w:sz="0" w:space="0" w:color="000000"/>
+            </w:tcBorders>
+            <w:shd w:val="clear" w:color="auto" w:fill="FFFFFF"/>
+            <w:tcMar>
+              <w:top w:w="0" w:type="dxa"/>
+              <w:bottom w:w="0" w:type="dxa"/>
+              <w:left w:w="0" w:type="dxa"/>
+              <w:right w:w="0" w:type="dxa"/>
+            </w:tcMar>
+            <w:vAlign w:val="top"/>
+          </w:tcPr>
+          <w:p>
+            <w:pPr>
+              <w:jc w:val="center"/>
+              <w:pBdr>
+                <w:bottom w:val="none" w:sz="0" w:space="0" w:color="000000"/>
+                <w:top w:val="none" w:sz="0" w:space="0" w:color="000000"/>
+                <w:left w:val="none" w:sz="0" w:space="0" w:color="000000"/>
+                <w:right w:val="none" w:sz="0" w:space="0" w:color="000000"/>
+              </w:pBdr>
+              <w:spacing w:after="10" w:before="10" w:line="240"/>
+              <w:ind w:left="100" w:right="100" w:firstLine="0" w:firstLineChars="0"/>
+              <w:rPr>
+                <w:rFonts w:ascii="Arial" w:hAnsi="Arial" w:eastAsia="Arial" w:cs="Arial"/>
+                <w:i w:val="false"/>
+                <w:b w:val="false"/>
+                <w:u w:val="none"/>
+                <w:sz w:val="18"/>
+                <w:szCs w:val="18"/>
+                <w:color w:val="000000"/>
+              </w:rPr>
+            </w:pPr>
+            <w:r>
+              <w:rPr>
+                <w:rFonts w:ascii="Arial" w:hAnsi="Arial" w:eastAsia="Arial" w:cs="Arial"/>
+                <w:i w:val="false"/>
+                <w:b w:val="false"/>
+                <w:u w:val="none"/>
+                <w:sz w:val="18"/>
+                <w:szCs w:val="18"/>
+                <w:color w:val="000000"/>
+              </w:rPr>
+              <w:t xml:space="preserve">490 (59.4%)</w:t>
+            </w:r>
+          </w:p>
+        </w:tc>
+        <w:tc>
+          <w:tcPr>
+            <w:tcBorders>
+              <w:bottom w:val="none" w:sz="0" w:space="0" w:color="000000"/>
+              <w:top w:val="none" w:sz="0" w:space="0" w:color="000000"/>
+              <w:left w:val="none" w:sz="0" w:space="0" w:color="000000"/>
+              <w:right w:val="none" w:sz="0" w:space="0" w:color="000000"/>
+            </w:tcBorders>
+            <w:shd w:val="clear" w:color="auto" w:fill="FFFFFF"/>
+            <w:tcMar>
+              <w:top w:w="0" w:type="dxa"/>
+              <w:bottom w:w="0" w:type="dxa"/>
+              <w:left w:w="0" w:type="dxa"/>
+              <w:right w:w="0" w:type="dxa"/>
+            </w:tcMar>
+            <w:vAlign w:val="top"/>
+          </w:tcPr>
+          <w:p>
+            <w:pPr>
+              <w:jc w:val="center"/>
+              <w:pBdr>
+                <w:bottom w:val="none" w:sz="0" w:space="0" w:color="000000"/>
+                <w:top w:val="none" w:sz="0" w:space="0" w:color="000000"/>
+                <w:left w:val="none" w:sz="0" w:space="0" w:color="000000"/>
+                <w:right w:val="none" w:sz="0" w:space="0" w:color="000000"/>
+              </w:pBdr>
+              <w:spacing w:after="10" w:before="10" w:line="240"/>
+              <w:ind w:left="100" w:right="100" w:firstLine="0" w:firstLineChars="0"/>
+              <w:rPr>
+                <w:rFonts w:ascii="Arial" w:hAnsi="Arial" w:eastAsia="Arial" w:cs="Arial"/>
+                <w:i w:val="false"/>
+                <w:b w:val="false"/>
+                <w:u w:val="none"/>
+                <w:sz w:val="18"/>
+                <w:szCs w:val="18"/>
+                <w:color w:val="000000"/>
+              </w:rPr>
+            </w:pPr>
+            <w:r>
+              <w:rPr>
+                <w:rFonts w:ascii="Arial" w:hAnsi="Arial" w:eastAsia="Arial" w:cs="Arial"/>
+                <w:i w:val="false"/>
+                <w:b w:val="false"/>
+                <w:u w:val="none"/>
+                <w:sz w:val="18"/>
+                <w:szCs w:val="18"/>
+                <w:color w:val="000000"/>
+              </w:rPr>
+              <w:t xml:space="preserve">72 (63.7%)</w:t>
+            </w:r>
+          </w:p>
+        </w:tc>
+        <w:tc>
+          <w:tcPr>
+            <w:tcBorders>
+              <w:bottom w:val="none" w:sz="0" w:space="0" w:color="000000"/>
+              <w:top w:val="none" w:sz="0" w:space="0" w:color="000000"/>
+              <w:left w:val="none" w:sz="0" w:space="0" w:color="000000"/>
+              <w:right w:val="none" w:sz="0" w:space="0" w:color="000000"/>
+            </w:tcBorders>
+            <w:shd w:val="clear" w:color="auto" w:fill="FFFFFF"/>
+            <w:tcMar>
+              <w:top w:w="0" w:type="dxa"/>
+              <w:bottom w:w="0" w:type="dxa"/>
+              <w:left w:w="0" w:type="dxa"/>
+              <w:right w:w="0" w:type="dxa"/>
+            </w:tcMar>
+            <w:vAlign w:val="top"/>
+          </w:tcPr>
+          <w:p>
+            <w:pPr>
+              <w:jc w:val="center"/>
+              <w:pBdr>
+                <w:bottom w:val="none" w:sz="0" w:space="0" w:color="000000"/>
+                <w:top w:val="none" w:sz="0" w:space="0" w:color="000000"/>
+                <w:left w:val="none" w:sz="0" w:space="0" w:color="000000"/>
+                <w:right w:val="none" w:sz="0" w:space="0" w:color="000000"/>
+              </w:pBdr>
+              <w:spacing w:after="10" w:before="10" w:line="240"/>
+              <w:ind w:left="100" w:right="100" w:firstLine="0" w:firstLineChars="0"/>
+              <w:rPr>
+                <w:rFonts w:ascii="Arial" w:hAnsi="Arial" w:eastAsia="Arial" w:cs="Arial"/>
+                <w:i w:val="false"/>
+                <w:b w:val="false"/>
+                <w:u w:val="none"/>
+                <w:sz w:val="18"/>
+                <w:szCs w:val="18"/>
+                <w:color w:val="000000"/>
+              </w:rPr>
+            </w:pPr>
+            <w:r>
+              <w:rPr>
+                <w:rFonts w:ascii="Arial" w:hAnsi="Arial" w:eastAsia="Arial" w:cs="Arial"/>
+                <w:i w:val="false"/>
+                <w:b w:val="false"/>
+                <w:u w:val="none"/>
+                <w:sz w:val="18"/>
+                <w:szCs w:val="18"/>
+                <w:color w:val="000000"/>
+              </w:rPr>
+              <w:t xml:space="preserve">296 (56.1%)</w:t>
+            </w:r>
+          </w:p>
+        </w:tc>
+        <w:tc>
+          <w:tcPr>
+            <w:tcBorders>
+              <w:bottom w:val="none" w:sz="0" w:space="0" w:color="000000"/>
+              <w:top w:val="none" w:sz="0" w:space="0" w:color="000000"/>
+              <w:left w:val="none" w:sz="0" w:space="0" w:color="000000"/>
+              <w:right w:val="none" w:sz="0" w:space="0" w:color="000000"/>
+            </w:tcBorders>
+            <w:shd w:val="clear" w:color="auto" w:fill="FFFFFF"/>
+            <w:tcMar>
+              <w:top w:w="0" w:type="dxa"/>
+              <w:bottom w:w="0" w:type="dxa"/>
+              <w:left w:w="0" w:type="dxa"/>
+              <w:right w:w="0" w:type="dxa"/>
+            </w:tcMar>
+            <w:vAlign w:val="top"/>
+          </w:tcPr>
+          <w:p>
+            <w:pPr>
+              <w:jc w:val="center"/>
+              <w:pBdr>
+                <w:bottom w:val="none" w:sz="0" w:space="0" w:color="000000"/>
+                <w:top w:val="none" w:sz="0" w:space="0" w:color="000000"/>
+                <w:left w:val="none" w:sz="0" w:space="0" w:color="000000"/>
+                <w:right w:val="none" w:sz="0" w:space="0" w:color="000000"/>
+              </w:pBdr>
+              <w:spacing w:after="10" w:before="10" w:line="240"/>
+              <w:ind w:left="100" w:right="100" w:firstLine="0" w:firstLineChars="0"/>
+              <w:rPr>
+                <w:rFonts w:ascii="Arial" w:hAnsi="Arial" w:eastAsia="Arial" w:cs="Arial"/>
+                <w:i w:val="false"/>
+                <w:b w:val="false"/>
+                <w:u w:val="none"/>
+                <w:sz w:val="18"/>
+                <w:szCs w:val="18"/>
+                <w:color w:val="000000"/>
+              </w:rPr>
+            </w:pPr>
+            <w:r>
+              <w:rPr>
+                <w:rFonts w:ascii="Arial" w:hAnsi="Arial" w:eastAsia="Arial" w:cs="Arial"/>
+                <w:i w:val="false"/>
+                <w:b w:val="false"/>
+                <w:u w:val="none"/>
+                <w:sz w:val="18"/>
+                <w:szCs w:val="18"/>
+                <w:color w:val="000000"/>
+              </w:rPr>
+              <w:t xml:space="preserve">115 (61.5%)</w:t>
+            </w:r>
+          </w:p>
+        </w:tc>
+        <w:tc>
+          <w:tcPr>
+            <w:tcBorders>
+              <w:bottom w:val="none" w:sz="0" w:space="0" w:color="000000"/>
+              <w:top w:val="none" w:sz="0" w:space="0" w:color="000000"/>
+              <w:left w:val="none" w:sz="0" w:space="0" w:color="000000"/>
+              <w:right w:val="none" w:sz="0" w:space="0" w:color="000000"/>
+            </w:tcBorders>
+            <w:shd w:val="clear" w:color="auto" w:fill="FFFFFF"/>
+            <w:tcMar>
+              <w:top w:w="0" w:type="dxa"/>
+              <w:bottom w:w="0" w:type="dxa"/>
+              <w:left w:w="0" w:type="dxa"/>
+              <w:right w:w="0" w:type="dxa"/>
+            </w:tcMar>
+            <w:vAlign w:val="top"/>
+          </w:tcPr>
+          <w:p>
+            <w:pPr>
+              <w:jc w:val="center"/>
+              <w:pBdr>
+                <w:bottom w:val="none" w:sz="0" w:space="0" w:color="000000"/>
+                <w:top w:val="none" w:sz="0" w:space="0" w:color="000000"/>
+                <w:left w:val="none" w:sz="0" w:space="0" w:color="000000"/>
+                <w:right w:val="none" w:sz="0" w:space="0" w:color="000000"/>
+              </w:pBdr>
+              <w:spacing w:after="10" w:before="10" w:line="240"/>
+              <w:ind w:left="100" w:right="100" w:firstLine="0" w:firstLineChars="0"/>
+              <w:rPr>
+                <w:rFonts w:ascii="Arial" w:hAnsi="Arial" w:eastAsia="Arial" w:cs="Arial"/>
+                <w:i w:val="false"/>
+                <w:b w:val="false"/>
+                <w:u w:val="none"/>
+                <w:sz w:val="18"/>
+                <w:szCs w:val="18"/>
+                <w:color w:val="000000"/>
+              </w:rPr>
+            </w:pPr>
+            <w:r>
+              <w:rPr>
+                <w:rFonts w:ascii="Arial" w:hAnsi="Arial" w:eastAsia="Arial" w:cs="Arial"/>
+                <w:i w:val="false"/>
+                <w:b w:val="false"/>
+                <w:u w:val="none"/>
+                <w:sz w:val="18"/>
+                <w:szCs w:val="18"/>
+                <w:color w:val="000000"/>
+              </w:rPr>
+              <w:t xml:space="preserve"/>
+            </w:r>
+          </w:p>
+        </w:tc>
+      </w:tr>
+      <w:tr>
+        <w:trPr>
+          <w:trHeight w:val="617" w:hRule="auto"/>
+        </w:trPr>
+        body16
+        <w:tc>
+          <w:tcPr>
+            <w:tcBorders>
+              <w:bottom w:val="none" w:sz="0" w:space="0" w:color="000000"/>
+              <w:top w:val="none" w:sz="0" w:space="0" w:color="000000"/>
+              <w:left w:val="none" w:sz="0" w:space="0" w:color="000000"/>
+              <w:right w:val="none" w:sz="0" w:space="0" w:color="000000"/>
+            </w:tcBorders>
+            <w:shd w:val="clear" w:color="auto" w:fill="FFFFFF"/>
+            <w:tcMar>
+              <w:top w:w="0" w:type="dxa"/>
+              <w:bottom w:w="0" w:type="dxa"/>
+              <w:left w:w="0" w:type="dxa"/>
+              <w:right w:w="0" w:type="dxa"/>
+            </w:tcMar>
+            <w:vAlign w:val="top"/>
+          </w:tcPr>
+          <w:p>
+            <w:pPr>
+              <w:jc w:val="left"/>
+              <w:pBdr>
+                <w:bottom w:val="none" w:sz="0" w:space="0" w:color="000000"/>
+                <w:top w:val="none" w:sz="0" w:space="0" w:color="000000"/>
+                <w:left w:val="none" w:sz="0" w:space="0" w:color="000000"/>
+                <w:right w:val="none" w:sz="0" w:space="0" w:color="000000"/>
+              </w:pBdr>
+              <w:spacing w:after="10" w:before="10" w:line="240"/>
+              <w:ind w:left="100" w:right="100" w:firstLine="0" w:firstLineChars="0"/>
+              <w:rPr>
+                <w:rFonts w:ascii="Arial" w:hAnsi="Arial" w:eastAsia="Arial" w:cs="Arial"/>
+                <w:i w:val="false"/>
+                <w:b w:val="false"/>
+                <w:u w:val="none"/>
+                <w:sz w:val="18"/>
+                <w:szCs w:val="18"/>
+                <w:color w:val="000000"/>
+              </w:rPr>
+            </w:pPr>
+            <w:r>
+              <w:rPr>
+                <w:rFonts w:ascii="Arial" w:hAnsi="Arial" w:eastAsia="Arial" w:cs="Arial"/>
+                <w:i w:val="false"/>
+                <w:b w:val="false"/>
+                <w:u w:val="none"/>
+                <w:sz w:val="18"/>
+                <w:szCs w:val="18"/>
+                <w:color w:val="000000"/>
+              </w:rPr>
+              <w:t xml:space="preserve">Alfa-1-glicoproteína ácida (g/L), Mediana (Q1, Q3)</w:t>
+            </w:r>
+          </w:p>
+        </w:tc>
+        <w:tc>
+          <w:tcPr>
+            <w:tcBorders>
+              <w:bottom w:val="none" w:sz="0" w:space="0" w:color="000000"/>
+              <w:top w:val="none" w:sz="0" w:space="0" w:color="000000"/>
+              <w:left w:val="none" w:sz="0" w:space="0" w:color="000000"/>
+              <w:right w:val="none" w:sz="0" w:space="0" w:color="000000"/>
+            </w:tcBorders>
+            <w:shd w:val="clear" w:color="auto" w:fill="FFFFFF"/>
+            <w:tcMar>
+              <w:top w:w="0" w:type="dxa"/>
+              <w:bottom w:w="0" w:type="dxa"/>
+              <w:left w:w="0" w:type="dxa"/>
+              <w:right w:w="0" w:type="dxa"/>
+            </w:tcMar>
+            <w:vAlign w:val="top"/>
+          </w:tcPr>
+          <w:p>
+            <w:pPr>
+              <w:jc w:val="center"/>
+              <w:pBdr>
+                <w:bottom w:val="none" w:sz="0" w:space="0" w:color="000000"/>
+                <w:top w:val="none" w:sz="0" w:space="0" w:color="000000"/>
+                <w:left w:val="none" w:sz="0" w:space="0" w:color="000000"/>
+                <w:right w:val="none" w:sz="0" w:space="0" w:color="000000"/>
+              </w:pBdr>
+              <w:spacing w:after="10" w:before="10" w:line="240"/>
+              <w:ind w:left="100" w:right="100" w:firstLine="0" w:firstLineChars="0"/>
+              <w:rPr>
+                <w:rFonts w:ascii="Arial" w:hAnsi="Arial" w:eastAsia="Arial" w:cs="Arial"/>
+                <w:i w:val="false"/>
+                <w:b w:val="false"/>
+                <w:u w:val="none"/>
+                <w:sz w:val="18"/>
+                <w:szCs w:val="18"/>
+                <w:color w:val="000000"/>
+              </w:rPr>
+            </w:pPr>
+            <w:r>
+              <w:rPr>
+                <w:rFonts w:ascii="Arial" w:hAnsi="Arial" w:eastAsia="Arial" w:cs="Arial"/>
+                <w:i w:val="false"/>
+                <w:b w:val="false"/>
+                <w:u w:val="none"/>
+                <w:sz w:val="18"/>
+                <w:szCs w:val="18"/>
+                <w:color w:val="000000"/>
+              </w:rPr>
+              <w:t xml:space="preserve">0 (0, 2)</w:t>
+            </w:r>
+          </w:p>
+        </w:tc>
+        <w:tc>
+          <w:tcPr>
+            <w:tcBorders>
+              <w:bottom w:val="none" w:sz="0" w:space="0" w:color="000000"/>
+              <w:top w:val="none" w:sz="0" w:space="0" w:color="000000"/>
+              <w:left w:val="none" w:sz="0" w:space="0" w:color="000000"/>
+              <w:right w:val="none" w:sz="0" w:space="0" w:color="000000"/>
+            </w:tcBorders>
+            <w:shd w:val="clear" w:color="auto" w:fill="FFFFFF"/>
+            <w:tcMar>
+              <w:top w:w="0" w:type="dxa"/>
+              <w:bottom w:w="0" w:type="dxa"/>
+              <w:left w:w="0" w:type="dxa"/>
+              <w:right w:w="0" w:type="dxa"/>
+            </w:tcMar>
+            <w:vAlign w:val="top"/>
+          </w:tcPr>
+          <w:p>
+            <w:pPr>
+              <w:jc w:val="center"/>
+              <w:pBdr>
+                <w:bottom w:val="none" w:sz="0" w:space="0" w:color="000000"/>
+                <w:top w:val="none" w:sz="0" w:space="0" w:color="000000"/>
+                <w:left w:val="none" w:sz="0" w:space="0" w:color="000000"/>
+                <w:right w:val="none" w:sz="0" w:space="0" w:color="000000"/>
+              </w:pBdr>
+              <w:spacing w:after="10" w:before="10" w:line="240"/>
+              <w:ind w:left="100" w:right="100" w:firstLine="0" w:firstLineChars="0"/>
+              <w:rPr>
+                <w:rFonts w:ascii="Arial" w:hAnsi="Arial" w:eastAsia="Arial" w:cs="Arial"/>
+                <w:i w:val="false"/>
+                <w:b w:val="false"/>
+                <w:u w:val="none"/>
+                <w:sz w:val="18"/>
+                <w:szCs w:val="18"/>
+                <w:color w:val="000000"/>
+              </w:rPr>
+            </w:pPr>
+            <w:r>
+              <w:rPr>
+                <w:rFonts w:ascii="Arial" w:hAnsi="Arial" w:eastAsia="Arial" w:cs="Arial"/>
+                <w:i w:val="false"/>
+                <w:b w:val="false"/>
+                <w:u w:val="none"/>
+                <w:sz w:val="18"/>
+                <w:szCs w:val="18"/>
+                <w:color w:val="000000"/>
+              </w:rPr>
+              <w:t xml:space="preserve">0 (0, 1)</w:t>
+            </w:r>
+          </w:p>
+        </w:tc>
+        <w:tc>
+          <w:tcPr>
+            <w:tcBorders>
+              <w:bottom w:val="none" w:sz="0" w:space="0" w:color="000000"/>
+              <w:top w:val="none" w:sz="0" w:space="0" w:color="000000"/>
+              <w:left w:val="none" w:sz="0" w:space="0" w:color="000000"/>
+              <w:right w:val="none" w:sz="0" w:space="0" w:color="000000"/>
+            </w:tcBorders>
+            <w:shd w:val="clear" w:color="auto" w:fill="FFFFFF"/>
+            <w:tcMar>
+              <w:top w:w="0" w:type="dxa"/>
+              <w:bottom w:w="0" w:type="dxa"/>
+              <w:left w:w="0" w:type="dxa"/>
+              <w:right w:w="0" w:type="dxa"/>
+            </w:tcMar>
+            <w:vAlign w:val="top"/>
+          </w:tcPr>
+          <w:p>
+            <w:pPr>
+              <w:jc w:val="center"/>
+              <w:pBdr>
+                <w:bottom w:val="none" w:sz="0" w:space="0" w:color="000000"/>
+                <w:top w:val="none" w:sz="0" w:space="0" w:color="000000"/>
+                <w:left w:val="none" w:sz="0" w:space="0" w:color="000000"/>
+                <w:right w:val="none" w:sz="0" w:space="0" w:color="000000"/>
+              </w:pBdr>
+              <w:spacing w:after="10" w:before="10" w:line="240"/>
+              <w:ind w:left="100" w:right="100" w:firstLine="0" w:firstLineChars="0"/>
+              <w:rPr>
+                <w:rFonts w:ascii="Arial" w:hAnsi="Arial" w:eastAsia="Arial" w:cs="Arial"/>
+                <w:i w:val="false"/>
+                <w:b w:val="false"/>
+                <w:u w:val="none"/>
+                <w:sz w:val="18"/>
+                <w:szCs w:val="18"/>
+                <w:color w:val="000000"/>
+              </w:rPr>
+            </w:pPr>
+            <w:r>
+              <w:rPr>
+                <w:rFonts w:ascii="Arial" w:hAnsi="Arial" w:eastAsia="Arial" w:cs="Arial"/>
+                <w:i w:val="false"/>
+                <w:b w:val="false"/>
+                <w:u w:val="none"/>
+                <w:sz w:val="18"/>
+                <w:szCs w:val="18"/>
+                <w:color w:val="000000"/>
+              </w:rPr>
+              <w:t xml:space="preserve">0 (0, 1)</w:t>
+            </w:r>
+          </w:p>
+        </w:tc>
+        <w:tc>
+          <w:tcPr>
+            <w:tcBorders>
+              <w:bottom w:val="none" w:sz="0" w:space="0" w:color="000000"/>
+              <w:top w:val="none" w:sz="0" w:space="0" w:color="000000"/>
+              <w:left w:val="none" w:sz="0" w:space="0" w:color="000000"/>
+              <w:right w:val="none" w:sz="0" w:space="0" w:color="000000"/>
+            </w:tcBorders>
+            <w:shd w:val="clear" w:color="auto" w:fill="FFFFFF"/>
+            <w:tcMar>
+              <w:top w:w="0" w:type="dxa"/>
+              <w:bottom w:w="0" w:type="dxa"/>
+              <w:left w:w="0" w:type="dxa"/>
+              <w:right w:w="0" w:type="dxa"/>
+            </w:tcMar>
+            <w:vAlign w:val="top"/>
+          </w:tcPr>
+          <w:p>
+            <w:pPr>
+              <w:jc w:val="center"/>
+              <w:pBdr>
+                <w:bottom w:val="none" w:sz="0" w:space="0" w:color="000000"/>
+                <w:top w:val="none" w:sz="0" w:space="0" w:color="000000"/>
+                <w:left w:val="none" w:sz="0" w:space="0" w:color="000000"/>
+                <w:right w:val="none" w:sz="0" w:space="0" w:color="000000"/>
+              </w:pBdr>
+              <w:spacing w:after="10" w:before="10" w:line="240"/>
+              <w:ind w:left="100" w:right="100" w:firstLine="0" w:firstLineChars="0"/>
+              <w:rPr>
+                <w:rFonts w:ascii="Arial" w:hAnsi="Arial" w:eastAsia="Arial" w:cs="Arial"/>
+                <w:i w:val="false"/>
+                <w:b w:val="false"/>
+                <w:u w:val="none"/>
+                <w:sz w:val="18"/>
+                <w:szCs w:val="18"/>
+                <w:color w:val="000000"/>
+              </w:rPr>
+            </w:pPr>
+            <w:r>
+              <w:rPr>
+                <w:rFonts w:ascii="Arial" w:hAnsi="Arial" w:eastAsia="Arial" w:cs="Arial"/>
+                <w:i w:val="false"/>
+                <w:b w:val="false"/>
+                <w:u w:val="none"/>
+                <w:sz w:val="18"/>
+                <w:szCs w:val="18"/>
+                <w:color w:val="000000"/>
+              </w:rPr>
+              <w:t xml:space="preserve">0 (0, 3)</w:t>
+            </w:r>
+          </w:p>
+        </w:tc>
+        <w:tc>
+          <w:tcPr>
+            <w:tcBorders>
+              <w:bottom w:val="none" w:sz="0" w:space="0" w:color="000000"/>
+              <w:top w:val="none" w:sz="0" w:space="0" w:color="000000"/>
+              <w:left w:val="none" w:sz="0" w:space="0" w:color="000000"/>
+              <w:right w:val="none" w:sz="0" w:space="0" w:color="000000"/>
+            </w:tcBorders>
+            <w:shd w:val="clear" w:color="auto" w:fill="FFFFFF"/>
+            <w:tcMar>
+              <w:top w:w="0" w:type="dxa"/>
+              <w:bottom w:w="0" w:type="dxa"/>
+              <w:left w:w="0" w:type="dxa"/>
+              <w:right w:w="0" w:type="dxa"/>
+            </w:tcMar>
+            <w:vAlign w:val="top"/>
+          </w:tcPr>
+          <w:p>
+            <w:pPr>
+              <w:jc w:val="center"/>
+              <w:pBdr>
+                <w:bottom w:val="none" w:sz="0" w:space="0" w:color="000000"/>
+                <w:top w:val="none" w:sz="0" w:space="0" w:color="000000"/>
+                <w:left w:val="none" w:sz="0" w:space="0" w:color="000000"/>
+                <w:right w:val="none" w:sz="0" w:space="0" w:color="000000"/>
+              </w:pBdr>
+              <w:spacing w:after="10" w:before="10" w:line="240"/>
+              <w:ind w:left="100" w:right="100" w:firstLine="0" w:firstLineChars="0"/>
+              <w:rPr>
+                <w:rFonts w:ascii="Arial" w:hAnsi="Arial" w:eastAsia="Arial" w:cs="Arial"/>
+                <w:i w:val="false"/>
+                <w:b w:val="false"/>
+                <w:u w:val="none"/>
+                <w:sz w:val="18"/>
+                <w:szCs w:val="18"/>
+                <w:color w:val="000000"/>
+              </w:rPr>
+            </w:pPr>
+            <w:r>
+              <w:rPr>
+                <w:rFonts w:ascii="Arial" w:hAnsi="Arial" w:eastAsia="Arial" w:cs="Arial"/>
+                <w:i w:val="false"/>
+                <w:b w:val="false"/>
+                <w:u w:val="none"/>
+                <w:sz w:val="18"/>
+                <w:szCs w:val="18"/>
+                <w:color w:val="000000"/>
+              </w:rPr>
+              <w:t xml:space="preserve">0 (0, 1)</w:t>
+            </w:r>
+          </w:p>
+        </w:tc>
+        <w:tc>
+          <w:tcPr>
+            <w:tcBorders>
+              <w:bottom w:val="none" w:sz="0" w:space="0" w:color="000000"/>
+              <w:top w:val="none" w:sz="0" w:space="0" w:color="000000"/>
+              <w:left w:val="none" w:sz="0" w:space="0" w:color="000000"/>
+              <w:right w:val="none" w:sz="0" w:space="0" w:color="000000"/>
+            </w:tcBorders>
+            <w:shd w:val="clear" w:color="auto" w:fill="FFFFFF"/>
+            <w:tcMar>
+              <w:top w:w="0" w:type="dxa"/>
+              <w:bottom w:w="0" w:type="dxa"/>
+              <w:left w:w="0" w:type="dxa"/>
+              <w:right w:w="0" w:type="dxa"/>
+            </w:tcMar>
+            <w:vAlign w:val="top"/>
+          </w:tcPr>
+          <w:p>
+            <w:pPr>
+              <w:jc w:val="center"/>
+              <w:pBdr>
+                <w:bottom w:val="none" w:sz="0" w:space="0" w:color="000000"/>
+                <w:top w:val="none" w:sz="0" w:space="0" w:color="000000"/>
+                <w:left w:val="none" w:sz="0" w:space="0" w:color="000000"/>
+                <w:right w:val="none" w:sz="0" w:space="0" w:color="000000"/>
+              </w:pBdr>
+              <w:spacing w:after="10" w:before="10" w:line="240"/>
+              <w:ind w:left="100" w:right="100" w:firstLine="0" w:firstLineChars="0"/>
+              <w:rPr>
+                <w:rFonts w:ascii="Arial" w:hAnsi="Arial" w:eastAsia="Arial" w:cs="Arial"/>
+                <w:i w:val="false"/>
+                <w:b w:val="true"/>
+                <w:u w:val="none"/>
+                <w:sz w:val="18"/>
+                <w:szCs w:val="18"/>
+                <w:color w:val="000000"/>
+              </w:rPr>
+            </w:pPr>
+            <w:r>
+              <w:rPr>
+                <w:rFonts w:ascii="Arial" w:hAnsi="Arial" w:eastAsia="Arial" w:cs="Arial"/>
+                <w:i w:val="false"/>
+                <w:b w:val="true"/>
+                <w:u w:val="none"/>
+                <w:sz w:val="18"/>
+                <w:szCs w:val="18"/>
+                <w:color w:val="000000"/>
+              </w:rPr>
+              <w:t xml:space="preserve">&lt;0.001*</w:t>
+            </w:r>
+          </w:p>
+        </w:tc>
+      </w:tr>
+      <w:tr>
+        <w:trPr>
+          <w:trHeight w:val="617" w:hRule="auto"/>
+        </w:trPr>
+        body17
+        <w:tc>
+          <w:tcPr>
+            <w:tcBorders>
+              <w:bottom w:val="single" w:sz="12" w:space="0" w:color="666666"/>
+              <w:top w:val="none" w:sz="0" w:space="0" w:color="000000"/>
+              <w:left w:val="none" w:sz="0" w:space="0" w:color="000000"/>
+              <w:right w:val="none" w:sz="0" w:space="0" w:color="000000"/>
+            </w:tcBorders>
+            <w:shd w:val="clear" w:color="auto" w:fill="FFFFFF"/>
+            <w:tcMar>
+              <w:top w:w="0" w:type="dxa"/>
+              <w:bottom w:w="0" w:type="dxa"/>
+              <w:left w:w="0" w:type="dxa"/>
+              <w:right w:w="0" w:type="dxa"/>
+            </w:tcMar>
+            <w:vAlign w:val="top"/>
+          </w:tcPr>
+          <w:p>
+            <w:pPr>
+              <w:jc w:val="left"/>
+              <w:pBdr>
+                <w:bottom w:val="none" w:sz="0" w:space="0" w:color="000000"/>
+                <w:top w:val="none" w:sz="0" w:space="0" w:color="000000"/>
+                <w:left w:val="none" w:sz="0" w:space="0" w:color="000000"/>
+                <w:right w:val="none" w:sz="0" w:space="0" w:color="000000"/>
+              </w:pBdr>
+              <w:spacing w:after="10" w:before="10" w:line="240"/>
+              <w:ind w:left="100" w:right="100" w:firstLine="0" w:firstLineChars="0"/>
+              <w:rPr>
+                <w:rFonts w:ascii="Arial" w:hAnsi="Arial" w:eastAsia="Arial" w:cs="Arial"/>
+                <w:i w:val="false"/>
+                <w:b w:val="false"/>
+                <w:u w:val="none"/>
+                <w:sz w:val="18"/>
+                <w:szCs w:val="18"/>
+                <w:color w:val="000000"/>
+              </w:rPr>
+            </w:pPr>
+            <w:r>
+              <w:rPr>
+                <w:rFonts w:ascii="Arial" w:hAnsi="Arial" w:eastAsia="Arial" w:cs="Arial"/>
+                <w:i w:val="false"/>
+                <w:b w:val="false"/>
+                <w:u w:val="none"/>
+                <w:sz w:val="18"/>
+                <w:szCs w:val="18"/>
+                <w:color w:val="000000"/>
+              </w:rPr>
+              <w:t xml:space="preserve">Proteína C reactiva (mg/L), Mediana (Q1, Q3)</w:t>
+            </w:r>
+          </w:p>
+        </w:tc>
+        <w:tc>
+          <w:tcPr>
+            <w:tcBorders>
+              <w:bottom w:val="single" w:sz="12" w:space="0" w:color="666666"/>
+              <w:top w:val="none" w:sz="0" w:space="0" w:color="000000"/>
+              <w:left w:val="none" w:sz="0" w:space="0" w:color="000000"/>
+              <w:right w:val="none" w:sz="0" w:space="0" w:color="000000"/>
+            </w:tcBorders>
+            <w:shd w:val="clear" w:color="auto" w:fill="FFFFFF"/>
+            <w:tcMar>
+              <w:top w:w="0" w:type="dxa"/>
+              <w:bottom w:w="0" w:type="dxa"/>
+              <w:left w:w="0" w:type="dxa"/>
+              <w:right w:w="0" w:type="dxa"/>
+            </w:tcMar>
+            <w:vAlign w:val="top"/>
+          </w:tcPr>
+          <w:p>
+            <w:pPr>
+              <w:jc w:val="center"/>
+              <w:pBdr>
+                <w:bottom w:val="none" w:sz="0" w:space="0" w:color="000000"/>
+                <w:top w:val="none" w:sz="0" w:space="0" w:color="000000"/>
+                <w:left w:val="none" w:sz="0" w:space="0" w:color="000000"/>
+                <w:right w:val="none" w:sz="0" w:space="0" w:color="000000"/>
+              </w:pBdr>
+              <w:spacing w:after="10" w:before="10" w:line="240"/>
+              <w:ind w:left="100" w:right="100" w:firstLine="0" w:firstLineChars="0"/>
+              <w:rPr>
+                <w:rFonts w:ascii="Arial" w:hAnsi="Arial" w:eastAsia="Arial" w:cs="Arial"/>
+                <w:i w:val="false"/>
+                <w:b w:val="false"/>
+                <w:u w:val="none"/>
+                <w:sz w:val="18"/>
+                <w:szCs w:val="18"/>
+                <w:color w:val="000000"/>
+              </w:rPr>
+            </w:pPr>
+            <w:r>
+              <w:rPr>
+                <w:rFonts w:ascii="Arial" w:hAnsi="Arial" w:eastAsia="Arial" w:cs="Arial"/>
+                <w:i w:val="false"/>
+                <w:b w:val="false"/>
+                <w:u w:val="none"/>
+                <w:sz w:val="18"/>
+                <w:szCs w:val="18"/>
+                <w:color w:val="000000"/>
+              </w:rPr>
+              <w:t xml:space="preserve">0.49 (0.37, 0.71)</w:t>
+            </w:r>
+          </w:p>
+        </w:tc>
+        <w:tc>
+          <w:tcPr>
+            <w:tcBorders>
+              <w:bottom w:val="single" w:sz="12" w:space="0" w:color="666666"/>
+              <w:top w:val="none" w:sz="0" w:space="0" w:color="000000"/>
+              <w:left w:val="none" w:sz="0" w:space="0" w:color="000000"/>
+              <w:right w:val="none" w:sz="0" w:space="0" w:color="000000"/>
+            </w:tcBorders>
+            <w:shd w:val="clear" w:color="auto" w:fill="FFFFFF"/>
+            <w:tcMar>
+              <w:top w:w="0" w:type="dxa"/>
+              <w:bottom w:w="0" w:type="dxa"/>
+              <w:left w:w="0" w:type="dxa"/>
+              <w:right w:w="0" w:type="dxa"/>
+            </w:tcMar>
+            <w:vAlign w:val="top"/>
+          </w:tcPr>
+          <w:p>
+            <w:pPr>
+              <w:jc w:val="center"/>
+              <w:pBdr>
+                <w:bottom w:val="none" w:sz="0" w:space="0" w:color="000000"/>
+                <w:top w:val="none" w:sz="0" w:space="0" w:color="000000"/>
+                <w:left w:val="none" w:sz="0" w:space="0" w:color="000000"/>
+                <w:right w:val="none" w:sz="0" w:space="0" w:color="000000"/>
+              </w:pBdr>
+              <w:spacing w:after="10" w:before="10" w:line="240"/>
+              <w:ind w:left="100" w:right="100" w:firstLine="0" w:firstLineChars="0"/>
+              <w:rPr>
+                <w:rFonts w:ascii="Arial" w:hAnsi="Arial" w:eastAsia="Arial" w:cs="Arial"/>
+                <w:i w:val="false"/>
+                <w:b w:val="false"/>
+                <w:u w:val="none"/>
+                <w:sz w:val="18"/>
+                <w:szCs w:val="18"/>
+                <w:color w:val="000000"/>
+              </w:rPr>
+            </w:pPr>
+            <w:r>
+              <w:rPr>
+                <w:rFonts w:ascii="Arial" w:hAnsi="Arial" w:eastAsia="Arial" w:cs="Arial"/>
+                <w:i w:val="false"/>
+                <w:b w:val="false"/>
+                <w:u w:val="none"/>
+                <w:sz w:val="18"/>
+                <w:szCs w:val="18"/>
+                <w:color w:val="000000"/>
+              </w:rPr>
+              <w:t xml:space="preserve">0.49 (0.36, 0.70)</w:t>
+            </w:r>
+          </w:p>
+        </w:tc>
+        <w:tc>
+          <w:tcPr>
+            <w:tcBorders>
+              <w:bottom w:val="single" w:sz="12" w:space="0" w:color="666666"/>
+              <w:top w:val="none" w:sz="0" w:space="0" w:color="000000"/>
+              <w:left w:val="none" w:sz="0" w:space="0" w:color="000000"/>
+              <w:right w:val="none" w:sz="0" w:space="0" w:color="000000"/>
+            </w:tcBorders>
+            <w:shd w:val="clear" w:color="auto" w:fill="FFFFFF"/>
+            <w:tcMar>
+              <w:top w:w="0" w:type="dxa"/>
+              <w:bottom w:w="0" w:type="dxa"/>
+              <w:left w:w="0" w:type="dxa"/>
+              <w:right w:w="0" w:type="dxa"/>
+            </w:tcMar>
+            <w:vAlign w:val="top"/>
+          </w:tcPr>
+          <w:p>
+            <w:pPr>
+              <w:jc w:val="center"/>
+              <w:pBdr>
+                <w:bottom w:val="none" w:sz="0" w:space="0" w:color="000000"/>
+                <w:top w:val="none" w:sz="0" w:space="0" w:color="000000"/>
+                <w:left w:val="none" w:sz="0" w:space="0" w:color="000000"/>
+                <w:right w:val="none" w:sz="0" w:space="0" w:color="000000"/>
+              </w:pBdr>
+              <w:spacing w:after="10" w:before="10" w:line="240"/>
+              <w:ind w:left="100" w:right="100" w:firstLine="0" w:firstLineChars="0"/>
+              <w:rPr>
+                <w:rFonts w:ascii="Arial" w:hAnsi="Arial" w:eastAsia="Arial" w:cs="Arial"/>
+                <w:i w:val="false"/>
+                <w:b w:val="false"/>
+                <w:u w:val="none"/>
+                <w:sz w:val="18"/>
+                <w:szCs w:val="18"/>
+                <w:color w:val="000000"/>
+              </w:rPr>
+            </w:pPr>
+            <w:r>
+              <w:rPr>
+                <w:rFonts w:ascii="Arial" w:hAnsi="Arial" w:eastAsia="Arial" w:cs="Arial"/>
+                <w:i w:val="false"/>
+                <w:b w:val="false"/>
+                <w:u w:val="none"/>
+                <w:sz w:val="18"/>
+                <w:szCs w:val="18"/>
+                <w:color w:val="000000"/>
+              </w:rPr>
+              <w:t xml:space="preserve">0.47 (0.34, 0.58)</w:t>
+            </w:r>
+          </w:p>
+        </w:tc>
+        <w:tc>
+          <w:tcPr>
+            <w:tcBorders>
+              <w:bottom w:val="single" w:sz="12" w:space="0" w:color="666666"/>
+              <w:top w:val="none" w:sz="0" w:space="0" w:color="000000"/>
+              <w:left w:val="none" w:sz="0" w:space="0" w:color="000000"/>
+              <w:right w:val="none" w:sz="0" w:space="0" w:color="000000"/>
+            </w:tcBorders>
+            <w:shd w:val="clear" w:color="auto" w:fill="FFFFFF"/>
+            <w:tcMar>
+              <w:top w:w="0" w:type="dxa"/>
+              <w:bottom w:w="0" w:type="dxa"/>
+              <w:left w:w="0" w:type="dxa"/>
+              <w:right w:w="0" w:type="dxa"/>
+            </w:tcMar>
+            <w:vAlign w:val="top"/>
+          </w:tcPr>
+          <w:p>
+            <w:pPr>
+              <w:jc w:val="center"/>
+              <w:pBdr>
+                <w:bottom w:val="none" w:sz="0" w:space="0" w:color="000000"/>
+                <w:top w:val="none" w:sz="0" w:space="0" w:color="000000"/>
+                <w:left w:val="none" w:sz="0" w:space="0" w:color="000000"/>
+                <w:right w:val="none" w:sz="0" w:space="0" w:color="000000"/>
+              </w:pBdr>
+              <w:spacing w:after="10" w:before="10" w:line="240"/>
+              <w:ind w:left="100" w:right="100" w:firstLine="0" w:firstLineChars="0"/>
+              <w:rPr>
+                <w:rFonts w:ascii="Arial" w:hAnsi="Arial" w:eastAsia="Arial" w:cs="Arial"/>
+                <w:i w:val="false"/>
+                <w:b w:val="false"/>
+                <w:u w:val="none"/>
+                <w:sz w:val="18"/>
+                <w:szCs w:val="18"/>
+                <w:color w:val="000000"/>
+              </w:rPr>
+            </w:pPr>
+            <w:r>
+              <w:rPr>
+                <w:rFonts w:ascii="Arial" w:hAnsi="Arial" w:eastAsia="Arial" w:cs="Arial"/>
+                <w:i w:val="false"/>
+                <w:b w:val="false"/>
+                <w:u w:val="none"/>
+                <w:sz w:val="18"/>
+                <w:szCs w:val="18"/>
+                <w:color w:val="000000"/>
+              </w:rPr>
+              <w:t xml:space="preserve">0.51 (0.38, 0.77)</w:t>
+            </w:r>
+          </w:p>
+        </w:tc>
+        <w:tc>
+          <w:tcPr>
+            <w:tcBorders>
+              <w:bottom w:val="single" w:sz="12" w:space="0" w:color="666666"/>
+              <w:top w:val="none" w:sz="0" w:space="0" w:color="000000"/>
+              <w:left w:val="none" w:sz="0" w:space="0" w:color="000000"/>
+              <w:right w:val="none" w:sz="0" w:space="0" w:color="000000"/>
+            </w:tcBorders>
+            <w:shd w:val="clear" w:color="auto" w:fill="FFFFFF"/>
+            <w:tcMar>
+              <w:top w:w="0" w:type="dxa"/>
+              <w:bottom w:w="0" w:type="dxa"/>
+              <w:left w:w="0" w:type="dxa"/>
+              <w:right w:w="0" w:type="dxa"/>
+            </w:tcMar>
+            <w:vAlign w:val="top"/>
+          </w:tcPr>
+          <w:p>
+            <w:pPr>
+              <w:jc w:val="center"/>
+              <w:pBdr>
+                <w:bottom w:val="none" w:sz="0" w:space="0" w:color="000000"/>
+                <w:top w:val="none" w:sz="0" w:space="0" w:color="000000"/>
+                <w:left w:val="none" w:sz="0" w:space="0" w:color="000000"/>
+                <w:right w:val="none" w:sz="0" w:space="0" w:color="000000"/>
+              </w:pBdr>
+              <w:spacing w:after="10" w:before="10" w:line="240"/>
+              <w:ind w:left="100" w:right="100" w:firstLine="0" w:firstLineChars="0"/>
+              <w:rPr>
+                <w:rFonts w:ascii="Arial" w:hAnsi="Arial" w:eastAsia="Arial" w:cs="Arial"/>
+                <w:i w:val="false"/>
+                <w:b w:val="false"/>
+                <w:u w:val="none"/>
+                <w:sz w:val="18"/>
+                <w:szCs w:val="18"/>
+                <w:color w:val="000000"/>
+              </w:rPr>
+            </w:pPr>
+            <w:r>
+              <w:rPr>
+                <w:rFonts w:ascii="Arial" w:hAnsi="Arial" w:eastAsia="Arial" w:cs="Arial"/>
+                <w:i w:val="false"/>
+                <w:b w:val="false"/>
+                <w:u w:val="none"/>
+                <w:sz w:val="18"/>
+                <w:szCs w:val="18"/>
+                <w:color w:val="000000"/>
+              </w:rPr>
+              <w:t xml:space="preserve">0.48 (0.36, 0.66)</w:t>
+            </w:r>
+          </w:p>
+        </w:tc>
+        <w:tc>
+          <w:tcPr>
+            <w:tcBorders>
+              <w:bottom w:val="single" w:sz="12" w:space="0" w:color="666666"/>
+              <w:top w:val="none" w:sz="0" w:space="0" w:color="000000"/>
+              <w:left w:val="none" w:sz="0" w:space="0" w:color="000000"/>
+              <w:right w:val="none" w:sz="0" w:space="0" w:color="000000"/>
+            </w:tcBorders>
+            <w:shd w:val="clear" w:color="auto" w:fill="FFFFFF"/>
+            <w:tcMar>
+              <w:top w:w="0" w:type="dxa"/>
+              <w:bottom w:w="0" w:type="dxa"/>
+              <w:left w:w="0" w:type="dxa"/>
+              <w:right w:w="0" w:type="dxa"/>
+            </w:tcMar>
+            <w:vAlign w:val="top"/>
+          </w:tcPr>
+          <w:p>
+            <w:pPr>
+              <w:jc w:val="center"/>
+              <w:pBdr>
+                <w:bottom w:val="none" w:sz="0" w:space="0" w:color="000000"/>
+                <w:top w:val="none" w:sz="0" w:space="0" w:color="000000"/>
+                <w:left w:val="none" w:sz="0" w:space="0" w:color="000000"/>
+                <w:right w:val="none" w:sz="0" w:space="0" w:color="000000"/>
+              </w:pBdr>
+              <w:spacing w:after="10" w:before="10" w:line="240"/>
+              <w:ind w:left="100" w:right="100" w:firstLine="0" w:firstLineChars="0"/>
+              <w:rPr>
+                <w:rFonts w:ascii="Arial" w:hAnsi="Arial" w:eastAsia="Arial" w:cs="Arial"/>
+                <w:i w:val="false"/>
+                <w:b w:val="true"/>
+                <w:u w:val="none"/>
+                <w:sz w:val="18"/>
+                <w:szCs w:val="18"/>
+                <w:color w:val="000000"/>
+              </w:rPr>
+            </w:pPr>
+            <w:r>
+              <w:rPr>
+                <w:rFonts w:ascii="Arial" w:hAnsi="Arial" w:eastAsia="Arial" w:cs="Arial"/>
+                <w:i w:val="false"/>
+                <w:b w:val="true"/>
+                <w:u w:val="none"/>
+                <w:sz w:val="18"/>
+                <w:szCs w:val="18"/>
+                <w:color w:val="000000"/>
+              </w:rPr>
+              <w:t xml:space="preserve">0.023*</w:t>
+            </w:r>
+          </w:p>
+        </w:tc>
+      </w:tr>
+      <w:tr>
+        <w:trPr>
+          <w:trHeight w:val="360" w:hRule="auto"/>
+        </w:trPr>
+        footer 1
+        <w:tc>
+          <w:tcPr>
+            <w:gridSpan w:val="7"/>
+            <w:tcBorders>
+              <w:bottom w:val="single" w:sz="12" w:space="0" w:color="666666"/>
+              <w:top w:val="single" w:sz="12" w:space="0" w:color="666666"/>
+              <w:left w:val="none" w:sz="0" w:space="0" w:color="000000"/>
+              <w:right w:val="none" w:sz="0" w:space="0" w:color="000000"/>
+            </w:tcBorders>
+            <w:shd w:val="clear" w:color="auto" w:fill="FFFFFF"/>
+            <w:tcMar>
+              <w:top w:w="0" w:type="dxa"/>
+              <w:bottom w:w="0" w:type="dxa"/>
+              <w:left w:w="0" w:type="dxa"/>
+              <w:right w:w="0" w:type="dxa"/>
+            </w:tcMar>
+            <w:vAlign w:val="center"/>
+          </w:tcPr>
+          <w:p>
+            <w:pPr>
+              <w:jc w:val="left"/>
+              <w:pBdr>
+                <w:bottom w:val="none" w:sz="0" w:space="0" w:color="000000"/>
+                <w:top w:val="none" w:sz="0" w:space="0" w:color="000000"/>
+                <w:left w:val="none" w:sz="0" w:space="0" w:color="000000"/>
+                <w:right w:val="none" w:sz="0" w:space="0" w:color="000000"/>
+              </w:pBdr>
+              <w:spacing w:after="10" w:before="10" w:line="240"/>
+              <w:ind w:left="100" w:right="100" w:firstLine="0" w:firstLineChars="0"/>
+              <w:rPr>
+                <w:rFonts w:ascii="Arial" w:hAnsi="Arial" w:eastAsia="Arial" w:cs="Arial"/>
+                <w:i w:val="false"/>
+                <w:b w:val="false"/>
+                <w:u w:val="none"/>
+                <w:sz w:val="18"/>
+                <w:szCs w:val="18"/>
+                <w:color w:val="000000"/>
+              </w:rPr>
+            </w:pPr>
+            <w:r>
+              <w:rPr>
+                <w:rFonts w:ascii="Arial" w:hAnsi="Arial" w:eastAsia="Arial" w:cs="Arial"/>
+                <w:i w:val="false"/>
+                <w:b w:val="false"/>
+                <w:u w:val="none"/>
+                <w:vertAlign w:val="superscript"/>
+                <w:sz w:val="18"/>
+                <w:szCs w:val="18"/>
+                <w:color w:val="000000"/>
+              </w:rPr>
+              <w:t xml:space="preserve">1</w:t>
+            </w:r>
+            <w:r>
+              <w:rPr>
+                <w:rFonts w:ascii="Arial" w:hAnsi="Arial" w:eastAsia="Arial" w:cs="Arial"/>
+                <w:i w:val="false"/>
+                <w:b w:val="false"/>
+                <w:u w:val="none"/>
+                <w:sz w:val="18"/>
+                <w:szCs w:val="18"/>
+                <w:color w:val="000000"/>
+              </w:rPr>
+              <w:t xml:space="preserve">Prueba de Kruskal-Wallis (*); Prueba de Chi-cuadrado (**).</w:t>
+            </w:r>
+          </w:p>
+        </w:tc>
+      </w:tr>
+    </w:tbl>
     <w:sectPr>
-      <w:pgMar w:header="708" w:bottom="1417" w:top="1417" w:right="1417" w:left="1417" w:footer="708" w:gutter="0"/>
+      <w:pgMar w:header="708" w:bottom="720" w:top="720" w:right="720" w:left="720" w:footer="708" w:gutter="0"/>
       <w:pgSz w:h="16838" w:w="11906" w:orient="portrait"/>
       <w:type w:val="continuous"/>
       <w:cols/>

--- a/outputs/Table_1.docx
+++ b/outputs/Table_1.docx
@@ -159,7 +159,7 @@
                 <w:szCs w:val="18"/>
                 <w:color w:val="000000"/>
               </w:rPr>
-              <w:t xml:space="preserve">N = 1653</w:t>
+              <w:t xml:space="preserve">N = 1693</w:t>
             </w:r>
           </w:p>
         </w:tc>
@@ -247,7 +247,7 @@
                 <w:szCs w:val="18"/>
                 <w:color w:val="000000"/>
               </w:rPr>
-              <w:t xml:space="preserve">N = 825 (49.9%)</w:t>
+              <w:t xml:space="preserve">N = 843 (49.8%)</w:t>
             </w:r>
           </w:p>
         </w:tc>
@@ -335,7 +335,7 @@
                 <w:szCs w:val="18"/>
                 <w:color w:val="000000"/>
               </w:rPr>
-              <w:t xml:space="preserve">N = 113 (6.8%)</w:t>
+              <w:t xml:space="preserve">N = 115 (6.8%)</w:t>
             </w:r>
           </w:p>
         </w:tc>
@@ -423,7 +423,7 @@
                 <w:szCs w:val="18"/>
                 <w:color w:val="000000"/>
               </w:rPr>
-              <w:t xml:space="preserve">N = 528 (31.9%)</w:t>
+              <w:t xml:space="preserve">N = 542 (32.0%)</w:t>
             </w:r>
           </w:p>
         </w:tc>
@@ -511,7 +511,7 @@
                 <w:szCs w:val="18"/>
                 <w:color w:val="000000"/>
               </w:rPr>
-              <w:t xml:space="preserve">N = 187 (11.3%)</w:t>
+              <w:t xml:space="preserve">N = 193 (11.4%)</w:t>
             </w:r>
           </w:p>
         </w:tc>
@@ -1056,215 +1056,215 @@
                 <w:szCs w:val="18"/>
                 <w:color w:val="000000"/>
               </w:rPr>
-              <w:t xml:space="preserve">861 (52.1%)</w:t>
-            </w:r>
-          </w:p>
-        </w:tc>
-        <w:tc>
-          <w:tcPr>
-            <w:tcBorders>
-              <w:bottom w:val="none" w:sz="0" w:space="0" w:color="000000"/>
-              <w:top w:val="none" w:sz="0" w:space="0" w:color="000000"/>
-              <w:left w:val="none" w:sz="0" w:space="0" w:color="000000"/>
-              <w:right w:val="none" w:sz="0" w:space="0" w:color="000000"/>
-            </w:tcBorders>
-            <w:shd w:val="clear" w:color="auto" w:fill="FFFFFF"/>
-            <w:tcMar>
-              <w:top w:w="0" w:type="dxa"/>
-              <w:bottom w:w="0" w:type="dxa"/>
-              <w:left w:w="0" w:type="dxa"/>
-              <w:right w:w="0" w:type="dxa"/>
-            </w:tcMar>
-            <w:vAlign w:val="top"/>
-          </w:tcPr>
-          <w:p>
-            <w:pPr>
-              <w:jc w:val="center"/>
-              <w:pBdr>
-                <w:bottom w:val="none" w:sz="0" w:space="0" w:color="000000"/>
-                <w:top w:val="none" w:sz="0" w:space="0" w:color="000000"/>
-                <w:left w:val="none" w:sz="0" w:space="0" w:color="000000"/>
-                <w:right w:val="none" w:sz="0" w:space="0" w:color="000000"/>
-              </w:pBdr>
-              <w:spacing w:after="10" w:before="10" w:line="240"/>
-              <w:ind w:left="100" w:right="100" w:firstLine="0" w:firstLineChars="0"/>
-              <w:rPr>
-                <w:rFonts w:ascii="Arial" w:hAnsi="Arial" w:eastAsia="Arial" w:cs="Arial"/>
-                <w:i w:val="false"/>
-                <w:b w:val="false"/>
-                <w:u w:val="none"/>
-                <w:sz w:val="18"/>
-                <w:szCs w:val="18"/>
-                <w:color w:val="000000"/>
-              </w:rPr>
-            </w:pPr>
-            <w:r>
-              <w:rPr>
-                <w:rFonts w:ascii="Arial" w:hAnsi="Arial" w:eastAsia="Arial" w:cs="Arial"/>
-                <w:i w:val="false"/>
-                <w:b w:val="false"/>
-                <w:u w:val="none"/>
-                <w:sz w:val="18"/>
-                <w:szCs w:val="18"/>
-                <w:color w:val="000000"/>
-              </w:rPr>
-              <w:t xml:space="preserve">375 (45.5%)</w:t>
-            </w:r>
-          </w:p>
-        </w:tc>
-        <w:tc>
-          <w:tcPr>
-            <w:tcBorders>
-              <w:bottom w:val="none" w:sz="0" w:space="0" w:color="000000"/>
-              <w:top w:val="none" w:sz="0" w:space="0" w:color="000000"/>
-              <w:left w:val="none" w:sz="0" w:space="0" w:color="000000"/>
-              <w:right w:val="none" w:sz="0" w:space="0" w:color="000000"/>
-            </w:tcBorders>
-            <w:shd w:val="clear" w:color="auto" w:fill="FFFFFF"/>
-            <w:tcMar>
-              <w:top w:w="0" w:type="dxa"/>
-              <w:bottom w:w="0" w:type="dxa"/>
-              <w:left w:w="0" w:type="dxa"/>
-              <w:right w:w="0" w:type="dxa"/>
-            </w:tcMar>
-            <w:vAlign w:val="top"/>
-          </w:tcPr>
-          <w:p>
-            <w:pPr>
-              <w:jc w:val="center"/>
-              <w:pBdr>
-                <w:bottom w:val="none" w:sz="0" w:space="0" w:color="000000"/>
-                <w:top w:val="none" w:sz="0" w:space="0" w:color="000000"/>
-                <w:left w:val="none" w:sz="0" w:space="0" w:color="000000"/>
-                <w:right w:val="none" w:sz="0" w:space="0" w:color="000000"/>
-              </w:pBdr>
-              <w:spacing w:after="10" w:before="10" w:line="240"/>
-              <w:ind w:left="100" w:right="100" w:firstLine="0" w:firstLineChars="0"/>
-              <w:rPr>
-                <w:rFonts w:ascii="Arial" w:hAnsi="Arial" w:eastAsia="Arial" w:cs="Arial"/>
-                <w:i w:val="false"/>
-                <w:b w:val="false"/>
-                <w:u w:val="none"/>
-                <w:sz w:val="18"/>
-                <w:szCs w:val="18"/>
-                <w:color w:val="000000"/>
-              </w:rPr>
-            </w:pPr>
-            <w:r>
-              <w:rPr>
-                <w:rFonts w:ascii="Arial" w:hAnsi="Arial" w:eastAsia="Arial" w:cs="Arial"/>
-                <w:i w:val="false"/>
-                <w:b w:val="false"/>
-                <w:u w:val="none"/>
-                <w:sz w:val="18"/>
-                <w:szCs w:val="18"/>
-                <w:color w:val="000000"/>
-              </w:rPr>
-              <w:t xml:space="preserve">71 (62.8%)</w:t>
-            </w:r>
-          </w:p>
-        </w:tc>
-        <w:tc>
-          <w:tcPr>
-            <w:tcBorders>
-              <w:bottom w:val="none" w:sz="0" w:space="0" w:color="000000"/>
-              <w:top w:val="none" w:sz="0" w:space="0" w:color="000000"/>
-              <w:left w:val="none" w:sz="0" w:space="0" w:color="000000"/>
-              <w:right w:val="none" w:sz="0" w:space="0" w:color="000000"/>
-            </w:tcBorders>
-            <w:shd w:val="clear" w:color="auto" w:fill="FFFFFF"/>
-            <w:tcMar>
-              <w:top w:w="0" w:type="dxa"/>
-              <w:bottom w:w="0" w:type="dxa"/>
-              <w:left w:w="0" w:type="dxa"/>
-              <w:right w:w="0" w:type="dxa"/>
-            </w:tcMar>
-            <w:vAlign w:val="top"/>
-          </w:tcPr>
-          <w:p>
-            <w:pPr>
-              <w:jc w:val="center"/>
-              <w:pBdr>
-                <w:bottom w:val="none" w:sz="0" w:space="0" w:color="000000"/>
-                <w:top w:val="none" w:sz="0" w:space="0" w:color="000000"/>
-                <w:left w:val="none" w:sz="0" w:space="0" w:color="000000"/>
-                <w:right w:val="none" w:sz="0" w:space="0" w:color="000000"/>
-              </w:pBdr>
-              <w:spacing w:after="10" w:before="10" w:line="240"/>
-              <w:ind w:left="100" w:right="100" w:firstLine="0" w:firstLineChars="0"/>
-              <w:rPr>
-                <w:rFonts w:ascii="Arial" w:hAnsi="Arial" w:eastAsia="Arial" w:cs="Arial"/>
-                <w:i w:val="false"/>
-                <w:b w:val="false"/>
-                <w:u w:val="none"/>
-                <w:sz w:val="18"/>
-                <w:szCs w:val="18"/>
-                <w:color w:val="000000"/>
-              </w:rPr>
-            </w:pPr>
-            <w:r>
-              <w:rPr>
-                <w:rFonts w:ascii="Arial" w:hAnsi="Arial" w:eastAsia="Arial" w:cs="Arial"/>
-                <w:i w:val="false"/>
-                <w:b w:val="false"/>
-                <w:u w:val="none"/>
-                <w:sz w:val="18"/>
-                <w:szCs w:val="18"/>
-                <w:color w:val="000000"/>
-              </w:rPr>
-              <w:t xml:space="preserve">290 (54.9%)</w:t>
-            </w:r>
-          </w:p>
-        </w:tc>
-        <w:tc>
-          <w:tcPr>
-            <w:tcBorders>
-              <w:bottom w:val="none" w:sz="0" w:space="0" w:color="000000"/>
-              <w:top w:val="none" w:sz="0" w:space="0" w:color="000000"/>
-              <w:left w:val="none" w:sz="0" w:space="0" w:color="000000"/>
-              <w:right w:val="none" w:sz="0" w:space="0" w:color="000000"/>
-            </w:tcBorders>
-            <w:shd w:val="clear" w:color="auto" w:fill="FFFFFF"/>
-            <w:tcMar>
-              <w:top w:w="0" w:type="dxa"/>
-              <w:bottom w:w="0" w:type="dxa"/>
-              <w:left w:w="0" w:type="dxa"/>
-              <w:right w:w="0" w:type="dxa"/>
-            </w:tcMar>
-            <w:vAlign w:val="top"/>
-          </w:tcPr>
-          <w:p>
-            <w:pPr>
-              <w:jc w:val="center"/>
-              <w:pBdr>
-                <w:bottom w:val="none" w:sz="0" w:space="0" w:color="000000"/>
-                <w:top w:val="none" w:sz="0" w:space="0" w:color="000000"/>
-                <w:left w:val="none" w:sz="0" w:space="0" w:color="000000"/>
-                <w:right w:val="none" w:sz="0" w:space="0" w:color="000000"/>
-              </w:pBdr>
-              <w:spacing w:after="10" w:before="10" w:line="240"/>
-              <w:ind w:left="100" w:right="100" w:firstLine="0" w:firstLineChars="0"/>
-              <w:rPr>
-                <w:rFonts w:ascii="Arial" w:hAnsi="Arial" w:eastAsia="Arial" w:cs="Arial"/>
-                <w:i w:val="false"/>
-                <w:b w:val="false"/>
-                <w:u w:val="none"/>
-                <w:sz w:val="18"/>
-                <w:szCs w:val="18"/>
-                <w:color w:val="000000"/>
-              </w:rPr>
-            </w:pPr>
-            <w:r>
-              <w:rPr>
-                <w:rFonts w:ascii="Arial" w:hAnsi="Arial" w:eastAsia="Arial" w:cs="Arial"/>
-                <w:i w:val="false"/>
-                <w:b w:val="false"/>
-                <w:u w:val="none"/>
-                <w:sz w:val="18"/>
-                <w:szCs w:val="18"/>
-                <w:color w:val="000000"/>
-              </w:rPr>
-              <w:t xml:space="preserve">125 (66.8%)</w:t>
+              <w:t xml:space="preserve">886 (52.3%)</w:t>
+            </w:r>
+          </w:p>
+        </w:tc>
+        <w:tc>
+          <w:tcPr>
+            <w:tcBorders>
+              <w:bottom w:val="none" w:sz="0" w:space="0" w:color="000000"/>
+              <w:top w:val="none" w:sz="0" w:space="0" w:color="000000"/>
+              <w:left w:val="none" w:sz="0" w:space="0" w:color="000000"/>
+              <w:right w:val="none" w:sz="0" w:space="0" w:color="000000"/>
+            </w:tcBorders>
+            <w:shd w:val="clear" w:color="auto" w:fill="FFFFFF"/>
+            <w:tcMar>
+              <w:top w:w="0" w:type="dxa"/>
+              <w:bottom w:w="0" w:type="dxa"/>
+              <w:left w:w="0" w:type="dxa"/>
+              <w:right w:w="0" w:type="dxa"/>
+            </w:tcMar>
+            <w:vAlign w:val="top"/>
+          </w:tcPr>
+          <w:p>
+            <w:pPr>
+              <w:jc w:val="center"/>
+              <w:pBdr>
+                <w:bottom w:val="none" w:sz="0" w:space="0" w:color="000000"/>
+                <w:top w:val="none" w:sz="0" w:space="0" w:color="000000"/>
+                <w:left w:val="none" w:sz="0" w:space="0" w:color="000000"/>
+                <w:right w:val="none" w:sz="0" w:space="0" w:color="000000"/>
+              </w:pBdr>
+              <w:spacing w:after="10" w:before="10" w:line="240"/>
+              <w:ind w:left="100" w:right="100" w:firstLine="0" w:firstLineChars="0"/>
+              <w:rPr>
+                <w:rFonts w:ascii="Arial" w:hAnsi="Arial" w:eastAsia="Arial" w:cs="Arial"/>
+                <w:i w:val="false"/>
+                <w:b w:val="false"/>
+                <w:u w:val="none"/>
+                <w:sz w:val="18"/>
+                <w:szCs w:val="18"/>
+                <w:color w:val="000000"/>
+              </w:rPr>
+            </w:pPr>
+            <w:r>
+              <w:rPr>
+                <w:rFonts w:ascii="Arial" w:hAnsi="Arial" w:eastAsia="Arial" w:cs="Arial"/>
+                <w:i w:val="false"/>
+                <w:b w:val="false"/>
+                <w:u w:val="none"/>
+                <w:sz w:val="18"/>
+                <w:szCs w:val="18"/>
+                <w:color w:val="000000"/>
+              </w:rPr>
+              <w:t xml:space="preserve">387 (45.9%)</w:t>
+            </w:r>
+          </w:p>
+        </w:tc>
+        <w:tc>
+          <w:tcPr>
+            <w:tcBorders>
+              <w:bottom w:val="none" w:sz="0" w:space="0" w:color="000000"/>
+              <w:top w:val="none" w:sz="0" w:space="0" w:color="000000"/>
+              <w:left w:val="none" w:sz="0" w:space="0" w:color="000000"/>
+              <w:right w:val="none" w:sz="0" w:space="0" w:color="000000"/>
+            </w:tcBorders>
+            <w:shd w:val="clear" w:color="auto" w:fill="FFFFFF"/>
+            <w:tcMar>
+              <w:top w:w="0" w:type="dxa"/>
+              <w:bottom w:w="0" w:type="dxa"/>
+              <w:left w:w="0" w:type="dxa"/>
+              <w:right w:w="0" w:type="dxa"/>
+            </w:tcMar>
+            <w:vAlign w:val="top"/>
+          </w:tcPr>
+          <w:p>
+            <w:pPr>
+              <w:jc w:val="center"/>
+              <w:pBdr>
+                <w:bottom w:val="none" w:sz="0" w:space="0" w:color="000000"/>
+                <w:top w:val="none" w:sz="0" w:space="0" w:color="000000"/>
+                <w:left w:val="none" w:sz="0" w:space="0" w:color="000000"/>
+                <w:right w:val="none" w:sz="0" w:space="0" w:color="000000"/>
+              </w:pBdr>
+              <w:spacing w:after="10" w:before="10" w:line="240"/>
+              <w:ind w:left="100" w:right="100" w:firstLine="0" w:firstLineChars="0"/>
+              <w:rPr>
+                <w:rFonts w:ascii="Arial" w:hAnsi="Arial" w:eastAsia="Arial" w:cs="Arial"/>
+                <w:i w:val="false"/>
+                <w:b w:val="false"/>
+                <w:u w:val="none"/>
+                <w:sz w:val="18"/>
+                <w:szCs w:val="18"/>
+                <w:color w:val="000000"/>
+              </w:rPr>
+            </w:pPr>
+            <w:r>
+              <w:rPr>
+                <w:rFonts w:ascii="Arial" w:hAnsi="Arial" w:eastAsia="Arial" w:cs="Arial"/>
+                <w:i w:val="false"/>
+                <w:b w:val="false"/>
+                <w:u w:val="none"/>
+                <w:sz w:val="18"/>
+                <w:szCs w:val="18"/>
+                <w:color w:val="000000"/>
+              </w:rPr>
+              <w:t xml:space="preserve">73 (63.5%)</w:t>
+            </w:r>
+          </w:p>
+        </w:tc>
+        <w:tc>
+          <w:tcPr>
+            <w:tcBorders>
+              <w:bottom w:val="none" w:sz="0" w:space="0" w:color="000000"/>
+              <w:top w:val="none" w:sz="0" w:space="0" w:color="000000"/>
+              <w:left w:val="none" w:sz="0" w:space="0" w:color="000000"/>
+              <w:right w:val="none" w:sz="0" w:space="0" w:color="000000"/>
+            </w:tcBorders>
+            <w:shd w:val="clear" w:color="auto" w:fill="FFFFFF"/>
+            <w:tcMar>
+              <w:top w:w="0" w:type="dxa"/>
+              <w:bottom w:w="0" w:type="dxa"/>
+              <w:left w:w="0" w:type="dxa"/>
+              <w:right w:w="0" w:type="dxa"/>
+            </w:tcMar>
+            <w:vAlign w:val="top"/>
+          </w:tcPr>
+          <w:p>
+            <w:pPr>
+              <w:jc w:val="center"/>
+              <w:pBdr>
+                <w:bottom w:val="none" w:sz="0" w:space="0" w:color="000000"/>
+                <w:top w:val="none" w:sz="0" w:space="0" w:color="000000"/>
+                <w:left w:val="none" w:sz="0" w:space="0" w:color="000000"/>
+                <w:right w:val="none" w:sz="0" w:space="0" w:color="000000"/>
+              </w:pBdr>
+              <w:spacing w:after="10" w:before="10" w:line="240"/>
+              <w:ind w:left="100" w:right="100" w:firstLine="0" w:firstLineChars="0"/>
+              <w:rPr>
+                <w:rFonts w:ascii="Arial" w:hAnsi="Arial" w:eastAsia="Arial" w:cs="Arial"/>
+                <w:i w:val="false"/>
+                <w:b w:val="false"/>
+                <w:u w:val="none"/>
+                <w:sz w:val="18"/>
+                <w:szCs w:val="18"/>
+                <w:color w:val="000000"/>
+              </w:rPr>
+            </w:pPr>
+            <w:r>
+              <w:rPr>
+                <w:rFonts w:ascii="Arial" w:hAnsi="Arial" w:eastAsia="Arial" w:cs="Arial"/>
+                <w:i w:val="false"/>
+                <w:b w:val="false"/>
+                <w:u w:val="none"/>
+                <w:sz w:val="18"/>
+                <w:szCs w:val="18"/>
+                <w:color w:val="000000"/>
+              </w:rPr>
+              <w:t xml:space="preserve">296 (54.6%)</w:t>
+            </w:r>
+          </w:p>
+        </w:tc>
+        <w:tc>
+          <w:tcPr>
+            <w:tcBorders>
+              <w:bottom w:val="none" w:sz="0" w:space="0" w:color="000000"/>
+              <w:top w:val="none" w:sz="0" w:space="0" w:color="000000"/>
+              <w:left w:val="none" w:sz="0" w:space="0" w:color="000000"/>
+              <w:right w:val="none" w:sz="0" w:space="0" w:color="000000"/>
+            </w:tcBorders>
+            <w:shd w:val="clear" w:color="auto" w:fill="FFFFFF"/>
+            <w:tcMar>
+              <w:top w:w="0" w:type="dxa"/>
+              <w:bottom w:w="0" w:type="dxa"/>
+              <w:left w:w="0" w:type="dxa"/>
+              <w:right w:w="0" w:type="dxa"/>
+            </w:tcMar>
+            <w:vAlign w:val="top"/>
+          </w:tcPr>
+          <w:p>
+            <w:pPr>
+              <w:jc w:val="center"/>
+              <w:pBdr>
+                <w:bottom w:val="none" w:sz="0" w:space="0" w:color="000000"/>
+                <w:top w:val="none" w:sz="0" w:space="0" w:color="000000"/>
+                <w:left w:val="none" w:sz="0" w:space="0" w:color="000000"/>
+                <w:right w:val="none" w:sz="0" w:space="0" w:color="000000"/>
+              </w:pBdr>
+              <w:spacing w:after="10" w:before="10" w:line="240"/>
+              <w:ind w:left="100" w:right="100" w:firstLine="0" w:firstLineChars="0"/>
+              <w:rPr>
+                <w:rFonts w:ascii="Arial" w:hAnsi="Arial" w:eastAsia="Arial" w:cs="Arial"/>
+                <w:i w:val="false"/>
+                <w:b w:val="false"/>
+                <w:u w:val="none"/>
+                <w:sz w:val="18"/>
+                <w:szCs w:val="18"/>
+                <w:color w:val="000000"/>
+              </w:rPr>
+            </w:pPr>
+            <w:r>
+              <w:rPr>
+                <w:rFonts w:ascii="Arial" w:hAnsi="Arial" w:eastAsia="Arial" w:cs="Arial"/>
+                <w:i w:val="false"/>
+                <w:b w:val="false"/>
+                <w:u w:val="none"/>
+                <w:sz w:val="18"/>
+                <w:szCs w:val="18"/>
+                <w:color w:val="000000"/>
+              </w:rPr>
+              <w:t xml:space="preserve">130 (67.4%)</w:t>
             </w:r>
           </w:p>
         </w:tc>
@@ -1426,215 +1426,215 @@
                 <w:szCs w:val="18"/>
                 <w:color w:val="000000"/>
               </w:rPr>
-              <w:t xml:space="preserve">792 (47.9%)</w:t>
-            </w:r>
-          </w:p>
-        </w:tc>
-        <w:tc>
-          <w:tcPr>
-            <w:tcBorders>
-              <w:bottom w:val="none" w:sz="0" w:space="0" w:color="000000"/>
-              <w:top w:val="none" w:sz="0" w:space="0" w:color="000000"/>
-              <w:left w:val="none" w:sz="0" w:space="0" w:color="000000"/>
-              <w:right w:val="none" w:sz="0" w:space="0" w:color="000000"/>
-            </w:tcBorders>
-            <w:shd w:val="clear" w:color="auto" w:fill="FFFFFF"/>
-            <w:tcMar>
-              <w:top w:w="0" w:type="dxa"/>
-              <w:bottom w:w="0" w:type="dxa"/>
-              <w:left w:w="0" w:type="dxa"/>
-              <w:right w:w="0" w:type="dxa"/>
-            </w:tcMar>
-            <w:vAlign w:val="top"/>
-          </w:tcPr>
-          <w:p>
-            <w:pPr>
-              <w:jc w:val="center"/>
-              <w:pBdr>
-                <w:bottom w:val="none" w:sz="0" w:space="0" w:color="000000"/>
-                <w:top w:val="none" w:sz="0" w:space="0" w:color="000000"/>
-                <w:left w:val="none" w:sz="0" w:space="0" w:color="000000"/>
-                <w:right w:val="none" w:sz="0" w:space="0" w:color="000000"/>
-              </w:pBdr>
-              <w:spacing w:after="10" w:before="10" w:line="240"/>
-              <w:ind w:left="100" w:right="100" w:firstLine="0" w:firstLineChars="0"/>
-              <w:rPr>
-                <w:rFonts w:ascii="Arial" w:hAnsi="Arial" w:eastAsia="Arial" w:cs="Arial"/>
-                <w:i w:val="false"/>
-                <w:b w:val="false"/>
-                <w:u w:val="none"/>
-                <w:sz w:val="18"/>
-                <w:szCs w:val="18"/>
-                <w:color w:val="000000"/>
-              </w:rPr>
-            </w:pPr>
-            <w:r>
-              <w:rPr>
-                <w:rFonts w:ascii="Arial" w:hAnsi="Arial" w:eastAsia="Arial" w:cs="Arial"/>
-                <w:i w:val="false"/>
-                <w:b w:val="false"/>
-                <w:u w:val="none"/>
-                <w:sz w:val="18"/>
-                <w:szCs w:val="18"/>
-                <w:color w:val="000000"/>
-              </w:rPr>
-              <w:t xml:space="preserve">450 (54.5%)</w:t>
-            </w:r>
-          </w:p>
-        </w:tc>
-        <w:tc>
-          <w:tcPr>
-            <w:tcBorders>
-              <w:bottom w:val="none" w:sz="0" w:space="0" w:color="000000"/>
-              <w:top w:val="none" w:sz="0" w:space="0" w:color="000000"/>
-              <w:left w:val="none" w:sz="0" w:space="0" w:color="000000"/>
-              <w:right w:val="none" w:sz="0" w:space="0" w:color="000000"/>
-            </w:tcBorders>
-            <w:shd w:val="clear" w:color="auto" w:fill="FFFFFF"/>
-            <w:tcMar>
-              <w:top w:w="0" w:type="dxa"/>
-              <w:bottom w:w="0" w:type="dxa"/>
-              <w:left w:w="0" w:type="dxa"/>
-              <w:right w:w="0" w:type="dxa"/>
-            </w:tcMar>
-            <w:vAlign w:val="top"/>
-          </w:tcPr>
-          <w:p>
-            <w:pPr>
-              <w:jc w:val="center"/>
-              <w:pBdr>
-                <w:bottom w:val="none" w:sz="0" w:space="0" w:color="000000"/>
-                <w:top w:val="none" w:sz="0" w:space="0" w:color="000000"/>
-                <w:left w:val="none" w:sz="0" w:space="0" w:color="000000"/>
-                <w:right w:val="none" w:sz="0" w:space="0" w:color="000000"/>
-              </w:pBdr>
-              <w:spacing w:after="10" w:before="10" w:line="240"/>
-              <w:ind w:left="100" w:right="100" w:firstLine="0" w:firstLineChars="0"/>
-              <w:rPr>
-                <w:rFonts w:ascii="Arial" w:hAnsi="Arial" w:eastAsia="Arial" w:cs="Arial"/>
-                <w:i w:val="false"/>
-                <w:b w:val="false"/>
-                <w:u w:val="none"/>
-                <w:sz w:val="18"/>
-                <w:szCs w:val="18"/>
-                <w:color w:val="000000"/>
-              </w:rPr>
-            </w:pPr>
-            <w:r>
-              <w:rPr>
-                <w:rFonts w:ascii="Arial" w:hAnsi="Arial" w:eastAsia="Arial" w:cs="Arial"/>
-                <w:i w:val="false"/>
-                <w:b w:val="false"/>
-                <w:u w:val="none"/>
-                <w:sz w:val="18"/>
-                <w:szCs w:val="18"/>
-                <w:color w:val="000000"/>
-              </w:rPr>
-              <w:t xml:space="preserve">42 (37.2%)</w:t>
-            </w:r>
-          </w:p>
-        </w:tc>
-        <w:tc>
-          <w:tcPr>
-            <w:tcBorders>
-              <w:bottom w:val="none" w:sz="0" w:space="0" w:color="000000"/>
-              <w:top w:val="none" w:sz="0" w:space="0" w:color="000000"/>
-              <w:left w:val="none" w:sz="0" w:space="0" w:color="000000"/>
-              <w:right w:val="none" w:sz="0" w:space="0" w:color="000000"/>
-            </w:tcBorders>
-            <w:shd w:val="clear" w:color="auto" w:fill="FFFFFF"/>
-            <w:tcMar>
-              <w:top w:w="0" w:type="dxa"/>
-              <w:bottom w:w="0" w:type="dxa"/>
-              <w:left w:w="0" w:type="dxa"/>
-              <w:right w:w="0" w:type="dxa"/>
-            </w:tcMar>
-            <w:vAlign w:val="top"/>
-          </w:tcPr>
-          <w:p>
-            <w:pPr>
-              <w:jc w:val="center"/>
-              <w:pBdr>
-                <w:bottom w:val="none" w:sz="0" w:space="0" w:color="000000"/>
-                <w:top w:val="none" w:sz="0" w:space="0" w:color="000000"/>
-                <w:left w:val="none" w:sz="0" w:space="0" w:color="000000"/>
-                <w:right w:val="none" w:sz="0" w:space="0" w:color="000000"/>
-              </w:pBdr>
-              <w:spacing w:after="10" w:before="10" w:line="240"/>
-              <w:ind w:left="100" w:right="100" w:firstLine="0" w:firstLineChars="0"/>
-              <w:rPr>
-                <w:rFonts w:ascii="Arial" w:hAnsi="Arial" w:eastAsia="Arial" w:cs="Arial"/>
-                <w:i w:val="false"/>
-                <w:b w:val="false"/>
-                <w:u w:val="none"/>
-                <w:sz w:val="18"/>
-                <w:szCs w:val="18"/>
-                <w:color w:val="000000"/>
-              </w:rPr>
-            </w:pPr>
-            <w:r>
-              <w:rPr>
-                <w:rFonts w:ascii="Arial" w:hAnsi="Arial" w:eastAsia="Arial" w:cs="Arial"/>
-                <w:i w:val="false"/>
-                <w:b w:val="false"/>
-                <w:u w:val="none"/>
-                <w:sz w:val="18"/>
-                <w:szCs w:val="18"/>
-                <w:color w:val="000000"/>
-              </w:rPr>
-              <w:t xml:space="preserve">238 (45.1%)</w:t>
-            </w:r>
-          </w:p>
-        </w:tc>
-        <w:tc>
-          <w:tcPr>
-            <w:tcBorders>
-              <w:bottom w:val="none" w:sz="0" w:space="0" w:color="000000"/>
-              <w:top w:val="none" w:sz="0" w:space="0" w:color="000000"/>
-              <w:left w:val="none" w:sz="0" w:space="0" w:color="000000"/>
-              <w:right w:val="none" w:sz="0" w:space="0" w:color="000000"/>
-            </w:tcBorders>
-            <w:shd w:val="clear" w:color="auto" w:fill="FFFFFF"/>
-            <w:tcMar>
-              <w:top w:w="0" w:type="dxa"/>
-              <w:bottom w:w="0" w:type="dxa"/>
-              <w:left w:w="0" w:type="dxa"/>
-              <w:right w:w="0" w:type="dxa"/>
-            </w:tcMar>
-            <w:vAlign w:val="top"/>
-          </w:tcPr>
-          <w:p>
-            <w:pPr>
-              <w:jc w:val="center"/>
-              <w:pBdr>
-                <w:bottom w:val="none" w:sz="0" w:space="0" w:color="000000"/>
-                <w:top w:val="none" w:sz="0" w:space="0" w:color="000000"/>
-                <w:left w:val="none" w:sz="0" w:space="0" w:color="000000"/>
-                <w:right w:val="none" w:sz="0" w:space="0" w:color="000000"/>
-              </w:pBdr>
-              <w:spacing w:after="10" w:before="10" w:line="240"/>
-              <w:ind w:left="100" w:right="100" w:firstLine="0" w:firstLineChars="0"/>
-              <w:rPr>
-                <w:rFonts w:ascii="Arial" w:hAnsi="Arial" w:eastAsia="Arial" w:cs="Arial"/>
-                <w:i w:val="false"/>
-                <w:b w:val="false"/>
-                <w:u w:val="none"/>
-                <w:sz w:val="18"/>
-                <w:szCs w:val="18"/>
-                <w:color w:val="000000"/>
-              </w:rPr>
-            </w:pPr>
-            <w:r>
-              <w:rPr>
-                <w:rFonts w:ascii="Arial" w:hAnsi="Arial" w:eastAsia="Arial" w:cs="Arial"/>
-                <w:i w:val="false"/>
-                <w:b w:val="false"/>
-                <w:u w:val="none"/>
-                <w:sz w:val="18"/>
-                <w:szCs w:val="18"/>
-                <w:color w:val="000000"/>
-              </w:rPr>
-              <w:t xml:space="preserve">62 (33.2%)</w:t>
+              <w:t xml:space="preserve">807 (47.7%)</w:t>
+            </w:r>
+          </w:p>
+        </w:tc>
+        <w:tc>
+          <w:tcPr>
+            <w:tcBorders>
+              <w:bottom w:val="none" w:sz="0" w:space="0" w:color="000000"/>
+              <w:top w:val="none" w:sz="0" w:space="0" w:color="000000"/>
+              <w:left w:val="none" w:sz="0" w:space="0" w:color="000000"/>
+              <w:right w:val="none" w:sz="0" w:space="0" w:color="000000"/>
+            </w:tcBorders>
+            <w:shd w:val="clear" w:color="auto" w:fill="FFFFFF"/>
+            <w:tcMar>
+              <w:top w:w="0" w:type="dxa"/>
+              <w:bottom w:w="0" w:type="dxa"/>
+              <w:left w:w="0" w:type="dxa"/>
+              <w:right w:w="0" w:type="dxa"/>
+            </w:tcMar>
+            <w:vAlign w:val="top"/>
+          </w:tcPr>
+          <w:p>
+            <w:pPr>
+              <w:jc w:val="center"/>
+              <w:pBdr>
+                <w:bottom w:val="none" w:sz="0" w:space="0" w:color="000000"/>
+                <w:top w:val="none" w:sz="0" w:space="0" w:color="000000"/>
+                <w:left w:val="none" w:sz="0" w:space="0" w:color="000000"/>
+                <w:right w:val="none" w:sz="0" w:space="0" w:color="000000"/>
+              </w:pBdr>
+              <w:spacing w:after="10" w:before="10" w:line="240"/>
+              <w:ind w:left="100" w:right="100" w:firstLine="0" w:firstLineChars="0"/>
+              <w:rPr>
+                <w:rFonts w:ascii="Arial" w:hAnsi="Arial" w:eastAsia="Arial" w:cs="Arial"/>
+                <w:i w:val="false"/>
+                <w:b w:val="false"/>
+                <w:u w:val="none"/>
+                <w:sz w:val="18"/>
+                <w:szCs w:val="18"/>
+                <w:color w:val="000000"/>
+              </w:rPr>
+            </w:pPr>
+            <w:r>
+              <w:rPr>
+                <w:rFonts w:ascii="Arial" w:hAnsi="Arial" w:eastAsia="Arial" w:cs="Arial"/>
+                <w:i w:val="false"/>
+                <w:b w:val="false"/>
+                <w:u w:val="none"/>
+                <w:sz w:val="18"/>
+                <w:szCs w:val="18"/>
+                <w:color w:val="000000"/>
+              </w:rPr>
+              <w:t xml:space="preserve">456 (54.1%)</w:t>
+            </w:r>
+          </w:p>
+        </w:tc>
+        <w:tc>
+          <w:tcPr>
+            <w:tcBorders>
+              <w:bottom w:val="none" w:sz="0" w:space="0" w:color="000000"/>
+              <w:top w:val="none" w:sz="0" w:space="0" w:color="000000"/>
+              <w:left w:val="none" w:sz="0" w:space="0" w:color="000000"/>
+              <w:right w:val="none" w:sz="0" w:space="0" w:color="000000"/>
+            </w:tcBorders>
+            <w:shd w:val="clear" w:color="auto" w:fill="FFFFFF"/>
+            <w:tcMar>
+              <w:top w:w="0" w:type="dxa"/>
+              <w:bottom w:w="0" w:type="dxa"/>
+              <w:left w:w="0" w:type="dxa"/>
+              <w:right w:w="0" w:type="dxa"/>
+            </w:tcMar>
+            <w:vAlign w:val="top"/>
+          </w:tcPr>
+          <w:p>
+            <w:pPr>
+              <w:jc w:val="center"/>
+              <w:pBdr>
+                <w:bottom w:val="none" w:sz="0" w:space="0" w:color="000000"/>
+                <w:top w:val="none" w:sz="0" w:space="0" w:color="000000"/>
+                <w:left w:val="none" w:sz="0" w:space="0" w:color="000000"/>
+                <w:right w:val="none" w:sz="0" w:space="0" w:color="000000"/>
+              </w:pBdr>
+              <w:spacing w:after="10" w:before="10" w:line="240"/>
+              <w:ind w:left="100" w:right="100" w:firstLine="0" w:firstLineChars="0"/>
+              <w:rPr>
+                <w:rFonts w:ascii="Arial" w:hAnsi="Arial" w:eastAsia="Arial" w:cs="Arial"/>
+                <w:i w:val="false"/>
+                <w:b w:val="false"/>
+                <w:u w:val="none"/>
+                <w:sz w:val="18"/>
+                <w:szCs w:val="18"/>
+                <w:color w:val="000000"/>
+              </w:rPr>
+            </w:pPr>
+            <w:r>
+              <w:rPr>
+                <w:rFonts w:ascii="Arial" w:hAnsi="Arial" w:eastAsia="Arial" w:cs="Arial"/>
+                <w:i w:val="false"/>
+                <w:b w:val="false"/>
+                <w:u w:val="none"/>
+                <w:sz w:val="18"/>
+                <w:szCs w:val="18"/>
+                <w:color w:val="000000"/>
+              </w:rPr>
+              <w:t xml:space="preserve">42 (36.5%)</w:t>
+            </w:r>
+          </w:p>
+        </w:tc>
+        <w:tc>
+          <w:tcPr>
+            <w:tcBorders>
+              <w:bottom w:val="none" w:sz="0" w:space="0" w:color="000000"/>
+              <w:top w:val="none" w:sz="0" w:space="0" w:color="000000"/>
+              <w:left w:val="none" w:sz="0" w:space="0" w:color="000000"/>
+              <w:right w:val="none" w:sz="0" w:space="0" w:color="000000"/>
+            </w:tcBorders>
+            <w:shd w:val="clear" w:color="auto" w:fill="FFFFFF"/>
+            <w:tcMar>
+              <w:top w:w="0" w:type="dxa"/>
+              <w:bottom w:w="0" w:type="dxa"/>
+              <w:left w:w="0" w:type="dxa"/>
+              <w:right w:w="0" w:type="dxa"/>
+            </w:tcMar>
+            <w:vAlign w:val="top"/>
+          </w:tcPr>
+          <w:p>
+            <w:pPr>
+              <w:jc w:val="center"/>
+              <w:pBdr>
+                <w:bottom w:val="none" w:sz="0" w:space="0" w:color="000000"/>
+                <w:top w:val="none" w:sz="0" w:space="0" w:color="000000"/>
+                <w:left w:val="none" w:sz="0" w:space="0" w:color="000000"/>
+                <w:right w:val="none" w:sz="0" w:space="0" w:color="000000"/>
+              </w:pBdr>
+              <w:spacing w:after="10" w:before="10" w:line="240"/>
+              <w:ind w:left="100" w:right="100" w:firstLine="0" w:firstLineChars="0"/>
+              <w:rPr>
+                <w:rFonts w:ascii="Arial" w:hAnsi="Arial" w:eastAsia="Arial" w:cs="Arial"/>
+                <w:i w:val="false"/>
+                <w:b w:val="false"/>
+                <w:u w:val="none"/>
+                <w:sz w:val="18"/>
+                <w:szCs w:val="18"/>
+                <w:color w:val="000000"/>
+              </w:rPr>
+            </w:pPr>
+            <w:r>
+              <w:rPr>
+                <w:rFonts w:ascii="Arial" w:hAnsi="Arial" w:eastAsia="Arial" w:cs="Arial"/>
+                <w:i w:val="false"/>
+                <w:b w:val="false"/>
+                <w:u w:val="none"/>
+                <w:sz w:val="18"/>
+                <w:szCs w:val="18"/>
+                <w:color w:val="000000"/>
+              </w:rPr>
+              <w:t xml:space="preserve">246 (45.4%)</w:t>
+            </w:r>
+          </w:p>
+        </w:tc>
+        <w:tc>
+          <w:tcPr>
+            <w:tcBorders>
+              <w:bottom w:val="none" w:sz="0" w:space="0" w:color="000000"/>
+              <w:top w:val="none" w:sz="0" w:space="0" w:color="000000"/>
+              <w:left w:val="none" w:sz="0" w:space="0" w:color="000000"/>
+              <w:right w:val="none" w:sz="0" w:space="0" w:color="000000"/>
+            </w:tcBorders>
+            <w:shd w:val="clear" w:color="auto" w:fill="FFFFFF"/>
+            <w:tcMar>
+              <w:top w:w="0" w:type="dxa"/>
+              <w:bottom w:w="0" w:type="dxa"/>
+              <w:left w:w="0" w:type="dxa"/>
+              <w:right w:w="0" w:type="dxa"/>
+            </w:tcMar>
+            <w:vAlign w:val="top"/>
+          </w:tcPr>
+          <w:p>
+            <w:pPr>
+              <w:jc w:val="center"/>
+              <w:pBdr>
+                <w:bottom w:val="none" w:sz="0" w:space="0" w:color="000000"/>
+                <w:top w:val="none" w:sz="0" w:space="0" w:color="000000"/>
+                <w:left w:val="none" w:sz="0" w:space="0" w:color="000000"/>
+                <w:right w:val="none" w:sz="0" w:space="0" w:color="000000"/>
+              </w:pBdr>
+              <w:spacing w:after="10" w:before="10" w:line="240"/>
+              <w:ind w:left="100" w:right="100" w:firstLine="0" w:firstLineChars="0"/>
+              <w:rPr>
+                <w:rFonts w:ascii="Arial" w:hAnsi="Arial" w:eastAsia="Arial" w:cs="Arial"/>
+                <w:i w:val="false"/>
+                <w:b w:val="false"/>
+                <w:u w:val="none"/>
+                <w:sz w:val="18"/>
+                <w:szCs w:val="18"/>
+                <w:color w:val="000000"/>
+              </w:rPr>
+            </w:pPr>
+            <w:r>
+              <w:rPr>
+                <w:rFonts w:ascii="Arial" w:hAnsi="Arial" w:eastAsia="Arial" w:cs="Arial"/>
+                <w:i w:val="false"/>
+                <w:b w:val="false"/>
+                <w:u w:val="none"/>
+                <w:sz w:val="18"/>
+                <w:szCs w:val="18"/>
+                <w:color w:val="000000"/>
+              </w:rPr>
+              <w:t xml:space="preserve">63 (32.6%)</w:t>
             </w:r>
           </w:p>
         </w:tc>
@@ -2056,7 +2056,7 @@
                 <w:szCs w:val="18"/>
                 <w:color w:val="000000"/>
               </w:rPr>
-              <w:t xml:space="preserve">0.031**</w:t>
+              <w:t xml:space="preserve">&lt;0.001*</w:t>
             </w:r>
           </w:p>
         </w:tc>
@@ -2166,215 +2166,215 @@
                 <w:szCs w:val="18"/>
                 <w:color w:val="000000"/>
               </w:rPr>
-              <w:t xml:space="preserve">554 (33.5%)</w:t>
-            </w:r>
-          </w:p>
-        </w:tc>
-        <w:tc>
-          <w:tcPr>
-            <w:tcBorders>
-              <w:bottom w:val="none" w:sz="0" w:space="0" w:color="000000"/>
-              <w:top w:val="none" w:sz="0" w:space="0" w:color="000000"/>
-              <w:left w:val="none" w:sz="0" w:space="0" w:color="000000"/>
-              <w:right w:val="none" w:sz="0" w:space="0" w:color="000000"/>
-            </w:tcBorders>
-            <w:shd w:val="clear" w:color="auto" w:fill="FFFFFF"/>
-            <w:tcMar>
-              <w:top w:w="0" w:type="dxa"/>
-              <w:bottom w:w="0" w:type="dxa"/>
-              <w:left w:w="0" w:type="dxa"/>
-              <w:right w:w="0" w:type="dxa"/>
-            </w:tcMar>
-            <w:vAlign w:val="top"/>
-          </w:tcPr>
-          <w:p>
-            <w:pPr>
-              <w:jc w:val="center"/>
-              <w:pBdr>
-                <w:bottom w:val="none" w:sz="0" w:space="0" w:color="000000"/>
-                <w:top w:val="none" w:sz="0" w:space="0" w:color="000000"/>
-                <w:left w:val="none" w:sz="0" w:space="0" w:color="000000"/>
-                <w:right w:val="none" w:sz="0" w:space="0" w:color="000000"/>
-              </w:pBdr>
-              <w:spacing w:after="10" w:before="10" w:line="240"/>
-              <w:ind w:left="100" w:right="100" w:firstLine="0" w:firstLineChars="0"/>
-              <w:rPr>
-                <w:rFonts w:ascii="Arial" w:hAnsi="Arial" w:eastAsia="Arial" w:cs="Arial"/>
-                <w:i w:val="false"/>
-                <w:b w:val="false"/>
-                <w:u w:val="none"/>
-                <w:sz w:val="18"/>
-                <w:szCs w:val="18"/>
-                <w:color w:val="000000"/>
-              </w:rPr>
-            </w:pPr>
-            <w:r>
-              <w:rPr>
-                <w:rFonts w:ascii="Arial" w:hAnsi="Arial" w:eastAsia="Arial" w:cs="Arial"/>
-                <w:i w:val="false"/>
-                <w:b w:val="false"/>
-                <w:u w:val="none"/>
-                <w:sz w:val="18"/>
-                <w:szCs w:val="18"/>
-                <w:color w:val="000000"/>
-              </w:rPr>
-              <w:t xml:space="preserve">247 (29.9%)</w:t>
-            </w:r>
-          </w:p>
-        </w:tc>
-        <w:tc>
-          <w:tcPr>
-            <w:tcBorders>
-              <w:bottom w:val="none" w:sz="0" w:space="0" w:color="000000"/>
-              <w:top w:val="none" w:sz="0" w:space="0" w:color="000000"/>
-              <w:left w:val="none" w:sz="0" w:space="0" w:color="000000"/>
-              <w:right w:val="none" w:sz="0" w:space="0" w:color="000000"/>
-            </w:tcBorders>
-            <w:shd w:val="clear" w:color="auto" w:fill="FFFFFF"/>
-            <w:tcMar>
-              <w:top w:w="0" w:type="dxa"/>
-              <w:bottom w:w="0" w:type="dxa"/>
-              <w:left w:w="0" w:type="dxa"/>
-              <w:right w:w="0" w:type="dxa"/>
-            </w:tcMar>
-            <w:vAlign w:val="top"/>
-          </w:tcPr>
-          <w:p>
-            <w:pPr>
-              <w:jc w:val="center"/>
-              <w:pBdr>
-                <w:bottom w:val="none" w:sz="0" w:space="0" w:color="000000"/>
-                <w:top w:val="none" w:sz="0" w:space="0" w:color="000000"/>
-                <w:left w:val="none" w:sz="0" w:space="0" w:color="000000"/>
-                <w:right w:val="none" w:sz="0" w:space="0" w:color="000000"/>
-              </w:pBdr>
-              <w:spacing w:after="10" w:before="10" w:line="240"/>
-              <w:ind w:left="100" w:right="100" w:firstLine="0" w:firstLineChars="0"/>
-              <w:rPr>
-                <w:rFonts w:ascii="Arial" w:hAnsi="Arial" w:eastAsia="Arial" w:cs="Arial"/>
-                <w:i w:val="false"/>
-                <w:b w:val="false"/>
-                <w:u w:val="none"/>
-                <w:sz w:val="18"/>
-                <w:szCs w:val="18"/>
-                <w:color w:val="000000"/>
-              </w:rPr>
-            </w:pPr>
-            <w:r>
-              <w:rPr>
-                <w:rFonts w:ascii="Arial" w:hAnsi="Arial" w:eastAsia="Arial" w:cs="Arial"/>
-                <w:i w:val="false"/>
-                <w:b w:val="false"/>
-                <w:u w:val="none"/>
-                <w:sz w:val="18"/>
-                <w:szCs w:val="18"/>
-                <w:color w:val="000000"/>
-              </w:rPr>
-              <w:t xml:space="preserve">40 (35.4%)</w:t>
-            </w:r>
-          </w:p>
-        </w:tc>
-        <w:tc>
-          <w:tcPr>
-            <w:tcBorders>
-              <w:bottom w:val="none" w:sz="0" w:space="0" w:color="000000"/>
-              <w:top w:val="none" w:sz="0" w:space="0" w:color="000000"/>
-              <w:left w:val="none" w:sz="0" w:space="0" w:color="000000"/>
-              <w:right w:val="none" w:sz="0" w:space="0" w:color="000000"/>
-            </w:tcBorders>
-            <w:shd w:val="clear" w:color="auto" w:fill="FFFFFF"/>
-            <w:tcMar>
-              <w:top w:w="0" w:type="dxa"/>
-              <w:bottom w:w="0" w:type="dxa"/>
-              <w:left w:w="0" w:type="dxa"/>
-              <w:right w:w="0" w:type="dxa"/>
-            </w:tcMar>
-            <w:vAlign w:val="top"/>
-          </w:tcPr>
-          <w:p>
-            <w:pPr>
-              <w:jc w:val="center"/>
-              <w:pBdr>
-                <w:bottom w:val="none" w:sz="0" w:space="0" w:color="000000"/>
-                <w:top w:val="none" w:sz="0" w:space="0" w:color="000000"/>
-                <w:left w:val="none" w:sz="0" w:space="0" w:color="000000"/>
-                <w:right w:val="none" w:sz="0" w:space="0" w:color="000000"/>
-              </w:pBdr>
-              <w:spacing w:after="10" w:before="10" w:line="240"/>
-              <w:ind w:left="100" w:right="100" w:firstLine="0" w:firstLineChars="0"/>
-              <w:rPr>
-                <w:rFonts w:ascii="Arial" w:hAnsi="Arial" w:eastAsia="Arial" w:cs="Arial"/>
-                <w:i w:val="false"/>
-                <w:b w:val="false"/>
-                <w:u w:val="none"/>
-                <w:sz w:val="18"/>
-                <w:szCs w:val="18"/>
-                <w:color w:val="000000"/>
-              </w:rPr>
-            </w:pPr>
-            <w:r>
-              <w:rPr>
-                <w:rFonts w:ascii="Arial" w:hAnsi="Arial" w:eastAsia="Arial" w:cs="Arial"/>
-                <w:i w:val="false"/>
-                <w:b w:val="false"/>
-                <w:u w:val="none"/>
-                <w:sz w:val="18"/>
-                <w:szCs w:val="18"/>
-                <w:color w:val="000000"/>
-              </w:rPr>
-              <w:t xml:space="preserve">191 (36.2%)</w:t>
-            </w:r>
-          </w:p>
-        </w:tc>
-        <w:tc>
-          <w:tcPr>
-            <w:tcBorders>
-              <w:bottom w:val="none" w:sz="0" w:space="0" w:color="000000"/>
-              <w:top w:val="none" w:sz="0" w:space="0" w:color="000000"/>
-              <w:left w:val="none" w:sz="0" w:space="0" w:color="000000"/>
-              <w:right w:val="none" w:sz="0" w:space="0" w:color="000000"/>
-            </w:tcBorders>
-            <w:shd w:val="clear" w:color="auto" w:fill="FFFFFF"/>
-            <w:tcMar>
-              <w:top w:w="0" w:type="dxa"/>
-              <w:bottom w:w="0" w:type="dxa"/>
-              <w:left w:w="0" w:type="dxa"/>
-              <w:right w:w="0" w:type="dxa"/>
-            </w:tcMar>
-            <w:vAlign w:val="top"/>
-          </w:tcPr>
-          <w:p>
-            <w:pPr>
-              <w:jc w:val="center"/>
-              <w:pBdr>
-                <w:bottom w:val="none" w:sz="0" w:space="0" w:color="000000"/>
-                <w:top w:val="none" w:sz="0" w:space="0" w:color="000000"/>
-                <w:left w:val="none" w:sz="0" w:space="0" w:color="000000"/>
-                <w:right w:val="none" w:sz="0" w:space="0" w:color="000000"/>
-              </w:pBdr>
-              <w:spacing w:after="10" w:before="10" w:line="240"/>
-              <w:ind w:left="100" w:right="100" w:firstLine="0" w:firstLineChars="0"/>
-              <w:rPr>
-                <w:rFonts w:ascii="Arial" w:hAnsi="Arial" w:eastAsia="Arial" w:cs="Arial"/>
-                <w:i w:val="false"/>
-                <w:b w:val="false"/>
-                <w:u w:val="none"/>
-                <w:sz w:val="18"/>
-                <w:szCs w:val="18"/>
-                <w:color w:val="000000"/>
-              </w:rPr>
-            </w:pPr>
-            <w:r>
-              <w:rPr>
-                <w:rFonts w:ascii="Arial" w:hAnsi="Arial" w:eastAsia="Arial" w:cs="Arial"/>
-                <w:i w:val="false"/>
-                <w:b w:val="false"/>
-                <w:u w:val="none"/>
-                <w:sz w:val="18"/>
-                <w:szCs w:val="18"/>
-                <w:color w:val="000000"/>
-              </w:rPr>
-              <w:t xml:space="preserve">76 (40.6%)</w:t>
+              <w:t xml:space="preserve">582 (34.4%)</w:t>
+            </w:r>
+          </w:p>
+        </w:tc>
+        <w:tc>
+          <w:tcPr>
+            <w:tcBorders>
+              <w:bottom w:val="none" w:sz="0" w:space="0" w:color="000000"/>
+              <w:top w:val="none" w:sz="0" w:space="0" w:color="000000"/>
+              <w:left w:val="none" w:sz="0" w:space="0" w:color="000000"/>
+              <w:right w:val="none" w:sz="0" w:space="0" w:color="000000"/>
+            </w:tcBorders>
+            <w:shd w:val="clear" w:color="auto" w:fill="FFFFFF"/>
+            <w:tcMar>
+              <w:top w:w="0" w:type="dxa"/>
+              <w:bottom w:w="0" w:type="dxa"/>
+              <w:left w:w="0" w:type="dxa"/>
+              <w:right w:w="0" w:type="dxa"/>
+            </w:tcMar>
+            <w:vAlign w:val="top"/>
+          </w:tcPr>
+          <w:p>
+            <w:pPr>
+              <w:jc w:val="center"/>
+              <w:pBdr>
+                <w:bottom w:val="none" w:sz="0" w:space="0" w:color="000000"/>
+                <w:top w:val="none" w:sz="0" w:space="0" w:color="000000"/>
+                <w:left w:val="none" w:sz="0" w:space="0" w:color="000000"/>
+                <w:right w:val="none" w:sz="0" w:space="0" w:color="000000"/>
+              </w:pBdr>
+              <w:spacing w:after="10" w:before="10" w:line="240"/>
+              <w:ind w:left="100" w:right="100" w:firstLine="0" w:firstLineChars="0"/>
+              <w:rPr>
+                <w:rFonts w:ascii="Arial" w:hAnsi="Arial" w:eastAsia="Arial" w:cs="Arial"/>
+                <w:i w:val="false"/>
+                <w:b w:val="false"/>
+                <w:u w:val="none"/>
+                <w:sz w:val="18"/>
+                <w:szCs w:val="18"/>
+                <w:color w:val="000000"/>
+              </w:rPr>
+            </w:pPr>
+            <w:r>
+              <w:rPr>
+                <w:rFonts w:ascii="Arial" w:hAnsi="Arial" w:eastAsia="Arial" w:cs="Arial"/>
+                <w:i w:val="false"/>
+                <w:b w:val="false"/>
+                <w:u w:val="none"/>
+                <w:sz w:val="18"/>
+                <w:szCs w:val="18"/>
+                <w:color w:val="000000"/>
+              </w:rPr>
+              <w:t xml:space="preserve">273 (32.4%)</w:t>
+            </w:r>
+          </w:p>
+        </w:tc>
+        <w:tc>
+          <w:tcPr>
+            <w:tcBorders>
+              <w:bottom w:val="none" w:sz="0" w:space="0" w:color="000000"/>
+              <w:top w:val="none" w:sz="0" w:space="0" w:color="000000"/>
+              <w:left w:val="none" w:sz="0" w:space="0" w:color="000000"/>
+              <w:right w:val="none" w:sz="0" w:space="0" w:color="000000"/>
+            </w:tcBorders>
+            <w:shd w:val="clear" w:color="auto" w:fill="FFFFFF"/>
+            <w:tcMar>
+              <w:top w:w="0" w:type="dxa"/>
+              <w:bottom w:w="0" w:type="dxa"/>
+              <w:left w:w="0" w:type="dxa"/>
+              <w:right w:w="0" w:type="dxa"/>
+            </w:tcMar>
+            <w:vAlign w:val="top"/>
+          </w:tcPr>
+          <w:p>
+            <w:pPr>
+              <w:jc w:val="center"/>
+              <w:pBdr>
+                <w:bottom w:val="none" w:sz="0" w:space="0" w:color="000000"/>
+                <w:top w:val="none" w:sz="0" w:space="0" w:color="000000"/>
+                <w:left w:val="none" w:sz="0" w:space="0" w:color="000000"/>
+                <w:right w:val="none" w:sz="0" w:space="0" w:color="000000"/>
+              </w:pBdr>
+              <w:spacing w:after="10" w:before="10" w:line="240"/>
+              <w:ind w:left="100" w:right="100" w:firstLine="0" w:firstLineChars="0"/>
+              <w:rPr>
+                <w:rFonts w:ascii="Arial" w:hAnsi="Arial" w:eastAsia="Arial" w:cs="Arial"/>
+                <w:i w:val="false"/>
+                <w:b w:val="false"/>
+                <w:u w:val="none"/>
+                <w:sz w:val="18"/>
+                <w:szCs w:val="18"/>
+                <w:color w:val="000000"/>
+              </w:rPr>
+            </w:pPr>
+            <w:r>
+              <w:rPr>
+                <w:rFonts w:ascii="Arial" w:hAnsi="Arial" w:eastAsia="Arial" w:cs="Arial"/>
+                <w:i w:val="false"/>
+                <w:b w:val="false"/>
+                <w:u w:val="none"/>
+                <w:sz w:val="18"/>
+                <w:szCs w:val="18"/>
+                <w:color w:val="000000"/>
+              </w:rPr>
+              <w:t xml:space="preserve">30 (26.1%)</w:t>
+            </w:r>
+          </w:p>
+        </w:tc>
+        <w:tc>
+          <w:tcPr>
+            <w:tcBorders>
+              <w:bottom w:val="none" w:sz="0" w:space="0" w:color="000000"/>
+              <w:top w:val="none" w:sz="0" w:space="0" w:color="000000"/>
+              <w:left w:val="none" w:sz="0" w:space="0" w:color="000000"/>
+              <w:right w:val="none" w:sz="0" w:space="0" w:color="000000"/>
+            </w:tcBorders>
+            <w:shd w:val="clear" w:color="auto" w:fill="FFFFFF"/>
+            <w:tcMar>
+              <w:top w:w="0" w:type="dxa"/>
+              <w:bottom w:w="0" w:type="dxa"/>
+              <w:left w:w="0" w:type="dxa"/>
+              <w:right w:w="0" w:type="dxa"/>
+            </w:tcMar>
+            <w:vAlign w:val="top"/>
+          </w:tcPr>
+          <w:p>
+            <w:pPr>
+              <w:jc w:val="center"/>
+              <w:pBdr>
+                <w:bottom w:val="none" w:sz="0" w:space="0" w:color="000000"/>
+                <w:top w:val="none" w:sz="0" w:space="0" w:color="000000"/>
+                <w:left w:val="none" w:sz="0" w:space="0" w:color="000000"/>
+                <w:right w:val="none" w:sz="0" w:space="0" w:color="000000"/>
+              </w:pBdr>
+              <w:spacing w:after="10" w:before="10" w:line="240"/>
+              <w:ind w:left="100" w:right="100" w:firstLine="0" w:firstLineChars="0"/>
+              <w:rPr>
+                <w:rFonts w:ascii="Arial" w:hAnsi="Arial" w:eastAsia="Arial" w:cs="Arial"/>
+                <w:i w:val="false"/>
+                <w:b w:val="false"/>
+                <w:u w:val="none"/>
+                <w:sz w:val="18"/>
+                <w:szCs w:val="18"/>
+                <w:color w:val="000000"/>
+              </w:rPr>
+            </w:pPr>
+            <w:r>
+              <w:rPr>
+                <w:rFonts w:ascii="Arial" w:hAnsi="Arial" w:eastAsia="Arial" w:cs="Arial"/>
+                <w:i w:val="false"/>
+                <w:b w:val="false"/>
+                <w:u w:val="none"/>
+                <w:sz w:val="18"/>
+                <w:szCs w:val="18"/>
+                <w:color w:val="000000"/>
+              </w:rPr>
+              <w:t xml:space="preserve">188 (34.7%)</w:t>
+            </w:r>
+          </w:p>
+        </w:tc>
+        <w:tc>
+          <w:tcPr>
+            <w:tcBorders>
+              <w:bottom w:val="none" w:sz="0" w:space="0" w:color="000000"/>
+              <w:top w:val="none" w:sz="0" w:space="0" w:color="000000"/>
+              <w:left w:val="none" w:sz="0" w:space="0" w:color="000000"/>
+              <w:right w:val="none" w:sz="0" w:space="0" w:color="000000"/>
+            </w:tcBorders>
+            <w:shd w:val="clear" w:color="auto" w:fill="FFFFFF"/>
+            <w:tcMar>
+              <w:top w:w="0" w:type="dxa"/>
+              <w:bottom w:w="0" w:type="dxa"/>
+              <w:left w:w="0" w:type="dxa"/>
+              <w:right w:w="0" w:type="dxa"/>
+            </w:tcMar>
+            <w:vAlign w:val="top"/>
+          </w:tcPr>
+          <w:p>
+            <w:pPr>
+              <w:jc w:val="center"/>
+              <w:pBdr>
+                <w:bottom w:val="none" w:sz="0" w:space="0" w:color="000000"/>
+                <w:top w:val="none" w:sz="0" w:space="0" w:color="000000"/>
+                <w:left w:val="none" w:sz="0" w:space="0" w:color="000000"/>
+                <w:right w:val="none" w:sz="0" w:space="0" w:color="000000"/>
+              </w:pBdr>
+              <w:spacing w:after="10" w:before="10" w:line="240"/>
+              <w:ind w:left="100" w:right="100" w:firstLine="0" w:firstLineChars="0"/>
+              <w:rPr>
+                <w:rFonts w:ascii="Arial" w:hAnsi="Arial" w:eastAsia="Arial" w:cs="Arial"/>
+                <w:i w:val="false"/>
+                <w:b w:val="false"/>
+                <w:u w:val="none"/>
+                <w:sz w:val="18"/>
+                <w:szCs w:val="18"/>
+                <w:color w:val="000000"/>
+              </w:rPr>
+            </w:pPr>
+            <w:r>
+              <w:rPr>
+                <w:rFonts w:ascii="Arial" w:hAnsi="Arial" w:eastAsia="Arial" w:cs="Arial"/>
+                <w:i w:val="false"/>
+                <w:b w:val="false"/>
+                <w:u w:val="none"/>
+                <w:sz w:val="18"/>
+                <w:szCs w:val="18"/>
+                <w:color w:val="000000"/>
+              </w:rPr>
+              <w:t xml:space="preserve">91 (47.2%)</w:t>
             </w:r>
           </w:p>
         </w:tc>
@@ -2536,215 +2536,215 @@
                 <w:szCs w:val="18"/>
                 <w:color w:val="000000"/>
               </w:rPr>
-              <w:t xml:space="preserve">789 (47.7%)</w:t>
-            </w:r>
-          </w:p>
-        </w:tc>
-        <w:tc>
-          <w:tcPr>
-            <w:tcBorders>
-              <w:bottom w:val="none" w:sz="0" w:space="0" w:color="000000"/>
-              <w:top w:val="none" w:sz="0" w:space="0" w:color="000000"/>
-              <w:left w:val="none" w:sz="0" w:space="0" w:color="000000"/>
-              <w:right w:val="none" w:sz="0" w:space="0" w:color="000000"/>
-            </w:tcBorders>
-            <w:shd w:val="clear" w:color="auto" w:fill="FFFFFF"/>
-            <w:tcMar>
-              <w:top w:w="0" w:type="dxa"/>
-              <w:bottom w:w="0" w:type="dxa"/>
-              <w:left w:w="0" w:type="dxa"/>
-              <w:right w:w="0" w:type="dxa"/>
-            </w:tcMar>
-            <w:vAlign w:val="top"/>
-          </w:tcPr>
-          <w:p>
-            <w:pPr>
-              <w:jc w:val="center"/>
-              <w:pBdr>
-                <w:bottom w:val="none" w:sz="0" w:space="0" w:color="000000"/>
-                <w:top w:val="none" w:sz="0" w:space="0" w:color="000000"/>
-                <w:left w:val="none" w:sz="0" w:space="0" w:color="000000"/>
-                <w:right w:val="none" w:sz="0" w:space="0" w:color="000000"/>
-              </w:pBdr>
-              <w:spacing w:after="10" w:before="10" w:line="240"/>
-              <w:ind w:left="100" w:right="100" w:firstLine="0" w:firstLineChars="0"/>
-              <w:rPr>
-                <w:rFonts w:ascii="Arial" w:hAnsi="Arial" w:eastAsia="Arial" w:cs="Arial"/>
-                <w:i w:val="false"/>
-                <w:b w:val="false"/>
-                <w:u w:val="none"/>
-                <w:sz w:val="18"/>
-                <w:szCs w:val="18"/>
-                <w:color w:val="000000"/>
-              </w:rPr>
-            </w:pPr>
-            <w:r>
-              <w:rPr>
-                <w:rFonts w:ascii="Arial" w:hAnsi="Arial" w:eastAsia="Arial" w:cs="Arial"/>
-                <w:i w:val="false"/>
-                <w:b w:val="false"/>
-                <w:u w:val="none"/>
-                <w:sz w:val="18"/>
-                <w:szCs w:val="18"/>
-                <w:color w:val="000000"/>
-              </w:rPr>
-              <w:t xml:space="preserve">416 (50.4%)</w:t>
-            </w:r>
-          </w:p>
-        </w:tc>
-        <w:tc>
-          <w:tcPr>
-            <w:tcBorders>
-              <w:bottom w:val="none" w:sz="0" w:space="0" w:color="000000"/>
-              <w:top w:val="none" w:sz="0" w:space="0" w:color="000000"/>
-              <w:left w:val="none" w:sz="0" w:space="0" w:color="000000"/>
-              <w:right w:val="none" w:sz="0" w:space="0" w:color="000000"/>
-            </w:tcBorders>
-            <w:shd w:val="clear" w:color="auto" w:fill="FFFFFF"/>
-            <w:tcMar>
-              <w:top w:w="0" w:type="dxa"/>
-              <w:bottom w:w="0" w:type="dxa"/>
-              <w:left w:w="0" w:type="dxa"/>
-              <w:right w:w="0" w:type="dxa"/>
-            </w:tcMar>
-            <w:vAlign w:val="top"/>
-          </w:tcPr>
-          <w:p>
-            <w:pPr>
-              <w:jc w:val="center"/>
-              <w:pBdr>
-                <w:bottom w:val="none" w:sz="0" w:space="0" w:color="000000"/>
-                <w:top w:val="none" w:sz="0" w:space="0" w:color="000000"/>
-                <w:left w:val="none" w:sz="0" w:space="0" w:color="000000"/>
-                <w:right w:val="none" w:sz="0" w:space="0" w:color="000000"/>
-              </w:pBdr>
-              <w:spacing w:after="10" w:before="10" w:line="240"/>
-              <w:ind w:left="100" w:right="100" w:firstLine="0" w:firstLineChars="0"/>
-              <w:rPr>
-                <w:rFonts w:ascii="Arial" w:hAnsi="Arial" w:eastAsia="Arial" w:cs="Arial"/>
-                <w:i w:val="false"/>
-                <w:b w:val="false"/>
-                <w:u w:val="none"/>
-                <w:sz w:val="18"/>
-                <w:szCs w:val="18"/>
-                <w:color w:val="000000"/>
-              </w:rPr>
-            </w:pPr>
-            <w:r>
-              <w:rPr>
-                <w:rFonts w:ascii="Arial" w:hAnsi="Arial" w:eastAsia="Arial" w:cs="Arial"/>
-                <w:i w:val="false"/>
-                <w:b w:val="false"/>
-                <w:u w:val="none"/>
-                <w:sz w:val="18"/>
-                <w:szCs w:val="18"/>
-                <w:color w:val="000000"/>
-              </w:rPr>
-              <w:t xml:space="preserve">55 (48.7%)</w:t>
-            </w:r>
-          </w:p>
-        </w:tc>
-        <w:tc>
-          <w:tcPr>
-            <w:tcBorders>
-              <w:bottom w:val="none" w:sz="0" w:space="0" w:color="000000"/>
-              <w:top w:val="none" w:sz="0" w:space="0" w:color="000000"/>
-              <w:left w:val="none" w:sz="0" w:space="0" w:color="000000"/>
-              <w:right w:val="none" w:sz="0" w:space="0" w:color="000000"/>
-            </w:tcBorders>
-            <w:shd w:val="clear" w:color="auto" w:fill="FFFFFF"/>
-            <w:tcMar>
-              <w:top w:w="0" w:type="dxa"/>
-              <w:bottom w:w="0" w:type="dxa"/>
-              <w:left w:w="0" w:type="dxa"/>
-              <w:right w:w="0" w:type="dxa"/>
-            </w:tcMar>
-            <w:vAlign w:val="top"/>
-          </w:tcPr>
-          <w:p>
-            <w:pPr>
-              <w:jc w:val="center"/>
-              <w:pBdr>
-                <w:bottom w:val="none" w:sz="0" w:space="0" w:color="000000"/>
-                <w:top w:val="none" w:sz="0" w:space="0" w:color="000000"/>
-                <w:left w:val="none" w:sz="0" w:space="0" w:color="000000"/>
-                <w:right w:val="none" w:sz="0" w:space="0" w:color="000000"/>
-              </w:pBdr>
-              <w:spacing w:after="10" w:before="10" w:line="240"/>
-              <w:ind w:left="100" w:right="100" w:firstLine="0" w:firstLineChars="0"/>
-              <w:rPr>
-                <w:rFonts w:ascii="Arial" w:hAnsi="Arial" w:eastAsia="Arial" w:cs="Arial"/>
-                <w:i w:val="false"/>
-                <w:b w:val="false"/>
-                <w:u w:val="none"/>
-                <w:sz w:val="18"/>
-                <w:szCs w:val="18"/>
-                <w:color w:val="000000"/>
-              </w:rPr>
-            </w:pPr>
-            <w:r>
-              <w:rPr>
-                <w:rFonts w:ascii="Arial" w:hAnsi="Arial" w:eastAsia="Arial" w:cs="Arial"/>
-                <w:i w:val="false"/>
-                <w:b w:val="false"/>
-                <w:u w:val="none"/>
-                <w:sz w:val="18"/>
-                <w:szCs w:val="18"/>
-                <w:color w:val="000000"/>
-              </w:rPr>
-              <w:t xml:space="preserve">246 (46.6%)</w:t>
-            </w:r>
-          </w:p>
-        </w:tc>
-        <w:tc>
-          <w:tcPr>
-            <w:tcBorders>
-              <w:bottom w:val="none" w:sz="0" w:space="0" w:color="000000"/>
-              <w:top w:val="none" w:sz="0" w:space="0" w:color="000000"/>
-              <w:left w:val="none" w:sz="0" w:space="0" w:color="000000"/>
-              <w:right w:val="none" w:sz="0" w:space="0" w:color="000000"/>
-            </w:tcBorders>
-            <w:shd w:val="clear" w:color="auto" w:fill="FFFFFF"/>
-            <w:tcMar>
-              <w:top w:w="0" w:type="dxa"/>
-              <w:bottom w:w="0" w:type="dxa"/>
-              <w:left w:w="0" w:type="dxa"/>
-              <w:right w:w="0" w:type="dxa"/>
-            </w:tcMar>
-            <w:vAlign w:val="top"/>
-          </w:tcPr>
-          <w:p>
-            <w:pPr>
-              <w:jc w:val="center"/>
-              <w:pBdr>
-                <w:bottom w:val="none" w:sz="0" w:space="0" w:color="000000"/>
-                <w:top w:val="none" w:sz="0" w:space="0" w:color="000000"/>
-                <w:left w:val="none" w:sz="0" w:space="0" w:color="000000"/>
-                <w:right w:val="none" w:sz="0" w:space="0" w:color="000000"/>
-              </w:pBdr>
-              <w:spacing w:after="10" w:before="10" w:line="240"/>
-              <w:ind w:left="100" w:right="100" w:firstLine="0" w:firstLineChars="0"/>
-              <w:rPr>
-                <w:rFonts w:ascii="Arial" w:hAnsi="Arial" w:eastAsia="Arial" w:cs="Arial"/>
-                <w:i w:val="false"/>
-                <w:b w:val="false"/>
-                <w:u w:val="none"/>
-                <w:sz w:val="18"/>
-                <w:szCs w:val="18"/>
-                <w:color w:val="000000"/>
-              </w:rPr>
-            </w:pPr>
-            <w:r>
-              <w:rPr>
-                <w:rFonts w:ascii="Arial" w:hAnsi="Arial" w:eastAsia="Arial" w:cs="Arial"/>
-                <w:i w:val="false"/>
-                <w:b w:val="false"/>
-                <w:u w:val="none"/>
-                <w:sz w:val="18"/>
-                <w:szCs w:val="18"/>
-                <w:color w:val="000000"/>
-              </w:rPr>
-              <w:t xml:space="preserve">72 (38.5%)</w:t>
+              <w:t xml:space="preserve">569 (33.6%)</w:t>
+            </w:r>
+          </w:p>
+        </w:tc>
+        <w:tc>
+          <w:tcPr>
+            <w:tcBorders>
+              <w:bottom w:val="none" w:sz="0" w:space="0" w:color="000000"/>
+              <w:top w:val="none" w:sz="0" w:space="0" w:color="000000"/>
+              <w:left w:val="none" w:sz="0" w:space="0" w:color="000000"/>
+              <w:right w:val="none" w:sz="0" w:space="0" w:color="000000"/>
+            </w:tcBorders>
+            <w:shd w:val="clear" w:color="auto" w:fill="FFFFFF"/>
+            <w:tcMar>
+              <w:top w:w="0" w:type="dxa"/>
+              <w:bottom w:w="0" w:type="dxa"/>
+              <w:left w:w="0" w:type="dxa"/>
+              <w:right w:w="0" w:type="dxa"/>
+            </w:tcMar>
+            <w:vAlign w:val="top"/>
+          </w:tcPr>
+          <w:p>
+            <w:pPr>
+              <w:jc w:val="center"/>
+              <w:pBdr>
+                <w:bottom w:val="none" w:sz="0" w:space="0" w:color="000000"/>
+                <w:top w:val="none" w:sz="0" w:space="0" w:color="000000"/>
+                <w:left w:val="none" w:sz="0" w:space="0" w:color="000000"/>
+                <w:right w:val="none" w:sz="0" w:space="0" w:color="000000"/>
+              </w:pBdr>
+              <w:spacing w:after="10" w:before="10" w:line="240"/>
+              <w:ind w:left="100" w:right="100" w:firstLine="0" w:firstLineChars="0"/>
+              <w:rPr>
+                <w:rFonts w:ascii="Arial" w:hAnsi="Arial" w:eastAsia="Arial" w:cs="Arial"/>
+                <w:i w:val="false"/>
+                <w:b w:val="false"/>
+                <w:u w:val="none"/>
+                <w:sz w:val="18"/>
+                <w:szCs w:val="18"/>
+                <w:color w:val="000000"/>
+              </w:rPr>
+            </w:pPr>
+            <w:r>
+              <w:rPr>
+                <w:rFonts w:ascii="Arial" w:hAnsi="Arial" w:eastAsia="Arial" w:cs="Arial"/>
+                <w:i w:val="false"/>
+                <w:b w:val="false"/>
+                <w:u w:val="none"/>
+                <w:sz w:val="18"/>
+                <w:szCs w:val="18"/>
+                <w:color w:val="000000"/>
+              </w:rPr>
+              <w:t xml:space="preserve">277 (32.9%)</w:t>
+            </w:r>
+          </w:p>
+        </w:tc>
+        <w:tc>
+          <w:tcPr>
+            <w:tcBorders>
+              <w:bottom w:val="none" w:sz="0" w:space="0" w:color="000000"/>
+              <w:top w:val="none" w:sz="0" w:space="0" w:color="000000"/>
+              <w:left w:val="none" w:sz="0" w:space="0" w:color="000000"/>
+              <w:right w:val="none" w:sz="0" w:space="0" w:color="000000"/>
+            </w:tcBorders>
+            <w:shd w:val="clear" w:color="auto" w:fill="FFFFFF"/>
+            <w:tcMar>
+              <w:top w:w="0" w:type="dxa"/>
+              <w:bottom w:w="0" w:type="dxa"/>
+              <w:left w:w="0" w:type="dxa"/>
+              <w:right w:w="0" w:type="dxa"/>
+            </w:tcMar>
+            <w:vAlign w:val="top"/>
+          </w:tcPr>
+          <w:p>
+            <w:pPr>
+              <w:jc w:val="center"/>
+              <w:pBdr>
+                <w:bottom w:val="none" w:sz="0" w:space="0" w:color="000000"/>
+                <w:top w:val="none" w:sz="0" w:space="0" w:color="000000"/>
+                <w:left w:val="none" w:sz="0" w:space="0" w:color="000000"/>
+                <w:right w:val="none" w:sz="0" w:space="0" w:color="000000"/>
+              </w:pBdr>
+              <w:spacing w:after="10" w:before="10" w:line="240"/>
+              <w:ind w:left="100" w:right="100" w:firstLine="0" w:firstLineChars="0"/>
+              <w:rPr>
+                <w:rFonts w:ascii="Arial" w:hAnsi="Arial" w:eastAsia="Arial" w:cs="Arial"/>
+                <w:i w:val="false"/>
+                <w:b w:val="false"/>
+                <w:u w:val="none"/>
+                <w:sz w:val="18"/>
+                <w:szCs w:val="18"/>
+                <w:color w:val="000000"/>
+              </w:rPr>
+            </w:pPr>
+            <w:r>
+              <w:rPr>
+                <w:rFonts w:ascii="Arial" w:hAnsi="Arial" w:eastAsia="Arial" w:cs="Arial"/>
+                <w:i w:val="false"/>
+                <w:b w:val="false"/>
+                <w:u w:val="none"/>
+                <w:sz w:val="18"/>
+                <w:szCs w:val="18"/>
+                <w:color w:val="000000"/>
+              </w:rPr>
+              <w:t xml:space="preserve">51 (44.3%)</w:t>
+            </w:r>
+          </w:p>
+        </w:tc>
+        <w:tc>
+          <w:tcPr>
+            <w:tcBorders>
+              <w:bottom w:val="none" w:sz="0" w:space="0" w:color="000000"/>
+              <w:top w:val="none" w:sz="0" w:space="0" w:color="000000"/>
+              <w:left w:val="none" w:sz="0" w:space="0" w:color="000000"/>
+              <w:right w:val="none" w:sz="0" w:space="0" w:color="000000"/>
+            </w:tcBorders>
+            <w:shd w:val="clear" w:color="auto" w:fill="FFFFFF"/>
+            <w:tcMar>
+              <w:top w:w="0" w:type="dxa"/>
+              <w:bottom w:w="0" w:type="dxa"/>
+              <w:left w:w="0" w:type="dxa"/>
+              <w:right w:w="0" w:type="dxa"/>
+            </w:tcMar>
+            <w:vAlign w:val="top"/>
+          </w:tcPr>
+          <w:p>
+            <w:pPr>
+              <w:jc w:val="center"/>
+              <w:pBdr>
+                <w:bottom w:val="none" w:sz="0" w:space="0" w:color="000000"/>
+                <w:top w:val="none" w:sz="0" w:space="0" w:color="000000"/>
+                <w:left w:val="none" w:sz="0" w:space="0" w:color="000000"/>
+                <w:right w:val="none" w:sz="0" w:space="0" w:color="000000"/>
+              </w:pBdr>
+              <w:spacing w:after="10" w:before="10" w:line="240"/>
+              <w:ind w:left="100" w:right="100" w:firstLine="0" w:firstLineChars="0"/>
+              <w:rPr>
+                <w:rFonts w:ascii="Arial" w:hAnsi="Arial" w:eastAsia="Arial" w:cs="Arial"/>
+                <w:i w:val="false"/>
+                <w:b w:val="false"/>
+                <w:u w:val="none"/>
+                <w:sz w:val="18"/>
+                <w:szCs w:val="18"/>
+                <w:color w:val="000000"/>
+              </w:rPr>
+            </w:pPr>
+            <w:r>
+              <w:rPr>
+                <w:rFonts w:ascii="Arial" w:hAnsi="Arial" w:eastAsia="Arial" w:cs="Arial"/>
+                <w:i w:val="false"/>
+                <w:b w:val="false"/>
+                <w:u w:val="none"/>
+                <w:sz w:val="18"/>
+                <w:szCs w:val="18"/>
+                <w:color w:val="000000"/>
+              </w:rPr>
+              <w:t xml:space="preserve">178 (32.8%)</w:t>
+            </w:r>
+          </w:p>
+        </w:tc>
+        <w:tc>
+          <w:tcPr>
+            <w:tcBorders>
+              <w:bottom w:val="none" w:sz="0" w:space="0" w:color="000000"/>
+              <w:top w:val="none" w:sz="0" w:space="0" w:color="000000"/>
+              <w:left w:val="none" w:sz="0" w:space="0" w:color="000000"/>
+              <w:right w:val="none" w:sz="0" w:space="0" w:color="000000"/>
+            </w:tcBorders>
+            <w:shd w:val="clear" w:color="auto" w:fill="FFFFFF"/>
+            <w:tcMar>
+              <w:top w:w="0" w:type="dxa"/>
+              <w:bottom w:w="0" w:type="dxa"/>
+              <w:left w:w="0" w:type="dxa"/>
+              <w:right w:w="0" w:type="dxa"/>
+            </w:tcMar>
+            <w:vAlign w:val="top"/>
+          </w:tcPr>
+          <w:p>
+            <w:pPr>
+              <w:jc w:val="center"/>
+              <w:pBdr>
+                <w:bottom w:val="none" w:sz="0" w:space="0" w:color="000000"/>
+                <w:top w:val="none" w:sz="0" w:space="0" w:color="000000"/>
+                <w:left w:val="none" w:sz="0" w:space="0" w:color="000000"/>
+                <w:right w:val="none" w:sz="0" w:space="0" w:color="000000"/>
+              </w:pBdr>
+              <w:spacing w:after="10" w:before="10" w:line="240"/>
+              <w:ind w:left="100" w:right="100" w:firstLine="0" w:firstLineChars="0"/>
+              <w:rPr>
+                <w:rFonts w:ascii="Arial" w:hAnsi="Arial" w:eastAsia="Arial" w:cs="Arial"/>
+                <w:i w:val="false"/>
+                <w:b w:val="false"/>
+                <w:u w:val="none"/>
+                <w:sz w:val="18"/>
+                <w:szCs w:val="18"/>
+                <w:color w:val="000000"/>
+              </w:rPr>
+            </w:pPr>
+            <w:r>
+              <w:rPr>
+                <w:rFonts w:ascii="Arial" w:hAnsi="Arial" w:eastAsia="Arial" w:cs="Arial"/>
+                <w:i w:val="false"/>
+                <w:b w:val="false"/>
+                <w:u w:val="none"/>
+                <w:sz w:val="18"/>
+                <w:szCs w:val="18"/>
+                <w:color w:val="000000"/>
+              </w:rPr>
+              <w:t xml:space="preserve">63 (32.6%)</w:t>
             </w:r>
           </w:p>
         </w:tc>
@@ -2906,215 +2906,215 @@
                 <w:szCs w:val="18"/>
                 <w:color w:val="000000"/>
               </w:rPr>
-              <w:t xml:space="preserve">310 (18.8%)</w:t>
-            </w:r>
-          </w:p>
-        </w:tc>
-        <w:tc>
-          <w:tcPr>
-            <w:tcBorders>
-              <w:bottom w:val="none" w:sz="0" w:space="0" w:color="000000"/>
-              <w:top w:val="none" w:sz="0" w:space="0" w:color="000000"/>
-              <w:left w:val="none" w:sz="0" w:space="0" w:color="000000"/>
-              <w:right w:val="none" w:sz="0" w:space="0" w:color="000000"/>
-            </w:tcBorders>
-            <w:shd w:val="clear" w:color="auto" w:fill="FFFFFF"/>
-            <w:tcMar>
-              <w:top w:w="0" w:type="dxa"/>
-              <w:bottom w:w="0" w:type="dxa"/>
-              <w:left w:w="0" w:type="dxa"/>
-              <w:right w:w="0" w:type="dxa"/>
-            </w:tcMar>
-            <w:vAlign w:val="top"/>
-          </w:tcPr>
-          <w:p>
-            <w:pPr>
-              <w:jc w:val="center"/>
-              <w:pBdr>
-                <w:bottom w:val="none" w:sz="0" w:space="0" w:color="000000"/>
-                <w:top w:val="none" w:sz="0" w:space="0" w:color="000000"/>
-                <w:left w:val="none" w:sz="0" w:space="0" w:color="000000"/>
-                <w:right w:val="none" w:sz="0" w:space="0" w:color="000000"/>
-              </w:pBdr>
-              <w:spacing w:after="10" w:before="10" w:line="240"/>
-              <w:ind w:left="100" w:right="100" w:firstLine="0" w:firstLineChars="0"/>
-              <w:rPr>
-                <w:rFonts w:ascii="Arial" w:hAnsi="Arial" w:eastAsia="Arial" w:cs="Arial"/>
-                <w:i w:val="false"/>
-                <w:b w:val="false"/>
-                <w:u w:val="none"/>
-                <w:sz w:val="18"/>
-                <w:szCs w:val="18"/>
-                <w:color w:val="000000"/>
-              </w:rPr>
-            </w:pPr>
-            <w:r>
-              <w:rPr>
-                <w:rFonts w:ascii="Arial" w:hAnsi="Arial" w:eastAsia="Arial" w:cs="Arial"/>
-                <w:i w:val="false"/>
-                <w:b w:val="false"/>
-                <w:u w:val="none"/>
-                <w:sz w:val="18"/>
-                <w:szCs w:val="18"/>
-                <w:color w:val="000000"/>
-              </w:rPr>
-              <w:t xml:space="preserve">162 (19.6%)</w:t>
-            </w:r>
-          </w:p>
-        </w:tc>
-        <w:tc>
-          <w:tcPr>
-            <w:tcBorders>
-              <w:bottom w:val="none" w:sz="0" w:space="0" w:color="000000"/>
-              <w:top w:val="none" w:sz="0" w:space="0" w:color="000000"/>
-              <w:left w:val="none" w:sz="0" w:space="0" w:color="000000"/>
-              <w:right w:val="none" w:sz="0" w:space="0" w:color="000000"/>
-            </w:tcBorders>
-            <w:shd w:val="clear" w:color="auto" w:fill="FFFFFF"/>
-            <w:tcMar>
-              <w:top w:w="0" w:type="dxa"/>
-              <w:bottom w:w="0" w:type="dxa"/>
-              <w:left w:w="0" w:type="dxa"/>
-              <w:right w:w="0" w:type="dxa"/>
-            </w:tcMar>
-            <w:vAlign w:val="top"/>
-          </w:tcPr>
-          <w:p>
-            <w:pPr>
-              <w:jc w:val="center"/>
-              <w:pBdr>
-                <w:bottom w:val="none" w:sz="0" w:space="0" w:color="000000"/>
-                <w:top w:val="none" w:sz="0" w:space="0" w:color="000000"/>
-                <w:left w:val="none" w:sz="0" w:space="0" w:color="000000"/>
-                <w:right w:val="none" w:sz="0" w:space="0" w:color="000000"/>
-              </w:pBdr>
-              <w:spacing w:after="10" w:before="10" w:line="240"/>
-              <w:ind w:left="100" w:right="100" w:firstLine="0" w:firstLineChars="0"/>
-              <w:rPr>
-                <w:rFonts w:ascii="Arial" w:hAnsi="Arial" w:eastAsia="Arial" w:cs="Arial"/>
-                <w:i w:val="false"/>
-                <w:b w:val="false"/>
-                <w:u w:val="none"/>
-                <w:sz w:val="18"/>
-                <w:szCs w:val="18"/>
-                <w:color w:val="000000"/>
-              </w:rPr>
-            </w:pPr>
-            <w:r>
-              <w:rPr>
-                <w:rFonts w:ascii="Arial" w:hAnsi="Arial" w:eastAsia="Arial" w:cs="Arial"/>
-                <w:i w:val="false"/>
-                <w:b w:val="false"/>
-                <w:u w:val="none"/>
-                <w:sz w:val="18"/>
-                <w:szCs w:val="18"/>
-                <w:color w:val="000000"/>
-              </w:rPr>
-              <w:t xml:space="preserve">18 (15.9%)</w:t>
-            </w:r>
-          </w:p>
-        </w:tc>
-        <w:tc>
-          <w:tcPr>
-            <w:tcBorders>
-              <w:bottom w:val="none" w:sz="0" w:space="0" w:color="000000"/>
-              <w:top w:val="none" w:sz="0" w:space="0" w:color="000000"/>
-              <w:left w:val="none" w:sz="0" w:space="0" w:color="000000"/>
-              <w:right w:val="none" w:sz="0" w:space="0" w:color="000000"/>
-            </w:tcBorders>
-            <w:shd w:val="clear" w:color="auto" w:fill="FFFFFF"/>
-            <w:tcMar>
-              <w:top w:w="0" w:type="dxa"/>
-              <w:bottom w:w="0" w:type="dxa"/>
-              <w:left w:w="0" w:type="dxa"/>
-              <w:right w:w="0" w:type="dxa"/>
-            </w:tcMar>
-            <w:vAlign w:val="top"/>
-          </w:tcPr>
-          <w:p>
-            <w:pPr>
-              <w:jc w:val="center"/>
-              <w:pBdr>
-                <w:bottom w:val="none" w:sz="0" w:space="0" w:color="000000"/>
-                <w:top w:val="none" w:sz="0" w:space="0" w:color="000000"/>
-                <w:left w:val="none" w:sz="0" w:space="0" w:color="000000"/>
-                <w:right w:val="none" w:sz="0" w:space="0" w:color="000000"/>
-              </w:pBdr>
-              <w:spacing w:after="10" w:before="10" w:line="240"/>
-              <w:ind w:left="100" w:right="100" w:firstLine="0" w:firstLineChars="0"/>
-              <w:rPr>
-                <w:rFonts w:ascii="Arial" w:hAnsi="Arial" w:eastAsia="Arial" w:cs="Arial"/>
-                <w:i w:val="false"/>
-                <w:b w:val="false"/>
-                <w:u w:val="none"/>
-                <w:sz w:val="18"/>
-                <w:szCs w:val="18"/>
-                <w:color w:val="000000"/>
-              </w:rPr>
-            </w:pPr>
-            <w:r>
-              <w:rPr>
-                <w:rFonts w:ascii="Arial" w:hAnsi="Arial" w:eastAsia="Arial" w:cs="Arial"/>
-                <w:i w:val="false"/>
-                <w:b w:val="false"/>
-                <w:u w:val="none"/>
-                <w:sz w:val="18"/>
-                <w:szCs w:val="18"/>
-                <w:color w:val="000000"/>
-              </w:rPr>
-              <w:t xml:space="preserve">91 (17.2%)</w:t>
-            </w:r>
-          </w:p>
-        </w:tc>
-        <w:tc>
-          <w:tcPr>
-            <w:tcBorders>
-              <w:bottom w:val="none" w:sz="0" w:space="0" w:color="000000"/>
-              <w:top w:val="none" w:sz="0" w:space="0" w:color="000000"/>
-              <w:left w:val="none" w:sz="0" w:space="0" w:color="000000"/>
-              <w:right w:val="none" w:sz="0" w:space="0" w:color="000000"/>
-            </w:tcBorders>
-            <w:shd w:val="clear" w:color="auto" w:fill="FFFFFF"/>
-            <w:tcMar>
-              <w:top w:w="0" w:type="dxa"/>
-              <w:bottom w:w="0" w:type="dxa"/>
-              <w:left w:w="0" w:type="dxa"/>
-              <w:right w:w="0" w:type="dxa"/>
-            </w:tcMar>
-            <w:vAlign w:val="top"/>
-          </w:tcPr>
-          <w:p>
-            <w:pPr>
-              <w:jc w:val="center"/>
-              <w:pBdr>
-                <w:bottom w:val="none" w:sz="0" w:space="0" w:color="000000"/>
-                <w:top w:val="none" w:sz="0" w:space="0" w:color="000000"/>
-                <w:left w:val="none" w:sz="0" w:space="0" w:color="000000"/>
-                <w:right w:val="none" w:sz="0" w:space="0" w:color="000000"/>
-              </w:pBdr>
-              <w:spacing w:after="10" w:before="10" w:line="240"/>
-              <w:ind w:left="100" w:right="100" w:firstLine="0" w:firstLineChars="0"/>
-              <w:rPr>
-                <w:rFonts w:ascii="Arial" w:hAnsi="Arial" w:eastAsia="Arial" w:cs="Arial"/>
-                <w:i w:val="false"/>
-                <w:b w:val="false"/>
-                <w:u w:val="none"/>
-                <w:sz w:val="18"/>
-                <w:szCs w:val="18"/>
-                <w:color w:val="000000"/>
-              </w:rPr>
-            </w:pPr>
-            <w:r>
-              <w:rPr>
-                <w:rFonts w:ascii="Arial" w:hAnsi="Arial" w:eastAsia="Arial" w:cs="Arial"/>
-                <w:i w:val="false"/>
-                <w:b w:val="false"/>
-                <w:u w:val="none"/>
-                <w:sz w:val="18"/>
-                <w:szCs w:val="18"/>
-                <w:color w:val="000000"/>
-              </w:rPr>
-              <w:t xml:space="preserve">39 (20.9%)</w:t>
+              <w:t xml:space="preserve">542 (32.0%)</w:t>
+            </w:r>
+          </w:p>
+        </w:tc>
+        <w:tc>
+          <w:tcPr>
+            <w:tcBorders>
+              <w:bottom w:val="none" w:sz="0" w:space="0" w:color="000000"/>
+              <w:top w:val="none" w:sz="0" w:space="0" w:color="000000"/>
+              <w:left w:val="none" w:sz="0" w:space="0" w:color="000000"/>
+              <w:right w:val="none" w:sz="0" w:space="0" w:color="000000"/>
+            </w:tcBorders>
+            <w:shd w:val="clear" w:color="auto" w:fill="FFFFFF"/>
+            <w:tcMar>
+              <w:top w:w="0" w:type="dxa"/>
+              <w:bottom w:w="0" w:type="dxa"/>
+              <w:left w:w="0" w:type="dxa"/>
+              <w:right w:w="0" w:type="dxa"/>
+            </w:tcMar>
+            <w:vAlign w:val="top"/>
+          </w:tcPr>
+          <w:p>
+            <w:pPr>
+              <w:jc w:val="center"/>
+              <w:pBdr>
+                <w:bottom w:val="none" w:sz="0" w:space="0" w:color="000000"/>
+                <w:top w:val="none" w:sz="0" w:space="0" w:color="000000"/>
+                <w:left w:val="none" w:sz="0" w:space="0" w:color="000000"/>
+                <w:right w:val="none" w:sz="0" w:space="0" w:color="000000"/>
+              </w:pBdr>
+              <w:spacing w:after="10" w:before="10" w:line="240"/>
+              <w:ind w:left="100" w:right="100" w:firstLine="0" w:firstLineChars="0"/>
+              <w:rPr>
+                <w:rFonts w:ascii="Arial" w:hAnsi="Arial" w:eastAsia="Arial" w:cs="Arial"/>
+                <w:i w:val="false"/>
+                <w:b w:val="false"/>
+                <w:u w:val="none"/>
+                <w:sz w:val="18"/>
+                <w:szCs w:val="18"/>
+                <w:color w:val="000000"/>
+              </w:rPr>
+            </w:pPr>
+            <w:r>
+              <w:rPr>
+                <w:rFonts w:ascii="Arial" w:hAnsi="Arial" w:eastAsia="Arial" w:cs="Arial"/>
+                <w:i w:val="false"/>
+                <w:b w:val="false"/>
+                <w:u w:val="none"/>
+                <w:sz w:val="18"/>
+                <w:szCs w:val="18"/>
+                <w:color w:val="000000"/>
+              </w:rPr>
+              <w:t xml:space="preserve">293 (34.8%)</w:t>
+            </w:r>
+          </w:p>
+        </w:tc>
+        <w:tc>
+          <w:tcPr>
+            <w:tcBorders>
+              <w:bottom w:val="none" w:sz="0" w:space="0" w:color="000000"/>
+              <w:top w:val="none" w:sz="0" w:space="0" w:color="000000"/>
+              <w:left w:val="none" w:sz="0" w:space="0" w:color="000000"/>
+              <w:right w:val="none" w:sz="0" w:space="0" w:color="000000"/>
+            </w:tcBorders>
+            <w:shd w:val="clear" w:color="auto" w:fill="FFFFFF"/>
+            <w:tcMar>
+              <w:top w:w="0" w:type="dxa"/>
+              <w:bottom w:w="0" w:type="dxa"/>
+              <w:left w:w="0" w:type="dxa"/>
+              <w:right w:w="0" w:type="dxa"/>
+            </w:tcMar>
+            <w:vAlign w:val="top"/>
+          </w:tcPr>
+          <w:p>
+            <w:pPr>
+              <w:jc w:val="center"/>
+              <w:pBdr>
+                <w:bottom w:val="none" w:sz="0" w:space="0" w:color="000000"/>
+                <w:top w:val="none" w:sz="0" w:space="0" w:color="000000"/>
+                <w:left w:val="none" w:sz="0" w:space="0" w:color="000000"/>
+                <w:right w:val="none" w:sz="0" w:space="0" w:color="000000"/>
+              </w:pBdr>
+              <w:spacing w:after="10" w:before="10" w:line="240"/>
+              <w:ind w:left="100" w:right="100" w:firstLine="0" w:firstLineChars="0"/>
+              <w:rPr>
+                <w:rFonts w:ascii="Arial" w:hAnsi="Arial" w:eastAsia="Arial" w:cs="Arial"/>
+                <w:i w:val="false"/>
+                <w:b w:val="false"/>
+                <w:u w:val="none"/>
+                <w:sz w:val="18"/>
+                <w:szCs w:val="18"/>
+                <w:color w:val="000000"/>
+              </w:rPr>
+            </w:pPr>
+            <w:r>
+              <w:rPr>
+                <w:rFonts w:ascii="Arial" w:hAnsi="Arial" w:eastAsia="Arial" w:cs="Arial"/>
+                <w:i w:val="false"/>
+                <w:b w:val="false"/>
+                <w:u w:val="none"/>
+                <w:sz w:val="18"/>
+                <w:szCs w:val="18"/>
+                <w:color w:val="000000"/>
+              </w:rPr>
+              <w:t xml:space="preserve">34 (29.6%)</w:t>
+            </w:r>
+          </w:p>
+        </w:tc>
+        <w:tc>
+          <w:tcPr>
+            <w:tcBorders>
+              <w:bottom w:val="none" w:sz="0" w:space="0" w:color="000000"/>
+              <w:top w:val="none" w:sz="0" w:space="0" w:color="000000"/>
+              <w:left w:val="none" w:sz="0" w:space="0" w:color="000000"/>
+              <w:right w:val="none" w:sz="0" w:space="0" w:color="000000"/>
+            </w:tcBorders>
+            <w:shd w:val="clear" w:color="auto" w:fill="FFFFFF"/>
+            <w:tcMar>
+              <w:top w:w="0" w:type="dxa"/>
+              <w:bottom w:w="0" w:type="dxa"/>
+              <w:left w:w="0" w:type="dxa"/>
+              <w:right w:w="0" w:type="dxa"/>
+            </w:tcMar>
+            <w:vAlign w:val="top"/>
+          </w:tcPr>
+          <w:p>
+            <w:pPr>
+              <w:jc w:val="center"/>
+              <w:pBdr>
+                <w:bottom w:val="none" w:sz="0" w:space="0" w:color="000000"/>
+                <w:top w:val="none" w:sz="0" w:space="0" w:color="000000"/>
+                <w:left w:val="none" w:sz="0" w:space="0" w:color="000000"/>
+                <w:right w:val="none" w:sz="0" w:space="0" w:color="000000"/>
+              </w:pBdr>
+              <w:spacing w:after="10" w:before="10" w:line="240"/>
+              <w:ind w:left="100" w:right="100" w:firstLine="0" w:firstLineChars="0"/>
+              <w:rPr>
+                <w:rFonts w:ascii="Arial" w:hAnsi="Arial" w:eastAsia="Arial" w:cs="Arial"/>
+                <w:i w:val="false"/>
+                <w:b w:val="false"/>
+                <w:u w:val="none"/>
+                <w:sz w:val="18"/>
+                <w:szCs w:val="18"/>
+                <w:color w:val="000000"/>
+              </w:rPr>
+            </w:pPr>
+            <w:r>
+              <w:rPr>
+                <w:rFonts w:ascii="Arial" w:hAnsi="Arial" w:eastAsia="Arial" w:cs="Arial"/>
+                <w:i w:val="false"/>
+                <w:b w:val="false"/>
+                <w:u w:val="none"/>
+                <w:sz w:val="18"/>
+                <w:szCs w:val="18"/>
+                <w:color w:val="000000"/>
+              </w:rPr>
+              <w:t xml:space="preserve">176 (32.5%)</w:t>
+            </w:r>
+          </w:p>
+        </w:tc>
+        <w:tc>
+          <w:tcPr>
+            <w:tcBorders>
+              <w:bottom w:val="none" w:sz="0" w:space="0" w:color="000000"/>
+              <w:top w:val="none" w:sz="0" w:space="0" w:color="000000"/>
+              <w:left w:val="none" w:sz="0" w:space="0" w:color="000000"/>
+              <w:right w:val="none" w:sz="0" w:space="0" w:color="000000"/>
+            </w:tcBorders>
+            <w:shd w:val="clear" w:color="auto" w:fill="FFFFFF"/>
+            <w:tcMar>
+              <w:top w:w="0" w:type="dxa"/>
+              <w:bottom w:w="0" w:type="dxa"/>
+              <w:left w:w="0" w:type="dxa"/>
+              <w:right w:w="0" w:type="dxa"/>
+            </w:tcMar>
+            <w:vAlign w:val="top"/>
+          </w:tcPr>
+          <w:p>
+            <w:pPr>
+              <w:jc w:val="center"/>
+              <w:pBdr>
+                <w:bottom w:val="none" w:sz="0" w:space="0" w:color="000000"/>
+                <w:top w:val="none" w:sz="0" w:space="0" w:color="000000"/>
+                <w:left w:val="none" w:sz="0" w:space="0" w:color="000000"/>
+                <w:right w:val="none" w:sz="0" w:space="0" w:color="000000"/>
+              </w:pBdr>
+              <w:spacing w:after="10" w:before="10" w:line="240"/>
+              <w:ind w:left="100" w:right="100" w:firstLine="0" w:firstLineChars="0"/>
+              <w:rPr>
+                <w:rFonts w:ascii="Arial" w:hAnsi="Arial" w:eastAsia="Arial" w:cs="Arial"/>
+                <w:i w:val="false"/>
+                <w:b w:val="false"/>
+                <w:u w:val="none"/>
+                <w:sz w:val="18"/>
+                <w:szCs w:val="18"/>
+                <w:color w:val="000000"/>
+              </w:rPr>
+            </w:pPr>
+            <w:r>
+              <w:rPr>
+                <w:rFonts w:ascii="Arial" w:hAnsi="Arial" w:eastAsia="Arial" w:cs="Arial"/>
+                <w:i w:val="false"/>
+                <w:b w:val="false"/>
+                <w:u w:val="none"/>
+                <w:sz w:val="18"/>
+                <w:szCs w:val="18"/>
+                <w:color w:val="000000"/>
+              </w:rPr>
+              <w:t xml:space="preserve">39 (20.2%)</w:t>
             </w:r>
           </w:p>
         </w:tc>
@@ -3224,7 +3224,7 @@
                 <w:szCs w:val="18"/>
                 <w:color w:val="000000"/>
               </w:rPr>
-              <w:t xml:space="preserve">Departamento, n (%)</w:t>
+              <w:t xml:space="preserve">Nivel educativo de la madre, n (%)</w:t>
             </w:r>
           </w:p>
         </w:tc>
@@ -3519,24 +3519,24 @@
               <w:rPr>
                 <w:rFonts w:ascii="Arial" w:hAnsi="Arial" w:eastAsia="Arial" w:cs="Arial"/>
                 <w:i w:val="false"/>
-                <w:b w:val="true"/>
-                <w:u w:val="none"/>
-                <w:sz w:val="18"/>
-                <w:szCs w:val="18"/>
-                <w:color w:val="000000"/>
-              </w:rPr>
-            </w:pPr>
-            <w:r>
-              <w:rPr>
-                <w:rFonts w:ascii="Arial" w:hAnsi="Arial" w:eastAsia="Arial" w:cs="Arial"/>
-                <w:i w:val="false"/>
-                <w:b w:val="true"/>
-                <w:u w:val="none"/>
-                <w:sz w:val="18"/>
-                <w:szCs w:val="18"/>
-                <w:color w:val="000000"/>
-              </w:rPr>
-              <w:t xml:space="preserve">&lt;0.001**</w:t>
+                <w:b w:val="false"/>
+                <w:u w:val="none"/>
+                <w:sz w:val="18"/>
+                <w:szCs w:val="18"/>
+                <w:color w:val="000000"/>
+              </w:rPr>
+            </w:pPr>
+            <w:r>
+              <w:rPr>
+                <w:rFonts w:ascii="Arial" w:hAnsi="Arial" w:eastAsia="Arial" w:cs="Arial"/>
+                <w:i w:val="false"/>
+                <w:b w:val="false"/>
+                <w:u w:val="none"/>
+                <w:sz w:val="18"/>
+                <w:szCs w:val="18"/>
+                <w:color w:val="000000"/>
+              </w:rPr>
+              <w:t xml:space="preserve">0.129*</w:t>
             </w:r>
           </w:p>
         </w:tc>
@@ -3594,267 +3594,267 @@
                 <w:szCs w:val="18"/>
                 <w:color w:val="000000"/>
               </w:rPr>
-              <w:t xml:space="preserve">Arequipa</w:t>
-            </w:r>
-          </w:p>
-        </w:tc>
-        <w:tc>
-          <w:tcPr>
-            <w:tcBorders>
-              <w:bottom w:val="none" w:sz="0" w:space="0" w:color="000000"/>
-              <w:top w:val="none" w:sz="0" w:space="0" w:color="000000"/>
-              <w:left w:val="none" w:sz="0" w:space="0" w:color="000000"/>
-              <w:right w:val="none" w:sz="0" w:space="0" w:color="000000"/>
-            </w:tcBorders>
-            <w:shd w:val="clear" w:color="auto" w:fill="FFFFFF"/>
-            <w:tcMar>
-              <w:top w:w="0" w:type="dxa"/>
-              <w:bottom w:w="0" w:type="dxa"/>
-              <w:left w:w="0" w:type="dxa"/>
-              <w:right w:w="0" w:type="dxa"/>
-            </w:tcMar>
-            <w:vAlign w:val="top"/>
-          </w:tcPr>
-          <w:p>
-            <w:pPr>
-              <w:jc w:val="center"/>
-              <w:pBdr>
-                <w:bottom w:val="none" w:sz="0" w:space="0" w:color="000000"/>
-                <w:top w:val="none" w:sz="0" w:space="0" w:color="000000"/>
-                <w:left w:val="none" w:sz="0" w:space="0" w:color="000000"/>
-                <w:right w:val="none" w:sz="0" w:space="0" w:color="000000"/>
-              </w:pBdr>
-              <w:spacing w:after="10" w:before="10" w:line="240"/>
-              <w:ind w:left="100" w:right="100" w:firstLine="0" w:firstLineChars="0"/>
-              <w:rPr>
-                <w:rFonts w:ascii="Arial" w:hAnsi="Arial" w:eastAsia="Arial" w:cs="Arial"/>
-                <w:i w:val="false"/>
-                <w:b w:val="false"/>
-                <w:u w:val="none"/>
-                <w:sz w:val="18"/>
-                <w:szCs w:val="18"/>
-                <w:color w:val="000000"/>
-              </w:rPr>
-            </w:pPr>
-            <w:r>
-              <w:rPr>
-                <w:rFonts w:ascii="Arial" w:hAnsi="Arial" w:eastAsia="Arial" w:cs="Arial"/>
-                <w:i w:val="false"/>
-                <w:b w:val="false"/>
-                <w:u w:val="none"/>
-                <w:sz w:val="18"/>
-                <w:szCs w:val="18"/>
-                <w:color w:val="000000"/>
-              </w:rPr>
-              <w:t xml:space="preserve">486 (29.4%)</w:t>
-            </w:r>
-          </w:p>
-        </w:tc>
-        <w:tc>
-          <w:tcPr>
-            <w:tcBorders>
-              <w:bottom w:val="none" w:sz="0" w:space="0" w:color="000000"/>
-              <w:top w:val="none" w:sz="0" w:space="0" w:color="000000"/>
-              <w:left w:val="none" w:sz="0" w:space="0" w:color="000000"/>
-              <w:right w:val="none" w:sz="0" w:space="0" w:color="000000"/>
-            </w:tcBorders>
-            <w:shd w:val="clear" w:color="auto" w:fill="FFFFFF"/>
-            <w:tcMar>
-              <w:top w:w="0" w:type="dxa"/>
-              <w:bottom w:w="0" w:type="dxa"/>
-              <w:left w:w="0" w:type="dxa"/>
-              <w:right w:w="0" w:type="dxa"/>
-            </w:tcMar>
-            <w:vAlign w:val="top"/>
-          </w:tcPr>
-          <w:p>
-            <w:pPr>
-              <w:jc w:val="center"/>
-              <w:pBdr>
-                <w:bottom w:val="none" w:sz="0" w:space="0" w:color="000000"/>
-                <w:top w:val="none" w:sz="0" w:space="0" w:color="000000"/>
-                <w:left w:val="none" w:sz="0" w:space="0" w:color="000000"/>
-                <w:right w:val="none" w:sz="0" w:space="0" w:color="000000"/>
-              </w:pBdr>
-              <w:spacing w:after="10" w:before="10" w:line="240"/>
-              <w:ind w:left="100" w:right="100" w:firstLine="0" w:firstLineChars="0"/>
-              <w:rPr>
-                <w:rFonts w:ascii="Arial" w:hAnsi="Arial" w:eastAsia="Arial" w:cs="Arial"/>
-                <w:i w:val="false"/>
-                <w:b w:val="false"/>
-                <w:u w:val="none"/>
-                <w:sz w:val="18"/>
-                <w:szCs w:val="18"/>
-                <w:color w:val="000000"/>
-              </w:rPr>
-            </w:pPr>
-            <w:r>
-              <w:rPr>
-                <w:rFonts w:ascii="Arial" w:hAnsi="Arial" w:eastAsia="Arial" w:cs="Arial"/>
-                <w:i w:val="false"/>
-                <w:b w:val="false"/>
-                <w:u w:val="none"/>
-                <w:sz w:val="18"/>
-                <w:szCs w:val="18"/>
-                <w:color w:val="000000"/>
-              </w:rPr>
-              <w:t xml:space="preserve">232 (28.1%)</w:t>
-            </w:r>
-          </w:p>
-        </w:tc>
-        <w:tc>
-          <w:tcPr>
-            <w:tcBorders>
-              <w:bottom w:val="none" w:sz="0" w:space="0" w:color="000000"/>
-              <w:top w:val="none" w:sz="0" w:space="0" w:color="000000"/>
-              <w:left w:val="none" w:sz="0" w:space="0" w:color="000000"/>
-              <w:right w:val="none" w:sz="0" w:space="0" w:color="000000"/>
-            </w:tcBorders>
-            <w:shd w:val="clear" w:color="auto" w:fill="FFFFFF"/>
-            <w:tcMar>
-              <w:top w:w="0" w:type="dxa"/>
-              <w:bottom w:w="0" w:type="dxa"/>
-              <w:left w:w="0" w:type="dxa"/>
-              <w:right w:w="0" w:type="dxa"/>
-            </w:tcMar>
-            <w:vAlign w:val="top"/>
-          </w:tcPr>
-          <w:p>
-            <w:pPr>
-              <w:jc w:val="center"/>
-              <w:pBdr>
-                <w:bottom w:val="none" w:sz="0" w:space="0" w:color="000000"/>
-                <w:top w:val="none" w:sz="0" w:space="0" w:color="000000"/>
-                <w:left w:val="none" w:sz="0" w:space="0" w:color="000000"/>
-                <w:right w:val="none" w:sz="0" w:space="0" w:color="000000"/>
-              </w:pBdr>
-              <w:spacing w:after="10" w:before="10" w:line="240"/>
-              <w:ind w:left="100" w:right="100" w:firstLine="0" w:firstLineChars="0"/>
-              <w:rPr>
-                <w:rFonts w:ascii="Arial" w:hAnsi="Arial" w:eastAsia="Arial" w:cs="Arial"/>
-                <w:i w:val="false"/>
-                <w:b w:val="false"/>
-                <w:u w:val="none"/>
-                <w:sz w:val="18"/>
-                <w:szCs w:val="18"/>
-                <w:color w:val="000000"/>
-              </w:rPr>
-            </w:pPr>
-            <w:r>
-              <w:rPr>
-                <w:rFonts w:ascii="Arial" w:hAnsi="Arial" w:eastAsia="Arial" w:cs="Arial"/>
-                <w:i w:val="false"/>
-                <w:b w:val="false"/>
-                <w:u w:val="none"/>
-                <w:sz w:val="18"/>
-                <w:szCs w:val="18"/>
-                <w:color w:val="000000"/>
-              </w:rPr>
-              <w:t xml:space="preserve">24 (21.2%)</w:t>
-            </w:r>
-          </w:p>
-        </w:tc>
-        <w:tc>
-          <w:tcPr>
-            <w:tcBorders>
-              <w:bottom w:val="none" w:sz="0" w:space="0" w:color="000000"/>
-              <w:top w:val="none" w:sz="0" w:space="0" w:color="000000"/>
-              <w:left w:val="none" w:sz="0" w:space="0" w:color="000000"/>
-              <w:right w:val="none" w:sz="0" w:space="0" w:color="000000"/>
-            </w:tcBorders>
-            <w:shd w:val="clear" w:color="auto" w:fill="FFFFFF"/>
-            <w:tcMar>
-              <w:top w:w="0" w:type="dxa"/>
-              <w:bottom w:w="0" w:type="dxa"/>
-              <w:left w:w="0" w:type="dxa"/>
-              <w:right w:w="0" w:type="dxa"/>
-            </w:tcMar>
-            <w:vAlign w:val="top"/>
-          </w:tcPr>
-          <w:p>
-            <w:pPr>
-              <w:jc w:val="center"/>
-              <w:pBdr>
-                <w:bottom w:val="none" w:sz="0" w:space="0" w:color="000000"/>
-                <w:top w:val="none" w:sz="0" w:space="0" w:color="000000"/>
-                <w:left w:val="none" w:sz="0" w:space="0" w:color="000000"/>
-                <w:right w:val="none" w:sz="0" w:space="0" w:color="000000"/>
-              </w:pBdr>
-              <w:spacing w:after="10" w:before="10" w:line="240"/>
-              <w:ind w:left="100" w:right="100" w:firstLine="0" w:firstLineChars="0"/>
-              <w:rPr>
-                <w:rFonts w:ascii="Arial" w:hAnsi="Arial" w:eastAsia="Arial" w:cs="Arial"/>
-                <w:i w:val="false"/>
-                <w:b w:val="false"/>
-                <w:u w:val="none"/>
-                <w:sz w:val="18"/>
-                <w:szCs w:val="18"/>
-                <w:color w:val="000000"/>
-              </w:rPr>
-            </w:pPr>
-            <w:r>
-              <w:rPr>
-                <w:rFonts w:ascii="Arial" w:hAnsi="Arial" w:eastAsia="Arial" w:cs="Arial"/>
-                <w:i w:val="false"/>
-                <w:b w:val="false"/>
-                <w:u w:val="none"/>
-                <w:sz w:val="18"/>
-                <w:szCs w:val="18"/>
-                <w:color w:val="000000"/>
-              </w:rPr>
-              <w:t xml:space="preserve">158 (29.9%)</w:t>
-            </w:r>
-          </w:p>
-        </w:tc>
-        <w:tc>
-          <w:tcPr>
-            <w:tcBorders>
-              <w:bottom w:val="none" w:sz="0" w:space="0" w:color="000000"/>
-              <w:top w:val="none" w:sz="0" w:space="0" w:color="000000"/>
-              <w:left w:val="none" w:sz="0" w:space="0" w:color="000000"/>
-              <w:right w:val="none" w:sz="0" w:space="0" w:color="000000"/>
-            </w:tcBorders>
-            <w:shd w:val="clear" w:color="auto" w:fill="FFFFFF"/>
-            <w:tcMar>
-              <w:top w:w="0" w:type="dxa"/>
-              <w:bottom w:w="0" w:type="dxa"/>
-              <w:left w:w="0" w:type="dxa"/>
-              <w:right w:w="0" w:type="dxa"/>
-            </w:tcMar>
-            <w:vAlign w:val="top"/>
-          </w:tcPr>
-          <w:p>
-            <w:pPr>
-              <w:jc w:val="center"/>
-              <w:pBdr>
-                <w:bottom w:val="none" w:sz="0" w:space="0" w:color="000000"/>
-                <w:top w:val="none" w:sz="0" w:space="0" w:color="000000"/>
-                <w:left w:val="none" w:sz="0" w:space="0" w:color="000000"/>
-                <w:right w:val="none" w:sz="0" w:space="0" w:color="000000"/>
-              </w:pBdr>
-              <w:spacing w:after="10" w:before="10" w:line="240"/>
-              <w:ind w:left="100" w:right="100" w:firstLine="0" w:firstLineChars="0"/>
-              <w:rPr>
-                <w:rFonts w:ascii="Arial" w:hAnsi="Arial" w:eastAsia="Arial" w:cs="Arial"/>
-                <w:i w:val="false"/>
-                <w:b w:val="false"/>
-                <w:u w:val="none"/>
-                <w:sz w:val="18"/>
-                <w:szCs w:val="18"/>
-                <w:color w:val="000000"/>
-              </w:rPr>
-            </w:pPr>
-            <w:r>
-              <w:rPr>
-                <w:rFonts w:ascii="Arial" w:hAnsi="Arial" w:eastAsia="Arial" w:cs="Arial"/>
-                <w:i w:val="false"/>
-                <w:b w:val="false"/>
-                <w:u w:val="none"/>
-                <w:sz w:val="18"/>
-                <w:szCs w:val="18"/>
-                <w:color w:val="000000"/>
-              </w:rPr>
-              <w:t xml:space="preserve">72 (38.5%)</w:t>
+              <w:t xml:space="preserve">Primaria o ninguno</w:t>
+            </w:r>
+          </w:p>
+        </w:tc>
+        <w:tc>
+          <w:tcPr>
+            <w:tcBorders>
+              <w:bottom w:val="none" w:sz="0" w:space="0" w:color="000000"/>
+              <w:top w:val="none" w:sz="0" w:space="0" w:color="000000"/>
+              <w:left w:val="none" w:sz="0" w:space="0" w:color="000000"/>
+              <w:right w:val="none" w:sz="0" w:space="0" w:color="000000"/>
+            </w:tcBorders>
+            <w:shd w:val="clear" w:color="auto" w:fill="FFFFFF"/>
+            <w:tcMar>
+              <w:top w:w="0" w:type="dxa"/>
+              <w:bottom w:w="0" w:type="dxa"/>
+              <w:left w:w="0" w:type="dxa"/>
+              <w:right w:w="0" w:type="dxa"/>
+            </w:tcMar>
+            <w:vAlign w:val="top"/>
+          </w:tcPr>
+          <w:p>
+            <w:pPr>
+              <w:jc w:val="center"/>
+              <w:pBdr>
+                <w:bottom w:val="none" w:sz="0" w:space="0" w:color="000000"/>
+                <w:top w:val="none" w:sz="0" w:space="0" w:color="000000"/>
+                <w:left w:val="none" w:sz="0" w:space="0" w:color="000000"/>
+                <w:right w:val="none" w:sz="0" w:space="0" w:color="000000"/>
+              </w:pBdr>
+              <w:spacing w:after="10" w:before="10" w:line="240"/>
+              <w:ind w:left="100" w:right="100" w:firstLine="0" w:firstLineChars="0"/>
+              <w:rPr>
+                <w:rFonts w:ascii="Arial" w:hAnsi="Arial" w:eastAsia="Arial" w:cs="Arial"/>
+                <w:i w:val="false"/>
+                <w:b w:val="false"/>
+                <w:u w:val="none"/>
+                <w:sz w:val="18"/>
+                <w:szCs w:val="18"/>
+                <w:color w:val="000000"/>
+              </w:rPr>
+            </w:pPr>
+            <w:r>
+              <w:rPr>
+                <w:rFonts w:ascii="Arial" w:hAnsi="Arial" w:eastAsia="Arial" w:cs="Arial"/>
+                <w:i w:val="false"/>
+                <w:b w:val="false"/>
+                <w:u w:val="none"/>
+                <w:sz w:val="18"/>
+                <w:szCs w:val="18"/>
+                <w:color w:val="000000"/>
+              </w:rPr>
+              <w:t xml:space="preserve">100 (5.9%)</w:t>
+            </w:r>
+          </w:p>
+        </w:tc>
+        <w:tc>
+          <w:tcPr>
+            <w:tcBorders>
+              <w:bottom w:val="none" w:sz="0" w:space="0" w:color="000000"/>
+              <w:top w:val="none" w:sz="0" w:space="0" w:color="000000"/>
+              <w:left w:val="none" w:sz="0" w:space="0" w:color="000000"/>
+              <w:right w:val="none" w:sz="0" w:space="0" w:color="000000"/>
+            </w:tcBorders>
+            <w:shd w:val="clear" w:color="auto" w:fill="FFFFFF"/>
+            <w:tcMar>
+              <w:top w:w="0" w:type="dxa"/>
+              <w:bottom w:w="0" w:type="dxa"/>
+              <w:left w:w="0" w:type="dxa"/>
+              <w:right w:w="0" w:type="dxa"/>
+            </w:tcMar>
+            <w:vAlign w:val="top"/>
+          </w:tcPr>
+          <w:p>
+            <w:pPr>
+              <w:jc w:val="center"/>
+              <w:pBdr>
+                <w:bottom w:val="none" w:sz="0" w:space="0" w:color="000000"/>
+                <w:top w:val="none" w:sz="0" w:space="0" w:color="000000"/>
+                <w:left w:val="none" w:sz="0" w:space="0" w:color="000000"/>
+                <w:right w:val="none" w:sz="0" w:space="0" w:color="000000"/>
+              </w:pBdr>
+              <w:spacing w:after="10" w:before="10" w:line="240"/>
+              <w:ind w:left="100" w:right="100" w:firstLine="0" w:firstLineChars="0"/>
+              <w:rPr>
+                <w:rFonts w:ascii="Arial" w:hAnsi="Arial" w:eastAsia="Arial" w:cs="Arial"/>
+                <w:i w:val="false"/>
+                <w:b w:val="false"/>
+                <w:u w:val="none"/>
+                <w:sz w:val="18"/>
+                <w:szCs w:val="18"/>
+                <w:color w:val="000000"/>
+              </w:rPr>
+            </w:pPr>
+            <w:r>
+              <w:rPr>
+                <w:rFonts w:ascii="Arial" w:hAnsi="Arial" w:eastAsia="Arial" w:cs="Arial"/>
+                <w:i w:val="false"/>
+                <w:b w:val="false"/>
+                <w:u w:val="none"/>
+                <w:sz w:val="18"/>
+                <w:szCs w:val="18"/>
+                <w:color w:val="000000"/>
+              </w:rPr>
+              <w:t xml:space="preserve">51 (6.0%)</w:t>
+            </w:r>
+          </w:p>
+        </w:tc>
+        <w:tc>
+          <w:tcPr>
+            <w:tcBorders>
+              <w:bottom w:val="none" w:sz="0" w:space="0" w:color="000000"/>
+              <w:top w:val="none" w:sz="0" w:space="0" w:color="000000"/>
+              <w:left w:val="none" w:sz="0" w:space="0" w:color="000000"/>
+              <w:right w:val="none" w:sz="0" w:space="0" w:color="000000"/>
+            </w:tcBorders>
+            <w:shd w:val="clear" w:color="auto" w:fill="FFFFFF"/>
+            <w:tcMar>
+              <w:top w:w="0" w:type="dxa"/>
+              <w:bottom w:w="0" w:type="dxa"/>
+              <w:left w:w="0" w:type="dxa"/>
+              <w:right w:w="0" w:type="dxa"/>
+            </w:tcMar>
+            <w:vAlign w:val="top"/>
+          </w:tcPr>
+          <w:p>
+            <w:pPr>
+              <w:jc w:val="center"/>
+              <w:pBdr>
+                <w:bottom w:val="none" w:sz="0" w:space="0" w:color="000000"/>
+                <w:top w:val="none" w:sz="0" w:space="0" w:color="000000"/>
+                <w:left w:val="none" w:sz="0" w:space="0" w:color="000000"/>
+                <w:right w:val="none" w:sz="0" w:space="0" w:color="000000"/>
+              </w:pBdr>
+              <w:spacing w:after="10" w:before="10" w:line="240"/>
+              <w:ind w:left="100" w:right="100" w:firstLine="0" w:firstLineChars="0"/>
+              <w:rPr>
+                <w:rFonts w:ascii="Arial" w:hAnsi="Arial" w:eastAsia="Arial" w:cs="Arial"/>
+                <w:i w:val="false"/>
+                <w:b w:val="false"/>
+                <w:u w:val="none"/>
+                <w:sz w:val="18"/>
+                <w:szCs w:val="18"/>
+                <w:color w:val="000000"/>
+              </w:rPr>
+            </w:pPr>
+            <w:r>
+              <w:rPr>
+                <w:rFonts w:ascii="Arial" w:hAnsi="Arial" w:eastAsia="Arial" w:cs="Arial"/>
+                <w:i w:val="false"/>
+                <w:b w:val="false"/>
+                <w:u w:val="none"/>
+                <w:sz w:val="18"/>
+                <w:szCs w:val="18"/>
+                <w:color w:val="000000"/>
+              </w:rPr>
+              <w:t xml:space="preserve">7 (6.1%)</w:t>
+            </w:r>
+          </w:p>
+        </w:tc>
+        <w:tc>
+          <w:tcPr>
+            <w:tcBorders>
+              <w:bottom w:val="none" w:sz="0" w:space="0" w:color="000000"/>
+              <w:top w:val="none" w:sz="0" w:space="0" w:color="000000"/>
+              <w:left w:val="none" w:sz="0" w:space="0" w:color="000000"/>
+              <w:right w:val="none" w:sz="0" w:space="0" w:color="000000"/>
+            </w:tcBorders>
+            <w:shd w:val="clear" w:color="auto" w:fill="FFFFFF"/>
+            <w:tcMar>
+              <w:top w:w="0" w:type="dxa"/>
+              <w:bottom w:w="0" w:type="dxa"/>
+              <w:left w:w="0" w:type="dxa"/>
+              <w:right w:w="0" w:type="dxa"/>
+            </w:tcMar>
+            <w:vAlign w:val="top"/>
+          </w:tcPr>
+          <w:p>
+            <w:pPr>
+              <w:jc w:val="center"/>
+              <w:pBdr>
+                <w:bottom w:val="none" w:sz="0" w:space="0" w:color="000000"/>
+                <w:top w:val="none" w:sz="0" w:space="0" w:color="000000"/>
+                <w:left w:val="none" w:sz="0" w:space="0" w:color="000000"/>
+                <w:right w:val="none" w:sz="0" w:space="0" w:color="000000"/>
+              </w:pBdr>
+              <w:spacing w:after="10" w:before="10" w:line="240"/>
+              <w:ind w:left="100" w:right="100" w:firstLine="0" w:firstLineChars="0"/>
+              <w:rPr>
+                <w:rFonts w:ascii="Arial" w:hAnsi="Arial" w:eastAsia="Arial" w:cs="Arial"/>
+                <w:i w:val="false"/>
+                <w:b w:val="false"/>
+                <w:u w:val="none"/>
+                <w:sz w:val="18"/>
+                <w:szCs w:val="18"/>
+                <w:color w:val="000000"/>
+              </w:rPr>
+            </w:pPr>
+            <w:r>
+              <w:rPr>
+                <w:rFonts w:ascii="Arial" w:hAnsi="Arial" w:eastAsia="Arial" w:cs="Arial"/>
+                <w:i w:val="false"/>
+                <w:b w:val="false"/>
+                <w:u w:val="none"/>
+                <w:sz w:val="18"/>
+                <w:szCs w:val="18"/>
+                <w:color w:val="000000"/>
+              </w:rPr>
+              <w:t xml:space="preserve">27 (5.0%)</w:t>
+            </w:r>
+          </w:p>
+        </w:tc>
+        <w:tc>
+          <w:tcPr>
+            <w:tcBorders>
+              <w:bottom w:val="none" w:sz="0" w:space="0" w:color="000000"/>
+              <w:top w:val="none" w:sz="0" w:space="0" w:color="000000"/>
+              <w:left w:val="none" w:sz="0" w:space="0" w:color="000000"/>
+              <w:right w:val="none" w:sz="0" w:space="0" w:color="000000"/>
+            </w:tcBorders>
+            <w:shd w:val="clear" w:color="auto" w:fill="FFFFFF"/>
+            <w:tcMar>
+              <w:top w:w="0" w:type="dxa"/>
+              <w:bottom w:w="0" w:type="dxa"/>
+              <w:left w:w="0" w:type="dxa"/>
+              <w:right w:w="0" w:type="dxa"/>
+            </w:tcMar>
+            <w:vAlign w:val="top"/>
+          </w:tcPr>
+          <w:p>
+            <w:pPr>
+              <w:jc w:val="center"/>
+              <w:pBdr>
+                <w:bottom w:val="none" w:sz="0" w:space="0" w:color="000000"/>
+                <w:top w:val="none" w:sz="0" w:space="0" w:color="000000"/>
+                <w:left w:val="none" w:sz="0" w:space="0" w:color="000000"/>
+                <w:right w:val="none" w:sz="0" w:space="0" w:color="000000"/>
+              </w:pBdr>
+              <w:spacing w:after="10" w:before="10" w:line="240"/>
+              <w:ind w:left="100" w:right="100" w:firstLine="0" w:firstLineChars="0"/>
+              <w:rPr>
+                <w:rFonts w:ascii="Arial" w:hAnsi="Arial" w:eastAsia="Arial" w:cs="Arial"/>
+                <w:i w:val="false"/>
+                <w:b w:val="false"/>
+                <w:u w:val="none"/>
+                <w:sz w:val="18"/>
+                <w:szCs w:val="18"/>
+                <w:color w:val="000000"/>
+              </w:rPr>
+            </w:pPr>
+            <w:r>
+              <w:rPr>
+                <w:rFonts w:ascii="Arial" w:hAnsi="Arial" w:eastAsia="Arial" w:cs="Arial"/>
+                <w:i w:val="false"/>
+                <w:b w:val="false"/>
+                <w:u w:val="none"/>
+                <w:sz w:val="18"/>
+                <w:szCs w:val="18"/>
+                <w:color w:val="000000"/>
+              </w:rPr>
+              <w:t xml:space="preserve">15 (7.8%)</w:t>
             </w:r>
           </w:p>
         </w:tc>
@@ -3964,267 +3964,267 @@
                 <w:szCs w:val="18"/>
                 <w:color w:val="000000"/>
               </w:rPr>
-              <w:t xml:space="preserve">Lima</w:t>
-            </w:r>
-          </w:p>
-        </w:tc>
-        <w:tc>
-          <w:tcPr>
-            <w:tcBorders>
-              <w:bottom w:val="none" w:sz="0" w:space="0" w:color="000000"/>
-              <w:top w:val="none" w:sz="0" w:space="0" w:color="000000"/>
-              <w:left w:val="none" w:sz="0" w:space="0" w:color="000000"/>
-              <w:right w:val="none" w:sz="0" w:space="0" w:color="000000"/>
-            </w:tcBorders>
-            <w:shd w:val="clear" w:color="auto" w:fill="FFFFFF"/>
-            <w:tcMar>
-              <w:top w:w="0" w:type="dxa"/>
-              <w:bottom w:w="0" w:type="dxa"/>
-              <w:left w:w="0" w:type="dxa"/>
-              <w:right w:w="0" w:type="dxa"/>
-            </w:tcMar>
-            <w:vAlign w:val="top"/>
-          </w:tcPr>
-          <w:p>
-            <w:pPr>
-              <w:jc w:val="center"/>
-              <w:pBdr>
-                <w:bottom w:val="none" w:sz="0" w:space="0" w:color="000000"/>
-                <w:top w:val="none" w:sz="0" w:space="0" w:color="000000"/>
-                <w:left w:val="none" w:sz="0" w:space="0" w:color="000000"/>
-                <w:right w:val="none" w:sz="0" w:space="0" w:color="000000"/>
-              </w:pBdr>
-              <w:spacing w:after="10" w:before="10" w:line="240"/>
-              <w:ind w:left="100" w:right="100" w:firstLine="0" w:firstLineChars="0"/>
-              <w:rPr>
-                <w:rFonts w:ascii="Arial" w:hAnsi="Arial" w:eastAsia="Arial" w:cs="Arial"/>
-                <w:i w:val="false"/>
-                <w:b w:val="false"/>
-                <w:u w:val="none"/>
-                <w:sz w:val="18"/>
-                <w:szCs w:val="18"/>
-                <w:color w:val="000000"/>
-              </w:rPr>
-            </w:pPr>
-            <w:r>
-              <w:rPr>
-                <w:rFonts w:ascii="Arial" w:hAnsi="Arial" w:eastAsia="Arial" w:cs="Arial"/>
-                <w:i w:val="false"/>
-                <w:b w:val="false"/>
-                <w:u w:val="none"/>
-                <w:sz w:val="18"/>
-                <w:szCs w:val="18"/>
-                <w:color w:val="000000"/>
-              </w:rPr>
-              <w:t xml:space="preserve">461 (27.9%)</w:t>
-            </w:r>
-          </w:p>
-        </w:tc>
-        <w:tc>
-          <w:tcPr>
-            <w:tcBorders>
-              <w:bottom w:val="none" w:sz="0" w:space="0" w:color="000000"/>
-              <w:top w:val="none" w:sz="0" w:space="0" w:color="000000"/>
-              <w:left w:val="none" w:sz="0" w:space="0" w:color="000000"/>
-              <w:right w:val="none" w:sz="0" w:space="0" w:color="000000"/>
-            </w:tcBorders>
-            <w:shd w:val="clear" w:color="auto" w:fill="FFFFFF"/>
-            <w:tcMar>
-              <w:top w:w="0" w:type="dxa"/>
-              <w:bottom w:w="0" w:type="dxa"/>
-              <w:left w:w="0" w:type="dxa"/>
-              <w:right w:w="0" w:type="dxa"/>
-            </w:tcMar>
-            <w:vAlign w:val="top"/>
-          </w:tcPr>
-          <w:p>
-            <w:pPr>
-              <w:jc w:val="center"/>
-              <w:pBdr>
-                <w:bottom w:val="none" w:sz="0" w:space="0" w:color="000000"/>
-                <w:top w:val="none" w:sz="0" w:space="0" w:color="000000"/>
-                <w:left w:val="none" w:sz="0" w:space="0" w:color="000000"/>
-                <w:right w:val="none" w:sz="0" w:space="0" w:color="000000"/>
-              </w:pBdr>
-              <w:spacing w:after="10" w:before="10" w:line="240"/>
-              <w:ind w:left="100" w:right="100" w:firstLine="0" w:firstLineChars="0"/>
-              <w:rPr>
-                <w:rFonts w:ascii="Arial" w:hAnsi="Arial" w:eastAsia="Arial" w:cs="Arial"/>
-                <w:i w:val="false"/>
-                <w:b w:val="false"/>
-                <w:u w:val="none"/>
-                <w:sz w:val="18"/>
-                <w:szCs w:val="18"/>
-                <w:color w:val="000000"/>
-              </w:rPr>
-            </w:pPr>
-            <w:r>
-              <w:rPr>
-                <w:rFonts w:ascii="Arial" w:hAnsi="Arial" w:eastAsia="Arial" w:cs="Arial"/>
-                <w:i w:val="false"/>
-                <w:b w:val="false"/>
-                <w:u w:val="none"/>
-                <w:sz w:val="18"/>
-                <w:szCs w:val="18"/>
-                <w:color w:val="000000"/>
-              </w:rPr>
-              <w:t xml:space="preserve">259 (31.4%)</w:t>
-            </w:r>
-          </w:p>
-        </w:tc>
-        <w:tc>
-          <w:tcPr>
-            <w:tcBorders>
-              <w:bottom w:val="none" w:sz="0" w:space="0" w:color="000000"/>
-              <w:top w:val="none" w:sz="0" w:space="0" w:color="000000"/>
-              <w:left w:val="none" w:sz="0" w:space="0" w:color="000000"/>
-              <w:right w:val="none" w:sz="0" w:space="0" w:color="000000"/>
-            </w:tcBorders>
-            <w:shd w:val="clear" w:color="auto" w:fill="FFFFFF"/>
-            <w:tcMar>
-              <w:top w:w="0" w:type="dxa"/>
-              <w:bottom w:w="0" w:type="dxa"/>
-              <w:left w:w="0" w:type="dxa"/>
-              <w:right w:w="0" w:type="dxa"/>
-            </w:tcMar>
-            <w:vAlign w:val="top"/>
-          </w:tcPr>
-          <w:p>
-            <w:pPr>
-              <w:jc w:val="center"/>
-              <w:pBdr>
-                <w:bottom w:val="none" w:sz="0" w:space="0" w:color="000000"/>
-                <w:top w:val="none" w:sz="0" w:space="0" w:color="000000"/>
-                <w:left w:val="none" w:sz="0" w:space="0" w:color="000000"/>
-                <w:right w:val="none" w:sz="0" w:space="0" w:color="000000"/>
-              </w:pBdr>
-              <w:spacing w:after="10" w:before="10" w:line="240"/>
-              <w:ind w:left="100" w:right="100" w:firstLine="0" w:firstLineChars="0"/>
-              <w:rPr>
-                <w:rFonts w:ascii="Arial" w:hAnsi="Arial" w:eastAsia="Arial" w:cs="Arial"/>
-                <w:i w:val="false"/>
-                <w:b w:val="false"/>
-                <w:u w:val="none"/>
-                <w:sz w:val="18"/>
-                <w:szCs w:val="18"/>
-                <w:color w:val="000000"/>
-              </w:rPr>
-            </w:pPr>
-            <w:r>
-              <w:rPr>
-                <w:rFonts w:ascii="Arial" w:hAnsi="Arial" w:eastAsia="Arial" w:cs="Arial"/>
-                <w:i w:val="false"/>
-                <w:b w:val="false"/>
-                <w:u w:val="none"/>
-                <w:sz w:val="18"/>
-                <w:szCs w:val="18"/>
-                <w:color w:val="000000"/>
-              </w:rPr>
-              <w:t xml:space="preserve">24 (21.2%)</w:t>
-            </w:r>
-          </w:p>
-        </w:tc>
-        <w:tc>
-          <w:tcPr>
-            <w:tcBorders>
-              <w:bottom w:val="none" w:sz="0" w:space="0" w:color="000000"/>
-              <w:top w:val="none" w:sz="0" w:space="0" w:color="000000"/>
-              <w:left w:val="none" w:sz="0" w:space="0" w:color="000000"/>
-              <w:right w:val="none" w:sz="0" w:space="0" w:color="000000"/>
-            </w:tcBorders>
-            <w:shd w:val="clear" w:color="auto" w:fill="FFFFFF"/>
-            <w:tcMar>
-              <w:top w:w="0" w:type="dxa"/>
-              <w:bottom w:w="0" w:type="dxa"/>
-              <w:left w:w="0" w:type="dxa"/>
-              <w:right w:w="0" w:type="dxa"/>
-            </w:tcMar>
-            <w:vAlign w:val="top"/>
-          </w:tcPr>
-          <w:p>
-            <w:pPr>
-              <w:jc w:val="center"/>
-              <w:pBdr>
-                <w:bottom w:val="none" w:sz="0" w:space="0" w:color="000000"/>
-                <w:top w:val="none" w:sz="0" w:space="0" w:color="000000"/>
-                <w:left w:val="none" w:sz="0" w:space="0" w:color="000000"/>
-                <w:right w:val="none" w:sz="0" w:space="0" w:color="000000"/>
-              </w:pBdr>
-              <w:spacing w:after="10" w:before="10" w:line="240"/>
-              <w:ind w:left="100" w:right="100" w:firstLine="0" w:firstLineChars="0"/>
-              <w:rPr>
-                <w:rFonts w:ascii="Arial" w:hAnsi="Arial" w:eastAsia="Arial" w:cs="Arial"/>
-                <w:i w:val="false"/>
-                <w:b w:val="false"/>
-                <w:u w:val="none"/>
-                <w:sz w:val="18"/>
-                <w:szCs w:val="18"/>
-                <w:color w:val="000000"/>
-              </w:rPr>
-            </w:pPr>
-            <w:r>
-              <w:rPr>
-                <w:rFonts w:ascii="Arial" w:hAnsi="Arial" w:eastAsia="Arial" w:cs="Arial"/>
-                <w:i w:val="false"/>
-                <w:b w:val="false"/>
-                <w:u w:val="none"/>
-                <w:sz w:val="18"/>
-                <w:szCs w:val="18"/>
-                <w:color w:val="000000"/>
-              </w:rPr>
-              <w:t xml:space="preserve">150 (28.4%)</w:t>
-            </w:r>
-          </w:p>
-        </w:tc>
-        <w:tc>
-          <w:tcPr>
-            <w:tcBorders>
-              <w:bottom w:val="none" w:sz="0" w:space="0" w:color="000000"/>
-              <w:top w:val="none" w:sz="0" w:space="0" w:color="000000"/>
-              <w:left w:val="none" w:sz="0" w:space="0" w:color="000000"/>
-              <w:right w:val="none" w:sz="0" w:space="0" w:color="000000"/>
-            </w:tcBorders>
-            <w:shd w:val="clear" w:color="auto" w:fill="FFFFFF"/>
-            <w:tcMar>
-              <w:top w:w="0" w:type="dxa"/>
-              <w:bottom w:w="0" w:type="dxa"/>
-              <w:left w:w="0" w:type="dxa"/>
-              <w:right w:w="0" w:type="dxa"/>
-            </w:tcMar>
-            <w:vAlign w:val="top"/>
-          </w:tcPr>
-          <w:p>
-            <w:pPr>
-              <w:jc w:val="center"/>
-              <w:pBdr>
-                <w:bottom w:val="none" w:sz="0" w:space="0" w:color="000000"/>
-                <w:top w:val="none" w:sz="0" w:space="0" w:color="000000"/>
-                <w:left w:val="none" w:sz="0" w:space="0" w:color="000000"/>
-                <w:right w:val="none" w:sz="0" w:space="0" w:color="000000"/>
-              </w:pBdr>
-              <w:spacing w:after="10" w:before="10" w:line="240"/>
-              <w:ind w:left="100" w:right="100" w:firstLine="0" w:firstLineChars="0"/>
-              <w:rPr>
-                <w:rFonts w:ascii="Arial" w:hAnsi="Arial" w:eastAsia="Arial" w:cs="Arial"/>
-                <w:i w:val="false"/>
-                <w:b w:val="false"/>
-                <w:u w:val="none"/>
-                <w:sz w:val="18"/>
-                <w:szCs w:val="18"/>
-                <w:color w:val="000000"/>
-              </w:rPr>
-            </w:pPr>
-            <w:r>
-              <w:rPr>
-                <w:rFonts w:ascii="Arial" w:hAnsi="Arial" w:eastAsia="Arial" w:cs="Arial"/>
-                <w:i w:val="false"/>
-                <w:b w:val="false"/>
-                <w:u w:val="none"/>
-                <w:sz w:val="18"/>
-                <w:szCs w:val="18"/>
-                <w:color w:val="000000"/>
-              </w:rPr>
-              <w:t xml:space="preserve">28 (15.0%)</w:t>
+              <w:t xml:space="preserve">Secundaria</w:t>
+            </w:r>
+          </w:p>
+        </w:tc>
+        <w:tc>
+          <w:tcPr>
+            <w:tcBorders>
+              <w:bottom w:val="none" w:sz="0" w:space="0" w:color="000000"/>
+              <w:top w:val="none" w:sz="0" w:space="0" w:color="000000"/>
+              <w:left w:val="none" w:sz="0" w:space="0" w:color="000000"/>
+              <w:right w:val="none" w:sz="0" w:space="0" w:color="000000"/>
+            </w:tcBorders>
+            <w:shd w:val="clear" w:color="auto" w:fill="FFFFFF"/>
+            <w:tcMar>
+              <w:top w:w="0" w:type="dxa"/>
+              <w:bottom w:w="0" w:type="dxa"/>
+              <w:left w:w="0" w:type="dxa"/>
+              <w:right w:w="0" w:type="dxa"/>
+            </w:tcMar>
+            <w:vAlign w:val="top"/>
+          </w:tcPr>
+          <w:p>
+            <w:pPr>
+              <w:jc w:val="center"/>
+              <w:pBdr>
+                <w:bottom w:val="none" w:sz="0" w:space="0" w:color="000000"/>
+                <w:top w:val="none" w:sz="0" w:space="0" w:color="000000"/>
+                <w:left w:val="none" w:sz="0" w:space="0" w:color="000000"/>
+                <w:right w:val="none" w:sz="0" w:space="0" w:color="000000"/>
+              </w:pBdr>
+              <w:spacing w:after="10" w:before="10" w:line="240"/>
+              <w:ind w:left="100" w:right="100" w:firstLine="0" w:firstLineChars="0"/>
+              <w:rPr>
+                <w:rFonts w:ascii="Arial" w:hAnsi="Arial" w:eastAsia="Arial" w:cs="Arial"/>
+                <w:i w:val="false"/>
+                <w:b w:val="false"/>
+                <w:u w:val="none"/>
+                <w:sz w:val="18"/>
+                <w:szCs w:val="18"/>
+                <w:color w:val="000000"/>
+              </w:rPr>
+            </w:pPr>
+            <w:r>
+              <w:rPr>
+                <w:rFonts w:ascii="Arial" w:hAnsi="Arial" w:eastAsia="Arial" w:cs="Arial"/>
+                <w:i w:val="false"/>
+                <w:b w:val="false"/>
+                <w:u w:val="none"/>
+                <w:sz w:val="18"/>
+                <w:szCs w:val="18"/>
+                <w:color w:val="000000"/>
+              </w:rPr>
+              <w:t xml:space="preserve">937 (55.3%)</w:t>
+            </w:r>
+          </w:p>
+        </w:tc>
+        <w:tc>
+          <w:tcPr>
+            <w:tcBorders>
+              <w:bottom w:val="none" w:sz="0" w:space="0" w:color="000000"/>
+              <w:top w:val="none" w:sz="0" w:space="0" w:color="000000"/>
+              <w:left w:val="none" w:sz="0" w:space="0" w:color="000000"/>
+              <w:right w:val="none" w:sz="0" w:space="0" w:color="000000"/>
+            </w:tcBorders>
+            <w:shd w:val="clear" w:color="auto" w:fill="FFFFFF"/>
+            <w:tcMar>
+              <w:top w:w="0" w:type="dxa"/>
+              <w:bottom w:w="0" w:type="dxa"/>
+              <w:left w:w="0" w:type="dxa"/>
+              <w:right w:w="0" w:type="dxa"/>
+            </w:tcMar>
+            <w:vAlign w:val="top"/>
+          </w:tcPr>
+          <w:p>
+            <w:pPr>
+              <w:jc w:val="center"/>
+              <w:pBdr>
+                <w:bottom w:val="none" w:sz="0" w:space="0" w:color="000000"/>
+                <w:top w:val="none" w:sz="0" w:space="0" w:color="000000"/>
+                <w:left w:val="none" w:sz="0" w:space="0" w:color="000000"/>
+                <w:right w:val="none" w:sz="0" w:space="0" w:color="000000"/>
+              </w:pBdr>
+              <w:spacing w:after="10" w:before="10" w:line="240"/>
+              <w:ind w:left="100" w:right="100" w:firstLine="0" w:firstLineChars="0"/>
+              <w:rPr>
+                <w:rFonts w:ascii="Arial" w:hAnsi="Arial" w:eastAsia="Arial" w:cs="Arial"/>
+                <w:i w:val="false"/>
+                <w:b w:val="false"/>
+                <w:u w:val="none"/>
+                <w:sz w:val="18"/>
+                <w:szCs w:val="18"/>
+                <w:color w:val="000000"/>
+              </w:rPr>
+            </w:pPr>
+            <w:r>
+              <w:rPr>
+                <w:rFonts w:ascii="Arial" w:hAnsi="Arial" w:eastAsia="Arial" w:cs="Arial"/>
+                <w:i w:val="false"/>
+                <w:b w:val="false"/>
+                <w:u w:val="none"/>
+                <w:sz w:val="18"/>
+                <w:szCs w:val="18"/>
+                <w:color w:val="000000"/>
+              </w:rPr>
+              <w:t xml:space="preserve">442 (52.4%)</w:t>
+            </w:r>
+          </w:p>
+        </w:tc>
+        <w:tc>
+          <w:tcPr>
+            <w:tcBorders>
+              <w:bottom w:val="none" w:sz="0" w:space="0" w:color="000000"/>
+              <w:top w:val="none" w:sz="0" w:space="0" w:color="000000"/>
+              <w:left w:val="none" w:sz="0" w:space="0" w:color="000000"/>
+              <w:right w:val="none" w:sz="0" w:space="0" w:color="000000"/>
+            </w:tcBorders>
+            <w:shd w:val="clear" w:color="auto" w:fill="FFFFFF"/>
+            <w:tcMar>
+              <w:top w:w="0" w:type="dxa"/>
+              <w:bottom w:w="0" w:type="dxa"/>
+              <w:left w:w="0" w:type="dxa"/>
+              <w:right w:w="0" w:type="dxa"/>
+            </w:tcMar>
+            <w:vAlign w:val="top"/>
+          </w:tcPr>
+          <w:p>
+            <w:pPr>
+              <w:jc w:val="center"/>
+              <w:pBdr>
+                <w:bottom w:val="none" w:sz="0" w:space="0" w:color="000000"/>
+                <w:top w:val="none" w:sz="0" w:space="0" w:color="000000"/>
+                <w:left w:val="none" w:sz="0" w:space="0" w:color="000000"/>
+                <w:right w:val="none" w:sz="0" w:space="0" w:color="000000"/>
+              </w:pBdr>
+              <w:spacing w:after="10" w:before="10" w:line="240"/>
+              <w:ind w:left="100" w:right="100" w:firstLine="0" w:firstLineChars="0"/>
+              <w:rPr>
+                <w:rFonts w:ascii="Arial" w:hAnsi="Arial" w:eastAsia="Arial" w:cs="Arial"/>
+                <w:i w:val="false"/>
+                <w:b w:val="false"/>
+                <w:u w:val="none"/>
+                <w:sz w:val="18"/>
+                <w:szCs w:val="18"/>
+                <w:color w:val="000000"/>
+              </w:rPr>
+            </w:pPr>
+            <w:r>
+              <w:rPr>
+                <w:rFonts w:ascii="Arial" w:hAnsi="Arial" w:eastAsia="Arial" w:cs="Arial"/>
+                <w:i w:val="false"/>
+                <w:b w:val="false"/>
+                <w:u w:val="none"/>
+                <w:sz w:val="18"/>
+                <w:szCs w:val="18"/>
+                <w:color w:val="000000"/>
+              </w:rPr>
+              <w:t xml:space="preserve">60 (52.2%)</w:t>
+            </w:r>
+          </w:p>
+        </w:tc>
+        <w:tc>
+          <w:tcPr>
+            <w:tcBorders>
+              <w:bottom w:val="none" w:sz="0" w:space="0" w:color="000000"/>
+              <w:top w:val="none" w:sz="0" w:space="0" w:color="000000"/>
+              <w:left w:val="none" w:sz="0" w:space="0" w:color="000000"/>
+              <w:right w:val="none" w:sz="0" w:space="0" w:color="000000"/>
+            </w:tcBorders>
+            <w:shd w:val="clear" w:color="auto" w:fill="FFFFFF"/>
+            <w:tcMar>
+              <w:top w:w="0" w:type="dxa"/>
+              <w:bottom w:w="0" w:type="dxa"/>
+              <w:left w:w="0" w:type="dxa"/>
+              <w:right w:w="0" w:type="dxa"/>
+            </w:tcMar>
+            <w:vAlign w:val="top"/>
+          </w:tcPr>
+          <w:p>
+            <w:pPr>
+              <w:jc w:val="center"/>
+              <w:pBdr>
+                <w:bottom w:val="none" w:sz="0" w:space="0" w:color="000000"/>
+                <w:top w:val="none" w:sz="0" w:space="0" w:color="000000"/>
+                <w:left w:val="none" w:sz="0" w:space="0" w:color="000000"/>
+                <w:right w:val="none" w:sz="0" w:space="0" w:color="000000"/>
+              </w:pBdr>
+              <w:spacing w:after="10" w:before="10" w:line="240"/>
+              <w:ind w:left="100" w:right="100" w:firstLine="0" w:firstLineChars="0"/>
+              <w:rPr>
+                <w:rFonts w:ascii="Arial" w:hAnsi="Arial" w:eastAsia="Arial" w:cs="Arial"/>
+                <w:i w:val="false"/>
+                <w:b w:val="false"/>
+                <w:u w:val="none"/>
+                <w:sz w:val="18"/>
+                <w:szCs w:val="18"/>
+                <w:color w:val="000000"/>
+              </w:rPr>
+            </w:pPr>
+            <w:r>
+              <w:rPr>
+                <w:rFonts w:ascii="Arial" w:hAnsi="Arial" w:eastAsia="Arial" w:cs="Arial"/>
+                <w:i w:val="false"/>
+                <w:b w:val="false"/>
+                <w:u w:val="none"/>
+                <w:sz w:val="18"/>
+                <w:szCs w:val="18"/>
+                <w:color w:val="000000"/>
+              </w:rPr>
+              <w:t xml:space="preserve">325 (60.0%)</w:t>
+            </w:r>
+          </w:p>
+        </w:tc>
+        <w:tc>
+          <w:tcPr>
+            <w:tcBorders>
+              <w:bottom w:val="none" w:sz="0" w:space="0" w:color="000000"/>
+              <w:top w:val="none" w:sz="0" w:space="0" w:color="000000"/>
+              <w:left w:val="none" w:sz="0" w:space="0" w:color="000000"/>
+              <w:right w:val="none" w:sz="0" w:space="0" w:color="000000"/>
+            </w:tcBorders>
+            <w:shd w:val="clear" w:color="auto" w:fill="FFFFFF"/>
+            <w:tcMar>
+              <w:top w:w="0" w:type="dxa"/>
+              <w:bottom w:w="0" w:type="dxa"/>
+              <w:left w:w="0" w:type="dxa"/>
+              <w:right w:w="0" w:type="dxa"/>
+            </w:tcMar>
+            <w:vAlign w:val="top"/>
+          </w:tcPr>
+          <w:p>
+            <w:pPr>
+              <w:jc w:val="center"/>
+              <w:pBdr>
+                <w:bottom w:val="none" w:sz="0" w:space="0" w:color="000000"/>
+                <w:top w:val="none" w:sz="0" w:space="0" w:color="000000"/>
+                <w:left w:val="none" w:sz="0" w:space="0" w:color="000000"/>
+                <w:right w:val="none" w:sz="0" w:space="0" w:color="000000"/>
+              </w:pBdr>
+              <w:spacing w:after="10" w:before="10" w:line="240"/>
+              <w:ind w:left="100" w:right="100" w:firstLine="0" w:firstLineChars="0"/>
+              <w:rPr>
+                <w:rFonts w:ascii="Arial" w:hAnsi="Arial" w:eastAsia="Arial" w:cs="Arial"/>
+                <w:i w:val="false"/>
+                <w:b w:val="false"/>
+                <w:u w:val="none"/>
+                <w:sz w:val="18"/>
+                <w:szCs w:val="18"/>
+                <w:color w:val="000000"/>
+              </w:rPr>
+            </w:pPr>
+            <w:r>
+              <w:rPr>
+                <w:rFonts w:ascii="Arial" w:hAnsi="Arial" w:eastAsia="Arial" w:cs="Arial"/>
+                <w:i w:val="false"/>
+                <w:b w:val="false"/>
+                <w:u w:val="none"/>
+                <w:sz w:val="18"/>
+                <w:szCs w:val="18"/>
+                <w:color w:val="000000"/>
+              </w:rPr>
+              <w:t xml:space="preserve">110 (57.0%)</w:t>
             </w:r>
           </w:p>
         </w:tc>
@@ -4334,267 +4334,267 @@
                 <w:szCs w:val="18"/>
                 <w:color w:val="000000"/>
               </w:rPr>
-              <w:t xml:space="preserve">Cusco</w:t>
-            </w:r>
-          </w:p>
-        </w:tc>
-        <w:tc>
-          <w:tcPr>
-            <w:tcBorders>
-              <w:bottom w:val="none" w:sz="0" w:space="0" w:color="000000"/>
-              <w:top w:val="none" w:sz="0" w:space="0" w:color="000000"/>
-              <w:left w:val="none" w:sz="0" w:space="0" w:color="000000"/>
-              <w:right w:val="none" w:sz="0" w:space="0" w:color="000000"/>
-            </w:tcBorders>
-            <w:shd w:val="clear" w:color="auto" w:fill="FFFFFF"/>
-            <w:tcMar>
-              <w:top w:w="0" w:type="dxa"/>
-              <w:bottom w:w="0" w:type="dxa"/>
-              <w:left w:w="0" w:type="dxa"/>
-              <w:right w:w="0" w:type="dxa"/>
-            </w:tcMar>
-            <w:vAlign w:val="top"/>
-          </w:tcPr>
-          <w:p>
-            <w:pPr>
-              <w:jc w:val="center"/>
-              <w:pBdr>
-                <w:bottom w:val="none" w:sz="0" w:space="0" w:color="000000"/>
-                <w:top w:val="none" w:sz="0" w:space="0" w:color="000000"/>
-                <w:left w:val="none" w:sz="0" w:space="0" w:color="000000"/>
-                <w:right w:val="none" w:sz="0" w:space="0" w:color="000000"/>
-              </w:pBdr>
-              <w:spacing w:after="10" w:before="10" w:line="240"/>
-              <w:ind w:left="100" w:right="100" w:firstLine="0" w:firstLineChars="0"/>
-              <w:rPr>
-                <w:rFonts w:ascii="Arial" w:hAnsi="Arial" w:eastAsia="Arial" w:cs="Arial"/>
-                <w:i w:val="false"/>
-                <w:b w:val="false"/>
-                <w:u w:val="none"/>
-                <w:sz w:val="18"/>
-                <w:szCs w:val="18"/>
-                <w:color w:val="000000"/>
-              </w:rPr>
-            </w:pPr>
-            <w:r>
-              <w:rPr>
-                <w:rFonts w:ascii="Arial" w:hAnsi="Arial" w:eastAsia="Arial" w:cs="Arial"/>
-                <w:i w:val="false"/>
-                <w:b w:val="false"/>
-                <w:u w:val="none"/>
-                <w:sz w:val="18"/>
-                <w:szCs w:val="18"/>
-                <w:color w:val="000000"/>
-              </w:rPr>
-              <w:t xml:space="preserve">382 (23.1%)</w:t>
-            </w:r>
-          </w:p>
-        </w:tc>
-        <w:tc>
-          <w:tcPr>
-            <w:tcBorders>
-              <w:bottom w:val="none" w:sz="0" w:space="0" w:color="000000"/>
-              <w:top w:val="none" w:sz="0" w:space="0" w:color="000000"/>
-              <w:left w:val="none" w:sz="0" w:space="0" w:color="000000"/>
-              <w:right w:val="none" w:sz="0" w:space="0" w:color="000000"/>
-            </w:tcBorders>
-            <w:shd w:val="clear" w:color="auto" w:fill="FFFFFF"/>
-            <w:tcMar>
-              <w:top w:w="0" w:type="dxa"/>
-              <w:bottom w:w="0" w:type="dxa"/>
-              <w:left w:w="0" w:type="dxa"/>
-              <w:right w:w="0" w:type="dxa"/>
-            </w:tcMar>
-            <w:vAlign w:val="top"/>
-          </w:tcPr>
-          <w:p>
-            <w:pPr>
-              <w:jc w:val="center"/>
-              <w:pBdr>
-                <w:bottom w:val="none" w:sz="0" w:space="0" w:color="000000"/>
-                <w:top w:val="none" w:sz="0" w:space="0" w:color="000000"/>
-                <w:left w:val="none" w:sz="0" w:space="0" w:color="000000"/>
-                <w:right w:val="none" w:sz="0" w:space="0" w:color="000000"/>
-              </w:pBdr>
-              <w:spacing w:after="10" w:before="10" w:line="240"/>
-              <w:ind w:left="100" w:right="100" w:firstLine="0" w:firstLineChars="0"/>
-              <w:rPr>
-                <w:rFonts w:ascii="Arial" w:hAnsi="Arial" w:eastAsia="Arial" w:cs="Arial"/>
-                <w:i w:val="false"/>
-                <w:b w:val="false"/>
-                <w:u w:val="none"/>
-                <w:sz w:val="18"/>
-                <w:szCs w:val="18"/>
-                <w:color w:val="000000"/>
-              </w:rPr>
-            </w:pPr>
-            <w:r>
-              <w:rPr>
-                <w:rFonts w:ascii="Arial" w:hAnsi="Arial" w:eastAsia="Arial" w:cs="Arial"/>
-                <w:i w:val="false"/>
-                <w:b w:val="false"/>
-                <w:u w:val="none"/>
-                <w:sz w:val="18"/>
-                <w:szCs w:val="18"/>
-                <w:color w:val="000000"/>
-              </w:rPr>
-              <w:t xml:space="preserve">179 (21.7%)</w:t>
-            </w:r>
-          </w:p>
-        </w:tc>
-        <w:tc>
-          <w:tcPr>
-            <w:tcBorders>
-              <w:bottom w:val="none" w:sz="0" w:space="0" w:color="000000"/>
-              <w:top w:val="none" w:sz="0" w:space="0" w:color="000000"/>
-              <w:left w:val="none" w:sz="0" w:space="0" w:color="000000"/>
-              <w:right w:val="none" w:sz="0" w:space="0" w:color="000000"/>
-            </w:tcBorders>
-            <w:shd w:val="clear" w:color="auto" w:fill="FFFFFF"/>
-            <w:tcMar>
-              <w:top w:w="0" w:type="dxa"/>
-              <w:bottom w:w="0" w:type="dxa"/>
-              <w:left w:w="0" w:type="dxa"/>
-              <w:right w:w="0" w:type="dxa"/>
-            </w:tcMar>
-            <w:vAlign w:val="top"/>
-          </w:tcPr>
-          <w:p>
-            <w:pPr>
-              <w:jc w:val="center"/>
-              <w:pBdr>
-                <w:bottom w:val="none" w:sz="0" w:space="0" w:color="000000"/>
-                <w:top w:val="none" w:sz="0" w:space="0" w:color="000000"/>
-                <w:left w:val="none" w:sz="0" w:space="0" w:color="000000"/>
-                <w:right w:val="none" w:sz="0" w:space="0" w:color="000000"/>
-              </w:pBdr>
-              <w:spacing w:after="10" w:before="10" w:line="240"/>
-              <w:ind w:left="100" w:right="100" w:firstLine="0" w:firstLineChars="0"/>
-              <w:rPr>
-                <w:rFonts w:ascii="Arial" w:hAnsi="Arial" w:eastAsia="Arial" w:cs="Arial"/>
-                <w:i w:val="false"/>
-                <w:b w:val="false"/>
-                <w:u w:val="none"/>
-                <w:sz w:val="18"/>
-                <w:szCs w:val="18"/>
-                <w:color w:val="000000"/>
-              </w:rPr>
-            </w:pPr>
-            <w:r>
-              <w:rPr>
-                <w:rFonts w:ascii="Arial" w:hAnsi="Arial" w:eastAsia="Arial" w:cs="Arial"/>
-                <w:i w:val="false"/>
-                <w:b w:val="false"/>
-                <w:u w:val="none"/>
-                <w:sz w:val="18"/>
-                <w:szCs w:val="18"/>
-                <w:color w:val="000000"/>
-              </w:rPr>
-              <w:t xml:space="preserve">30 (26.5%)</w:t>
-            </w:r>
-          </w:p>
-        </w:tc>
-        <w:tc>
-          <w:tcPr>
-            <w:tcBorders>
-              <w:bottom w:val="none" w:sz="0" w:space="0" w:color="000000"/>
-              <w:top w:val="none" w:sz="0" w:space="0" w:color="000000"/>
-              <w:left w:val="none" w:sz="0" w:space="0" w:color="000000"/>
-              <w:right w:val="none" w:sz="0" w:space="0" w:color="000000"/>
-            </w:tcBorders>
-            <w:shd w:val="clear" w:color="auto" w:fill="FFFFFF"/>
-            <w:tcMar>
-              <w:top w:w="0" w:type="dxa"/>
-              <w:bottom w:w="0" w:type="dxa"/>
-              <w:left w:w="0" w:type="dxa"/>
-              <w:right w:w="0" w:type="dxa"/>
-            </w:tcMar>
-            <w:vAlign w:val="top"/>
-          </w:tcPr>
-          <w:p>
-            <w:pPr>
-              <w:jc w:val="center"/>
-              <w:pBdr>
-                <w:bottom w:val="none" w:sz="0" w:space="0" w:color="000000"/>
-                <w:top w:val="none" w:sz="0" w:space="0" w:color="000000"/>
-                <w:left w:val="none" w:sz="0" w:space="0" w:color="000000"/>
-                <w:right w:val="none" w:sz="0" w:space="0" w:color="000000"/>
-              </w:pBdr>
-              <w:spacing w:after="10" w:before="10" w:line="240"/>
-              <w:ind w:left="100" w:right="100" w:firstLine="0" w:firstLineChars="0"/>
-              <w:rPr>
-                <w:rFonts w:ascii="Arial" w:hAnsi="Arial" w:eastAsia="Arial" w:cs="Arial"/>
-                <w:i w:val="false"/>
-                <w:b w:val="false"/>
-                <w:u w:val="none"/>
-                <w:sz w:val="18"/>
-                <w:szCs w:val="18"/>
-                <w:color w:val="000000"/>
-              </w:rPr>
-            </w:pPr>
-            <w:r>
-              <w:rPr>
-                <w:rFonts w:ascii="Arial" w:hAnsi="Arial" w:eastAsia="Arial" w:cs="Arial"/>
-                <w:i w:val="false"/>
-                <w:b w:val="false"/>
-                <w:u w:val="none"/>
-                <w:sz w:val="18"/>
-                <w:szCs w:val="18"/>
-                <w:color w:val="000000"/>
-              </w:rPr>
-              <w:t xml:space="preserve">131 (24.8%)</w:t>
-            </w:r>
-          </w:p>
-        </w:tc>
-        <w:tc>
-          <w:tcPr>
-            <w:tcBorders>
-              <w:bottom w:val="none" w:sz="0" w:space="0" w:color="000000"/>
-              <w:top w:val="none" w:sz="0" w:space="0" w:color="000000"/>
-              <w:left w:val="none" w:sz="0" w:space="0" w:color="000000"/>
-              <w:right w:val="none" w:sz="0" w:space="0" w:color="000000"/>
-            </w:tcBorders>
-            <w:shd w:val="clear" w:color="auto" w:fill="FFFFFF"/>
-            <w:tcMar>
-              <w:top w:w="0" w:type="dxa"/>
-              <w:bottom w:w="0" w:type="dxa"/>
-              <w:left w:w="0" w:type="dxa"/>
-              <w:right w:w="0" w:type="dxa"/>
-            </w:tcMar>
-            <w:vAlign w:val="top"/>
-          </w:tcPr>
-          <w:p>
-            <w:pPr>
-              <w:jc w:val="center"/>
-              <w:pBdr>
-                <w:bottom w:val="none" w:sz="0" w:space="0" w:color="000000"/>
-                <w:top w:val="none" w:sz="0" w:space="0" w:color="000000"/>
-                <w:left w:val="none" w:sz="0" w:space="0" w:color="000000"/>
-                <w:right w:val="none" w:sz="0" w:space="0" w:color="000000"/>
-              </w:pBdr>
-              <w:spacing w:after="10" w:before="10" w:line="240"/>
-              <w:ind w:left="100" w:right="100" w:firstLine="0" w:firstLineChars="0"/>
-              <w:rPr>
-                <w:rFonts w:ascii="Arial" w:hAnsi="Arial" w:eastAsia="Arial" w:cs="Arial"/>
-                <w:i w:val="false"/>
-                <w:b w:val="false"/>
-                <w:u w:val="none"/>
-                <w:sz w:val="18"/>
-                <w:szCs w:val="18"/>
-                <w:color w:val="000000"/>
-              </w:rPr>
-            </w:pPr>
-            <w:r>
-              <w:rPr>
-                <w:rFonts w:ascii="Arial" w:hAnsi="Arial" w:eastAsia="Arial" w:cs="Arial"/>
-                <w:i w:val="false"/>
-                <w:b w:val="false"/>
-                <w:u w:val="none"/>
-                <w:sz w:val="18"/>
-                <w:szCs w:val="18"/>
-                <w:color w:val="000000"/>
-              </w:rPr>
-              <w:t xml:space="preserve">42 (22.5%)</w:t>
+              <w:t xml:space="preserve">Superior</w:t>
+            </w:r>
+          </w:p>
+        </w:tc>
+        <w:tc>
+          <w:tcPr>
+            <w:tcBorders>
+              <w:bottom w:val="none" w:sz="0" w:space="0" w:color="000000"/>
+              <w:top w:val="none" w:sz="0" w:space="0" w:color="000000"/>
+              <w:left w:val="none" w:sz="0" w:space="0" w:color="000000"/>
+              <w:right w:val="none" w:sz="0" w:space="0" w:color="000000"/>
+            </w:tcBorders>
+            <w:shd w:val="clear" w:color="auto" w:fill="FFFFFF"/>
+            <w:tcMar>
+              <w:top w:w="0" w:type="dxa"/>
+              <w:bottom w:w="0" w:type="dxa"/>
+              <w:left w:w="0" w:type="dxa"/>
+              <w:right w:w="0" w:type="dxa"/>
+            </w:tcMar>
+            <w:vAlign w:val="top"/>
+          </w:tcPr>
+          <w:p>
+            <w:pPr>
+              <w:jc w:val="center"/>
+              <w:pBdr>
+                <w:bottom w:val="none" w:sz="0" w:space="0" w:color="000000"/>
+                <w:top w:val="none" w:sz="0" w:space="0" w:color="000000"/>
+                <w:left w:val="none" w:sz="0" w:space="0" w:color="000000"/>
+                <w:right w:val="none" w:sz="0" w:space="0" w:color="000000"/>
+              </w:pBdr>
+              <w:spacing w:after="10" w:before="10" w:line="240"/>
+              <w:ind w:left="100" w:right="100" w:firstLine="0" w:firstLineChars="0"/>
+              <w:rPr>
+                <w:rFonts w:ascii="Arial" w:hAnsi="Arial" w:eastAsia="Arial" w:cs="Arial"/>
+                <w:i w:val="false"/>
+                <w:b w:val="false"/>
+                <w:u w:val="none"/>
+                <w:sz w:val="18"/>
+                <w:szCs w:val="18"/>
+                <w:color w:val="000000"/>
+              </w:rPr>
+            </w:pPr>
+            <w:r>
+              <w:rPr>
+                <w:rFonts w:ascii="Arial" w:hAnsi="Arial" w:eastAsia="Arial" w:cs="Arial"/>
+                <w:i w:val="false"/>
+                <w:b w:val="false"/>
+                <w:u w:val="none"/>
+                <w:sz w:val="18"/>
+                <w:szCs w:val="18"/>
+                <w:color w:val="000000"/>
+              </w:rPr>
+              <w:t xml:space="preserve">656 (38.7%)</w:t>
+            </w:r>
+          </w:p>
+        </w:tc>
+        <w:tc>
+          <w:tcPr>
+            <w:tcBorders>
+              <w:bottom w:val="none" w:sz="0" w:space="0" w:color="000000"/>
+              <w:top w:val="none" w:sz="0" w:space="0" w:color="000000"/>
+              <w:left w:val="none" w:sz="0" w:space="0" w:color="000000"/>
+              <w:right w:val="none" w:sz="0" w:space="0" w:color="000000"/>
+            </w:tcBorders>
+            <w:shd w:val="clear" w:color="auto" w:fill="FFFFFF"/>
+            <w:tcMar>
+              <w:top w:w="0" w:type="dxa"/>
+              <w:bottom w:w="0" w:type="dxa"/>
+              <w:left w:w="0" w:type="dxa"/>
+              <w:right w:w="0" w:type="dxa"/>
+            </w:tcMar>
+            <w:vAlign w:val="top"/>
+          </w:tcPr>
+          <w:p>
+            <w:pPr>
+              <w:jc w:val="center"/>
+              <w:pBdr>
+                <w:bottom w:val="none" w:sz="0" w:space="0" w:color="000000"/>
+                <w:top w:val="none" w:sz="0" w:space="0" w:color="000000"/>
+                <w:left w:val="none" w:sz="0" w:space="0" w:color="000000"/>
+                <w:right w:val="none" w:sz="0" w:space="0" w:color="000000"/>
+              </w:pBdr>
+              <w:spacing w:after="10" w:before="10" w:line="240"/>
+              <w:ind w:left="100" w:right="100" w:firstLine="0" w:firstLineChars="0"/>
+              <w:rPr>
+                <w:rFonts w:ascii="Arial" w:hAnsi="Arial" w:eastAsia="Arial" w:cs="Arial"/>
+                <w:i w:val="false"/>
+                <w:b w:val="false"/>
+                <w:u w:val="none"/>
+                <w:sz w:val="18"/>
+                <w:szCs w:val="18"/>
+                <w:color w:val="000000"/>
+              </w:rPr>
+            </w:pPr>
+            <w:r>
+              <w:rPr>
+                <w:rFonts w:ascii="Arial" w:hAnsi="Arial" w:eastAsia="Arial" w:cs="Arial"/>
+                <w:i w:val="false"/>
+                <w:b w:val="false"/>
+                <w:u w:val="none"/>
+                <w:sz w:val="18"/>
+                <w:szCs w:val="18"/>
+                <w:color w:val="000000"/>
+              </w:rPr>
+              <w:t xml:space="preserve">350 (41.5%)</w:t>
+            </w:r>
+          </w:p>
+        </w:tc>
+        <w:tc>
+          <w:tcPr>
+            <w:tcBorders>
+              <w:bottom w:val="none" w:sz="0" w:space="0" w:color="000000"/>
+              <w:top w:val="none" w:sz="0" w:space="0" w:color="000000"/>
+              <w:left w:val="none" w:sz="0" w:space="0" w:color="000000"/>
+              <w:right w:val="none" w:sz="0" w:space="0" w:color="000000"/>
+            </w:tcBorders>
+            <w:shd w:val="clear" w:color="auto" w:fill="FFFFFF"/>
+            <w:tcMar>
+              <w:top w:w="0" w:type="dxa"/>
+              <w:bottom w:w="0" w:type="dxa"/>
+              <w:left w:w="0" w:type="dxa"/>
+              <w:right w:w="0" w:type="dxa"/>
+            </w:tcMar>
+            <w:vAlign w:val="top"/>
+          </w:tcPr>
+          <w:p>
+            <w:pPr>
+              <w:jc w:val="center"/>
+              <w:pBdr>
+                <w:bottom w:val="none" w:sz="0" w:space="0" w:color="000000"/>
+                <w:top w:val="none" w:sz="0" w:space="0" w:color="000000"/>
+                <w:left w:val="none" w:sz="0" w:space="0" w:color="000000"/>
+                <w:right w:val="none" w:sz="0" w:space="0" w:color="000000"/>
+              </w:pBdr>
+              <w:spacing w:after="10" w:before="10" w:line="240"/>
+              <w:ind w:left="100" w:right="100" w:firstLine="0" w:firstLineChars="0"/>
+              <w:rPr>
+                <w:rFonts w:ascii="Arial" w:hAnsi="Arial" w:eastAsia="Arial" w:cs="Arial"/>
+                <w:i w:val="false"/>
+                <w:b w:val="false"/>
+                <w:u w:val="none"/>
+                <w:sz w:val="18"/>
+                <w:szCs w:val="18"/>
+                <w:color w:val="000000"/>
+              </w:rPr>
+            </w:pPr>
+            <w:r>
+              <w:rPr>
+                <w:rFonts w:ascii="Arial" w:hAnsi="Arial" w:eastAsia="Arial" w:cs="Arial"/>
+                <w:i w:val="false"/>
+                <w:b w:val="false"/>
+                <w:u w:val="none"/>
+                <w:sz w:val="18"/>
+                <w:szCs w:val="18"/>
+                <w:color w:val="000000"/>
+              </w:rPr>
+              <w:t xml:space="preserve">48 (41.7%)</w:t>
+            </w:r>
+          </w:p>
+        </w:tc>
+        <w:tc>
+          <w:tcPr>
+            <w:tcBorders>
+              <w:bottom w:val="none" w:sz="0" w:space="0" w:color="000000"/>
+              <w:top w:val="none" w:sz="0" w:space="0" w:color="000000"/>
+              <w:left w:val="none" w:sz="0" w:space="0" w:color="000000"/>
+              <w:right w:val="none" w:sz="0" w:space="0" w:color="000000"/>
+            </w:tcBorders>
+            <w:shd w:val="clear" w:color="auto" w:fill="FFFFFF"/>
+            <w:tcMar>
+              <w:top w:w="0" w:type="dxa"/>
+              <w:bottom w:w="0" w:type="dxa"/>
+              <w:left w:w="0" w:type="dxa"/>
+              <w:right w:w="0" w:type="dxa"/>
+            </w:tcMar>
+            <w:vAlign w:val="top"/>
+          </w:tcPr>
+          <w:p>
+            <w:pPr>
+              <w:jc w:val="center"/>
+              <w:pBdr>
+                <w:bottom w:val="none" w:sz="0" w:space="0" w:color="000000"/>
+                <w:top w:val="none" w:sz="0" w:space="0" w:color="000000"/>
+                <w:left w:val="none" w:sz="0" w:space="0" w:color="000000"/>
+                <w:right w:val="none" w:sz="0" w:space="0" w:color="000000"/>
+              </w:pBdr>
+              <w:spacing w:after="10" w:before="10" w:line="240"/>
+              <w:ind w:left="100" w:right="100" w:firstLine="0" w:firstLineChars="0"/>
+              <w:rPr>
+                <w:rFonts w:ascii="Arial" w:hAnsi="Arial" w:eastAsia="Arial" w:cs="Arial"/>
+                <w:i w:val="false"/>
+                <w:b w:val="false"/>
+                <w:u w:val="none"/>
+                <w:sz w:val="18"/>
+                <w:szCs w:val="18"/>
+                <w:color w:val="000000"/>
+              </w:rPr>
+            </w:pPr>
+            <w:r>
+              <w:rPr>
+                <w:rFonts w:ascii="Arial" w:hAnsi="Arial" w:eastAsia="Arial" w:cs="Arial"/>
+                <w:i w:val="false"/>
+                <w:b w:val="false"/>
+                <w:u w:val="none"/>
+                <w:sz w:val="18"/>
+                <w:szCs w:val="18"/>
+                <w:color w:val="000000"/>
+              </w:rPr>
+              <w:t xml:space="preserve">190 (35.1%)</w:t>
+            </w:r>
+          </w:p>
+        </w:tc>
+        <w:tc>
+          <w:tcPr>
+            <w:tcBorders>
+              <w:bottom w:val="none" w:sz="0" w:space="0" w:color="000000"/>
+              <w:top w:val="none" w:sz="0" w:space="0" w:color="000000"/>
+              <w:left w:val="none" w:sz="0" w:space="0" w:color="000000"/>
+              <w:right w:val="none" w:sz="0" w:space="0" w:color="000000"/>
+            </w:tcBorders>
+            <w:shd w:val="clear" w:color="auto" w:fill="FFFFFF"/>
+            <w:tcMar>
+              <w:top w:w="0" w:type="dxa"/>
+              <w:bottom w:w="0" w:type="dxa"/>
+              <w:left w:w="0" w:type="dxa"/>
+              <w:right w:w="0" w:type="dxa"/>
+            </w:tcMar>
+            <w:vAlign w:val="top"/>
+          </w:tcPr>
+          <w:p>
+            <w:pPr>
+              <w:jc w:val="center"/>
+              <w:pBdr>
+                <w:bottom w:val="none" w:sz="0" w:space="0" w:color="000000"/>
+                <w:top w:val="none" w:sz="0" w:space="0" w:color="000000"/>
+                <w:left w:val="none" w:sz="0" w:space="0" w:color="000000"/>
+                <w:right w:val="none" w:sz="0" w:space="0" w:color="000000"/>
+              </w:pBdr>
+              <w:spacing w:after="10" w:before="10" w:line="240"/>
+              <w:ind w:left="100" w:right="100" w:firstLine="0" w:firstLineChars="0"/>
+              <w:rPr>
+                <w:rFonts w:ascii="Arial" w:hAnsi="Arial" w:eastAsia="Arial" w:cs="Arial"/>
+                <w:i w:val="false"/>
+                <w:b w:val="false"/>
+                <w:u w:val="none"/>
+                <w:sz w:val="18"/>
+                <w:szCs w:val="18"/>
+                <w:color w:val="000000"/>
+              </w:rPr>
+            </w:pPr>
+            <w:r>
+              <w:rPr>
+                <w:rFonts w:ascii="Arial" w:hAnsi="Arial" w:eastAsia="Arial" w:cs="Arial"/>
+                <w:i w:val="false"/>
+                <w:b w:val="false"/>
+                <w:u w:val="none"/>
+                <w:sz w:val="18"/>
+                <w:szCs w:val="18"/>
+                <w:color w:val="000000"/>
+              </w:rPr>
+              <w:t xml:space="preserve">68 (35.2%)</w:t>
             </w:r>
           </w:p>
         </w:tc>
@@ -4683,288 +4683,28 @@
                 <w:right w:val="none" w:sz="0" w:space="0" w:color="000000"/>
               </w:pBdr>
               <w:spacing w:after="10" w:before="10" w:line="240"/>
-              <w:ind w:left="300" w:right="100" w:firstLine="0" w:firstLineChars="0"/>
-              <w:rPr>
-                <w:rFonts w:ascii="Arial" w:hAnsi="Arial" w:eastAsia="Arial" w:cs="Arial"/>
-                <w:i w:val="false"/>
-                <w:b w:val="false"/>
-                <w:u w:val="none"/>
-                <w:sz w:val="18"/>
-                <w:szCs w:val="18"/>
-                <w:color w:val="000000"/>
-              </w:rPr>
-            </w:pPr>
-            <w:r>
-              <w:rPr>
-                <w:rFonts w:ascii="Arial" w:hAnsi="Arial" w:eastAsia="Arial" w:cs="Arial"/>
-                <w:i w:val="false"/>
-                <w:b w:val="false"/>
-                <w:u w:val="none"/>
-                <w:sz w:val="18"/>
-                <w:szCs w:val="18"/>
-                <w:color w:val="000000"/>
-              </w:rPr>
-              <w:t xml:space="preserve">Puno</w:t>
-            </w:r>
-          </w:p>
-        </w:tc>
-        <w:tc>
-          <w:tcPr>
-            <w:tcBorders>
-              <w:bottom w:val="none" w:sz="0" w:space="0" w:color="000000"/>
-              <w:top w:val="none" w:sz="0" w:space="0" w:color="000000"/>
-              <w:left w:val="none" w:sz="0" w:space="0" w:color="000000"/>
-              <w:right w:val="none" w:sz="0" w:space="0" w:color="000000"/>
-            </w:tcBorders>
-            <w:shd w:val="clear" w:color="auto" w:fill="FFFFFF"/>
-            <w:tcMar>
-              <w:top w:w="0" w:type="dxa"/>
-              <w:bottom w:w="0" w:type="dxa"/>
-              <w:left w:w="0" w:type="dxa"/>
-              <w:right w:w="0" w:type="dxa"/>
-            </w:tcMar>
-            <w:vAlign w:val="top"/>
-          </w:tcPr>
-          <w:p>
-            <w:pPr>
-              <w:jc w:val="center"/>
-              <w:pBdr>
-                <w:bottom w:val="none" w:sz="0" w:space="0" w:color="000000"/>
-                <w:top w:val="none" w:sz="0" w:space="0" w:color="000000"/>
-                <w:left w:val="none" w:sz="0" w:space="0" w:color="000000"/>
-                <w:right w:val="none" w:sz="0" w:space="0" w:color="000000"/>
-              </w:pBdr>
-              <w:spacing w:after="10" w:before="10" w:line="240"/>
-              <w:ind w:left="100" w:right="100" w:firstLine="0" w:firstLineChars="0"/>
-              <w:rPr>
-                <w:rFonts w:ascii="Arial" w:hAnsi="Arial" w:eastAsia="Arial" w:cs="Arial"/>
-                <w:i w:val="false"/>
-                <w:b w:val="false"/>
-                <w:u w:val="none"/>
-                <w:sz w:val="18"/>
-                <w:szCs w:val="18"/>
-                <w:color w:val="000000"/>
-              </w:rPr>
-            </w:pPr>
-            <w:r>
-              <w:rPr>
-                <w:rFonts w:ascii="Arial" w:hAnsi="Arial" w:eastAsia="Arial" w:cs="Arial"/>
-                <w:i w:val="false"/>
-                <w:b w:val="false"/>
-                <w:u w:val="none"/>
-                <w:sz w:val="18"/>
-                <w:szCs w:val="18"/>
-                <w:color w:val="000000"/>
-              </w:rPr>
-              <w:t xml:space="preserve">324 (19.6%)</w:t>
-            </w:r>
-          </w:p>
-        </w:tc>
-        <w:tc>
-          <w:tcPr>
-            <w:tcBorders>
-              <w:bottom w:val="none" w:sz="0" w:space="0" w:color="000000"/>
-              <w:top w:val="none" w:sz="0" w:space="0" w:color="000000"/>
-              <w:left w:val="none" w:sz="0" w:space="0" w:color="000000"/>
-              <w:right w:val="none" w:sz="0" w:space="0" w:color="000000"/>
-            </w:tcBorders>
-            <w:shd w:val="clear" w:color="auto" w:fill="FFFFFF"/>
-            <w:tcMar>
-              <w:top w:w="0" w:type="dxa"/>
-              <w:bottom w:w="0" w:type="dxa"/>
-              <w:left w:w="0" w:type="dxa"/>
-              <w:right w:w="0" w:type="dxa"/>
-            </w:tcMar>
-            <w:vAlign w:val="top"/>
-          </w:tcPr>
-          <w:p>
-            <w:pPr>
-              <w:jc w:val="center"/>
-              <w:pBdr>
-                <w:bottom w:val="none" w:sz="0" w:space="0" w:color="000000"/>
-                <w:top w:val="none" w:sz="0" w:space="0" w:color="000000"/>
-                <w:left w:val="none" w:sz="0" w:space="0" w:color="000000"/>
-                <w:right w:val="none" w:sz="0" w:space="0" w:color="000000"/>
-              </w:pBdr>
-              <w:spacing w:after="10" w:before="10" w:line="240"/>
-              <w:ind w:left="100" w:right="100" w:firstLine="0" w:firstLineChars="0"/>
-              <w:rPr>
-                <w:rFonts w:ascii="Arial" w:hAnsi="Arial" w:eastAsia="Arial" w:cs="Arial"/>
-                <w:i w:val="false"/>
-                <w:b w:val="false"/>
-                <w:u w:val="none"/>
-                <w:sz w:val="18"/>
-                <w:szCs w:val="18"/>
-                <w:color w:val="000000"/>
-              </w:rPr>
-            </w:pPr>
-            <w:r>
-              <w:rPr>
-                <w:rFonts w:ascii="Arial" w:hAnsi="Arial" w:eastAsia="Arial" w:cs="Arial"/>
-                <w:i w:val="false"/>
-                <w:b w:val="false"/>
-                <w:u w:val="none"/>
-                <w:sz w:val="18"/>
-                <w:szCs w:val="18"/>
-                <w:color w:val="000000"/>
-              </w:rPr>
-              <w:t xml:space="preserve">155 (18.8%)</w:t>
-            </w:r>
-          </w:p>
-        </w:tc>
-        <w:tc>
-          <w:tcPr>
-            <w:tcBorders>
-              <w:bottom w:val="none" w:sz="0" w:space="0" w:color="000000"/>
-              <w:top w:val="none" w:sz="0" w:space="0" w:color="000000"/>
-              <w:left w:val="none" w:sz="0" w:space="0" w:color="000000"/>
-              <w:right w:val="none" w:sz="0" w:space="0" w:color="000000"/>
-            </w:tcBorders>
-            <w:shd w:val="clear" w:color="auto" w:fill="FFFFFF"/>
-            <w:tcMar>
-              <w:top w:w="0" w:type="dxa"/>
-              <w:bottom w:w="0" w:type="dxa"/>
-              <w:left w:w="0" w:type="dxa"/>
-              <w:right w:w="0" w:type="dxa"/>
-            </w:tcMar>
-            <w:vAlign w:val="top"/>
-          </w:tcPr>
-          <w:p>
-            <w:pPr>
-              <w:jc w:val="center"/>
-              <w:pBdr>
-                <w:bottom w:val="none" w:sz="0" w:space="0" w:color="000000"/>
-                <w:top w:val="none" w:sz="0" w:space="0" w:color="000000"/>
-                <w:left w:val="none" w:sz="0" w:space="0" w:color="000000"/>
-                <w:right w:val="none" w:sz="0" w:space="0" w:color="000000"/>
-              </w:pBdr>
-              <w:spacing w:after="10" w:before="10" w:line="240"/>
-              <w:ind w:left="100" w:right="100" w:firstLine="0" w:firstLineChars="0"/>
-              <w:rPr>
-                <w:rFonts w:ascii="Arial" w:hAnsi="Arial" w:eastAsia="Arial" w:cs="Arial"/>
-                <w:i w:val="false"/>
-                <w:b w:val="false"/>
-                <w:u w:val="none"/>
-                <w:sz w:val="18"/>
-                <w:szCs w:val="18"/>
-                <w:color w:val="000000"/>
-              </w:rPr>
-            </w:pPr>
-            <w:r>
-              <w:rPr>
-                <w:rFonts w:ascii="Arial" w:hAnsi="Arial" w:eastAsia="Arial" w:cs="Arial"/>
-                <w:i w:val="false"/>
-                <w:b w:val="false"/>
-                <w:u w:val="none"/>
-                <w:sz w:val="18"/>
-                <w:szCs w:val="18"/>
-                <w:color w:val="000000"/>
-              </w:rPr>
-              <w:t xml:space="preserve">35 (31.0%)</w:t>
-            </w:r>
-          </w:p>
-        </w:tc>
-        <w:tc>
-          <w:tcPr>
-            <w:tcBorders>
-              <w:bottom w:val="none" w:sz="0" w:space="0" w:color="000000"/>
-              <w:top w:val="none" w:sz="0" w:space="0" w:color="000000"/>
-              <w:left w:val="none" w:sz="0" w:space="0" w:color="000000"/>
-              <w:right w:val="none" w:sz="0" w:space="0" w:color="000000"/>
-            </w:tcBorders>
-            <w:shd w:val="clear" w:color="auto" w:fill="FFFFFF"/>
-            <w:tcMar>
-              <w:top w:w="0" w:type="dxa"/>
-              <w:bottom w:w="0" w:type="dxa"/>
-              <w:left w:w="0" w:type="dxa"/>
-              <w:right w:w="0" w:type="dxa"/>
-            </w:tcMar>
-            <w:vAlign w:val="top"/>
-          </w:tcPr>
-          <w:p>
-            <w:pPr>
-              <w:jc w:val="center"/>
-              <w:pBdr>
-                <w:bottom w:val="none" w:sz="0" w:space="0" w:color="000000"/>
-                <w:top w:val="none" w:sz="0" w:space="0" w:color="000000"/>
-                <w:left w:val="none" w:sz="0" w:space="0" w:color="000000"/>
-                <w:right w:val="none" w:sz="0" w:space="0" w:color="000000"/>
-              </w:pBdr>
-              <w:spacing w:after="10" w:before="10" w:line="240"/>
-              <w:ind w:left="100" w:right="100" w:firstLine="0" w:firstLineChars="0"/>
-              <w:rPr>
-                <w:rFonts w:ascii="Arial" w:hAnsi="Arial" w:eastAsia="Arial" w:cs="Arial"/>
-                <w:i w:val="false"/>
-                <w:b w:val="false"/>
-                <w:u w:val="none"/>
-                <w:sz w:val="18"/>
-                <w:szCs w:val="18"/>
-                <w:color w:val="000000"/>
-              </w:rPr>
-            </w:pPr>
-            <w:r>
-              <w:rPr>
-                <w:rFonts w:ascii="Arial" w:hAnsi="Arial" w:eastAsia="Arial" w:cs="Arial"/>
-                <w:i w:val="false"/>
-                <w:b w:val="false"/>
-                <w:u w:val="none"/>
-                <w:sz w:val="18"/>
-                <w:szCs w:val="18"/>
-                <w:color w:val="000000"/>
-              </w:rPr>
-              <w:t xml:space="preserve">89 (16.9%)</w:t>
-            </w:r>
-          </w:p>
-        </w:tc>
-        <w:tc>
-          <w:tcPr>
-            <w:tcBorders>
-              <w:bottom w:val="none" w:sz="0" w:space="0" w:color="000000"/>
-              <w:top w:val="none" w:sz="0" w:space="0" w:color="000000"/>
-              <w:left w:val="none" w:sz="0" w:space="0" w:color="000000"/>
-              <w:right w:val="none" w:sz="0" w:space="0" w:color="000000"/>
-            </w:tcBorders>
-            <w:shd w:val="clear" w:color="auto" w:fill="FFFFFF"/>
-            <w:tcMar>
-              <w:top w:w="0" w:type="dxa"/>
-              <w:bottom w:w="0" w:type="dxa"/>
-              <w:left w:w="0" w:type="dxa"/>
-              <w:right w:w="0" w:type="dxa"/>
-            </w:tcMar>
-            <w:vAlign w:val="top"/>
-          </w:tcPr>
-          <w:p>
-            <w:pPr>
-              <w:jc w:val="center"/>
-              <w:pBdr>
-                <w:bottom w:val="none" w:sz="0" w:space="0" w:color="000000"/>
-                <w:top w:val="none" w:sz="0" w:space="0" w:color="000000"/>
-                <w:left w:val="none" w:sz="0" w:space="0" w:color="000000"/>
-                <w:right w:val="none" w:sz="0" w:space="0" w:color="000000"/>
-              </w:pBdr>
-              <w:spacing w:after="10" w:before="10" w:line="240"/>
-              <w:ind w:left="100" w:right="100" w:firstLine="0" w:firstLineChars="0"/>
-              <w:rPr>
-                <w:rFonts w:ascii="Arial" w:hAnsi="Arial" w:eastAsia="Arial" w:cs="Arial"/>
-                <w:i w:val="false"/>
-                <w:b w:val="false"/>
-                <w:u w:val="none"/>
-                <w:sz w:val="18"/>
-                <w:szCs w:val="18"/>
-                <w:color w:val="000000"/>
-              </w:rPr>
-            </w:pPr>
-            <w:r>
-              <w:rPr>
-                <w:rFonts w:ascii="Arial" w:hAnsi="Arial" w:eastAsia="Arial" w:cs="Arial"/>
-                <w:i w:val="false"/>
-                <w:b w:val="false"/>
-                <w:u w:val="none"/>
-                <w:sz w:val="18"/>
-                <w:szCs w:val="18"/>
-                <w:color w:val="000000"/>
-              </w:rPr>
-              <w:t xml:space="preserve">45 (24.1%)</w:t>
+              <w:ind w:left="100" w:right="100" w:firstLine="0" w:firstLineChars="0"/>
+              <w:rPr>
+                <w:rFonts w:ascii="Arial" w:hAnsi="Arial" w:eastAsia="Arial" w:cs="Arial"/>
+                <w:i w:val="false"/>
+                <w:b w:val="false"/>
+                <w:u w:val="none"/>
+                <w:sz w:val="18"/>
+                <w:szCs w:val="18"/>
+                <w:color w:val="000000"/>
+              </w:rPr>
+            </w:pPr>
+            <w:r>
+              <w:rPr>
+                <w:rFonts w:ascii="Arial" w:hAnsi="Arial" w:eastAsia="Arial" w:cs="Arial"/>
+                <w:i w:val="false"/>
+                <w:b w:val="false"/>
+                <w:u w:val="none"/>
+                <w:sz w:val="18"/>
+                <w:szCs w:val="18"/>
+                <w:color w:val="000000"/>
+              </w:rPr>
+              <w:t xml:space="preserve">Departamento, n (%)</w:t>
             </w:r>
           </w:p>
         </w:tc>
@@ -5017,6 +4757,266 @@
                 <w:color w:val="000000"/>
               </w:rPr>
               <w:t xml:space="preserve"/>
+            </w:r>
+          </w:p>
+        </w:tc>
+        <w:tc>
+          <w:tcPr>
+            <w:tcBorders>
+              <w:bottom w:val="none" w:sz="0" w:space="0" w:color="000000"/>
+              <w:top w:val="none" w:sz="0" w:space="0" w:color="000000"/>
+              <w:left w:val="none" w:sz="0" w:space="0" w:color="000000"/>
+              <w:right w:val="none" w:sz="0" w:space="0" w:color="000000"/>
+            </w:tcBorders>
+            <w:shd w:val="clear" w:color="auto" w:fill="FFFFFF"/>
+            <w:tcMar>
+              <w:top w:w="0" w:type="dxa"/>
+              <w:bottom w:w="0" w:type="dxa"/>
+              <w:left w:w="0" w:type="dxa"/>
+              <w:right w:w="0" w:type="dxa"/>
+            </w:tcMar>
+            <w:vAlign w:val="top"/>
+          </w:tcPr>
+          <w:p>
+            <w:pPr>
+              <w:jc w:val="center"/>
+              <w:pBdr>
+                <w:bottom w:val="none" w:sz="0" w:space="0" w:color="000000"/>
+                <w:top w:val="none" w:sz="0" w:space="0" w:color="000000"/>
+                <w:left w:val="none" w:sz="0" w:space="0" w:color="000000"/>
+                <w:right w:val="none" w:sz="0" w:space="0" w:color="000000"/>
+              </w:pBdr>
+              <w:spacing w:after="10" w:before="10" w:line="240"/>
+              <w:ind w:left="100" w:right="100" w:firstLine="0" w:firstLineChars="0"/>
+              <w:rPr>
+                <w:rFonts w:ascii="Arial" w:hAnsi="Arial" w:eastAsia="Arial" w:cs="Arial"/>
+                <w:i w:val="false"/>
+                <w:b w:val="false"/>
+                <w:u w:val="none"/>
+                <w:sz w:val="18"/>
+                <w:szCs w:val="18"/>
+                <w:color w:val="000000"/>
+              </w:rPr>
+            </w:pPr>
+            <w:r>
+              <w:rPr>
+                <w:rFonts w:ascii="Arial" w:hAnsi="Arial" w:eastAsia="Arial" w:cs="Arial"/>
+                <w:i w:val="false"/>
+                <w:b w:val="false"/>
+                <w:u w:val="none"/>
+                <w:sz w:val="18"/>
+                <w:szCs w:val="18"/>
+                <w:color w:val="000000"/>
+              </w:rPr>
+              <w:t xml:space="preserve"/>
+            </w:r>
+          </w:p>
+        </w:tc>
+        <w:tc>
+          <w:tcPr>
+            <w:tcBorders>
+              <w:bottom w:val="none" w:sz="0" w:space="0" w:color="000000"/>
+              <w:top w:val="none" w:sz="0" w:space="0" w:color="000000"/>
+              <w:left w:val="none" w:sz="0" w:space="0" w:color="000000"/>
+              <w:right w:val="none" w:sz="0" w:space="0" w:color="000000"/>
+            </w:tcBorders>
+            <w:shd w:val="clear" w:color="auto" w:fill="FFFFFF"/>
+            <w:tcMar>
+              <w:top w:w="0" w:type="dxa"/>
+              <w:bottom w:w="0" w:type="dxa"/>
+              <w:left w:w="0" w:type="dxa"/>
+              <w:right w:w="0" w:type="dxa"/>
+            </w:tcMar>
+            <w:vAlign w:val="top"/>
+          </w:tcPr>
+          <w:p>
+            <w:pPr>
+              <w:jc w:val="center"/>
+              <w:pBdr>
+                <w:bottom w:val="none" w:sz="0" w:space="0" w:color="000000"/>
+                <w:top w:val="none" w:sz="0" w:space="0" w:color="000000"/>
+                <w:left w:val="none" w:sz="0" w:space="0" w:color="000000"/>
+                <w:right w:val="none" w:sz="0" w:space="0" w:color="000000"/>
+              </w:pBdr>
+              <w:spacing w:after="10" w:before="10" w:line="240"/>
+              <w:ind w:left="100" w:right="100" w:firstLine="0" w:firstLineChars="0"/>
+              <w:rPr>
+                <w:rFonts w:ascii="Arial" w:hAnsi="Arial" w:eastAsia="Arial" w:cs="Arial"/>
+                <w:i w:val="false"/>
+                <w:b w:val="false"/>
+                <w:u w:val="none"/>
+                <w:sz w:val="18"/>
+                <w:szCs w:val="18"/>
+                <w:color w:val="000000"/>
+              </w:rPr>
+            </w:pPr>
+            <w:r>
+              <w:rPr>
+                <w:rFonts w:ascii="Arial" w:hAnsi="Arial" w:eastAsia="Arial" w:cs="Arial"/>
+                <w:i w:val="false"/>
+                <w:b w:val="false"/>
+                <w:u w:val="none"/>
+                <w:sz w:val="18"/>
+                <w:szCs w:val="18"/>
+                <w:color w:val="000000"/>
+              </w:rPr>
+              <w:t xml:space="preserve"/>
+            </w:r>
+          </w:p>
+        </w:tc>
+        <w:tc>
+          <w:tcPr>
+            <w:tcBorders>
+              <w:bottom w:val="none" w:sz="0" w:space="0" w:color="000000"/>
+              <w:top w:val="none" w:sz="0" w:space="0" w:color="000000"/>
+              <w:left w:val="none" w:sz="0" w:space="0" w:color="000000"/>
+              <w:right w:val="none" w:sz="0" w:space="0" w:color="000000"/>
+            </w:tcBorders>
+            <w:shd w:val="clear" w:color="auto" w:fill="FFFFFF"/>
+            <w:tcMar>
+              <w:top w:w="0" w:type="dxa"/>
+              <w:bottom w:w="0" w:type="dxa"/>
+              <w:left w:w="0" w:type="dxa"/>
+              <w:right w:w="0" w:type="dxa"/>
+            </w:tcMar>
+            <w:vAlign w:val="top"/>
+          </w:tcPr>
+          <w:p>
+            <w:pPr>
+              <w:jc w:val="center"/>
+              <w:pBdr>
+                <w:bottom w:val="none" w:sz="0" w:space="0" w:color="000000"/>
+                <w:top w:val="none" w:sz="0" w:space="0" w:color="000000"/>
+                <w:left w:val="none" w:sz="0" w:space="0" w:color="000000"/>
+                <w:right w:val="none" w:sz="0" w:space="0" w:color="000000"/>
+              </w:pBdr>
+              <w:spacing w:after="10" w:before="10" w:line="240"/>
+              <w:ind w:left="100" w:right="100" w:firstLine="0" w:firstLineChars="0"/>
+              <w:rPr>
+                <w:rFonts w:ascii="Arial" w:hAnsi="Arial" w:eastAsia="Arial" w:cs="Arial"/>
+                <w:i w:val="false"/>
+                <w:b w:val="false"/>
+                <w:u w:val="none"/>
+                <w:sz w:val="18"/>
+                <w:szCs w:val="18"/>
+                <w:color w:val="000000"/>
+              </w:rPr>
+            </w:pPr>
+            <w:r>
+              <w:rPr>
+                <w:rFonts w:ascii="Arial" w:hAnsi="Arial" w:eastAsia="Arial" w:cs="Arial"/>
+                <w:i w:val="false"/>
+                <w:b w:val="false"/>
+                <w:u w:val="none"/>
+                <w:sz w:val="18"/>
+                <w:szCs w:val="18"/>
+                <w:color w:val="000000"/>
+              </w:rPr>
+              <w:t xml:space="preserve"/>
+            </w:r>
+          </w:p>
+        </w:tc>
+        <w:tc>
+          <w:tcPr>
+            <w:tcBorders>
+              <w:bottom w:val="none" w:sz="0" w:space="0" w:color="000000"/>
+              <w:top w:val="none" w:sz="0" w:space="0" w:color="000000"/>
+              <w:left w:val="none" w:sz="0" w:space="0" w:color="000000"/>
+              <w:right w:val="none" w:sz="0" w:space="0" w:color="000000"/>
+            </w:tcBorders>
+            <w:shd w:val="clear" w:color="auto" w:fill="FFFFFF"/>
+            <w:tcMar>
+              <w:top w:w="0" w:type="dxa"/>
+              <w:bottom w:w="0" w:type="dxa"/>
+              <w:left w:w="0" w:type="dxa"/>
+              <w:right w:w="0" w:type="dxa"/>
+            </w:tcMar>
+            <w:vAlign w:val="top"/>
+          </w:tcPr>
+          <w:p>
+            <w:pPr>
+              <w:jc w:val="center"/>
+              <w:pBdr>
+                <w:bottom w:val="none" w:sz="0" w:space="0" w:color="000000"/>
+                <w:top w:val="none" w:sz="0" w:space="0" w:color="000000"/>
+                <w:left w:val="none" w:sz="0" w:space="0" w:color="000000"/>
+                <w:right w:val="none" w:sz="0" w:space="0" w:color="000000"/>
+              </w:pBdr>
+              <w:spacing w:after="10" w:before="10" w:line="240"/>
+              <w:ind w:left="100" w:right="100" w:firstLine="0" w:firstLineChars="0"/>
+              <w:rPr>
+                <w:rFonts w:ascii="Arial" w:hAnsi="Arial" w:eastAsia="Arial" w:cs="Arial"/>
+                <w:i w:val="false"/>
+                <w:b w:val="false"/>
+                <w:u w:val="none"/>
+                <w:sz w:val="18"/>
+                <w:szCs w:val="18"/>
+                <w:color w:val="000000"/>
+              </w:rPr>
+            </w:pPr>
+            <w:r>
+              <w:rPr>
+                <w:rFonts w:ascii="Arial" w:hAnsi="Arial" w:eastAsia="Arial" w:cs="Arial"/>
+                <w:i w:val="false"/>
+                <w:b w:val="false"/>
+                <w:u w:val="none"/>
+                <w:sz w:val="18"/>
+                <w:szCs w:val="18"/>
+                <w:color w:val="000000"/>
+              </w:rPr>
+              <w:t xml:space="preserve"/>
+            </w:r>
+          </w:p>
+        </w:tc>
+        <w:tc>
+          <w:tcPr>
+            <w:tcBorders>
+              <w:bottom w:val="none" w:sz="0" w:space="0" w:color="000000"/>
+              <w:top w:val="none" w:sz="0" w:space="0" w:color="000000"/>
+              <w:left w:val="none" w:sz="0" w:space="0" w:color="000000"/>
+              <w:right w:val="none" w:sz="0" w:space="0" w:color="000000"/>
+            </w:tcBorders>
+            <w:shd w:val="clear" w:color="auto" w:fill="FFFFFF"/>
+            <w:tcMar>
+              <w:top w:w="0" w:type="dxa"/>
+              <w:bottom w:w="0" w:type="dxa"/>
+              <w:left w:w="0" w:type="dxa"/>
+              <w:right w:w="0" w:type="dxa"/>
+            </w:tcMar>
+            <w:vAlign w:val="top"/>
+          </w:tcPr>
+          <w:p>
+            <w:pPr>
+              <w:jc w:val="center"/>
+              <w:pBdr>
+                <w:bottom w:val="none" w:sz="0" w:space="0" w:color="000000"/>
+                <w:top w:val="none" w:sz="0" w:space="0" w:color="000000"/>
+                <w:left w:val="none" w:sz="0" w:space="0" w:color="000000"/>
+                <w:right w:val="none" w:sz="0" w:space="0" w:color="000000"/>
+              </w:pBdr>
+              <w:spacing w:after="10" w:before="10" w:line="240"/>
+              <w:ind w:left="100" w:right="100" w:firstLine="0" w:firstLineChars="0"/>
+              <w:rPr>
+                <w:rFonts w:ascii="Arial" w:hAnsi="Arial" w:eastAsia="Arial" w:cs="Arial"/>
+                <w:i w:val="false"/>
+                <w:b w:val="true"/>
+                <w:u w:val="none"/>
+                <w:sz w:val="18"/>
+                <w:szCs w:val="18"/>
+                <w:color w:val="000000"/>
+              </w:rPr>
+            </w:pPr>
+            <w:r>
+              <w:rPr>
+                <w:rFonts w:ascii="Arial" w:hAnsi="Arial" w:eastAsia="Arial" w:cs="Arial"/>
+                <w:i w:val="false"/>
+                <w:b w:val="true"/>
+                <w:u w:val="none"/>
+                <w:sz w:val="18"/>
+                <w:szCs w:val="18"/>
+                <w:color w:val="000000"/>
+              </w:rPr>
+              <w:t xml:space="preserve">&lt;0.001**</w:t>
             </w:r>
           </w:p>
         </w:tc>
@@ -5053,28 +5053,288 @@
                 <w:right w:val="none" w:sz="0" w:space="0" w:color="000000"/>
               </w:pBdr>
               <w:spacing w:after="10" w:before="10" w:line="240"/>
-              <w:ind w:left="100" w:right="100" w:firstLine="0" w:firstLineChars="0"/>
-              <w:rPr>
-                <w:rFonts w:ascii="Arial" w:hAnsi="Arial" w:eastAsia="Arial" w:cs="Arial"/>
-                <w:i w:val="false"/>
-                <w:b w:val="false"/>
-                <w:u w:val="none"/>
-                <w:sz w:val="18"/>
-                <w:szCs w:val="18"/>
-                <w:color w:val="000000"/>
-              </w:rPr>
-            </w:pPr>
-            <w:r>
-              <w:rPr>
-                <w:rFonts w:ascii="Arial" w:hAnsi="Arial" w:eastAsia="Arial" w:cs="Arial"/>
-                <w:i w:val="false"/>
-                <w:b w:val="false"/>
-                <w:u w:val="none"/>
-                <w:sz w:val="18"/>
-                <w:szCs w:val="18"/>
-                <w:color w:val="000000"/>
-              </w:rPr>
-              <w:t xml:space="preserve">Etnia, n (%)</w:t>
+              <w:ind w:left="300" w:right="100" w:firstLine="0" w:firstLineChars="0"/>
+              <w:rPr>
+                <w:rFonts w:ascii="Arial" w:hAnsi="Arial" w:eastAsia="Arial" w:cs="Arial"/>
+                <w:i w:val="false"/>
+                <w:b w:val="false"/>
+                <w:u w:val="none"/>
+                <w:sz w:val="18"/>
+                <w:szCs w:val="18"/>
+                <w:color w:val="000000"/>
+              </w:rPr>
+            </w:pPr>
+            <w:r>
+              <w:rPr>
+                <w:rFonts w:ascii="Arial" w:hAnsi="Arial" w:eastAsia="Arial" w:cs="Arial"/>
+                <w:i w:val="false"/>
+                <w:b w:val="false"/>
+                <w:u w:val="none"/>
+                <w:sz w:val="18"/>
+                <w:szCs w:val="18"/>
+                <w:color w:val="000000"/>
+              </w:rPr>
+              <w:t xml:space="preserve">Arequipa</w:t>
+            </w:r>
+          </w:p>
+        </w:tc>
+        <w:tc>
+          <w:tcPr>
+            <w:tcBorders>
+              <w:bottom w:val="none" w:sz="0" w:space="0" w:color="000000"/>
+              <w:top w:val="none" w:sz="0" w:space="0" w:color="000000"/>
+              <w:left w:val="none" w:sz="0" w:space="0" w:color="000000"/>
+              <w:right w:val="none" w:sz="0" w:space="0" w:color="000000"/>
+            </w:tcBorders>
+            <w:shd w:val="clear" w:color="auto" w:fill="FFFFFF"/>
+            <w:tcMar>
+              <w:top w:w="0" w:type="dxa"/>
+              <w:bottom w:w="0" w:type="dxa"/>
+              <w:left w:w="0" w:type="dxa"/>
+              <w:right w:w="0" w:type="dxa"/>
+            </w:tcMar>
+            <w:vAlign w:val="top"/>
+          </w:tcPr>
+          <w:p>
+            <w:pPr>
+              <w:jc w:val="center"/>
+              <w:pBdr>
+                <w:bottom w:val="none" w:sz="0" w:space="0" w:color="000000"/>
+                <w:top w:val="none" w:sz="0" w:space="0" w:color="000000"/>
+                <w:left w:val="none" w:sz="0" w:space="0" w:color="000000"/>
+                <w:right w:val="none" w:sz="0" w:space="0" w:color="000000"/>
+              </w:pBdr>
+              <w:spacing w:after="10" w:before="10" w:line="240"/>
+              <w:ind w:left="100" w:right="100" w:firstLine="0" w:firstLineChars="0"/>
+              <w:rPr>
+                <w:rFonts w:ascii="Arial" w:hAnsi="Arial" w:eastAsia="Arial" w:cs="Arial"/>
+                <w:i w:val="false"/>
+                <w:b w:val="false"/>
+                <w:u w:val="none"/>
+                <w:sz w:val="18"/>
+                <w:szCs w:val="18"/>
+                <w:color w:val="000000"/>
+              </w:rPr>
+            </w:pPr>
+            <w:r>
+              <w:rPr>
+                <w:rFonts w:ascii="Arial" w:hAnsi="Arial" w:eastAsia="Arial" w:cs="Arial"/>
+                <w:i w:val="false"/>
+                <w:b w:val="false"/>
+                <w:u w:val="none"/>
+                <w:sz w:val="18"/>
+                <w:szCs w:val="18"/>
+                <w:color w:val="000000"/>
+              </w:rPr>
+              <w:t xml:space="preserve">497 (29.4%)</w:t>
+            </w:r>
+          </w:p>
+        </w:tc>
+        <w:tc>
+          <w:tcPr>
+            <w:tcBorders>
+              <w:bottom w:val="none" w:sz="0" w:space="0" w:color="000000"/>
+              <w:top w:val="none" w:sz="0" w:space="0" w:color="000000"/>
+              <w:left w:val="none" w:sz="0" w:space="0" w:color="000000"/>
+              <w:right w:val="none" w:sz="0" w:space="0" w:color="000000"/>
+            </w:tcBorders>
+            <w:shd w:val="clear" w:color="auto" w:fill="FFFFFF"/>
+            <w:tcMar>
+              <w:top w:w="0" w:type="dxa"/>
+              <w:bottom w:w="0" w:type="dxa"/>
+              <w:left w:w="0" w:type="dxa"/>
+              <w:right w:w="0" w:type="dxa"/>
+            </w:tcMar>
+            <w:vAlign w:val="top"/>
+          </w:tcPr>
+          <w:p>
+            <w:pPr>
+              <w:jc w:val="center"/>
+              <w:pBdr>
+                <w:bottom w:val="none" w:sz="0" w:space="0" w:color="000000"/>
+                <w:top w:val="none" w:sz="0" w:space="0" w:color="000000"/>
+                <w:left w:val="none" w:sz="0" w:space="0" w:color="000000"/>
+                <w:right w:val="none" w:sz="0" w:space="0" w:color="000000"/>
+              </w:pBdr>
+              <w:spacing w:after="10" w:before="10" w:line="240"/>
+              <w:ind w:left="100" w:right="100" w:firstLine="0" w:firstLineChars="0"/>
+              <w:rPr>
+                <w:rFonts w:ascii="Arial" w:hAnsi="Arial" w:eastAsia="Arial" w:cs="Arial"/>
+                <w:i w:val="false"/>
+                <w:b w:val="false"/>
+                <w:u w:val="none"/>
+                <w:sz w:val="18"/>
+                <w:szCs w:val="18"/>
+                <w:color w:val="000000"/>
+              </w:rPr>
+            </w:pPr>
+            <w:r>
+              <w:rPr>
+                <w:rFonts w:ascii="Arial" w:hAnsi="Arial" w:eastAsia="Arial" w:cs="Arial"/>
+                <w:i w:val="false"/>
+                <w:b w:val="false"/>
+                <w:u w:val="none"/>
+                <w:sz w:val="18"/>
+                <w:szCs w:val="18"/>
+                <w:color w:val="000000"/>
+              </w:rPr>
+              <w:t xml:space="preserve">238 (28.2%)</w:t>
+            </w:r>
+          </w:p>
+        </w:tc>
+        <w:tc>
+          <w:tcPr>
+            <w:tcBorders>
+              <w:bottom w:val="none" w:sz="0" w:space="0" w:color="000000"/>
+              <w:top w:val="none" w:sz="0" w:space="0" w:color="000000"/>
+              <w:left w:val="none" w:sz="0" w:space="0" w:color="000000"/>
+              <w:right w:val="none" w:sz="0" w:space="0" w:color="000000"/>
+            </w:tcBorders>
+            <w:shd w:val="clear" w:color="auto" w:fill="FFFFFF"/>
+            <w:tcMar>
+              <w:top w:w="0" w:type="dxa"/>
+              <w:bottom w:w="0" w:type="dxa"/>
+              <w:left w:w="0" w:type="dxa"/>
+              <w:right w:w="0" w:type="dxa"/>
+            </w:tcMar>
+            <w:vAlign w:val="top"/>
+          </w:tcPr>
+          <w:p>
+            <w:pPr>
+              <w:jc w:val="center"/>
+              <w:pBdr>
+                <w:bottom w:val="none" w:sz="0" w:space="0" w:color="000000"/>
+                <w:top w:val="none" w:sz="0" w:space="0" w:color="000000"/>
+                <w:left w:val="none" w:sz="0" w:space="0" w:color="000000"/>
+                <w:right w:val="none" w:sz="0" w:space="0" w:color="000000"/>
+              </w:pBdr>
+              <w:spacing w:after="10" w:before="10" w:line="240"/>
+              <w:ind w:left="100" w:right="100" w:firstLine="0" w:firstLineChars="0"/>
+              <w:rPr>
+                <w:rFonts w:ascii="Arial" w:hAnsi="Arial" w:eastAsia="Arial" w:cs="Arial"/>
+                <w:i w:val="false"/>
+                <w:b w:val="false"/>
+                <w:u w:val="none"/>
+                <w:sz w:val="18"/>
+                <w:szCs w:val="18"/>
+                <w:color w:val="000000"/>
+              </w:rPr>
+            </w:pPr>
+            <w:r>
+              <w:rPr>
+                <w:rFonts w:ascii="Arial" w:hAnsi="Arial" w:eastAsia="Arial" w:cs="Arial"/>
+                <w:i w:val="false"/>
+                <w:b w:val="false"/>
+                <w:u w:val="none"/>
+                <w:sz w:val="18"/>
+                <w:szCs w:val="18"/>
+                <w:color w:val="000000"/>
+              </w:rPr>
+              <w:t xml:space="preserve">25 (21.7%)</w:t>
+            </w:r>
+          </w:p>
+        </w:tc>
+        <w:tc>
+          <w:tcPr>
+            <w:tcBorders>
+              <w:bottom w:val="none" w:sz="0" w:space="0" w:color="000000"/>
+              <w:top w:val="none" w:sz="0" w:space="0" w:color="000000"/>
+              <w:left w:val="none" w:sz="0" w:space="0" w:color="000000"/>
+              <w:right w:val="none" w:sz="0" w:space="0" w:color="000000"/>
+            </w:tcBorders>
+            <w:shd w:val="clear" w:color="auto" w:fill="FFFFFF"/>
+            <w:tcMar>
+              <w:top w:w="0" w:type="dxa"/>
+              <w:bottom w:w="0" w:type="dxa"/>
+              <w:left w:w="0" w:type="dxa"/>
+              <w:right w:w="0" w:type="dxa"/>
+            </w:tcMar>
+            <w:vAlign w:val="top"/>
+          </w:tcPr>
+          <w:p>
+            <w:pPr>
+              <w:jc w:val="center"/>
+              <w:pBdr>
+                <w:bottom w:val="none" w:sz="0" w:space="0" w:color="000000"/>
+                <w:top w:val="none" w:sz="0" w:space="0" w:color="000000"/>
+                <w:left w:val="none" w:sz="0" w:space="0" w:color="000000"/>
+                <w:right w:val="none" w:sz="0" w:space="0" w:color="000000"/>
+              </w:pBdr>
+              <w:spacing w:after="10" w:before="10" w:line="240"/>
+              <w:ind w:left="100" w:right="100" w:firstLine="0" w:firstLineChars="0"/>
+              <w:rPr>
+                <w:rFonts w:ascii="Arial" w:hAnsi="Arial" w:eastAsia="Arial" w:cs="Arial"/>
+                <w:i w:val="false"/>
+                <w:b w:val="false"/>
+                <w:u w:val="none"/>
+                <w:sz w:val="18"/>
+                <w:szCs w:val="18"/>
+                <w:color w:val="000000"/>
+              </w:rPr>
+            </w:pPr>
+            <w:r>
+              <w:rPr>
+                <w:rFonts w:ascii="Arial" w:hAnsi="Arial" w:eastAsia="Arial" w:cs="Arial"/>
+                <w:i w:val="false"/>
+                <w:b w:val="false"/>
+                <w:u w:val="none"/>
+                <w:sz w:val="18"/>
+                <w:szCs w:val="18"/>
+                <w:color w:val="000000"/>
+              </w:rPr>
+              <w:t xml:space="preserve">161 (29.7%)</w:t>
+            </w:r>
+          </w:p>
+        </w:tc>
+        <w:tc>
+          <w:tcPr>
+            <w:tcBorders>
+              <w:bottom w:val="none" w:sz="0" w:space="0" w:color="000000"/>
+              <w:top w:val="none" w:sz="0" w:space="0" w:color="000000"/>
+              <w:left w:val="none" w:sz="0" w:space="0" w:color="000000"/>
+              <w:right w:val="none" w:sz="0" w:space="0" w:color="000000"/>
+            </w:tcBorders>
+            <w:shd w:val="clear" w:color="auto" w:fill="FFFFFF"/>
+            <w:tcMar>
+              <w:top w:w="0" w:type="dxa"/>
+              <w:bottom w:w="0" w:type="dxa"/>
+              <w:left w:w="0" w:type="dxa"/>
+              <w:right w:w="0" w:type="dxa"/>
+            </w:tcMar>
+            <w:vAlign w:val="top"/>
+          </w:tcPr>
+          <w:p>
+            <w:pPr>
+              <w:jc w:val="center"/>
+              <w:pBdr>
+                <w:bottom w:val="none" w:sz="0" w:space="0" w:color="000000"/>
+                <w:top w:val="none" w:sz="0" w:space="0" w:color="000000"/>
+                <w:left w:val="none" w:sz="0" w:space="0" w:color="000000"/>
+                <w:right w:val="none" w:sz="0" w:space="0" w:color="000000"/>
+              </w:pBdr>
+              <w:spacing w:after="10" w:before="10" w:line="240"/>
+              <w:ind w:left="100" w:right="100" w:firstLine="0" w:firstLineChars="0"/>
+              <w:rPr>
+                <w:rFonts w:ascii="Arial" w:hAnsi="Arial" w:eastAsia="Arial" w:cs="Arial"/>
+                <w:i w:val="false"/>
+                <w:b w:val="false"/>
+                <w:u w:val="none"/>
+                <w:sz w:val="18"/>
+                <w:szCs w:val="18"/>
+                <w:color w:val="000000"/>
+              </w:rPr>
+            </w:pPr>
+            <w:r>
+              <w:rPr>
+                <w:rFonts w:ascii="Arial" w:hAnsi="Arial" w:eastAsia="Arial" w:cs="Arial"/>
+                <w:i w:val="false"/>
+                <w:b w:val="false"/>
+                <w:u w:val="none"/>
+                <w:sz w:val="18"/>
+                <w:szCs w:val="18"/>
+                <w:color w:val="000000"/>
+              </w:rPr>
+              <w:t xml:space="preserve">73 (37.8%)</w:t>
             </w:r>
           </w:p>
         </w:tc>
@@ -5127,266 +5387,6 @@
                 <w:color w:val="000000"/>
               </w:rPr>
               <w:t xml:space="preserve"/>
-            </w:r>
-          </w:p>
-        </w:tc>
-        <w:tc>
-          <w:tcPr>
-            <w:tcBorders>
-              <w:bottom w:val="none" w:sz="0" w:space="0" w:color="000000"/>
-              <w:top w:val="none" w:sz="0" w:space="0" w:color="000000"/>
-              <w:left w:val="none" w:sz="0" w:space="0" w:color="000000"/>
-              <w:right w:val="none" w:sz="0" w:space="0" w:color="000000"/>
-            </w:tcBorders>
-            <w:shd w:val="clear" w:color="auto" w:fill="FFFFFF"/>
-            <w:tcMar>
-              <w:top w:w="0" w:type="dxa"/>
-              <w:bottom w:w="0" w:type="dxa"/>
-              <w:left w:w="0" w:type="dxa"/>
-              <w:right w:w="0" w:type="dxa"/>
-            </w:tcMar>
-            <w:vAlign w:val="top"/>
-          </w:tcPr>
-          <w:p>
-            <w:pPr>
-              <w:jc w:val="center"/>
-              <w:pBdr>
-                <w:bottom w:val="none" w:sz="0" w:space="0" w:color="000000"/>
-                <w:top w:val="none" w:sz="0" w:space="0" w:color="000000"/>
-                <w:left w:val="none" w:sz="0" w:space="0" w:color="000000"/>
-                <w:right w:val="none" w:sz="0" w:space="0" w:color="000000"/>
-              </w:pBdr>
-              <w:spacing w:after="10" w:before="10" w:line="240"/>
-              <w:ind w:left="100" w:right="100" w:firstLine="0" w:firstLineChars="0"/>
-              <w:rPr>
-                <w:rFonts w:ascii="Arial" w:hAnsi="Arial" w:eastAsia="Arial" w:cs="Arial"/>
-                <w:i w:val="false"/>
-                <w:b w:val="false"/>
-                <w:u w:val="none"/>
-                <w:sz w:val="18"/>
-                <w:szCs w:val="18"/>
-                <w:color w:val="000000"/>
-              </w:rPr>
-            </w:pPr>
-            <w:r>
-              <w:rPr>
-                <w:rFonts w:ascii="Arial" w:hAnsi="Arial" w:eastAsia="Arial" w:cs="Arial"/>
-                <w:i w:val="false"/>
-                <w:b w:val="false"/>
-                <w:u w:val="none"/>
-                <w:sz w:val="18"/>
-                <w:szCs w:val="18"/>
-                <w:color w:val="000000"/>
-              </w:rPr>
-              <w:t xml:space="preserve"/>
-            </w:r>
-          </w:p>
-        </w:tc>
-        <w:tc>
-          <w:tcPr>
-            <w:tcBorders>
-              <w:bottom w:val="none" w:sz="0" w:space="0" w:color="000000"/>
-              <w:top w:val="none" w:sz="0" w:space="0" w:color="000000"/>
-              <w:left w:val="none" w:sz="0" w:space="0" w:color="000000"/>
-              <w:right w:val="none" w:sz="0" w:space="0" w:color="000000"/>
-            </w:tcBorders>
-            <w:shd w:val="clear" w:color="auto" w:fill="FFFFFF"/>
-            <w:tcMar>
-              <w:top w:w="0" w:type="dxa"/>
-              <w:bottom w:w="0" w:type="dxa"/>
-              <w:left w:w="0" w:type="dxa"/>
-              <w:right w:w="0" w:type="dxa"/>
-            </w:tcMar>
-            <w:vAlign w:val="top"/>
-          </w:tcPr>
-          <w:p>
-            <w:pPr>
-              <w:jc w:val="center"/>
-              <w:pBdr>
-                <w:bottom w:val="none" w:sz="0" w:space="0" w:color="000000"/>
-                <w:top w:val="none" w:sz="0" w:space="0" w:color="000000"/>
-                <w:left w:val="none" w:sz="0" w:space="0" w:color="000000"/>
-                <w:right w:val="none" w:sz="0" w:space="0" w:color="000000"/>
-              </w:pBdr>
-              <w:spacing w:after="10" w:before="10" w:line="240"/>
-              <w:ind w:left="100" w:right="100" w:firstLine="0" w:firstLineChars="0"/>
-              <w:rPr>
-                <w:rFonts w:ascii="Arial" w:hAnsi="Arial" w:eastAsia="Arial" w:cs="Arial"/>
-                <w:i w:val="false"/>
-                <w:b w:val="false"/>
-                <w:u w:val="none"/>
-                <w:sz w:val="18"/>
-                <w:szCs w:val="18"/>
-                <w:color w:val="000000"/>
-              </w:rPr>
-            </w:pPr>
-            <w:r>
-              <w:rPr>
-                <w:rFonts w:ascii="Arial" w:hAnsi="Arial" w:eastAsia="Arial" w:cs="Arial"/>
-                <w:i w:val="false"/>
-                <w:b w:val="false"/>
-                <w:u w:val="none"/>
-                <w:sz w:val="18"/>
-                <w:szCs w:val="18"/>
-                <w:color w:val="000000"/>
-              </w:rPr>
-              <w:t xml:space="preserve"/>
-            </w:r>
-          </w:p>
-        </w:tc>
-        <w:tc>
-          <w:tcPr>
-            <w:tcBorders>
-              <w:bottom w:val="none" w:sz="0" w:space="0" w:color="000000"/>
-              <w:top w:val="none" w:sz="0" w:space="0" w:color="000000"/>
-              <w:left w:val="none" w:sz="0" w:space="0" w:color="000000"/>
-              <w:right w:val="none" w:sz="0" w:space="0" w:color="000000"/>
-            </w:tcBorders>
-            <w:shd w:val="clear" w:color="auto" w:fill="FFFFFF"/>
-            <w:tcMar>
-              <w:top w:w="0" w:type="dxa"/>
-              <w:bottom w:w="0" w:type="dxa"/>
-              <w:left w:w="0" w:type="dxa"/>
-              <w:right w:w="0" w:type="dxa"/>
-            </w:tcMar>
-            <w:vAlign w:val="top"/>
-          </w:tcPr>
-          <w:p>
-            <w:pPr>
-              <w:jc w:val="center"/>
-              <w:pBdr>
-                <w:bottom w:val="none" w:sz="0" w:space="0" w:color="000000"/>
-                <w:top w:val="none" w:sz="0" w:space="0" w:color="000000"/>
-                <w:left w:val="none" w:sz="0" w:space="0" w:color="000000"/>
-                <w:right w:val="none" w:sz="0" w:space="0" w:color="000000"/>
-              </w:pBdr>
-              <w:spacing w:after="10" w:before="10" w:line="240"/>
-              <w:ind w:left="100" w:right="100" w:firstLine="0" w:firstLineChars="0"/>
-              <w:rPr>
-                <w:rFonts w:ascii="Arial" w:hAnsi="Arial" w:eastAsia="Arial" w:cs="Arial"/>
-                <w:i w:val="false"/>
-                <w:b w:val="false"/>
-                <w:u w:val="none"/>
-                <w:sz w:val="18"/>
-                <w:szCs w:val="18"/>
-                <w:color w:val="000000"/>
-              </w:rPr>
-            </w:pPr>
-            <w:r>
-              <w:rPr>
-                <w:rFonts w:ascii="Arial" w:hAnsi="Arial" w:eastAsia="Arial" w:cs="Arial"/>
-                <w:i w:val="false"/>
-                <w:b w:val="false"/>
-                <w:u w:val="none"/>
-                <w:sz w:val="18"/>
-                <w:szCs w:val="18"/>
-                <w:color w:val="000000"/>
-              </w:rPr>
-              <w:t xml:space="preserve"/>
-            </w:r>
-          </w:p>
-        </w:tc>
-        <w:tc>
-          <w:tcPr>
-            <w:tcBorders>
-              <w:bottom w:val="none" w:sz="0" w:space="0" w:color="000000"/>
-              <w:top w:val="none" w:sz="0" w:space="0" w:color="000000"/>
-              <w:left w:val="none" w:sz="0" w:space="0" w:color="000000"/>
-              <w:right w:val="none" w:sz="0" w:space="0" w:color="000000"/>
-            </w:tcBorders>
-            <w:shd w:val="clear" w:color="auto" w:fill="FFFFFF"/>
-            <w:tcMar>
-              <w:top w:w="0" w:type="dxa"/>
-              <w:bottom w:w="0" w:type="dxa"/>
-              <w:left w:w="0" w:type="dxa"/>
-              <w:right w:w="0" w:type="dxa"/>
-            </w:tcMar>
-            <w:vAlign w:val="top"/>
-          </w:tcPr>
-          <w:p>
-            <w:pPr>
-              <w:jc w:val="center"/>
-              <w:pBdr>
-                <w:bottom w:val="none" w:sz="0" w:space="0" w:color="000000"/>
-                <w:top w:val="none" w:sz="0" w:space="0" w:color="000000"/>
-                <w:left w:val="none" w:sz="0" w:space="0" w:color="000000"/>
-                <w:right w:val="none" w:sz="0" w:space="0" w:color="000000"/>
-              </w:pBdr>
-              <w:spacing w:after="10" w:before="10" w:line="240"/>
-              <w:ind w:left="100" w:right="100" w:firstLine="0" w:firstLineChars="0"/>
-              <w:rPr>
-                <w:rFonts w:ascii="Arial" w:hAnsi="Arial" w:eastAsia="Arial" w:cs="Arial"/>
-                <w:i w:val="false"/>
-                <w:b w:val="false"/>
-                <w:u w:val="none"/>
-                <w:sz w:val="18"/>
-                <w:szCs w:val="18"/>
-                <w:color w:val="000000"/>
-              </w:rPr>
-            </w:pPr>
-            <w:r>
-              <w:rPr>
-                <w:rFonts w:ascii="Arial" w:hAnsi="Arial" w:eastAsia="Arial" w:cs="Arial"/>
-                <w:i w:val="false"/>
-                <w:b w:val="false"/>
-                <w:u w:val="none"/>
-                <w:sz w:val="18"/>
-                <w:szCs w:val="18"/>
-                <w:color w:val="000000"/>
-              </w:rPr>
-              <w:t xml:space="preserve"/>
-            </w:r>
-          </w:p>
-        </w:tc>
-        <w:tc>
-          <w:tcPr>
-            <w:tcBorders>
-              <w:bottom w:val="none" w:sz="0" w:space="0" w:color="000000"/>
-              <w:top w:val="none" w:sz="0" w:space="0" w:color="000000"/>
-              <w:left w:val="none" w:sz="0" w:space="0" w:color="000000"/>
-              <w:right w:val="none" w:sz="0" w:space="0" w:color="000000"/>
-            </w:tcBorders>
-            <w:shd w:val="clear" w:color="auto" w:fill="FFFFFF"/>
-            <w:tcMar>
-              <w:top w:w="0" w:type="dxa"/>
-              <w:bottom w:w="0" w:type="dxa"/>
-              <w:left w:w="0" w:type="dxa"/>
-              <w:right w:w="0" w:type="dxa"/>
-            </w:tcMar>
-            <w:vAlign w:val="top"/>
-          </w:tcPr>
-          <w:p>
-            <w:pPr>
-              <w:jc w:val="center"/>
-              <w:pBdr>
-                <w:bottom w:val="none" w:sz="0" w:space="0" w:color="000000"/>
-                <w:top w:val="none" w:sz="0" w:space="0" w:color="000000"/>
-                <w:left w:val="none" w:sz="0" w:space="0" w:color="000000"/>
-                <w:right w:val="none" w:sz="0" w:space="0" w:color="000000"/>
-              </w:pBdr>
-              <w:spacing w:after="10" w:before="10" w:line="240"/>
-              <w:ind w:left="100" w:right="100" w:firstLine="0" w:firstLineChars="0"/>
-              <w:rPr>
-                <w:rFonts w:ascii="Arial" w:hAnsi="Arial" w:eastAsia="Arial" w:cs="Arial"/>
-                <w:i w:val="false"/>
-                <w:b w:val="false"/>
-                <w:u w:val="none"/>
-                <w:sz w:val="18"/>
-                <w:szCs w:val="18"/>
-                <w:color w:val="000000"/>
-              </w:rPr>
-            </w:pPr>
-            <w:r>
-              <w:rPr>
-                <w:rFonts w:ascii="Arial" w:hAnsi="Arial" w:eastAsia="Arial" w:cs="Arial"/>
-                <w:i w:val="false"/>
-                <w:b w:val="false"/>
-                <w:u w:val="none"/>
-                <w:sz w:val="18"/>
-                <w:szCs w:val="18"/>
-                <w:color w:val="000000"/>
-              </w:rPr>
-              <w:t xml:space="preserve">0.328**</w:t>
             </w:r>
           </w:p>
         </w:tc>
@@ -5444,267 +5444,267 @@
                 <w:szCs w:val="18"/>
                 <w:color w:val="000000"/>
               </w:rPr>
-              <w:t xml:space="preserve">Mestizo</w:t>
-            </w:r>
-          </w:p>
-        </w:tc>
-        <w:tc>
-          <w:tcPr>
-            <w:tcBorders>
-              <w:bottom w:val="none" w:sz="0" w:space="0" w:color="000000"/>
-              <w:top w:val="none" w:sz="0" w:space="0" w:color="000000"/>
-              <w:left w:val="none" w:sz="0" w:space="0" w:color="000000"/>
-              <w:right w:val="none" w:sz="0" w:space="0" w:color="000000"/>
-            </w:tcBorders>
-            <w:shd w:val="clear" w:color="auto" w:fill="FFFFFF"/>
-            <w:tcMar>
-              <w:top w:w="0" w:type="dxa"/>
-              <w:bottom w:w="0" w:type="dxa"/>
-              <w:left w:w="0" w:type="dxa"/>
-              <w:right w:w="0" w:type="dxa"/>
-            </w:tcMar>
-            <w:vAlign w:val="top"/>
-          </w:tcPr>
-          <w:p>
-            <w:pPr>
-              <w:jc w:val="center"/>
-              <w:pBdr>
-                <w:bottom w:val="none" w:sz="0" w:space="0" w:color="000000"/>
-                <w:top w:val="none" w:sz="0" w:space="0" w:color="000000"/>
-                <w:left w:val="none" w:sz="0" w:space="0" w:color="000000"/>
-                <w:right w:val="none" w:sz="0" w:space="0" w:color="000000"/>
-              </w:pBdr>
-              <w:spacing w:after="10" w:before="10" w:line="240"/>
-              <w:ind w:left="100" w:right="100" w:firstLine="0" w:firstLineChars="0"/>
-              <w:rPr>
-                <w:rFonts w:ascii="Arial" w:hAnsi="Arial" w:eastAsia="Arial" w:cs="Arial"/>
-                <w:i w:val="false"/>
-                <w:b w:val="false"/>
-                <w:u w:val="none"/>
-                <w:sz w:val="18"/>
-                <w:szCs w:val="18"/>
-                <w:color w:val="000000"/>
-              </w:rPr>
-            </w:pPr>
-            <w:r>
-              <w:rPr>
-                <w:rFonts w:ascii="Arial" w:hAnsi="Arial" w:eastAsia="Arial" w:cs="Arial"/>
-                <w:i w:val="false"/>
-                <w:b w:val="false"/>
-                <w:u w:val="none"/>
-                <w:sz w:val="18"/>
-                <w:szCs w:val="18"/>
-                <w:color w:val="000000"/>
-              </w:rPr>
-              <w:t xml:space="preserve">680 (41.1%)</w:t>
-            </w:r>
-          </w:p>
-        </w:tc>
-        <w:tc>
-          <w:tcPr>
-            <w:tcBorders>
-              <w:bottom w:val="none" w:sz="0" w:space="0" w:color="000000"/>
-              <w:top w:val="none" w:sz="0" w:space="0" w:color="000000"/>
-              <w:left w:val="none" w:sz="0" w:space="0" w:color="000000"/>
-              <w:right w:val="none" w:sz="0" w:space="0" w:color="000000"/>
-            </w:tcBorders>
-            <w:shd w:val="clear" w:color="auto" w:fill="FFFFFF"/>
-            <w:tcMar>
-              <w:top w:w="0" w:type="dxa"/>
-              <w:bottom w:w="0" w:type="dxa"/>
-              <w:left w:w="0" w:type="dxa"/>
-              <w:right w:w="0" w:type="dxa"/>
-            </w:tcMar>
-            <w:vAlign w:val="top"/>
-          </w:tcPr>
-          <w:p>
-            <w:pPr>
-              <w:jc w:val="center"/>
-              <w:pBdr>
-                <w:bottom w:val="none" w:sz="0" w:space="0" w:color="000000"/>
-                <w:top w:val="none" w:sz="0" w:space="0" w:color="000000"/>
-                <w:left w:val="none" w:sz="0" w:space="0" w:color="000000"/>
-                <w:right w:val="none" w:sz="0" w:space="0" w:color="000000"/>
-              </w:pBdr>
-              <w:spacing w:after="10" w:before="10" w:line="240"/>
-              <w:ind w:left="100" w:right="100" w:firstLine="0" w:firstLineChars="0"/>
-              <w:rPr>
-                <w:rFonts w:ascii="Arial" w:hAnsi="Arial" w:eastAsia="Arial" w:cs="Arial"/>
-                <w:i w:val="false"/>
-                <w:b w:val="false"/>
-                <w:u w:val="none"/>
-                <w:sz w:val="18"/>
-                <w:szCs w:val="18"/>
-                <w:color w:val="000000"/>
-              </w:rPr>
-            </w:pPr>
-            <w:r>
-              <w:rPr>
-                <w:rFonts w:ascii="Arial" w:hAnsi="Arial" w:eastAsia="Arial" w:cs="Arial"/>
-                <w:i w:val="false"/>
-                <w:b w:val="false"/>
-                <w:u w:val="none"/>
-                <w:sz w:val="18"/>
-                <w:szCs w:val="18"/>
-                <w:color w:val="000000"/>
-              </w:rPr>
-              <w:t xml:space="preserve">335 (40.6%)</w:t>
-            </w:r>
-          </w:p>
-        </w:tc>
-        <w:tc>
-          <w:tcPr>
-            <w:tcBorders>
-              <w:bottom w:val="none" w:sz="0" w:space="0" w:color="000000"/>
-              <w:top w:val="none" w:sz="0" w:space="0" w:color="000000"/>
-              <w:left w:val="none" w:sz="0" w:space="0" w:color="000000"/>
-              <w:right w:val="none" w:sz="0" w:space="0" w:color="000000"/>
-            </w:tcBorders>
-            <w:shd w:val="clear" w:color="auto" w:fill="FFFFFF"/>
-            <w:tcMar>
-              <w:top w:w="0" w:type="dxa"/>
-              <w:bottom w:w="0" w:type="dxa"/>
-              <w:left w:w="0" w:type="dxa"/>
-              <w:right w:w="0" w:type="dxa"/>
-            </w:tcMar>
-            <w:vAlign w:val="top"/>
-          </w:tcPr>
-          <w:p>
-            <w:pPr>
-              <w:jc w:val="center"/>
-              <w:pBdr>
-                <w:bottom w:val="none" w:sz="0" w:space="0" w:color="000000"/>
-                <w:top w:val="none" w:sz="0" w:space="0" w:color="000000"/>
-                <w:left w:val="none" w:sz="0" w:space="0" w:color="000000"/>
-                <w:right w:val="none" w:sz="0" w:space="0" w:color="000000"/>
-              </w:pBdr>
-              <w:spacing w:after="10" w:before="10" w:line="240"/>
-              <w:ind w:left="100" w:right="100" w:firstLine="0" w:firstLineChars="0"/>
-              <w:rPr>
-                <w:rFonts w:ascii="Arial" w:hAnsi="Arial" w:eastAsia="Arial" w:cs="Arial"/>
-                <w:i w:val="false"/>
-                <w:b w:val="false"/>
-                <w:u w:val="none"/>
-                <w:sz w:val="18"/>
-                <w:szCs w:val="18"/>
-                <w:color w:val="000000"/>
-              </w:rPr>
-            </w:pPr>
-            <w:r>
-              <w:rPr>
-                <w:rFonts w:ascii="Arial" w:hAnsi="Arial" w:eastAsia="Arial" w:cs="Arial"/>
-                <w:i w:val="false"/>
-                <w:b w:val="false"/>
-                <w:u w:val="none"/>
-                <w:sz w:val="18"/>
-                <w:szCs w:val="18"/>
-                <w:color w:val="000000"/>
-              </w:rPr>
-              <w:t xml:space="preserve">41 (36.3%)</w:t>
-            </w:r>
-          </w:p>
-        </w:tc>
-        <w:tc>
-          <w:tcPr>
-            <w:tcBorders>
-              <w:bottom w:val="none" w:sz="0" w:space="0" w:color="000000"/>
-              <w:top w:val="none" w:sz="0" w:space="0" w:color="000000"/>
-              <w:left w:val="none" w:sz="0" w:space="0" w:color="000000"/>
-              <w:right w:val="none" w:sz="0" w:space="0" w:color="000000"/>
-            </w:tcBorders>
-            <w:shd w:val="clear" w:color="auto" w:fill="FFFFFF"/>
-            <w:tcMar>
-              <w:top w:w="0" w:type="dxa"/>
-              <w:bottom w:w="0" w:type="dxa"/>
-              <w:left w:w="0" w:type="dxa"/>
-              <w:right w:w="0" w:type="dxa"/>
-            </w:tcMar>
-            <w:vAlign w:val="top"/>
-          </w:tcPr>
-          <w:p>
-            <w:pPr>
-              <w:jc w:val="center"/>
-              <w:pBdr>
-                <w:bottom w:val="none" w:sz="0" w:space="0" w:color="000000"/>
-                <w:top w:val="none" w:sz="0" w:space="0" w:color="000000"/>
-                <w:left w:val="none" w:sz="0" w:space="0" w:color="000000"/>
-                <w:right w:val="none" w:sz="0" w:space="0" w:color="000000"/>
-              </w:pBdr>
-              <w:spacing w:after="10" w:before="10" w:line="240"/>
-              <w:ind w:left="100" w:right="100" w:firstLine="0" w:firstLineChars="0"/>
-              <w:rPr>
-                <w:rFonts w:ascii="Arial" w:hAnsi="Arial" w:eastAsia="Arial" w:cs="Arial"/>
-                <w:i w:val="false"/>
-                <w:b w:val="false"/>
-                <w:u w:val="none"/>
-                <w:sz w:val="18"/>
-                <w:szCs w:val="18"/>
-                <w:color w:val="000000"/>
-              </w:rPr>
-            </w:pPr>
-            <w:r>
-              <w:rPr>
-                <w:rFonts w:ascii="Arial" w:hAnsi="Arial" w:eastAsia="Arial" w:cs="Arial"/>
-                <w:i w:val="false"/>
-                <w:b w:val="false"/>
-                <w:u w:val="none"/>
-                <w:sz w:val="18"/>
-                <w:szCs w:val="18"/>
-                <w:color w:val="000000"/>
-              </w:rPr>
-              <w:t xml:space="preserve">232 (43.9%)</w:t>
-            </w:r>
-          </w:p>
-        </w:tc>
-        <w:tc>
-          <w:tcPr>
-            <w:tcBorders>
-              <w:bottom w:val="none" w:sz="0" w:space="0" w:color="000000"/>
-              <w:top w:val="none" w:sz="0" w:space="0" w:color="000000"/>
-              <w:left w:val="none" w:sz="0" w:space="0" w:color="000000"/>
-              <w:right w:val="none" w:sz="0" w:space="0" w:color="000000"/>
-            </w:tcBorders>
-            <w:shd w:val="clear" w:color="auto" w:fill="FFFFFF"/>
-            <w:tcMar>
-              <w:top w:w="0" w:type="dxa"/>
-              <w:bottom w:w="0" w:type="dxa"/>
-              <w:left w:w="0" w:type="dxa"/>
-              <w:right w:w="0" w:type="dxa"/>
-            </w:tcMar>
-            <w:vAlign w:val="top"/>
-          </w:tcPr>
-          <w:p>
-            <w:pPr>
-              <w:jc w:val="center"/>
-              <w:pBdr>
-                <w:bottom w:val="none" w:sz="0" w:space="0" w:color="000000"/>
-                <w:top w:val="none" w:sz="0" w:space="0" w:color="000000"/>
-                <w:left w:val="none" w:sz="0" w:space="0" w:color="000000"/>
-                <w:right w:val="none" w:sz="0" w:space="0" w:color="000000"/>
-              </w:pBdr>
-              <w:spacing w:after="10" w:before="10" w:line="240"/>
-              <w:ind w:left="100" w:right="100" w:firstLine="0" w:firstLineChars="0"/>
-              <w:rPr>
-                <w:rFonts w:ascii="Arial" w:hAnsi="Arial" w:eastAsia="Arial" w:cs="Arial"/>
-                <w:i w:val="false"/>
-                <w:b w:val="false"/>
-                <w:u w:val="none"/>
-                <w:sz w:val="18"/>
-                <w:szCs w:val="18"/>
-                <w:color w:val="000000"/>
-              </w:rPr>
-            </w:pPr>
-            <w:r>
-              <w:rPr>
-                <w:rFonts w:ascii="Arial" w:hAnsi="Arial" w:eastAsia="Arial" w:cs="Arial"/>
-                <w:i w:val="false"/>
-                <w:b w:val="false"/>
-                <w:u w:val="none"/>
-                <w:sz w:val="18"/>
-                <w:szCs w:val="18"/>
-                <w:color w:val="000000"/>
-              </w:rPr>
-              <w:t xml:space="preserve">72 (38.5%)</w:t>
+              <w:t xml:space="preserve">Lima</w:t>
+            </w:r>
+          </w:p>
+        </w:tc>
+        <w:tc>
+          <w:tcPr>
+            <w:tcBorders>
+              <w:bottom w:val="none" w:sz="0" w:space="0" w:color="000000"/>
+              <w:top w:val="none" w:sz="0" w:space="0" w:color="000000"/>
+              <w:left w:val="none" w:sz="0" w:space="0" w:color="000000"/>
+              <w:right w:val="none" w:sz="0" w:space="0" w:color="000000"/>
+            </w:tcBorders>
+            <w:shd w:val="clear" w:color="auto" w:fill="FFFFFF"/>
+            <w:tcMar>
+              <w:top w:w="0" w:type="dxa"/>
+              <w:bottom w:w="0" w:type="dxa"/>
+              <w:left w:w="0" w:type="dxa"/>
+              <w:right w:w="0" w:type="dxa"/>
+            </w:tcMar>
+            <w:vAlign w:val="top"/>
+          </w:tcPr>
+          <w:p>
+            <w:pPr>
+              <w:jc w:val="center"/>
+              <w:pBdr>
+                <w:bottom w:val="none" w:sz="0" w:space="0" w:color="000000"/>
+                <w:top w:val="none" w:sz="0" w:space="0" w:color="000000"/>
+                <w:left w:val="none" w:sz="0" w:space="0" w:color="000000"/>
+                <w:right w:val="none" w:sz="0" w:space="0" w:color="000000"/>
+              </w:pBdr>
+              <w:spacing w:after="10" w:before="10" w:line="240"/>
+              <w:ind w:left="100" w:right="100" w:firstLine="0" w:firstLineChars="0"/>
+              <w:rPr>
+                <w:rFonts w:ascii="Arial" w:hAnsi="Arial" w:eastAsia="Arial" w:cs="Arial"/>
+                <w:i w:val="false"/>
+                <w:b w:val="false"/>
+                <w:u w:val="none"/>
+                <w:sz w:val="18"/>
+                <w:szCs w:val="18"/>
+                <w:color w:val="000000"/>
+              </w:rPr>
+            </w:pPr>
+            <w:r>
+              <w:rPr>
+                <w:rFonts w:ascii="Arial" w:hAnsi="Arial" w:eastAsia="Arial" w:cs="Arial"/>
+                <w:i w:val="false"/>
+                <w:b w:val="false"/>
+                <w:u w:val="none"/>
+                <w:sz w:val="18"/>
+                <w:szCs w:val="18"/>
+                <w:color w:val="000000"/>
+              </w:rPr>
+              <w:t xml:space="preserve">471 (27.8%)</w:t>
+            </w:r>
+          </w:p>
+        </w:tc>
+        <w:tc>
+          <w:tcPr>
+            <w:tcBorders>
+              <w:bottom w:val="none" w:sz="0" w:space="0" w:color="000000"/>
+              <w:top w:val="none" w:sz="0" w:space="0" w:color="000000"/>
+              <w:left w:val="none" w:sz="0" w:space="0" w:color="000000"/>
+              <w:right w:val="none" w:sz="0" w:space="0" w:color="000000"/>
+            </w:tcBorders>
+            <w:shd w:val="clear" w:color="auto" w:fill="FFFFFF"/>
+            <w:tcMar>
+              <w:top w:w="0" w:type="dxa"/>
+              <w:bottom w:w="0" w:type="dxa"/>
+              <w:left w:w="0" w:type="dxa"/>
+              <w:right w:w="0" w:type="dxa"/>
+            </w:tcMar>
+            <w:vAlign w:val="top"/>
+          </w:tcPr>
+          <w:p>
+            <w:pPr>
+              <w:jc w:val="center"/>
+              <w:pBdr>
+                <w:bottom w:val="none" w:sz="0" w:space="0" w:color="000000"/>
+                <w:top w:val="none" w:sz="0" w:space="0" w:color="000000"/>
+                <w:left w:val="none" w:sz="0" w:space="0" w:color="000000"/>
+                <w:right w:val="none" w:sz="0" w:space="0" w:color="000000"/>
+              </w:pBdr>
+              <w:spacing w:after="10" w:before="10" w:line="240"/>
+              <w:ind w:left="100" w:right="100" w:firstLine="0" w:firstLineChars="0"/>
+              <w:rPr>
+                <w:rFonts w:ascii="Arial" w:hAnsi="Arial" w:eastAsia="Arial" w:cs="Arial"/>
+                <w:i w:val="false"/>
+                <w:b w:val="false"/>
+                <w:u w:val="none"/>
+                <w:sz w:val="18"/>
+                <w:szCs w:val="18"/>
+                <w:color w:val="000000"/>
+              </w:rPr>
+            </w:pPr>
+            <w:r>
+              <w:rPr>
+                <w:rFonts w:ascii="Arial" w:hAnsi="Arial" w:eastAsia="Arial" w:cs="Arial"/>
+                <w:i w:val="false"/>
+                <w:b w:val="false"/>
+                <w:u w:val="none"/>
+                <w:sz w:val="18"/>
+                <w:szCs w:val="18"/>
+                <w:color w:val="000000"/>
+              </w:rPr>
+              <w:t xml:space="preserve">264 (31.3%)</w:t>
+            </w:r>
+          </w:p>
+        </w:tc>
+        <w:tc>
+          <w:tcPr>
+            <w:tcBorders>
+              <w:bottom w:val="none" w:sz="0" w:space="0" w:color="000000"/>
+              <w:top w:val="none" w:sz="0" w:space="0" w:color="000000"/>
+              <w:left w:val="none" w:sz="0" w:space="0" w:color="000000"/>
+              <w:right w:val="none" w:sz="0" w:space="0" w:color="000000"/>
+            </w:tcBorders>
+            <w:shd w:val="clear" w:color="auto" w:fill="FFFFFF"/>
+            <w:tcMar>
+              <w:top w:w="0" w:type="dxa"/>
+              <w:bottom w:w="0" w:type="dxa"/>
+              <w:left w:w="0" w:type="dxa"/>
+              <w:right w:w="0" w:type="dxa"/>
+            </w:tcMar>
+            <w:vAlign w:val="top"/>
+          </w:tcPr>
+          <w:p>
+            <w:pPr>
+              <w:jc w:val="center"/>
+              <w:pBdr>
+                <w:bottom w:val="none" w:sz="0" w:space="0" w:color="000000"/>
+                <w:top w:val="none" w:sz="0" w:space="0" w:color="000000"/>
+                <w:left w:val="none" w:sz="0" w:space="0" w:color="000000"/>
+                <w:right w:val="none" w:sz="0" w:space="0" w:color="000000"/>
+              </w:pBdr>
+              <w:spacing w:after="10" w:before="10" w:line="240"/>
+              <w:ind w:left="100" w:right="100" w:firstLine="0" w:firstLineChars="0"/>
+              <w:rPr>
+                <w:rFonts w:ascii="Arial" w:hAnsi="Arial" w:eastAsia="Arial" w:cs="Arial"/>
+                <w:i w:val="false"/>
+                <w:b w:val="false"/>
+                <w:u w:val="none"/>
+                <w:sz w:val="18"/>
+                <w:szCs w:val="18"/>
+                <w:color w:val="000000"/>
+              </w:rPr>
+            </w:pPr>
+            <w:r>
+              <w:rPr>
+                <w:rFonts w:ascii="Arial" w:hAnsi="Arial" w:eastAsia="Arial" w:cs="Arial"/>
+                <w:i w:val="false"/>
+                <w:b w:val="false"/>
+                <w:u w:val="none"/>
+                <w:sz w:val="18"/>
+                <w:szCs w:val="18"/>
+                <w:color w:val="000000"/>
+              </w:rPr>
+              <w:t xml:space="preserve">24 (20.9%)</w:t>
+            </w:r>
+          </w:p>
+        </w:tc>
+        <w:tc>
+          <w:tcPr>
+            <w:tcBorders>
+              <w:bottom w:val="none" w:sz="0" w:space="0" w:color="000000"/>
+              <w:top w:val="none" w:sz="0" w:space="0" w:color="000000"/>
+              <w:left w:val="none" w:sz="0" w:space="0" w:color="000000"/>
+              <w:right w:val="none" w:sz="0" w:space="0" w:color="000000"/>
+            </w:tcBorders>
+            <w:shd w:val="clear" w:color="auto" w:fill="FFFFFF"/>
+            <w:tcMar>
+              <w:top w:w="0" w:type="dxa"/>
+              <w:bottom w:w="0" w:type="dxa"/>
+              <w:left w:w="0" w:type="dxa"/>
+              <w:right w:w="0" w:type="dxa"/>
+            </w:tcMar>
+            <w:vAlign w:val="top"/>
+          </w:tcPr>
+          <w:p>
+            <w:pPr>
+              <w:jc w:val="center"/>
+              <w:pBdr>
+                <w:bottom w:val="none" w:sz="0" w:space="0" w:color="000000"/>
+                <w:top w:val="none" w:sz="0" w:space="0" w:color="000000"/>
+                <w:left w:val="none" w:sz="0" w:space="0" w:color="000000"/>
+                <w:right w:val="none" w:sz="0" w:space="0" w:color="000000"/>
+              </w:pBdr>
+              <w:spacing w:after="10" w:before="10" w:line="240"/>
+              <w:ind w:left="100" w:right="100" w:firstLine="0" w:firstLineChars="0"/>
+              <w:rPr>
+                <w:rFonts w:ascii="Arial" w:hAnsi="Arial" w:eastAsia="Arial" w:cs="Arial"/>
+                <w:i w:val="false"/>
+                <w:b w:val="false"/>
+                <w:u w:val="none"/>
+                <w:sz w:val="18"/>
+                <w:szCs w:val="18"/>
+                <w:color w:val="000000"/>
+              </w:rPr>
+            </w:pPr>
+            <w:r>
+              <w:rPr>
+                <w:rFonts w:ascii="Arial" w:hAnsi="Arial" w:eastAsia="Arial" w:cs="Arial"/>
+                <w:i w:val="false"/>
+                <w:b w:val="false"/>
+                <w:u w:val="none"/>
+                <w:sz w:val="18"/>
+                <w:szCs w:val="18"/>
+                <w:color w:val="000000"/>
+              </w:rPr>
+              <w:t xml:space="preserve">154 (28.4%)</w:t>
+            </w:r>
+          </w:p>
+        </w:tc>
+        <w:tc>
+          <w:tcPr>
+            <w:tcBorders>
+              <w:bottom w:val="none" w:sz="0" w:space="0" w:color="000000"/>
+              <w:top w:val="none" w:sz="0" w:space="0" w:color="000000"/>
+              <w:left w:val="none" w:sz="0" w:space="0" w:color="000000"/>
+              <w:right w:val="none" w:sz="0" w:space="0" w:color="000000"/>
+            </w:tcBorders>
+            <w:shd w:val="clear" w:color="auto" w:fill="FFFFFF"/>
+            <w:tcMar>
+              <w:top w:w="0" w:type="dxa"/>
+              <w:bottom w:w="0" w:type="dxa"/>
+              <w:left w:w="0" w:type="dxa"/>
+              <w:right w:w="0" w:type="dxa"/>
+            </w:tcMar>
+            <w:vAlign w:val="top"/>
+          </w:tcPr>
+          <w:p>
+            <w:pPr>
+              <w:jc w:val="center"/>
+              <w:pBdr>
+                <w:bottom w:val="none" w:sz="0" w:space="0" w:color="000000"/>
+                <w:top w:val="none" w:sz="0" w:space="0" w:color="000000"/>
+                <w:left w:val="none" w:sz="0" w:space="0" w:color="000000"/>
+                <w:right w:val="none" w:sz="0" w:space="0" w:color="000000"/>
+              </w:pBdr>
+              <w:spacing w:after="10" w:before="10" w:line="240"/>
+              <w:ind w:left="100" w:right="100" w:firstLine="0" w:firstLineChars="0"/>
+              <w:rPr>
+                <w:rFonts w:ascii="Arial" w:hAnsi="Arial" w:eastAsia="Arial" w:cs="Arial"/>
+                <w:i w:val="false"/>
+                <w:b w:val="false"/>
+                <w:u w:val="none"/>
+                <w:sz w:val="18"/>
+                <w:szCs w:val="18"/>
+                <w:color w:val="000000"/>
+              </w:rPr>
+            </w:pPr>
+            <w:r>
+              <w:rPr>
+                <w:rFonts w:ascii="Arial" w:hAnsi="Arial" w:eastAsia="Arial" w:cs="Arial"/>
+                <w:i w:val="false"/>
+                <w:b w:val="false"/>
+                <w:u w:val="none"/>
+                <w:sz w:val="18"/>
+                <w:szCs w:val="18"/>
+                <w:color w:val="000000"/>
+              </w:rPr>
+              <w:t xml:space="preserve">29 (15.0%)</w:t>
             </w:r>
           </w:p>
         </w:tc>
@@ -5814,267 +5814,267 @@
                 <w:szCs w:val="18"/>
                 <w:color w:val="000000"/>
               </w:rPr>
-              <w:t xml:space="preserve">Quechua/Aymara</w:t>
-            </w:r>
-          </w:p>
-        </w:tc>
-        <w:tc>
-          <w:tcPr>
-            <w:tcBorders>
-              <w:bottom w:val="none" w:sz="0" w:space="0" w:color="000000"/>
-              <w:top w:val="none" w:sz="0" w:space="0" w:color="000000"/>
-              <w:left w:val="none" w:sz="0" w:space="0" w:color="000000"/>
-              <w:right w:val="none" w:sz="0" w:space="0" w:color="000000"/>
-            </w:tcBorders>
-            <w:shd w:val="clear" w:color="auto" w:fill="FFFFFF"/>
-            <w:tcMar>
-              <w:top w:w="0" w:type="dxa"/>
-              <w:bottom w:w="0" w:type="dxa"/>
-              <w:left w:w="0" w:type="dxa"/>
-              <w:right w:w="0" w:type="dxa"/>
-            </w:tcMar>
-            <w:vAlign w:val="top"/>
-          </w:tcPr>
-          <w:p>
-            <w:pPr>
-              <w:jc w:val="center"/>
-              <w:pBdr>
-                <w:bottom w:val="none" w:sz="0" w:space="0" w:color="000000"/>
-                <w:top w:val="none" w:sz="0" w:space="0" w:color="000000"/>
-                <w:left w:val="none" w:sz="0" w:space="0" w:color="000000"/>
-                <w:right w:val="none" w:sz="0" w:space="0" w:color="000000"/>
-              </w:pBdr>
-              <w:spacing w:after="10" w:before="10" w:line="240"/>
-              <w:ind w:left="100" w:right="100" w:firstLine="0" w:firstLineChars="0"/>
-              <w:rPr>
-                <w:rFonts w:ascii="Arial" w:hAnsi="Arial" w:eastAsia="Arial" w:cs="Arial"/>
-                <w:i w:val="false"/>
-                <w:b w:val="false"/>
-                <w:u w:val="none"/>
-                <w:sz w:val="18"/>
-                <w:szCs w:val="18"/>
-                <w:color w:val="000000"/>
-              </w:rPr>
-            </w:pPr>
-            <w:r>
-              <w:rPr>
-                <w:rFonts w:ascii="Arial" w:hAnsi="Arial" w:eastAsia="Arial" w:cs="Arial"/>
-                <w:i w:val="false"/>
-                <w:b w:val="false"/>
-                <w:u w:val="none"/>
-                <w:sz w:val="18"/>
-                <w:szCs w:val="18"/>
-                <w:color w:val="000000"/>
-              </w:rPr>
-              <w:t xml:space="preserve">973 (58.9%)</w:t>
-            </w:r>
-          </w:p>
-        </w:tc>
-        <w:tc>
-          <w:tcPr>
-            <w:tcBorders>
-              <w:bottom w:val="none" w:sz="0" w:space="0" w:color="000000"/>
-              <w:top w:val="none" w:sz="0" w:space="0" w:color="000000"/>
-              <w:left w:val="none" w:sz="0" w:space="0" w:color="000000"/>
-              <w:right w:val="none" w:sz="0" w:space="0" w:color="000000"/>
-            </w:tcBorders>
-            <w:shd w:val="clear" w:color="auto" w:fill="FFFFFF"/>
-            <w:tcMar>
-              <w:top w:w="0" w:type="dxa"/>
-              <w:bottom w:w="0" w:type="dxa"/>
-              <w:left w:w="0" w:type="dxa"/>
-              <w:right w:w="0" w:type="dxa"/>
-            </w:tcMar>
-            <w:vAlign w:val="top"/>
-          </w:tcPr>
-          <w:p>
-            <w:pPr>
-              <w:jc w:val="center"/>
-              <w:pBdr>
-                <w:bottom w:val="none" w:sz="0" w:space="0" w:color="000000"/>
-                <w:top w:val="none" w:sz="0" w:space="0" w:color="000000"/>
-                <w:left w:val="none" w:sz="0" w:space="0" w:color="000000"/>
-                <w:right w:val="none" w:sz="0" w:space="0" w:color="000000"/>
-              </w:pBdr>
-              <w:spacing w:after="10" w:before="10" w:line="240"/>
-              <w:ind w:left="100" w:right="100" w:firstLine="0" w:firstLineChars="0"/>
-              <w:rPr>
-                <w:rFonts w:ascii="Arial" w:hAnsi="Arial" w:eastAsia="Arial" w:cs="Arial"/>
-                <w:i w:val="false"/>
-                <w:b w:val="false"/>
-                <w:u w:val="none"/>
-                <w:sz w:val="18"/>
-                <w:szCs w:val="18"/>
-                <w:color w:val="000000"/>
-              </w:rPr>
-            </w:pPr>
-            <w:r>
-              <w:rPr>
-                <w:rFonts w:ascii="Arial" w:hAnsi="Arial" w:eastAsia="Arial" w:cs="Arial"/>
-                <w:i w:val="false"/>
-                <w:b w:val="false"/>
-                <w:u w:val="none"/>
-                <w:sz w:val="18"/>
-                <w:szCs w:val="18"/>
-                <w:color w:val="000000"/>
-              </w:rPr>
-              <w:t xml:space="preserve">490 (59.4%)</w:t>
-            </w:r>
-          </w:p>
-        </w:tc>
-        <w:tc>
-          <w:tcPr>
-            <w:tcBorders>
-              <w:bottom w:val="none" w:sz="0" w:space="0" w:color="000000"/>
-              <w:top w:val="none" w:sz="0" w:space="0" w:color="000000"/>
-              <w:left w:val="none" w:sz="0" w:space="0" w:color="000000"/>
-              <w:right w:val="none" w:sz="0" w:space="0" w:color="000000"/>
-            </w:tcBorders>
-            <w:shd w:val="clear" w:color="auto" w:fill="FFFFFF"/>
-            <w:tcMar>
-              <w:top w:w="0" w:type="dxa"/>
-              <w:bottom w:w="0" w:type="dxa"/>
-              <w:left w:w="0" w:type="dxa"/>
-              <w:right w:w="0" w:type="dxa"/>
-            </w:tcMar>
-            <w:vAlign w:val="top"/>
-          </w:tcPr>
-          <w:p>
-            <w:pPr>
-              <w:jc w:val="center"/>
-              <w:pBdr>
-                <w:bottom w:val="none" w:sz="0" w:space="0" w:color="000000"/>
-                <w:top w:val="none" w:sz="0" w:space="0" w:color="000000"/>
-                <w:left w:val="none" w:sz="0" w:space="0" w:color="000000"/>
-                <w:right w:val="none" w:sz="0" w:space="0" w:color="000000"/>
-              </w:pBdr>
-              <w:spacing w:after="10" w:before="10" w:line="240"/>
-              <w:ind w:left="100" w:right="100" w:firstLine="0" w:firstLineChars="0"/>
-              <w:rPr>
-                <w:rFonts w:ascii="Arial" w:hAnsi="Arial" w:eastAsia="Arial" w:cs="Arial"/>
-                <w:i w:val="false"/>
-                <w:b w:val="false"/>
-                <w:u w:val="none"/>
-                <w:sz w:val="18"/>
-                <w:szCs w:val="18"/>
-                <w:color w:val="000000"/>
-              </w:rPr>
-            </w:pPr>
-            <w:r>
-              <w:rPr>
-                <w:rFonts w:ascii="Arial" w:hAnsi="Arial" w:eastAsia="Arial" w:cs="Arial"/>
-                <w:i w:val="false"/>
-                <w:b w:val="false"/>
-                <w:u w:val="none"/>
-                <w:sz w:val="18"/>
-                <w:szCs w:val="18"/>
-                <w:color w:val="000000"/>
-              </w:rPr>
-              <w:t xml:space="preserve">72 (63.7%)</w:t>
-            </w:r>
-          </w:p>
-        </w:tc>
-        <w:tc>
-          <w:tcPr>
-            <w:tcBorders>
-              <w:bottom w:val="none" w:sz="0" w:space="0" w:color="000000"/>
-              <w:top w:val="none" w:sz="0" w:space="0" w:color="000000"/>
-              <w:left w:val="none" w:sz="0" w:space="0" w:color="000000"/>
-              <w:right w:val="none" w:sz="0" w:space="0" w:color="000000"/>
-            </w:tcBorders>
-            <w:shd w:val="clear" w:color="auto" w:fill="FFFFFF"/>
-            <w:tcMar>
-              <w:top w:w="0" w:type="dxa"/>
-              <w:bottom w:w="0" w:type="dxa"/>
-              <w:left w:w="0" w:type="dxa"/>
-              <w:right w:w="0" w:type="dxa"/>
-            </w:tcMar>
-            <w:vAlign w:val="top"/>
-          </w:tcPr>
-          <w:p>
-            <w:pPr>
-              <w:jc w:val="center"/>
-              <w:pBdr>
-                <w:bottom w:val="none" w:sz="0" w:space="0" w:color="000000"/>
-                <w:top w:val="none" w:sz="0" w:space="0" w:color="000000"/>
-                <w:left w:val="none" w:sz="0" w:space="0" w:color="000000"/>
-                <w:right w:val="none" w:sz="0" w:space="0" w:color="000000"/>
-              </w:pBdr>
-              <w:spacing w:after="10" w:before="10" w:line="240"/>
-              <w:ind w:left="100" w:right="100" w:firstLine="0" w:firstLineChars="0"/>
-              <w:rPr>
-                <w:rFonts w:ascii="Arial" w:hAnsi="Arial" w:eastAsia="Arial" w:cs="Arial"/>
-                <w:i w:val="false"/>
-                <w:b w:val="false"/>
-                <w:u w:val="none"/>
-                <w:sz w:val="18"/>
-                <w:szCs w:val="18"/>
-                <w:color w:val="000000"/>
-              </w:rPr>
-            </w:pPr>
-            <w:r>
-              <w:rPr>
-                <w:rFonts w:ascii="Arial" w:hAnsi="Arial" w:eastAsia="Arial" w:cs="Arial"/>
-                <w:i w:val="false"/>
-                <w:b w:val="false"/>
-                <w:u w:val="none"/>
-                <w:sz w:val="18"/>
-                <w:szCs w:val="18"/>
-                <w:color w:val="000000"/>
-              </w:rPr>
-              <w:t xml:space="preserve">296 (56.1%)</w:t>
-            </w:r>
-          </w:p>
-        </w:tc>
-        <w:tc>
-          <w:tcPr>
-            <w:tcBorders>
-              <w:bottom w:val="none" w:sz="0" w:space="0" w:color="000000"/>
-              <w:top w:val="none" w:sz="0" w:space="0" w:color="000000"/>
-              <w:left w:val="none" w:sz="0" w:space="0" w:color="000000"/>
-              <w:right w:val="none" w:sz="0" w:space="0" w:color="000000"/>
-            </w:tcBorders>
-            <w:shd w:val="clear" w:color="auto" w:fill="FFFFFF"/>
-            <w:tcMar>
-              <w:top w:w="0" w:type="dxa"/>
-              <w:bottom w:w="0" w:type="dxa"/>
-              <w:left w:w="0" w:type="dxa"/>
-              <w:right w:w="0" w:type="dxa"/>
-            </w:tcMar>
-            <w:vAlign w:val="top"/>
-          </w:tcPr>
-          <w:p>
-            <w:pPr>
-              <w:jc w:val="center"/>
-              <w:pBdr>
-                <w:bottom w:val="none" w:sz="0" w:space="0" w:color="000000"/>
-                <w:top w:val="none" w:sz="0" w:space="0" w:color="000000"/>
-                <w:left w:val="none" w:sz="0" w:space="0" w:color="000000"/>
-                <w:right w:val="none" w:sz="0" w:space="0" w:color="000000"/>
-              </w:pBdr>
-              <w:spacing w:after="10" w:before="10" w:line="240"/>
-              <w:ind w:left="100" w:right="100" w:firstLine="0" w:firstLineChars="0"/>
-              <w:rPr>
-                <w:rFonts w:ascii="Arial" w:hAnsi="Arial" w:eastAsia="Arial" w:cs="Arial"/>
-                <w:i w:val="false"/>
-                <w:b w:val="false"/>
-                <w:u w:val="none"/>
-                <w:sz w:val="18"/>
-                <w:szCs w:val="18"/>
-                <w:color w:val="000000"/>
-              </w:rPr>
-            </w:pPr>
-            <w:r>
-              <w:rPr>
-                <w:rFonts w:ascii="Arial" w:hAnsi="Arial" w:eastAsia="Arial" w:cs="Arial"/>
-                <w:i w:val="false"/>
-                <w:b w:val="false"/>
-                <w:u w:val="none"/>
-                <w:sz w:val="18"/>
-                <w:szCs w:val="18"/>
-                <w:color w:val="000000"/>
-              </w:rPr>
-              <w:t xml:space="preserve">115 (61.5%)</w:t>
+              <w:t xml:space="preserve">Cusco</w:t>
+            </w:r>
+          </w:p>
+        </w:tc>
+        <w:tc>
+          <w:tcPr>
+            <w:tcBorders>
+              <w:bottom w:val="none" w:sz="0" w:space="0" w:color="000000"/>
+              <w:top w:val="none" w:sz="0" w:space="0" w:color="000000"/>
+              <w:left w:val="none" w:sz="0" w:space="0" w:color="000000"/>
+              <w:right w:val="none" w:sz="0" w:space="0" w:color="000000"/>
+            </w:tcBorders>
+            <w:shd w:val="clear" w:color="auto" w:fill="FFFFFF"/>
+            <w:tcMar>
+              <w:top w:w="0" w:type="dxa"/>
+              <w:bottom w:w="0" w:type="dxa"/>
+              <w:left w:w="0" w:type="dxa"/>
+              <w:right w:w="0" w:type="dxa"/>
+            </w:tcMar>
+            <w:vAlign w:val="top"/>
+          </w:tcPr>
+          <w:p>
+            <w:pPr>
+              <w:jc w:val="center"/>
+              <w:pBdr>
+                <w:bottom w:val="none" w:sz="0" w:space="0" w:color="000000"/>
+                <w:top w:val="none" w:sz="0" w:space="0" w:color="000000"/>
+                <w:left w:val="none" w:sz="0" w:space="0" w:color="000000"/>
+                <w:right w:val="none" w:sz="0" w:space="0" w:color="000000"/>
+              </w:pBdr>
+              <w:spacing w:after="10" w:before="10" w:line="240"/>
+              <w:ind w:left="100" w:right="100" w:firstLine="0" w:firstLineChars="0"/>
+              <w:rPr>
+                <w:rFonts w:ascii="Arial" w:hAnsi="Arial" w:eastAsia="Arial" w:cs="Arial"/>
+                <w:i w:val="false"/>
+                <w:b w:val="false"/>
+                <w:u w:val="none"/>
+                <w:sz w:val="18"/>
+                <w:szCs w:val="18"/>
+                <w:color w:val="000000"/>
+              </w:rPr>
+            </w:pPr>
+            <w:r>
+              <w:rPr>
+                <w:rFonts w:ascii="Arial" w:hAnsi="Arial" w:eastAsia="Arial" w:cs="Arial"/>
+                <w:i w:val="false"/>
+                <w:b w:val="false"/>
+                <w:u w:val="none"/>
+                <w:sz w:val="18"/>
+                <w:szCs w:val="18"/>
+                <w:color w:val="000000"/>
+              </w:rPr>
+              <w:t xml:space="preserve">392 (23.2%)</w:t>
+            </w:r>
+          </w:p>
+        </w:tc>
+        <w:tc>
+          <w:tcPr>
+            <w:tcBorders>
+              <w:bottom w:val="none" w:sz="0" w:space="0" w:color="000000"/>
+              <w:top w:val="none" w:sz="0" w:space="0" w:color="000000"/>
+              <w:left w:val="none" w:sz="0" w:space="0" w:color="000000"/>
+              <w:right w:val="none" w:sz="0" w:space="0" w:color="000000"/>
+            </w:tcBorders>
+            <w:shd w:val="clear" w:color="auto" w:fill="FFFFFF"/>
+            <w:tcMar>
+              <w:top w:w="0" w:type="dxa"/>
+              <w:bottom w:w="0" w:type="dxa"/>
+              <w:left w:w="0" w:type="dxa"/>
+              <w:right w:w="0" w:type="dxa"/>
+            </w:tcMar>
+            <w:vAlign w:val="top"/>
+          </w:tcPr>
+          <w:p>
+            <w:pPr>
+              <w:jc w:val="center"/>
+              <w:pBdr>
+                <w:bottom w:val="none" w:sz="0" w:space="0" w:color="000000"/>
+                <w:top w:val="none" w:sz="0" w:space="0" w:color="000000"/>
+                <w:left w:val="none" w:sz="0" w:space="0" w:color="000000"/>
+                <w:right w:val="none" w:sz="0" w:space="0" w:color="000000"/>
+              </w:pBdr>
+              <w:spacing w:after="10" w:before="10" w:line="240"/>
+              <w:ind w:left="100" w:right="100" w:firstLine="0" w:firstLineChars="0"/>
+              <w:rPr>
+                <w:rFonts w:ascii="Arial" w:hAnsi="Arial" w:eastAsia="Arial" w:cs="Arial"/>
+                <w:i w:val="false"/>
+                <w:b w:val="false"/>
+                <w:u w:val="none"/>
+                <w:sz w:val="18"/>
+                <w:szCs w:val="18"/>
+                <w:color w:val="000000"/>
+              </w:rPr>
+            </w:pPr>
+            <w:r>
+              <w:rPr>
+                <w:rFonts w:ascii="Arial" w:hAnsi="Arial" w:eastAsia="Arial" w:cs="Arial"/>
+                <w:i w:val="false"/>
+                <w:b w:val="false"/>
+                <w:u w:val="none"/>
+                <w:sz w:val="18"/>
+                <w:szCs w:val="18"/>
+                <w:color w:val="000000"/>
+              </w:rPr>
+              <w:t xml:space="preserve">180 (21.4%)</w:t>
+            </w:r>
+          </w:p>
+        </w:tc>
+        <w:tc>
+          <w:tcPr>
+            <w:tcBorders>
+              <w:bottom w:val="none" w:sz="0" w:space="0" w:color="000000"/>
+              <w:top w:val="none" w:sz="0" w:space="0" w:color="000000"/>
+              <w:left w:val="none" w:sz="0" w:space="0" w:color="000000"/>
+              <w:right w:val="none" w:sz="0" w:space="0" w:color="000000"/>
+            </w:tcBorders>
+            <w:shd w:val="clear" w:color="auto" w:fill="FFFFFF"/>
+            <w:tcMar>
+              <w:top w:w="0" w:type="dxa"/>
+              <w:bottom w:w="0" w:type="dxa"/>
+              <w:left w:w="0" w:type="dxa"/>
+              <w:right w:w="0" w:type="dxa"/>
+            </w:tcMar>
+            <w:vAlign w:val="top"/>
+          </w:tcPr>
+          <w:p>
+            <w:pPr>
+              <w:jc w:val="center"/>
+              <w:pBdr>
+                <w:bottom w:val="none" w:sz="0" w:space="0" w:color="000000"/>
+                <w:top w:val="none" w:sz="0" w:space="0" w:color="000000"/>
+                <w:left w:val="none" w:sz="0" w:space="0" w:color="000000"/>
+                <w:right w:val="none" w:sz="0" w:space="0" w:color="000000"/>
+              </w:pBdr>
+              <w:spacing w:after="10" w:before="10" w:line="240"/>
+              <w:ind w:left="100" w:right="100" w:firstLine="0" w:firstLineChars="0"/>
+              <w:rPr>
+                <w:rFonts w:ascii="Arial" w:hAnsi="Arial" w:eastAsia="Arial" w:cs="Arial"/>
+                <w:i w:val="false"/>
+                <w:b w:val="false"/>
+                <w:u w:val="none"/>
+                <w:sz w:val="18"/>
+                <w:szCs w:val="18"/>
+                <w:color w:val="000000"/>
+              </w:rPr>
+            </w:pPr>
+            <w:r>
+              <w:rPr>
+                <w:rFonts w:ascii="Arial" w:hAnsi="Arial" w:eastAsia="Arial" w:cs="Arial"/>
+                <w:i w:val="false"/>
+                <w:b w:val="false"/>
+                <w:u w:val="none"/>
+                <w:sz w:val="18"/>
+                <w:szCs w:val="18"/>
+                <w:color w:val="000000"/>
+              </w:rPr>
+              <w:t xml:space="preserve">30 (26.1%)</w:t>
+            </w:r>
+          </w:p>
+        </w:tc>
+        <w:tc>
+          <w:tcPr>
+            <w:tcBorders>
+              <w:bottom w:val="none" w:sz="0" w:space="0" w:color="000000"/>
+              <w:top w:val="none" w:sz="0" w:space="0" w:color="000000"/>
+              <w:left w:val="none" w:sz="0" w:space="0" w:color="000000"/>
+              <w:right w:val="none" w:sz="0" w:space="0" w:color="000000"/>
+            </w:tcBorders>
+            <w:shd w:val="clear" w:color="auto" w:fill="FFFFFF"/>
+            <w:tcMar>
+              <w:top w:w="0" w:type="dxa"/>
+              <w:bottom w:w="0" w:type="dxa"/>
+              <w:left w:w="0" w:type="dxa"/>
+              <w:right w:w="0" w:type="dxa"/>
+            </w:tcMar>
+            <w:vAlign w:val="top"/>
+          </w:tcPr>
+          <w:p>
+            <w:pPr>
+              <w:jc w:val="center"/>
+              <w:pBdr>
+                <w:bottom w:val="none" w:sz="0" w:space="0" w:color="000000"/>
+                <w:top w:val="none" w:sz="0" w:space="0" w:color="000000"/>
+                <w:left w:val="none" w:sz="0" w:space="0" w:color="000000"/>
+                <w:right w:val="none" w:sz="0" w:space="0" w:color="000000"/>
+              </w:pBdr>
+              <w:spacing w:after="10" w:before="10" w:line="240"/>
+              <w:ind w:left="100" w:right="100" w:firstLine="0" w:firstLineChars="0"/>
+              <w:rPr>
+                <w:rFonts w:ascii="Arial" w:hAnsi="Arial" w:eastAsia="Arial" w:cs="Arial"/>
+                <w:i w:val="false"/>
+                <w:b w:val="false"/>
+                <w:u w:val="none"/>
+                <w:sz w:val="18"/>
+                <w:szCs w:val="18"/>
+                <w:color w:val="000000"/>
+              </w:rPr>
+            </w:pPr>
+            <w:r>
+              <w:rPr>
+                <w:rFonts w:ascii="Arial" w:hAnsi="Arial" w:eastAsia="Arial" w:cs="Arial"/>
+                <w:i w:val="false"/>
+                <w:b w:val="false"/>
+                <w:u w:val="none"/>
+                <w:sz w:val="18"/>
+                <w:szCs w:val="18"/>
+                <w:color w:val="000000"/>
+              </w:rPr>
+              <w:t xml:space="preserve">137 (25.3%)</w:t>
+            </w:r>
+          </w:p>
+        </w:tc>
+        <w:tc>
+          <w:tcPr>
+            <w:tcBorders>
+              <w:bottom w:val="none" w:sz="0" w:space="0" w:color="000000"/>
+              <w:top w:val="none" w:sz="0" w:space="0" w:color="000000"/>
+              <w:left w:val="none" w:sz="0" w:space="0" w:color="000000"/>
+              <w:right w:val="none" w:sz="0" w:space="0" w:color="000000"/>
+            </w:tcBorders>
+            <w:shd w:val="clear" w:color="auto" w:fill="FFFFFF"/>
+            <w:tcMar>
+              <w:top w:w="0" w:type="dxa"/>
+              <w:bottom w:w="0" w:type="dxa"/>
+              <w:left w:w="0" w:type="dxa"/>
+              <w:right w:w="0" w:type="dxa"/>
+            </w:tcMar>
+            <w:vAlign w:val="top"/>
+          </w:tcPr>
+          <w:p>
+            <w:pPr>
+              <w:jc w:val="center"/>
+              <w:pBdr>
+                <w:bottom w:val="none" w:sz="0" w:space="0" w:color="000000"/>
+                <w:top w:val="none" w:sz="0" w:space="0" w:color="000000"/>
+                <w:left w:val="none" w:sz="0" w:space="0" w:color="000000"/>
+                <w:right w:val="none" w:sz="0" w:space="0" w:color="000000"/>
+              </w:pBdr>
+              <w:spacing w:after="10" w:before="10" w:line="240"/>
+              <w:ind w:left="100" w:right="100" w:firstLine="0" w:firstLineChars="0"/>
+              <w:rPr>
+                <w:rFonts w:ascii="Arial" w:hAnsi="Arial" w:eastAsia="Arial" w:cs="Arial"/>
+                <w:i w:val="false"/>
+                <w:b w:val="false"/>
+                <w:u w:val="none"/>
+                <w:sz w:val="18"/>
+                <w:szCs w:val="18"/>
+                <w:color w:val="000000"/>
+              </w:rPr>
+            </w:pPr>
+            <w:r>
+              <w:rPr>
+                <w:rFonts w:ascii="Arial" w:hAnsi="Arial" w:eastAsia="Arial" w:cs="Arial"/>
+                <w:i w:val="false"/>
+                <w:b w:val="false"/>
+                <w:u w:val="none"/>
+                <w:sz w:val="18"/>
+                <w:szCs w:val="18"/>
+                <w:color w:val="000000"/>
+              </w:rPr>
+              <w:t xml:space="preserve">45 (23.3%)</w:t>
             </w:r>
           </w:p>
         </w:tc>
@@ -6163,340 +6163,340 @@
                 <w:right w:val="none" w:sz="0" w:space="0" w:color="000000"/>
               </w:pBdr>
               <w:spacing w:after="10" w:before="10" w:line="240"/>
-              <w:ind w:left="100" w:right="100" w:firstLine="0" w:firstLineChars="0"/>
-              <w:rPr>
-                <w:rFonts w:ascii="Arial" w:hAnsi="Arial" w:eastAsia="Arial" w:cs="Arial"/>
-                <w:i w:val="false"/>
-                <w:b w:val="false"/>
-                <w:u w:val="none"/>
-                <w:sz w:val="18"/>
-                <w:szCs w:val="18"/>
-                <w:color w:val="000000"/>
-              </w:rPr>
-            </w:pPr>
-            <w:r>
-              <w:rPr>
-                <w:rFonts w:ascii="Arial" w:hAnsi="Arial" w:eastAsia="Arial" w:cs="Arial"/>
-                <w:i w:val="false"/>
-                <w:b w:val="false"/>
-                <w:u w:val="none"/>
-                <w:sz w:val="18"/>
-                <w:szCs w:val="18"/>
-                <w:color w:val="000000"/>
-              </w:rPr>
-              <w:t xml:space="preserve">Alfa-1-glicoproteína ácida (g/L), Mediana (Q1, Q3)</w:t>
-            </w:r>
-          </w:p>
-        </w:tc>
-        <w:tc>
-          <w:tcPr>
-            <w:tcBorders>
-              <w:bottom w:val="none" w:sz="0" w:space="0" w:color="000000"/>
-              <w:top w:val="none" w:sz="0" w:space="0" w:color="000000"/>
-              <w:left w:val="none" w:sz="0" w:space="0" w:color="000000"/>
-              <w:right w:val="none" w:sz="0" w:space="0" w:color="000000"/>
-            </w:tcBorders>
-            <w:shd w:val="clear" w:color="auto" w:fill="FFFFFF"/>
-            <w:tcMar>
-              <w:top w:w="0" w:type="dxa"/>
-              <w:bottom w:w="0" w:type="dxa"/>
-              <w:left w:w="0" w:type="dxa"/>
-              <w:right w:w="0" w:type="dxa"/>
-            </w:tcMar>
-            <w:vAlign w:val="top"/>
-          </w:tcPr>
-          <w:p>
-            <w:pPr>
-              <w:jc w:val="center"/>
-              <w:pBdr>
-                <w:bottom w:val="none" w:sz="0" w:space="0" w:color="000000"/>
-                <w:top w:val="none" w:sz="0" w:space="0" w:color="000000"/>
-                <w:left w:val="none" w:sz="0" w:space="0" w:color="000000"/>
-                <w:right w:val="none" w:sz="0" w:space="0" w:color="000000"/>
-              </w:pBdr>
-              <w:spacing w:after="10" w:before="10" w:line="240"/>
-              <w:ind w:left="100" w:right="100" w:firstLine="0" w:firstLineChars="0"/>
-              <w:rPr>
-                <w:rFonts w:ascii="Arial" w:hAnsi="Arial" w:eastAsia="Arial" w:cs="Arial"/>
-                <w:i w:val="false"/>
-                <w:b w:val="false"/>
-                <w:u w:val="none"/>
-                <w:sz w:val="18"/>
-                <w:szCs w:val="18"/>
-                <w:color w:val="000000"/>
-              </w:rPr>
-            </w:pPr>
-            <w:r>
-              <w:rPr>
-                <w:rFonts w:ascii="Arial" w:hAnsi="Arial" w:eastAsia="Arial" w:cs="Arial"/>
-                <w:i w:val="false"/>
-                <w:b w:val="false"/>
-                <w:u w:val="none"/>
-                <w:sz w:val="18"/>
-                <w:szCs w:val="18"/>
-                <w:color w:val="000000"/>
-              </w:rPr>
-              <w:t xml:space="preserve">0 (0, 2)</w:t>
-            </w:r>
-          </w:p>
-        </w:tc>
-        <w:tc>
-          <w:tcPr>
-            <w:tcBorders>
-              <w:bottom w:val="none" w:sz="0" w:space="0" w:color="000000"/>
-              <w:top w:val="none" w:sz="0" w:space="0" w:color="000000"/>
-              <w:left w:val="none" w:sz="0" w:space="0" w:color="000000"/>
-              <w:right w:val="none" w:sz="0" w:space="0" w:color="000000"/>
-            </w:tcBorders>
-            <w:shd w:val="clear" w:color="auto" w:fill="FFFFFF"/>
-            <w:tcMar>
-              <w:top w:w="0" w:type="dxa"/>
-              <w:bottom w:w="0" w:type="dxa"/>
-              <w:left w:w="0" w:type="dxa"/>
-              <w:right w:w="0" w:type="dxa"/>
-            </w:tcMar>
-            <w:vAlign w:val="top"/>
-          </w:tcPr>
-          <w:p>
-            <w:pPr>
-              <w:jc w:val="center"/>
-              <w:pBdr>
-                <w:bottom w:val="none" w:sz="0" w:space="0" w:color="000000"/>
-                <w:top w:val="none" w:sz="0" w:space="0" w:color="000000"/>
-                <w:left w:val="none" w:sz="0" w:space="0" w:color="000000"/>
-                <w:right w:val="none" w:sz="0" w:space="0" w:color="000000"/>
-              </w:pBdr>
-              <w:spacing w:after="10" w:before="10" w:line="240"/>
-              <w:ind w:left="100" w:right="100" w:firstLine="0" w:firstLineChars="0"/>
-              <w:rPr>
-                <w:rFonts w:ascii="Arial" w:hAnsi="Arial" w:eastAsia="Arial" w:cs="Arial"/>
-                <w:i w:val="false"/>
-                <w:b w:val="false"/>
-                <w:u w:val="none"/>
-                <w:sz w:val="18"/>
-                <w:szCs w:val="18"/>
-                <w:color w:val="000000"/>
-              </w:rPr>
-            </w:pPr>
-            <w:r>
-              <w:rPr>
-                <w:rFonts w:ascii="Arial" w:hAnsi="Arial" w:eastAsia="Arial" w:cs="Arial"/>
-                <w:i w:val="false"/>
-                <w:b w:val="false"/>
-                <w:u w:val="none"/>
-                <w:sz w:val="18"/>
-                <w:szCs w:val="18"/>
-                <w:color w:val="000000"/>
-              </w:rPr>
-              <w:t xml:space="preserve">0 (0, 1)</w:t>
-            </w:r>
-          </w:p>
-        </w:tc>
-        <w:tc>
-          <w:tcPr>
-            <w:tcBorders>
-              <w:bottom w:val="none" w:sz="0" w:space="0" w:color="000000"/>
-              <w:top w:val="none" w:sz="0" w:space="0" w:color="000000"/>
-              <w:left w:val="none" w:sz="0" w:space="0" w:color="000000"/>
-              <w:right w:val="none" w:sz="0" w:space="0" w:color="000000"/>
-            </w:tcBorders>
-            <w:shd w:val="clear" w:color="auto" w:fill="FFFFFF"/>
-            <w:tcMar>
-              <w:top w:w="0" w:type="dxa"/>
-              <w:bottom w:w="0" w:type="dxa"/>
-              <w:left w:w="0" w:type="dxa"/>
-              <w:right w:w="0" w:type="dxa"/>
-            </w:tcMar>
-            <w:vAlign w:val="top"/>
-          </w:tcPr>
-          <w:p>
-            <w:pPr>
-              <w:jc w:val="center"/>
-              <w:pBdr>
-                <w:bottom w:val="none" w:sz="0" w:space="0" w:color="000000"/>
-                <w:top w:val="none" w:sz="0" w:space="0" w:color="000000"/>
-                <w:left w:val="none" w:sz="0" w:space="0" w:color="000000"/>
-                <w:right w:val="none" w:sz="0" w:space="0" w:color="000000"/>
-              </w:pBdr>
-              <w:spacing w:after="10" w:before="10" w:line="240"/>
-              <w:ind w:left="100" w:right="100" w:firstLine="0" w:firstLineChars="0"/>
-              <w:rPr>
-                <w:rFonts w:ascii="Arial" w:hAnsi="Arial" w:eastAsia="Arial" w:cs="Arial"/>
-                <w:i w:val="false"/>
-                <w:b w:val="false"/>
-                <w:u w:val="none"/>
-                <w:sz w:val="18"/>
-                <w:szCs w:val="18"/>
-                <w:color w:val="000000"/>
-              </w:rPr>
-            </w:pPr>
-            <w:r>
-              <w:rPr>
-                <w:rFonts w:ascii="Arial" w:hAnsi="Arial" w:eastAsia="Arial" w:cs="Arial"/>
-                <w:i w:val="false"/>
-                <w:b w:val="false"/>
-                <w:u w:val="none"/>
-                <w:sz w:val="18"/>
-                <w:szCs w:val="18"/>
-                <w:color w:val="000000"/>
-              </w:rPr>
-              <w:t xml:space="preserve">0 (0, 1)</w:t>
-            </w:r>
-          </w:p>
-        </w:tc>
-        <w:tc>
-          <w:tcPr>
-            <w:tcBorders>
-              <w:bottom w:val="none" w:sz="0" w:space="0" w:color="000000"/>
-              <w:top w:val="none" w:sz="0" w:space="0" w:color="000000"/>
-              <w:left w:val="none" w:sz="0" w:space="0" w:color="000000"/>
-              <w:right w:val="none" w:sz="0" w:space="0" w:color="000000"/>
-            </w:tcBorders>
-            <w:shd w:val="clear" w:color="auto" w:fill="FFFFFF"/>
-            <w:tcMar>
-              <w:top w:w="0" w:type="dxa"/>
-              <w:bottom w:w="0" w:type="dxa"/>
-              <w:left w:w="0" w:type="dxa"/>
-              <w:right w:w="0" w:type="dxa"/>
-            </w:tcMar>
-            <w:vAlign w:val="top"/>
-          </w:tcPr>
-          <w:p>
-            <w:pPr>
-              <w:jc w:val="center"/>
-              <w:pBdr>
-                <w:bottom w:val="none" w:sz="0" w:space="0" w:color="000000"/>
-                <w:top w:val="none" w:sz="0" w:space="0" w:color="000000"/>
-                <w:left w:val="none" w:sz="0" w:space="0" w:color="000000"/>
-                <w:right w:val="none" w:sz="0" w:space="0" w:color="000000"/>
-              </w:pBdr>
-              <w:spacing w:after="10" w:before="10" w:line="240"/>
-              <w:ind w:left="100" w:right="100" w:firstLine="0" w:firstLineChars="0"/>
-              <w:rPr>
-                <w:rFonts w:ascii="Arial" w:hAnsi="Arial" w:eastAsia="Arial" w:cs="Arial"/>
-                <w:i w:val="false"/>
-                <w:b w:val="false"/>
-                <w:u w:val="none"/>
-                <w:sz w:val="18"/>
-                <w:szCs w:val="18"/>
-                <w:color w:val="000000"/>
-              </w:rPr>
-            </w:pPr>
-            <w:r>
-              <w:rPr>
-                <w:rFonts w:ascii="Arial" w:hAnsi="Arial" w:eastAsia="Arial" w:cs="Arial"/>
-                <w:i w:val="false"/>
-                <w:b w:val="false"/>
-                <w:u w:val="none"/>
-                <w:sz w:val="18"/>
-                <w:szCs w:val="18"/>
-                <w:color w:val="000000"/>
-              </w:rPr>
-              <w:t xml:space="preserve">0 (0, 3)</w:t>
-            </w:r>
-          </w:p>
-        </w:tc>
-        <w:tc>
-          <w:tcPr>
-            <w:tcBorders>
-              <w:bottom w:val="none" w:sz="0" w:space="0" w:color="000000"/>
-              <w:top w:val="none" w:sz="0" w:space="0" w:color="000000"/>
-              <w:left w:val="none" w:sz="0" w:space="0" w:color="000000"/>
-              <w:right w:val="none" w:sz="0" w:space="0" w:color="000000"/>
-            </w:tcBorders>
-            <w:shd w:val="clear" w:color="auto" w:fill="FFFFFF"/>
-            <w:tcMar>
-              <w:top w:w="0" w:type="dxa"/>
-              <w:bottom w:w="0" w:type="dxa"/>
-              <w:left w:w="0" w:type="dxa"/>
-              <w:right w:w="0" w:type="dxa"/>
-            </w:tcMar>
-            <w:vAlign w:val="top"/>
-          </w:tcPr>
-          <w:p>
-            <w:pPr>
-              <w:jc w:val="center"/>
-              <w:pBdr>
-                <w:bottom w:val="none" w:sz="0" w:space="0" w:color="000000"/>
-                <w:top w:val="none" w:sz="0" w:space="0" w:color="000000"/>
-                <w:left w:val="none" w:sz="0" w:space="0" w:color="000000"/>
-                <w:right w:val="none" w:sz="0" w:space="0" w:color="000000"/>
-              </w:pBdr>
-              <w:spacing w:after="10" w:before="10" w:line="240"/>
-              <w:ind w:left="100" w:right="100" w:firstLine="0" w:firstLineChars="0"/>
-              <w:rPr>
-                <w:rFonts w:ascii="Arial" w:hAnsi="Arial" w:eastAsia="Arial" w:cs="Arial"/>
-                <w:i w:val="false"/>
-                <w:b w:val="false"/>
-                <w:u w:val="none"/>
-                <w:sz w:val="18"/>
-                <w:szCs w:val="18"/>
-                <w:color w:val="000000"/>
-              </w:rPr>
-            </w:pPr>
-            <w:r>
-              <w:rPr>
-                <w:rFonts w:ascii="Arial" w:hAnsi="Arial" w:eastAsia="Arial" w:cs="Arial"/>
-                <w:i w:val="false"/>
-                <w:b w:val="false"/>
-                <w:u w:val="none"/>
-                <w:sz w:val="18"/>
-                <w:szCs w:val="18"/>
-                <w:color w:val="000000"/>
-              </w:rPr>
-              <w:t xml:space="preserve">0 (0, 1)</w:t>
-            </w:r>
-          </w:p>
-        </w:tc>
-        <w:tc>
-          <w:tcPr>
-            <w:tcBorders>
-              <w:bottom w:val="none" w:sz="0" w:space="0" w:color="000000"/>
-              <w:top w:val="none" w:sz="0" w:space="0" w:color="000000"/>
-              <w:left w:val="none" w:sz="0" w:space="0" w:color="000000"/>
-              <w:right w:val="none" w:sz="0" w:space="0" w:color="000000"/>
-            </w:tcBorders>
-            <w:shd w:val="clear" w:color="auto" w:fill="FFFFFF"/>
-            <w:tcMar>
-              <w:top w:w="0" w:type="dxa"/>
-              <w:bottom w:w="0" w:type="dxa"/>
-              <w:left w:w="0" w:type="dxa"/>
-              <w:right w:w="0" w:type="dxa"/>
-            </w:tcMar>
-            <w:vAlign w:val="top"/>
-          </w:tcPr>
-          <w:p>
-            <w:pPr>
-              <w:jc w:val="center"/>
-              <w:pBdr>
-                <w:bottom w:val="none" w:sz="0" w:space="0" w:color="000000"/>
-                <w:top w:val="none" w:sz="0" w:space="0" w:color="000000"/>
-                <w:left w:val="none" w:sz="0" w:space="0" w:color="000000"/>
-                <w:right w:val="none" w:sz="0" w:space="0" w:color="000000"/>
-              </w:pBdr>
-              <w:spacing w:after="10" w:before="10" w:line="240"/>
-              <w:ind w:left="100" w:right="100" w:firstLine="0" w:firstLineChars="0"/>
-              <w:rPr>
-                <w:rFonts w:ascii="Arial" w:hAnsi="Arial" w:eastAsia="Arial" w:cs="Arial"/>
-                <w:i w:val="false"/>
-                <w:b w:val="true"/>
-                <w:u w:val="none"/>
-                <w:sz w:val="18"/>
-                <w:szCs w:val="18"/>
-                <w:color w:val="000000"/>
-              </w:rPr>
-            </w:pPr>
-            <w:r>
-              <w:rPr>
-                <w:rFonts w:ascii="Arial" w:hAnsi="Arial" w:eastAsia="Arial" w:cs="Arial"/>
-                <w:i w:val="false"/>
-                <w:b w:val="true"/>
-                <w:u w:val="none"/>
-                <w:sz w:val="18"/>
-                <w:szCs w:val="18"/>
-                <w:color w:val="000000"/>
-              </w:rPr>
-              <w:t xml:space="preserve">&lt;0.001*</w:t>
+              <w:ind w:left="300" w:right="100" w:firstLine="0" w:firstLineChars="0"/>
+              <w:rPr>
+                <w:rFonts w:ascii="Arial" w:hAnsi="Arial" w:eastAsia="Arial" w:cs="Arial"/>
+                <w:i w:val="false"/>
+                <w:b w:val="false"/>
+                <w:u w:val="none"/>
+                <w:sz w:val="18"/>
+                <w:szCs w:val="18"/>
+                <w:color w:val="000000"/>
+              </w:rPr>
+            </w:pPr>
+            <w:r>
+              <w:rPr>
+                <w:rFonts w:ascii="Arial" w:hAnsi="Arial" w:eastAsia="Arial" w:cs="Arial"/>
+                <w:i w:val="false"/>
+                <w:b w:val="false"/>
+                <w:u w:val="none"/>
+                <w:sz w:val="18"/>
+                <w:szCs w:val="18"/>
+                <w:color w:val="000000"/>
+              </w:rPr>
+              <w:t xml:space="preserve">Puno</w:t>
+            </w:r>
+          </w:p>
+        </w:tc>
+        <w:tc>
+          <w:tcPr>
+            <w:tcBorders>
+              <w:bottom w:val="none" w:sz="0" w:space="0" w:color="000000"/>
+              <w:top w:val="none" w:sz="0" w:space="0" w:color="000000"/>
+              <w:left w:val="none" w:sz="0" w:space="0" w:color="000000"/>
+              <w:right w:val="none" w:sz="0" w:space="0" w:color="000000"/>
+            </w:tcBorders>
+            <w:shd w:val="clear" w:color="auto" w:fill="FFFFFF"/>
+            <w:tcMar>
+              <w:top w:w="0" w:type="dxa"/>
+              <w:bottom w:w="0" w:type="dxa"/>
+              <w:left w:w="0" w:type="dxa"/>
+              <w:right w:w="0" w:type="dxa"/>
+            </w:tcMar>
+            <w:vAlign w:val="top"/>
+          </w:tcPr>
+          <w:p>
+            <w:pPr>
+              <w:jc w:val="center"/>
+              <w:pBdr>
+                <w:bottom w:val="none" w:sz="0" w:space="0" w:color="000000"/>
+                <w:top w:val="none" w:sz="0" w:space="0" w:color="000000"/>
+                <w:left w:val="none" w:sz="0" w:space="0" w:color="000000"/>
+                <w:right w:val="none" w:sz="0" w:space="0" w:color="000000"/>
+              </w:pBdr>
+              <w:spacing w:after="10" w:before="10" w:line="240"/>
+              <w:ind w:left="100" w:right="100" w:firstLine="0" w:firstLineChars="0"/>
+              <w:rPr>
+                <w:rFonts w:ascii="Arial" w:hAnsi="Arial" w:eastAsia="Arial" w:cs="Arial"/>
+                <w:i w:val="false"/>
+                <w:b w:val="false"/>
+                <w:u w:val="none"/>
+                <w:sz w:val="18"/>
+                <w:szCs w:val="18"/>
+                <w:color w:val="000000"/>
+              </w:rPr>
+            </w:pPr>
+            <w:r>
+              <w:rPr>
+                <w:rFonts w:ascii="Arial" w:hAnsi="Arial" w:eastAsia="Arial" w:cs="Arial"/>
+                <w:i w:val="false"/>
+                <w:b w:val="false"/>
+                <w:u w:val="none"/>
+                <w:sz w:val="18"/>
+                <w:szCs w:val="18"/>
+                <w:color w:val="000000"/>
+              </w:rPr>
+              <w:t xml:space="preserve">333 (19.7%)</w:t>
+            </w:r>
+          </w:p>
+        </w:tc>
+        <w:tc>
+          <w:tcPr>
+            <w:tcBorders>
+              <w:bottom w:val="none" w:sz="0" w:space="0" w:color="000000"/>
+              <w:top w:val="none" w:sz="0" w:space="0" w:color="000000"/>
+              <w:left w:val="none" w:sz="0" w:space="0" w:color="000000"/>
+              <w:right w:val="none" w:sz="0" w:space="0" w:color="000000"/>
+            </w:tcBorders>
+            <w:shd w:val="clear" w:color="auto" w:fill="FFFFFF"/>
+            <w:tcMar>
+              <w:top w:w="0" w:type="dxa"/>
+              <w:bottom w:w="0" w:type="dxa"/>
+              <w:left w:w="0" w:type="dxa"/>
+              <w:right w:w="0" w:type="dxa"/>
+            </w:tcMar>
+            <w:vAlign w:val="top"/>
+          </w:tcPr>
+          <w:p>
+            <w:pPr>
+              <w:jc w:val="center"/>
+              <w:pBdr>
+                <w:bottom w:val="none" w:sz="0" w:space="0" w:color="000000"/>
+                <w:top w:val="none" w:sz="0" w:space="0" w:color="000000"/>
+                <w:left w:val="none" w:sz="0" w:space="0" w:color="000000"/>
+                <w:right w:val="none" w:sz="0" w:space="0" w:color="000000"/>
+              </w:pBdr>
+              <w:spacing w:after="10" w:before="10" w:line="240"/>
+              <w:ind w:left="100" w:right="100" w:firstLine="0" w:firstLineChars="0"/>
+              <w:rPr>
+                <w:rFonts w:ascii="Arial" w:hAnsi="Arial" w:eastAsia="Arial" w:cs="Arial"/>
+                <w:i w:val="false"/>
+                <w:b w:val="false"/>
+                <w:u w:val="none"/>
+                <w:sz w:val="18"/>
+                <w:szCs w:val="18"/>
+                <w:color w:val="000000"/>
+              </w:rPr>
+            </w:pPr>
+            <w:r>
+              <w:rPr>
+                <w:rFonts w:ascii="Arial" w:hAnsi="Arial" w:eastAsia="Arial" w:cs="Arial"/>
+                <w:i w:val="false"/>
+                <w:b w:val="false"/>
+                <w:u w:val="none"/>
+                <w:sz w:val="18"/>
+                <w:szCs w:val="18"/>
+                <w:color w:val="000000"/>
+              </w:rPr>
+              <w:t xml:space="preserve">161 (19.1%)</w:t>
+            </w:r>
+          </w:p>
+        </w:tc>
+        <w:tc>
+          <w:tcPr>
+            <w:tcBorders>
+              <w:bottom w:val="none" w:sz="0" w:space="0" w:color="000000"/>
+              <w:top w:val="none" w:sz="0" w:space="0" w:color="000000"/>
+              <w:left w:val="none" w:sz="0" w:space="0" w:color="000000"/>
+              <w:right w:val="none" w:sz="0" w:space="0" w:color="000000"/>
+            </w:tcBorders>
+            <w:shd w:val="clear" w:color="auto" w:fill="FFFFFF"/>
+            <w:tcMar>
+              <w:top w:w="0" w:type="dxa"/>
+              <w:bottom w:w="0" w:type="dxa"/>
+              <w:left w:w="0" w:type="dxa"/>
+              <w:right w:w="0" w:type="dxa"/>
+            </w:tcMar>
+            <w:vAlign w:val="top"/>
+          </w:tcPr>
+          <w:p>
+            <w:pPr>
+              <w:jc w:val="center"/>
+              <w:pBdr>
+                <w:bottom w:val="none" w:sz="0" w:space="0" w:color="000000"/>
+                <w:top w:val="none" w:sz="0" w:space="0" w:color="000000"/>
+                <w:left w:val="none" w:sz="0" w:space="0" w:color="000000"/>
+                <w:right w:val="none" w:sz="0" w:space="0" w:color="000000"/>
+              </w:pBdr>
+              <w:spacing w:after="10" w:before="10" w:line="240"/>
+              <w:ind w:left="100" w:right="100" w:firstLine="0" w:firstLineChars="0"/>
+              <w:rPr>
+                <w:rFonts w:ascii="Arial" w:hAnsi="Arial" w:eastAsia="Arial" w:cs="Arial"/>
+                <w:i w:val="false"/>
+                <w:b w:val="false"/>
+                <w:u w:val="none"/>
+                <w:sz w:val="18"/>
+                <w:szCs w:val="18"/>
+                <w:color w:val="000000"/>
+              </w:rPr>
+            </w:pPr>
+            <w:r>
+              <w:rPr>
+                <w:rFonts w:ascii="Arial" w:hAnsi="Arial" w:eastAsia="Arial" w:cs="Arial"/>
+                <w:i w:val="false"/>
+                <w:b w:val="false"/>
+                <w:u w:val="none"/>
+                <w:sz w:val="18"/>
+                <w:szCs w:val="18"/>
+                <w:color w:val="000000"/>
+              </w:rPr>
+              <w:t xml:space="preserve">36 (31.3%)</w:t>
+            </w:r>
+          </w:p>
+        </w:tc>
+        <w:tc>
+          <w:tcPr>
+            <w:tcBorders>
+              <w:bottom w:val="none" w:sz="0" w:space="0" w:color="000000"/>
+              <w:top w:val="none" w:sz="0" w:space="0" w:color="000000"/>
+              <w:left w:val="none" w:sz="0" w:space="0" w:color="000000"/>
+              <w:right w:val="none" w:sz="0" w:space="0" w:color="000000"/>
+            </w:tcBorders>
+            <w:shd w:val="clear" w:color="auto" w:fill="FFFFFF"/>
+            <w:tcMar>
+              <w:top w:w="0" w:type="dxa"/>
+              <w:bottom w:w="0" w:type="dxa"/>
+              <w:left w:w="0" w:type="dxa"/>
+              <w:right w:w="0" w:type="dxa"/>
+            </w:tcMar>
+            <w:vAlign w:val="top"/>
+          </w:tcPr>
+          <w:p>
+            <w:pPr>
+              <w:jc w:val="center"/>
+              <w:pBdr>
+                <w:bottom w:val="none" w:sz="0" w:space="0" w:color="000000"/>
+                <w:top w:val="none" w:sz="0" w:space="0" w:color="000000"/>
+                <w:left w:val="none" w:sz="0" w:space="0" w:color="000000"/>
+                <w:right w:val="none" w:sz="0" w:space="0" w:color="000000"/>
+              </w:pBdr>
+              <w:spacing w:after="10" w:before="10" w:line="240"/>
+              <w:ind w:left="100" w:right="100" w:firstLine="0" w:firstLineChars="0"/>
+              <w:rPr>
+                <w:rFonts w:ascii="Arial" w:hAnsi="Arial" w:eastAsia="Arial" w:cs="Arial"/>
+                <w:i w:val="false"/>
+                <w:b w:val="false"/>
+                <w:u w:val="none"/>
+                <w:sz w:val="18"/>
+                <w:szCs w:val="18"/>
+                <w:color w:val="000000"/>
+              </w:rPr>
+            </w:pPr>
+            <w:r>
+              <w:rPr>
+                <w:rFonts w:ascii="Arial" w:hAnsi="Arial" w:eastAsia="Arial" w:cs="Arial"/>
+                <w:i w:val="false"/>
+                <w:b w:val="false"/>
+                <w:u w:val="none"/>
+                <w:sz w:val="18"/>
+                <w:szCs w:val="18"/>
+                <w:color w:val="000000"/>
+              </w:rPr>
+              <w:t xml:space="preserve">90 (16.6%)</w:t>
+            </w:r>
+          </w:p>
+        </w:tc>
+        <w:tc>
+          <w:tcPr>
+            <w:tcBorders>
+              <w:bottom w:val="none" w:sz="0" w:space="0" w:color="000000"/>
+              <w:top w:val="none" w:sz="0" w:space="0" w:color="000000"/>
+              <w:left w:val="none" w:sz="0" w:space="0" w:color="000000"/>
+              <w:right w:val="none" w:sz="0" w:space="0" w:color="000000"/>
+            </w:tcBorders>
+            <w:shd w:val="clear" w:color="auto" w:fill="FFFFFF"/>
+            <w:tcMar>
+              <w:top w:w="0" w:type="dxa"/>
+              <w:bottom w:w="0" w:type="dxa"/>
+              <w:left w:w="0" w:type="dxa"/>
+              <w:right w:w="0" w:type="dxa"/>
+            </w:tcMar>
+            <w:vAlign w:val="top"/>
+          </w:tcPr>
+          <w:p>
+            <w:pPr>
+              <w:jc w:val="center"/>
+              <w:pBdr>
+                <w:bottom w:val="none" w:sz="0" w:space="0" w:color="000000"/>
+                <w:top w:val="none" w:sz="0" w:space="0" w:color="000000"/>
+                <w:left w:val="none" w:sz="0" w:space="0" w:color="000000"/>
+                <w:right w:val="none" w:sz="0" w:space="0" w:color="000000"/>
+              </w:pBdr>
+              <w:spacing w:after="10" w:before="10" w:line="240"/>
+              <w:ind w:left="100" w:right="100" w:firstLine="0" w:firstLineChars="0"/>
+              <w:rPr>
+                <w:rFonts w:ascii="Arial" w:hAnsi="Arial" w:eastAsia="Arial" w:cs="Arial"/>
+                <w:i w:val="false"/>
+                <w:b w:val="false"/>
+                <w:u w:val="none"/>
+                <w:sz w:val="18"/>
+                <w:szCs w:val="18"/>
+                <w:color w:val="000000"/>
+              </w:rPr>
+            </w:pPr>
+            <w:r>
+              <w:rPr>
+                <w:rFonts w:ascii="Arial" w:hAnsi="Arial" w:eastAsia="Arial" w:cs="Arial"/>
+                <w:i w:val="false"/>
+                <w:b w:val="false"/>
+                <w:u w:val="none"/>
+                <w:sz w:val="18"/>
+                <w:szCs w:val="18"/>
+                <w:color w:val="000000"/>
+              </w:rPr>
+              <w:t xml:space="preserve">46 (23.8%)</w:t>
+            </w:r>
+          </w:p>
+        </w:tc>
+        <w:tc>
+          <w:tcPr>
+            <w:tcBorders>
+              <w:bottom w:val="none" w:sz="0" w:space="0" w:color="000000"/>
+              <w:top w:val="none" w:sz="0" w:space="0" w:color="000000"/>
+              <w:left w:val="none" w:sz="0" w:space="0" w:color="000000"/>
+              <w:right w:val="none" w:sz="0" w:space="0" w:color="000000"/>
+            </w:tcBorders>
+            <w:shd w:val="clear" w:color="auto" w:fill="FFFFFF"/>
+            <w:tcMar>
+              <w:top w:w="0" w:type="dxa"/>
+              <w:bottom w:w="0" w:type="dxa"/>
+              <w:left w:w="0" w:type="dxa"/>
+              <w:right w:w="0" w:type="dxa"/>
+            </w:tcMar>
+            <w:vAlign w:val="top"/>
+          </w:tcPr>
+          <w:p>
+            <w:pPr>
+              <w:jc w:val="center"/>
+              <w:pBdr>
+                <w:bottom w:val="none" w:sz="0" w:space="0" w:color="000000"/>
+                <w:top w:val="none" w:sz="0" w:space="0" w:color="000000"/>
+                <w:left w:val="none" w:sz="0" w:space="0" w:color="000000"/>
+                <w:right w:val="none" w:sz="0" w:space="0" w:color="000000"/>
+              </w:pBdr>
+              <w:spacing w:after="10" w:before="10" w:line="240"/>
+              <w:ind w:left="100" w:right="100" w:firstLine="0" w:firstLineChars="0"/>
+              <w:rPr>
+                <w:rFonts w:ascii="Arial" w:hAnsi="Arial" w:eastAsia="Arial" w:cs="Arial"/>
+                <w:i w:val="false"/>
+                <w:b w:val="false"/>
+                <w:u w:val="none"/>
+                <w:sz w:val="18"/>
+                <w:szCs w:val="18"/>
+                <w:color w:val="000000"/>
+              </w:rPr>
+            </w:pPr>
+            <w:r>
+              <w:rPr>
+                <w:rFonts w:ascii="Arial" w:hAnsi="Arial" w:eastAsia="Arial" w:cs="Arial"/>
+                <w:i w:val="false"/>
+                <w:b w:val="false"/>
+                <w:u w:val="none"/>
+                <w:sz w:val="18"/>
+                <w:szCs w:val="18"/>
+                <w:color w:val="000000"/>
+              </w:rPr>
+              <w:t xml:space="preserve"/>
             </w:r>
           </w:p>
         </w:tc>
@@ -6509,6 +6509,1486 @@
         <w:tc>
           <w:tcPr>
             <w:tcBorders>
+              <w:bottom w:val="none" w:sz="0" w:space="0" w:color="000000"/>
+              <w:top w:val="none" w:sz="0" w:space="0" w:color="000000"/>
+              <w:left w:val="none" w:sz="0" w:space="0" w:color="000000"/>
+              <w:right w:val="none" w:sz="0" w:space="0" w:color="000000"/>
+            </w:tcBorders>
+            <w:shd w:val="clear" w:color="auto" w:fill="FFFFFF"/>
+            <w:tcMar>
+              <w:top w:w="0" w:type="dxa"/>
+              <w:bottom w:w="0" w:type="dxa"/>
+              <w:left w:w="0" w:type="dxa"/>
+              <w:right w:w="0" w:type="dxa"/>
+            </w:tcMar>
+            <w:vAlign w:val="top"/>
+          </w:tcPr>
+          <w:p>
+            <w:pPr>
+              <w:jc w:val="left"/>
+              <w:pBdr>
+                <w:bottom w:val="none" w:sz="0" w:space="0" w:color="000000"/>
+                <w:top w:val="none" w:sz="0" w:space="0" w:color="000000"/>
+                <w:left w:val="none" w:sz="0" w:space="0" w:color="000000"/>
+                <w:right w:val="none" w:sz="0" w:space="0" w:color="000000"/>
+              </w:pBdr>
+              <w:spacing w:after="10" w:before="10" w:line="240"/>
+              <w:ind w:left="100" w:right="100" w:firstLine="0" w:firstLineChars="0"/>
+              <w:rPr>
+                <w:rFonts w:ascii="Arial" w:hAnsi="Arial" w:eastAsia="Arial" w:cs="Arial"/>
+                <w:i w:val="false"/>
+                <w:b w:val="false"/>
+                <w:u w:val="none"/>
+                <w:sz w:val="18"/>
+                <w:szCs w:val="18"/>
+                <w:color w:val="000000"/>
+              </w:rPr>
+            </w:pPr>
+            <w:r>
+              <w:rPr>
+                <w:rFonts w:ascii="Arial" w:hAnsi="Arial" w:eastAsia="Arial" w:cs="Arial"/>
+                <w:i w:val="false"/>
+                <w:b w:val="false"/>
+                <w:u w:val="none"/>
+                <w:sz w:val="18"/>
+                <w:szCs w:val="18"/>
+                <w:color w:val="000000"/>
+              </w:rPr>
+              <w:t xml:space="preserve">Etnia, n (%)</w:t>
+            </w:r>
+          </w:p>
+        </w:tc>
+        <w:tc>
+          <w:tcPr>
+            <w:tcBorders>
+              <w:bottom w:val="none" w:sz="0" w:space="0" w:color="000000"/>
+              <w:top w:val="none" w:sz="0" w:space="0" w:color="000000"/>
+              <w:left w:val="none" w:sz="0" w:space="0" w:color="000000"/>
+              <w:right w:val="none" w:sz="0" w:space="0" w:color="000000"/>
+            </w:tcBorders>
+            <w:shd w:val="clear" w:color="auto" w:fill="FFFFFF"/>
+            <w:tcMar>
+              <w:top w:w="0" w:type="dxa"/>
+              <w:bottom w:w="0" w:type="dxa"/>
+              <w:left w:w="0" w:type="dxa"/>
+              <w:right w:w="0" w:type="dxa"/>
+            </w:tcMar>
+            <w:vAlign w:val="top"/>
+          </w:tcPr>
+          <w:p>
+            <w:pPr>
+              <w:jc w:val="center"/>
+              <w:pBdr>
+                <w:bottom w:val="none" w:sz="0" w:space="0" w:color="000000"/>
+                <w:top w:val="none" w:sz="0" w:space="0" w:color="000000"/>
+                <w:left w:val="none" w:sz="0" w:space="0" w:color="000000"/>
+                <w:right w:val="none" w:sz="0" w:space="0" w:color="000000"/>
+              </w:pBdr>
+              <w:spacing w:after="10" w:before="10" w:line="240"/>
+              <w:ind w:left="100" w:right="100" w:firstLine="0" w:firstLineChars="0"/>
+              <w:rPr>
+                <w:rFonts w:ascii="Arial" w:hAnsi="Arial" w:eastAsia="Arial" w:cs="Arial"/>
+                <w:i w:val="false"/>
+                <w:b w:val="false"/>
+                <w:u w:val="none"/>
+                <w:sz w:val="18"/>
+                <w:szCs w:val="18"/>
+                <w:color w:val="000000"/>
+              </w:rPr>
+            </w:pPr>
+            <w:r>
+              <w:rPr>
+                <w:rFonts w:ascii="Arial" w:hAnsi="Arial" w:eastAsia="Arial" w:cs="Arial"/>
+                <w:i w:val="false"/>
+                <w:b w:val="false"/>
+                <w:u w:val="none"/>
+                <w:sz w:val="18"/>
+                <w:szCs w:val="18"/>
+                <w:color w:val="000000"/>
+              </w:rPr>
+              <w:t xml:space="preserve"/>
+            </w:r>
+          </w:p>
+        </w:tc>
+        <w:tc>
+          <w:tcPr>
+            <w:tcBorders>
+              <w:bottom w:val="none" w:sz="0" w:space="0" w:color="000000"/>
+              <w:top w:val="none" w:sz="0" w:space="0" w:color="000000"/>
+              <w:left w:val="none" w:sz="0" w:space="0" w:color="000000"/>
+              <w:right w:val="none" w:sz="0" w:space="0" w:color="000000"/>
+            </w:tcBorders>
+            <w:shd w:val="clear" w:color="auto" w:fill="FFFFFF"/>
+            <w:tcMar>
+              <w:top w:w="0" w:type="dxa"/>
+              <w:bottom w:w="0" w:type="dxa"/>
+              <w:left w:w="0" w:type="dxa"/>
+              <w:right w:w="0" w:type="dxa"/>
+            </w:tcMar>
+            <w:vAlign w:val="top"/>
+          </w:tcPr>
+          <w:p>
+            <w:pPr>
+              <w:jc w:val="center"/>
+              <w:pBdr>
+                <w:bottom w:val="none" w:sz="0" w:space="0" w:color="000000"/>
+                <w:top w:val="none" w:sz="0" w:space="0" w:color="000000"/>
+                <w:left w:val="none" w:sz="0" w:space="0" w:color="000000"/>
+                <w:right w:val="none" w:sz="0" w:space="0" w:color="000000"/>
+              </w:pBdr>
+              <w:spacing w:after="10" w:before="10" w:line="240"/>
+              <w:ind w:left="100" w:right="100" w:firstLine="0" w:firstLineChars="0"/>
+              <w:rPr>
+                <w:rFonts w:ascii="Arial" w:hAnsi="Arial" w:eastAsia="Arial" w:cs="Arial"/>
+                <w:i w:val="false"/>
+                <w:b w:val="false"/>
+                <w:u w:val="none"/>
+                <w:sz w:val="18"/>
+                <w:szCs w:val="18"/>
+                <w:color w:val="000000"/>
+              </w:rPr>
+            </w:pPr>
+            <w:r>
+              <w:rPr>
+                <w:rFonts w:ascii="Arial" w:hAnsi="Arial" w:eastAsia="Arial" w:cs="Arial"/>
+                <w:i w:val="false"/>
+                <w:b w:val="false"/>
+                <w:u w:val="none"/>
+                <w:sz w:val="18"/>
+                <w:szCs w:val="18"/>
+                <w:color w:val="000000"/>
+              </w:rPr>
+              <w:t xml:space="preserve"/>
+            </w:r>
+          </w:p>
+        </w:tc>
+        <w:tc>
+          <w:tcPr>
+            <w:tcBorders>
+              <w:bottom w:val="none" w:sz="0" w:space="0" w:color="000000"/>
+              <w:top w:val="none" w:sz="0" w:space="0" w:color="000000"/>
+              <w:left w:val="none" w:sz="0" w:space="0" w:color="000000"/>
+              <w:right w:val="none" w:sz="0" w:space="0" w:color="000000"/>
+            </w:tcBorders>
+            <w:shd w:val="clear" w:color="auto" w:fill="FFFFFF"/>
+            <w:tcMar>
+              <w:top w:w="0" w:type="dxa"/>
+              <w:bottom w:w="0" w:type="dxa"/>
+              <w:left w:w="0" w:type="dxa"/>
+              <w:right w:w="0" w:type="dxa"/>
+            </w:tcMar>
+            <w:vAlign w:val="top"/>
+          </w:tcPr>
+          <w:p>
+            <w:pPr>
+              <w:jc w:val="center"/>
+              <w:pBdr>
+                <w:bottom w:val="none" w:sz="0" w:space="0" w:color="000000"/>
+                <w:top w:val="none" w:sz="0" w:space="0" w:color="000000"/>
+                <w:left w:val="none" w:sz="0" w:space="0" w:color="000000"/>
+                <w:right w:val="none" w:sz="0" w:space="0" w:color="000000"/>
+              </w:pBdr>
+              <w:spacing w:after="10" w:before="10" w:line="240"/>
+              <w:ind w:left="100" w:right="100" w:firstLine="0" w:firstLineChars="0"/>
+              <w:rPr>
+                <w:rFonts w:ascii="Arial" w:hAnsi="Arial" w:eastAsia="Arial" w:cs="Arial"/>
+                <w:i w:val="false"/>
+                <w:b w:val="false"/>
+                <w:u w:val="none"/>
+                <w:sz w:val="18"/>
+                <w:szCs w:val="18"/>
+                <w:color w:val="000000"/>
+              </w:rPr>
+            </w:pPr>
+            <w:r>
+              <w:rPr>
+                <w:rFonts w:ascii="Arial" w:hAnsi="Arial" w:eastAsia="Arial" w:cs="Arial"/>
+                <w:i w:val="false"/>
+                <w:b w:val="false"/>
+                <w:u w:val="none"/>
+                <w:sz w:val="18"/>
+                <w:szCs w:val="18"/>
+                <w:color w:val="000000"/>
+              </w:rPr>
+              <w:t xml:space="preserve"/>
+            </w:r>
+          </w:p>
+        </w:tc>
+        <w:tc>
+          <w:tcPr>
+            <w:tcBorders>
+              <w:bottom w:val="none" w:sz="0" w:space="0" w:color="000000"/>
+              <w:top w:val="none" w:sz="0" w:space="0" w:color="000000"/>
+              <w:left w:val="none" w:sz="0" w:space="0" w:color="000000"/>
+              <w:right w:val="none" w:sz="0" w:space="0" w:color="000000"/>
+            </w:tcBorders>
+            <w:shd w:val="clear" w:color="auto" w:fill="FFFFFF"/>
+            <w:tcMar>
+              <w:top w:w="0" w:type="dxa"/>
+              <w:bottom w:w="0" w:type="dxa"/>
+              <w:left w:w="0" w:type="dxa"/>
+              <w:right w:w="0" w:type="dxa"/>
+            </w:tcMar>
+            <w:vAlign w:val="top"/>
+          </w:tcPr>
+          <w:p>
+            <w:pPr>
+              <w:jc w:val="center"/>
+              <w:pBdr>
+                <w:bottom w:val="none" w:sz="0" w:space="0" w:color="000000"/>
+                <w:top w:val="none" w:sz="0" w:space="0" w:color="000000"/>
+                <w:left w:val="none" w:sz="0" w:space="0" w:color="000000"/>
+                <w:right w:val="none" w:sz="0" w:space="0" w:color="000000"/>
+              </w:pBdr>
+              <w:spacing w:after="10" w:before="10" w:line="240"/>
+              <w:ind w:left="100" w:right="100" w:firstLine="0" w:firstLineChars="0"/>
+              <w:rPr>
+                <w:rFonts w:ascii="Arial" w:hAnsi="Arial" w:eastAsia="Arial" w:cs="Arial"/>
+                <w:i w:val="false"/>
+                <w:b w:val="false"/>
+                <w:u w:val="none"/>
+                <w:sz w:val="18"/>
+                <w:szCs w:val="18"/>
+                <w:color w:val="000000"/>
+              </w:rPr>
+            </w:pPr>
+            <w:r>
+              <w:rPr>
+                <w:rFonts w:ascii="Arial" w:hAnsi="Arial" w:eastAsia="Arial" w:cs="Arial"/>
+                <w:i w:val="false"/>
+                <w:b w:val="false"/>
+                <w:u w:val="none"/>
+                <w:sz w:val="18"/>
+                <w:szCs w:val="18"/>
+                <w:color w:val="000000"/>
+              </w:rPr>
+              <w:t xml:space="preserve"/>
+            </w:r>
+          </w:p>
+        </w:tc>
+        <w:tc>
+          <w:tcPr>
+            <w:tcBorders>
+              <w:bottom w:val="none" w:sz="0" w:space="0" w:color="000000"/>
+              <w:top w:val="none" w:sz="0" w:space="0" w:color="000000"/>
+              <w:left w:val="none" w:sz="0" w:space="0" w:color="000000"/>
+              <w:right w:val="none" w:sz="0" w:space="0" w:color="000000"/>
+            </w:tcBorders>
+            <w:shd w:val="clear" w:color="auto" w:fill="FFFFFF"/>
+            <w:tcMar>
+              <w:top w:w="0" w:type="dxa"/>
+              <w:bottom w:w="0" w:type="dxa"/>
+              <w:left w:w="0" w:type="dxa"/>
+              <w:right w:w="0" w:type="dxa"/>
+            </w:tcMar>
+            <w:vAlign w:val="top"/>
+          </w:tcPr>
+          <w:p>
+            <w:pPr>
+              <w:jc w:val="center"/>
+              <w:pBdr>
+                <w:bottom w:val="none" w:sz="0" w:space="0" w:color="000000"/>
+                <w:top w:val="none" w:sz="0" w:space="0" w:color="000000"/>
+                <w:left w:val="none" w:sz="0" w:space="0" w:color="000000"/>
+                <w:right w:val="none" w:sz="0" w:space="0" w:color="000000"/>
+              </w:pBdr>
+              <w:spacing w:after="10" w:before="10" w:line="240"/>
+              <w:ind w:left="100" w:right="100" w:firstLine="0" w:firstLineChars="0"/>
+              <w:rPr>
+                <w:rFonts w:ascii="Arial" w:hAnsi="Arial" w:eastAsia="Arial" w:cs="Arial"/>
+                <w:i w:val="false"/>
+                <w:b w:val="false"/>
+                <w:u w:val="none"/>
+                <w:sz w:val="18"/>
+                <w:szCs w:val="18"/>
+                <w:color w:val="000000"/>
+              </w:rPr>
+            </w:pPr>
+            <w:r>
+              <w:rPr>
+                <w:rFonts w:ascii="Arial" w:hAnsi="Arial" w:eastAsia="Arial" w:cs="Arial"/>
+                <w:i w:val="false"/>
+                <w:b w:val="false"/>
+                <w:u w:val="none"/>
+                <w:sz w:val="18"/>
+                <w:szCs w:val="18"/>
+                <w:color w:val="000000"/>
+              </w:rPr>
+              <w:t xml:space="preserve"/>
+            </w:r>
+          </w:p>
+        </w:tc>
+        <w:tc>
+          <w:tcPr>
+            <w:tcBorders>
+              <w:bottom w:val="none" w:sz="0" w:space="0" w:color="000000"/>
+              <w:top w:val="none" w:sz="0" w:space="0" w:color="000000"/>
+              <w:left w:val="none" w:sz="0" w:space="0" w:color="000000"/>
+              <w:right w:val="none" w:sz="0" w:space="0" w:color="000000"/>
+            </w:tcBorders>
+            <w:shd w:val="clear" w:color="auto" w:fill="FFFFFF"/>
+            <w:tcMar>
+              <w:top w:w="0" w:type="dxa"/>
+              <w:bottom w:w="0" w:type="dxa"/>
+              <w:left w:w="0" w:type="dxa"/>
+              <w:right w:w="0" w:type="dxa"/>
+            </w:tcMar>
+            <w:vAlign w:val="top"/>
+          </w:tcPr>
+          <w:p>
+            <w:pPr>
+              <w:jc w:val="center"/>
+              <w:pBdr>
+                <w:bottom w:val="none" w:sz="0" w:space="0" w:color="000000"/>
+                <w:top w:val="none" w:sz="0" w:space="0" w:color="000000"/>
+                <w:left w:val="none" w:sz="0" w:space="0" w:color="000000"/>
+                <w:right w:val="none" w:sz="0" w:space="0" w:color="000000"/>
+              </w:pBdr>
+              <w:spacing w:after="10" w:before="10" w:line="240"/>
+              <w:ind w:left="100" w:right="100" w:firstLine="0" w:firstLineChars="0"/>
+              <w:rPr>
+                <w:rFonts w:ascii="Arial" w:hAnsi="Arial" w:eastAsia="Arial" w:cs="Arial"/>
+                <w:i w:val="false"/>
+                <w:b w:val="false"/>
+                <w:u w:val="none"/>
+                <w:sz w:val="18"/>
+                <w:szCs w:val="18"/>
+                <w:color w:val="000000"/>
+              </w:rPr>
+            </w:pPr>
+            <w:r>
+              <w:rPr>
+                <w:rFonts w:ascii="Arial" w:hAnsi="Arial" w:eastAsia="Arial" w:cs="Arial"/>
+                <w:i w:val="false"/>
+                <w:b w:val="false"/>
+                <w:u w:val="none"/>
+                <w:sz w:val="18"/>
+                <w:szCs w:val="18"/>
+                <w:color w:val="000000"/>
+              </w:rPr>
+              <w:t xml:space="preserve">0.333**</w:t>
+            </w:r>
+          </w:p>
+        </w:tc>
+      </w:tr>
+      <w:tr>
+        <w:trPr>
+          <w:trHeight w:val="617" w:hRule="auto"/>
+        </w:trPr>
+        body18
+        <w:tc>
+          <w:tcPr>
+            <w:tcBorders>
+              <w:bottom w:val="none" w:sz="0" w:space="0" w:color="000000"/>
+              <w:top w:val="none" w:sz="0" w:space="0" w:color="000000"/>
+              <w:left w:val="none" w:sz="0" w:space="0" w:color="000000"/>
+              <w:right w:val="none" w:sz="0" w:space="0" w:color="000000"/>
+            </w:tcBorders>
+            <w:shd w:val="clear" w:color="auto" w:fill="FFFFFF"/>
+            <w:tcMar>
+              <w:top w:w="0" w:type="dxa"/>
+              <w:bottom w:w="0" w:type="dxa"/>
+              <w:left w:w="0" w:type="dxa"/>
+              <w:right w:w="0" w:type="dxa"/>
+            </w:tcMar>
+            <w:vAlign w:val="top"/>
+          </w:tcPr>
+          <w:p>
+            <w:pPr>
+              <w:jc w:val="left"/>
+              <w:pBdr>
+                <w:bottom w:val="none" w:sz="0" w:space="0" w:color="000000"/>
+                <w:top w:val="none" w:sz="0" w:space="0" w:color="000000"/>
+                <w:left w:val="none" w:sz="0" w:space="0" w:color="000000"/>
+                <w:right w:val="none" w:sz="0" w:space="0" w:color="000000"/>
+              </w:pBdr>
+              <w:spacing w:after="10" w:before="10" w:line="240"/>
+              <w:ind w:left="300" w:right="100" w:firstLine="0" w:firstLineChars="0"/>
+              <w:rPr>
+                <w:rFonts w:ascii="Arial" w:hAnsi="Arial" w:eastAsia="Arial" w:cs="Arial"/>
+                <w:i w:val="false"/>
+                <w:b w:val="false"/>
+                <w:u w:val="none"/>
+                <w:sz w:val="18"/>
+                <w:szCs w:val="18"/>
+                <w:color w:val="000000"/>
+              </w:rPr>
+            </w:pPr>
+            <w:r>
+              <w:rPr>
+                <w:rFonts w:ascii="Arial" w:hAnsi="Arial" w:eastAsia="Arial" w:cs="Arial"/>
+                <w:i w:val="false"/>
+                <w:b w:val="false"/>
+                <w:u w:val="none"/>
+                <w:sz w:val="18"/>
+                <w:szCs w:val="18"/>
+                <w:color w:val="000000"/>
+              </w:rPr>
+              <w:t xml:space="preserve">Mestizo</w:t>
+            </w:r>
+          </w:p>
+        </w:tc>
+        <w:tc>
+          <w:tcPr>
+            <w:tcBorders>
+              <w:bottom w:val="none" w:sz="0" w:space="0" w:color="000000"/>
+              <w:top w:val="none" w:sz="0" w:space="0" w:color="000000"/>
+              <w:left w:val="none" w:sz="0" w:space="0" w:color="000000"/>
+              <w:right w:val="none" w:sz="0" w:space="0" w:color="000000"/>
+            </w:tcBorders>
+            <w:shd w:val="clear" w:color="auto" w:fill="FFFFFF"/>
+            <w:tcMar>
+              <w:top w:w="0" w:type="dxa"/>
+              <w:bottom w:w="0" w:type="dxa"/>
+              <w:left w:w="0" w:type="dxa"/>
+              <w:right w:w="0" w:type="dxa"/>
+            </w:tcMar>
+            <w:vAlign w:val="top"/>
+          </w:tcPr>
+          <w:p>
+            <w:pPr>
+              <w:jc w:val="center"/>
+              <w:pBdr>
+                <w:bottom w:val="none" w:sz="0" w:space="0" w:color="000000"/>
+                <w:top w:val="none" w:sz="0" w:space="0" w:color="000000"/>
+                <w:left w:val="none" w:sz="0" w:space="0" w:color="000000"/>
+                <w:right w:val="none" w:sz="0" w:space="0" w:color="000000"/>
+              </w:pBdr>
+              <w:spacing w:after="10" w:before="10" w:line="240"/>
+              <w:ind w:left="100" w:right="100" w:firstLine="0" w:firstLineChars="0"/>
+              <w:rPr>
+                <w:rFonts w:ascii="Arial" w:hAnsi="Arial" w:eastAsia="Arial" w:cs="Arial"/>
+                <w:i w:val="false"/>
+                <w:b w:val="false"/>
+                <w:u w:val="none"/>
+                <w:sz w:val="18"/>
+                <w:szCs w:val="18"/>
+                <w:color w:val="000000"/>
+              </w:rPr>
+            </w:pPr>
+            <w:r>
+              <w:rPr>
+                <w:rFonts w:ascii="Arial" w:hAnsi="Arial" w:eastAsia="Arial" w:cs="Arial"/>
+                <w:i w:val="false"/>
+                <w:b w:val="false"/>
+                <w:u w:val="none"/>
+                <w:sz w:val="18"/>
+                <w:szCs w:val="18"/>
+                <w:color w:val="000000"/>
+              </w:rPr>
+              <w:t xml:space="preserve">694 (41.0%)</w:t>
+            </w:r>
+          </w:p>
+        </w:tc>
+        <w:tc>
+          <w:tcPr>
+            <w:tcBorders>
+              <w:bottom w:val="none" w:sz="0" w:space="0" w:color="000000"/>
+              <w:top w:val="none" w:sz="0" w:space="0" w:color="000000"/>
+              <w:left w:val="none" w:sz="0" w:space="0" w:color="000000"/>
+              <w:right w:val="none" w:sz="0" w:space="0" w:color="000000"/>
+            </w:tcBorders>
+            <w:shd w:val="clear" w:color="auto" w:fill="FFFFFF"/>
+            <w:tcMar>
+              <w:top w:w="0" w:type="dxa"/>
+              <w:bottom w:w="0" w:type="dxa"/>
+              <w:left w:w="0" w:type="dxa"/>
+              <w:right w:w="0" w:type="dxa"/>
+            </w:tcMar>
+            <w:vAlign w:val="top"/>
+          </w:tcPr>
+          <w:p>
+            <w:pPr>
+              <w:jc w:val="center"/>
+              <w:pBdr>
+                <w:bottom w:val="none" w:sz="0" w:space="0" w:color="000000"/>
+                <w:top w:val="none" w:sz="0" w:space="0" w:color="000000"/>
+                <w:left w:val="none" w:sz="0" w:space="0" w:color="000000"/>
+                <w:right w:val="none" w:sz="0" w:space="0" w:color="000000"/>
+              </w:pBdr>
+              <w:spacing w:after="10" w:before="10" w:line="240"/>
+              <w:ind w:left="100" w:right="100" w:firstLine="0" w:firstLineChars="0"/>
+              <w:rPr>
+                <w:rFonts w:ascii="Arial" w:hAnsi="Arial" w:eastAsia="Arial" w:cs="Arial"/>
+                <w:i w:val="false"/>
+                <w:b w:val="false"/>
+                <w:u w:val="none"/>
+                <w:sz w:val="18"/>
+                <w:szCs w:val="18"/>
+                <w:color w:val="000000"/>
+              </w:rPr>
+            </w:pPr>
+            <w:r>
+              <w:rPr>
+                <w:rFonts w:ascii="Arial" w:hAnsi="Arial" w:eastAsia="Arial" w:cs="Arial"/>
+                <w:i w:val="false"/>
+                <w:b w:val="false"/>
+                <w:u w:val="none"/>
+                <w:sz w:val="18"/>
+                <w:szCs w:val="18"/>
+                <w:color w:val="000000"/>
+              </w:rPr>
+              <w:t xml:space="preserve">343 (40.7%)</w:t>
+            </w:r>
+          </w:p>
+        </w:tc>
+        <w:tc>
+          <w:tcPr>
+            <w:tcBorders>
+              <w:bottom w:val="none" w:sz="0" w:space="0" w:color="000000"/>
+              <w:top w:val="none" w:sz="0" w:space="0" w:color="000000"/>
+              <w:left w:val="none" w:sz="0" w:space="0" w:color="000000"/>
+              <w:right w:val="none" w:sz="0" w:space="0" w:color="000000"/>
+            </w:tcBorders>
+            <w:shd w:val="clear" w:color="auto" w:fill="FFFFFF"/>
+            <w:tcMar>
+              <w:top w:w="0" w:type="dxa"/>
+              <w:bottom w:w="0" w:type="dxa"/>
+              <w:left w:w="0" w:type="dxa"/>
+              <w:right w:w="0" w:type="dxa"/>
+            </w:tcMar>
+            <w:vAlign w:val="top"/>
+          </w:tcPr>
+          <w:p>
+            <w:pPr>
+              <w:jc w:val="center"/>
+              <w:pBdr>
+                <w:bottom w:val="none" w:sz="0" w:space="0" w:color="000000"/>
+                <w:top w:val="none" w:sz="0" w:space="0" w:color="000000"/>
+                <w:left w:val="none" w:sz="0" w:space="0" w:color="000000"/>
+                <w:right w:val="none" w:sz="0" w:space="0" w:color="000000"/>
+              </w:pBdr>
+              <w:spacing w:after="10" w:before="10" w:line="240"/>
+              <w:ind w:left="100" w:right="100" w:firstLine="0" w:firstLineChars="0"/>
+              <w:rPr>
+                <w:rFonts w:ascii="Arial" w:hAnsi="Arial" w:eastAsia="Arial" w:cs="Arial"/>
+                <w:i w:val="false"/>
+                <w:b w:val="false"/>
+                <w:u w:val="none"/>
+                <w:sz w:val="18"/>
+                <w:szCs w:val="18"/>
+                <w:color w:val="000000"/>
+              </w:rPr>
+            </w:pPr>
+            <w:r>
+              <w:rPr>
+                <w:rFonts w:ascii="Arial" w:hAnsi="Arial" w:eastAsia="Arial" w:cs="Arial"/>
+                <w:i w:val="false"/>
+                <w:b w:val="false"/>
+                <w:u w:val="none"/>
+                <w:sz w:val="18"/>
+                <w:szCs w:val="18"/>
+                <w:color w:val="000000"/>
+              </w:rPr>
+              <w:t xml:space="preserve">41 (35.7%)</w:t>
+            </w:r>
+          </w:p>
+        </w:tc>
+        <w:tc>
+          <w:tcPr>
+            <w:tcBorders>
+              <w:bottom w:val="none" w:sz="0" w:space="0" w:color="000000"/>
+              <w:top w:val="none" w:sz="0" w:space="0" w:color="000000"/>
+              <w:left w:val="none" w:sz="0" w:space="0" w:color="000000"/>
+              <w:right w:val="none" w:sz="0" w:space="0" w:color="000000"/>
+            </w:tcBorders>
+            <w:shd w:val="clear" w:color="auto" w:fill="FFFFFF"/>
+            <w:tcMar>
+              <w:top w:w="0" w:type="dxa"/>
+              <w:bottom w:w="0" w:type="dxa"/>
+              <w:left w:w="0" w:type="dxa"/>
+              <w:right w:w="0" w:type="dxa"/>
+            </w:tcMar>
+            <w:vAlign w:val="top"/>
+          </w:tcPr>
+          <w:p>
+            <w:pPr>
+              <w:jc w:val="center"/>
+              <w:pBdr>
+                <w:bottom w:val="none" w:sz="0" w:space="0" w:color="000000"/>
+                <w:top w:val="none" w:sz="0" w:space="0" w:color="000000"/>
+                <w:left w:val="none" w:sz="0" w:space="0" w:color="000000"/>
+                <w:right w:val="none" w:sz="0" w:space="0" w:color="000000"/>
+              </w:pBdr>
+              <w:spacing w:after="10" w:before="10" w:line="240"/>
+              <w:ind w:left="100" w:right="100" w:firstLine="0" w:firstLineChars="0"/>
+              <w:rPr>
+                <w:rFonts w:ascii="Arial" w:hAnsi="Arial" w:eastAsia="Arial" w:cs="Arial"/>
+                <w:i w:val="false"/>
+                <w:b w:val="false"/>
+                <w:u w:val="none"/>
+                <w:sz w:val="18"/>
+                <w:szCs w:val="18"/>
+                <w:color w:val="000000"/>
+              </w:rPr>
+            </w:pPr>
+            <w:r>
+              <w:rPr>
+                <w:rFonts w:ascii="Arial" w:hAnsi="Arial" w:eastAsia="Arial" w:cs="Arial"/>
+                <w:i w:val="false"/>
+                <w:b w:val="false"/>
+                <w:u w:val="none"/>
+                <w:sz w:val="18"/>
+                <w:szCs w:val="18"/>
+                <w:color w:val="000000"/>
+              </w:rPr>
+              <w:t xml:space="preserve">236 (43.5%)</w:t>
+            </w:r>
+          </w:p>
+        </w:tc>
+        <w:tc>
+          <w:tcPr>
+            <w:tcBorders>
+              <w:bottom w:val="none" w:sz="0" w:space="0" w:color="000000"/>
+              <w:top w:val="none" w:sz="0" w:space="0" w:color="000000"/>
+              <w:left w:val="none" w:sz="0" w:space="0" w:color="000000"/>
+              <w:right w:val="none" w:sz="0" w:space="0" w:color="000000"/>
+            </w:tcBorders>
+            <w:shd w:val="clear" w:color="auto" w:fill="FFFFFF"/>
+            <w:tcMar>
+              <w:top w:w="0" w:type="dxa"/>
+              <w:bottom w:w="0" w:type="dxa"/>
+              <w:left w:w="0" w:type="dxa"/>
+              <w:right w:w="0" w:type="dxa"/>
+            </w:tcMar>
+            <w:vAlign w:val="top"/>
+          </w:tcPr>
+          <w:p>
+            <w:pPr>
+              <w:jc w:val="center"/>
+              <w:pBdr>
+                <w:bottom w:val="none" w:sz="0" w:space="0" w:color="000000"/>
+                <w:top w:val="none" w:sz="0" w:space="0" w:color="000000"/>
+                <w:left w:val="none" w:sz="0" w:space="0" w:color="000000"/>
+                <w:right w:val="none" w:sz="0" w:space="0" w:color="000000"/>
+              </w:pBdr>
+              <w:spacing w:after="10" w:before="10" w:line="240"/>
+              <w:ind w:left="100" w:right="100" w:firstLine="0" w:firstLineChars="0"/>
+              <w:rPr>
+                <w:rFonts w:ascii="Arial" w:hAnsi="Arial" w:eastAsia="Arial" w:cs="Arial"/>
+                <w:i w:val="false"/>
+                <w:b w:val="false"/>
+                <w:u w:val="none"/>
+                <w:sz w:val="18"/>
+                <w:szCs w:val="18"/>
+                <w:color w:val="000000"/>
+              </w:rPr>
+            </w:pPr>
+            <w:r>
+              <w:rPr>
+                <w:rFonts w:ascii="Arial" w:hAnsi="Arial" w:eastAsia="Arial" w:cs="Arial"/>
+                <w:i w:val="false"/>
+                <w:b w:val="false"/>
+                <w:u w:val="none"/>
+                <w:sz w:val="18"/>
+                <w:szCs w:val="18"/>
+                <w:color w:val="000000"/>
+              </w:rPr>
+              <w:t xml:space="preserve">74 (38.3%)</w:t>
+            </w:r>
+          </w:p>
+        </w:tc>
+        <w:tc>
+          <w:tcPr>
+            <w:tcBorders>
+              <w:bottom w:val="none" w:sz="0" w:space="0" w:color="000000"/>
+              <w:top w:val="none" w:sz="0" w:space="0" w:color="000000"/>
+              <w:left w:val="none" w:sz="0" w:space="0" w:color="000000"/>
+              <w:right w:val="none" w:sz="0" w:space="0" w:color="000000"/>
+            </w:tcBorders>
+            <w:shd w:val="clear" w:color="auto" w:fill="FFFFFF"/>
+            <w:tcMar>
+              <w:top w:w="0" w:type="dxa"/>
+              <w:bottom w:w="0" w:type="dxa"/>
+              <w:left w:w="0" w:type="dxa"/>
+              <w:right w:w="0" w:type="dxa"/>
+            </w:tcMar>
+            <w:vAlign w:val="top"/>
+          </w:tcPr>
+          <w:p>
+            <w:pPr>
+              <w:jc w:val="center"/>
+              <w:pBdr>
+                <w:bottom w:val="none" w:sz="0" w:space="0" w:color="000000"/>
+                <w:top w:val="none" w:sz="0" w:space="0" w:color="000000"/>
+                <w:left w:val="none" w:sz="0" w:space="0" w:color="000000"/>
+                <w:right w:val="none" w:sz="0" w:space="0" w:color="000000"/>
+              </w:pBdr>
+              <w:spacing w:after="10" w:before="10" w:line="240"/>
+              <w:ind w:left="100" w:right="100" w:firstLine="0" w:firstLineChars="0"/>
+              <w:rPr>
+                <w:rFonts w:ascii="Arial" w:hAnsi="Arial" w:eastAsia="Arial" w:cs="Arial"/>
+                <w:i w:val="false"/>
+                <w:b w:val="false"/>
+                <w:u w:val="none"/>
+                <w:sz w:val="18"/>
+                <w:szCs w:val="18"/>
+                <w:color w:val="000000"/>
+              </w:rPr>
+            </w:pPr>
+            <w:r>
+              <w:rPr>
+                <w:rFonts w:ascii="Arial" w:hAnsi="Arial" w:eastAsia="Arial" w:cs="Arial"/>
+                <w:i w:val="false"/>
+                <w:b w:val="false"/>
+                <w:u w:val="none"/>
+                <w:sz w:val="18"/>
+                <w:szCs w:val="18"/>
+                <w:color w:val="000000"/>
+              </w:rPr>
+              <w:t xml:space="preserve"/>
+            </w:r>
+          </w:p>
+        </w:tc>
+      </w:tr>
+      <w:tr>
+        <w:trPr>
+          <w:trHeight w:val="617" w:hRule="auto"/>
+        </w:trPr>
+        body19
+        <w:tc>
+          <w:tcPr>
+            <w:tcBorders>
+              <w:bottom w:val="none" w:sz="0" w:space="0" w:color="000000"/>
+              <w:top w:val="none" w:sz="0" w:space="0" w:color="000000"/>
+              <w:left w:val="none" w:sz="0" w:space="0" w:color="000000"/>
+              <w:right w:val="none" w:sz="0" w:space="0" w:color="000000"/>
+            </w:tcBorders>
+            <w:shd w:val="clear" w:color="auto" w:fill="FFFFFF"/>
+            <w:tcMar>
+              <w:top w:w="0" w:type="dxa"/>
+              <w:bottom w:w="0" w:type="dxa"/>
+              <w:left w:w="0" w:type="dxa"/>
+              <w:right w:w="0" w:type="dxa"/>
+            </w:tcMar>
+            <w:vAlign w:val="top"/>
+          </w:tcPr>
+          <w:p>
+            <w:pPr>
+              <w:jc w:val="left"/>
+              <w:pBdr>
+                <w:bottom w:val="none" w:sz="0" w:space="0" w:color="000000"/>
+                <w:top w:val="none" w:sz="0" w:space="0" w:color="000000"/>
+                <w:left w:val="none" w:sz="0" w:space="0" w:color="000000"/>
+                <w:right w:val="none" w:sz="0" w:space="0" w:color="000000"/>
+              </w:pBdr>
+              <w:spacing w:after="10" w:before="10" w:line="240"/>
+              <w:ind w:left="300" w:right="100" w:firstLine="0" w:firstLineChars="0"/>
+              <w:rPr>
+                <w:rFonts w:ascii="Arial" w:hAnsi="Arial" w:eastAsia="Arial" w:cs="Arial"/>
+                <w:i w:val="false"/>
+                <w:b w:val="false"/>
+                <w:u w:val="none"/>
+                <w:sz w:val="18"/>
+                <w:szCs w:val="18"/>
+                <w:color w:val="000000"/>
+              </w:rPr>
+            </w:pPr>
+            <w:r>
+              <w:rPr>
+                <w:rFonts w:ascii="Arial" w:hAnsi="Arial" w:eastAsia="Arial" w:cs="Arial"/>
+                <w:i w:val="false"/>
+                <w:b w:val="false"/>
+                <w:u w:val="none"/>
+                <w:sz w:val="18"/>
+                <w:szCs w:val="18"/>
+                <w:color w:val="000000"/>
+              </w:rPr>
+              <w:t xml:space="preserve">Quechua/Aymara</w:t>
+            </w:r>
+          </w:p>
+        </w:tc>
+        <w:tc>
+          <w:tcPr>
+            <w:tcBorders>
+              <w:bottom w:val="none" w:sz="0" w:space="0" w:color="000000"/>
+              <w:top w:val="none" w:sz="0" w:space="0" w:color="000000"/>
+              <w:left w:val="none" w:sz="0" w:space="0" w:color="000000"/>
+              <w:right w:val="none" w:sz="0" w:space="0" w:color="000000"/>
+            </w:tcBorders>
+            <w:shd w:val="clear" w:color="auto" w:fill="FFFFFF"/>
+            <w:tcMar>
+              <w:top w:w="0" w:type="dxa"/>
+              <w:bottom w:w="0" w:type="dxa"/>
+              <w:left w:w="0" w:type="dxa"/>
+              <w:right w:w="0" w:type="dxa"/>
+            </w:tcMar>
+            <w:vAlign w:val="top"/>
+          </w:tcPr>
+          <w:p>
+            <w:pPr>
+              <w:jc w:val="center"/>
+              <w:pBdr>
+                <w:bottom w:val="none" w:sz="0" w:space="0" w:color="000000"/>
+                <w:top w:val="none" w:sz="0" w:space="0" w:color="000000"/>
+                <w:left w:val="none" w:sz="0" w:space="0" w:color="000000"/>
+                <w:right w:val="none" w:sz="0" w:space="0" w:color="000000"/>
+              </w:pBdr>
+              <w:spacing w:after="10" w:before="10" w:line="240"/>
+              <w:ind w:left="100" w:right="100" w:firstLine="0" w:firstLineChars="0"/>
+              <w:rPr>
+                <w:rFonts w:ascii="Arial" w:hAnsi="Arial" w:eastAsia="Arial" w:cs="Arial"/>
+                <w:i w:val="false"/>
+                <w:b w:val="false"/>
+                <w:u w:val="none"/>
+                <w:sz w:val="18"/>
+                <w:szCs w:val="18"/>
+                <w:color w:val="000000"/>
+              </w:rPr>
+            </w:pPr>
+            <w:r>
+              <w:rPr>
+                <w:rFonts w:ascii="Arial" w:hAnsi="Arial" w:eastAsia="Arial" w:cs="Arial"/>
+                <w:i w:val="false"/>
+                <w:b w:val="false"/>
+                <w:u w:val="none"/>
+                <w:sz w:val="18"/>
+                <w:szCs w:val="18"/>
+                <w:color w:val="000000"/>
+              </w:rPr>
+              <w:t xml:space="preserve">999 (59.0%)</w:t>
+            </w:r>
+          </w:p>
+        </w:tc>
+        <w:tc>
+          <w:tcPr>
+            <w:tcBorders>
+              <w:bottom w:val="none" w:sz="0" w:space="0" w:color="000000"/>
+              <w:top w:val="none" w:sz="0" w:space="0" w:color="000000"/>
+              <w:left w:val="none" w:sz="0" w:space="0" w:color="000000"/>
+              <w:right w:val="none" w:sz="0" w:space="0" w:color="000000"/>
+            </w:tcBorders>
+            <w:shd w:val="clear" w:color="auto" w:fill="FFFFFF"/>
+            <w:tcMar>
+              <w:top w:w="0" w:type="dxa"/>
+              <w:bottom w:w="0" w:type="dxa"/>
+              <w:left w:w="0" w:type="dxa"/>
+              <w:right w:w="0" w:type="dxa"/>
+            </w:tcMar>
+            <w:vAlign w:val="top"/>
+          </w:tcPr>
+          <w:p>
+            <w:pPr>
+              <w:jc w:val="center"/>
+              <w:pBdr>
+                <w:bottom w:val="none" w:sz="0" w:space="0" w:color="000000"/>
+                <w:top w:val="none" w:sz="0" w:space="0" w:color="000000"/>
+                <w:left w:val="none" w:sz="0" w:space="0" w:color="000000"/>
+                <w:right w:val="none" w:sz="0" w:space="0" w:color="000000"/>
+              </w:pBdr>
+              <w:spacing w:after="10" w:before="10" w:line="240"/>
+              <w:ind w:left="100" w:right="100" w:firstLine="0" w:firstLineChars="0"/>
+              <w:rPr>
+                <w:rFonts w:ascii="Arial" w:hAnsi="Arial" w:eastAsia="Arial" w:cs="Arial"/>
+                <w:i w:val="false"/>
+                <w:b w:val="false"/>
+                <w:u w:val="none"/>
+                <w:sz w:val="18"/>
+                <w:szCs w:val="18"/>
+                <w:color w:val="000000"/>
+              </w:rPr>
+            </w:pPr>
+            <w:r>
+              <w:rPr>
+                <w:rFonts w:ascii="Arial" w:hAnsi="Arial" w:eastAsia="Arial" w:cs="Arial"/>
+                <w:i w:val="false"/>
+                <w:b w:val="false"/>
+                <w:u w:val="none"/>
+                <w:sz w:val="18"/>
+                <w:szCs w:val="18"/>
+                <w:color w:val="000000"/>
+              </w:rPr>
+              <w:t xml:space="preserve">500 (59.3%)</w:t>
+            </w:r>
+          </w:p>
+        </w:tc>
+        <w:tc>
+          <w:tcPr>
+            <w:tcBorders>
+              <w:bottom w:val="none" w:sz="0" w:space="0" w:color="000000"/>
+              <w:top w:val="none" w:sz="0" w:space="0" w:color="000000"/>
+              <w:left w:val="none" w:sz="0" w:space="0" w:color="000000"/>
+              <w:right w:val="none" w:sz="0" w:space="0" w:color="000000"/>
+            </w:tcBorders>
+            <w:shd w:val="clear" w:color="auto" w:fill="FFFFFF"/>
+            <w:tcMar>
+              <w:top w:w="0" w:type="dxa"/>
+              <w:bottom w:w="0" w:type="dxa"/>
+              <w:left w:w="0" w:type="dxa"/>
+              <w:right w:w="0" w:type="dxa"/>
+            </w:tcMar>
+            <w:vAlign w:val="top"/>
+          </w:tcPr>
+          <w:p>
+            <w:pPr>
+              <w:jc w:val="center"/>
+              <w:pBdr>
+                <w:bottom w:val="none" w:sz="0" w:space="0" w:color="000000"/>
+                <w:top w:val="none" w:sz="0" w:space="0" w:color="000000"/>
+                <w:left w:val="none" w:sz="0" w:space="0" w:color="000000"/>
+                <w:right w:val="none" w:sz="0" w:space="0" w:color="000000"/>
+              </w:pBdr>
+              <w:spacing w:after="10" w:before="10" w:line="240"/>
+              <w:ind w:left="100" w:right="100" w:firstLine="0" w:firstLineChars="0"/>
+              <w:rPr>
+                <w:rFonts w:ascii="Arial" w:hAnsi="Arial" w:eastAsia="Arial" w:cs="Arial"/>
+                <w:i w:val="false"/>
+                <w:b w:val="false"/>
+                <w:u w:val="none"/>
+                <w:sz w:val="18"/>
+                <w:szCs w:val="18"/>
+                <w:color w:val="000000"/>
+              </w:rPr>
+            </w:pPr>
+            <w:r>
+              <w:rPr>
+                <w:rFonts w:ascii="Arial" w:hAnsi="Arial" w:eastAsia="Arial" w:cs="Arial"/>
+                <w:i w:val="false"/>
+                <w:b w:val="false"/>
+                <w:u w:val="none"/>
+                <w:sz w:val="18"/>
+                <w:szCs w:val="18"/>
+                <w:color w:val="000000"/>
+              </w:rPr>
+              <w:t xml:space="preserve">74 (64.3%)</w:t>
+            </w:r>
+          </w:p>
+        </w:tc>
+        <w:tc>
+          <w:tcPr>
+            <w:tcBorders>
+              <w:bottom w:val="none" w:sz="0" w:space="0" w:color="000000"/>
+              <w:top w:val="none" w:sz="0" w:space="0" w:color="000000"/>
+              <w:left w:val="none" w:sz="0" w:space="0" w:color="000000"/>
+              <w:right w:val="none" w:sz="0" w:space="0" w:color="000000"/>
+            </w:tcBorders>
+            <w:shd w:val="clear" w:color="auto" w:fill="FFFFFF"/>
+            <w:tcMar>
+              <w:top w:w="0" w:type="dxa"/>
+              <w:bottom w:w="0" w:type="dxa"/>
+              <w:left w:w="0" w:type="dxa"/>
+              <w:right w:w="0" w:type="dxa"/>
+            </w:tcMar>
+            <w:vAlign w:val="top"/>
+          </w:tcPr>
+          <w:p>
+            <w:pPr>
+              <w:jc w:val="center"/>
+              <w:pBdr>
+                <w:bottom w:val="none" w:sz="0" w:space="0" w:color="000000"/>
+                <w:top w:val="none" w:sz="0" w:space="0" w:color="000000"/>
+                <w:left w:val="none" w:sz="0" w:space="0" w:color="000000"/>
+                <w:right w:val="none" w:sz="0" w:space="0" w:color="000000"/>
+              </w:pBdr>
+              <w:spacing w:after="10" w:before="10" w:line="240"/>
+              <w:ind w:left="100" w:right="100" w:firstLine="0" w:firstLineChars="0"/>
+              <w:rPr>
+                <w:rFonts w:ascii="Arial" w:hAnsi="Arial" w:eastAsia="Arial" w:cs="Arial"/>
+                <w:i w:val="false"/>
+                <w:b w:val="false"/>
+                <w:u w:val="none"/>
+                <w:sz w:val="18"/>
+                <w:szCs w:val="18"/>
+                <w:color w:val="000000"/>
+              </w:rPr>
+            </w:pPr>
+            <w:r>
+              <w:rPr>
+                <w:rFonts w:ascii="Arial" w:hAnsi="Arial" w:eastAsia="Arial" w:cs="Arial"/>
+                <w:i w:val="false"/>
+                <w:b w:val="false"/>
+                <w:u w:val="none"/>
+                <w:sz w:val="18"/>
+                <w:szCs w:val="18"/>
+                <w:color w:val="000000"/>
+              </w:rPr>
+              <w:t xml:space="preserve">306 (56.5%)</w:t>
+            </w:r>
+          </w:p>
+        </w:tc>
+        <w:tc>
+          <w:tcPr>
+            <w:tcBorders>
+              <w:bottom w:val="none" w:sz="0" w:space="0" w:color="000000"/>
+              <w:top w:val="none" w:sz="0" w:space="0" w:color="000000"/>
+              <w:left w:val="none" w:sz="0" w:space="0" w:color="000000"/>
+              <w:right w:val="none" w:sz="0" w:space="0" w:color="000000"/>
+            </w:tcBorders>
+            <w:shd w:val="clear" w:color="auto" w:fill="FFFFFF"/>
+            <w:tcMar>
+              <w:top w:w="0" w:type="dxa"/>
+              <w:bottom w:w="0" w:type="dxa"/>
+              <w:left w:w="0" w:type="dxa"/>
+              <w:right w:w="0" w:type="dxa"/>
+            </w:tcMar>
+            <w:vAlign w:val="top"/>
+          </w:tcPr>
+          <w:p>
+            <w:pPr>
+              <w:jc w:val="center"/>
+              <w:pBdr>
+                <w:bottom w:val="none" w:sz="0" w:space="0" w:color="000000"/>
+                <w:top w:val="none" w:sz="0" w:space="0" w:color="000000"/>
+                <w:left w:val="none" w:sz="0" w:space="0" w:color="000000"/>
+                <w:right w:val="none" w:sz="0" w:space="0" w:color="000000"/>
+              </w:pBdr>
+              <w:spacing w:after="10" w:before="10" w:line="240"/>
+              <w:ind w:left="100" w:right="100" w:firstLine="0" w:firstLineChars="0"/>
+              <w:rPr>
+                <w:rFonts w:ascii="Arial" w:hAnsi="Arial" w:eastAsia="Arial" w:cs="Arial"/>
+                <w:i w:val="false"/>
+                <w:b w:val="false"/>
+                <w:u w:val="none"/>
+                <w:sz w:val="18"/>
+                <w:szCs w:val="18"/>
+                <w:color w:val="000000"/>
+              </w:rPr>
+            </w:pPr>
+            <w:r>
+              <w:rPr>
+                <w:rFonts w:ascii="Arial" w:hAnsi="Arial" w:eastAsia="Arial" w:cs="Arial"/>
+                <w:i w:val="false"/>
+                <w:b w:val="false"/>
+                <w:u w:val="none"/>
+                <w:sz w:val="18"/>
+                <w:szCs w:val="18"/>
+                <w:color w:val="000000"/>
+              </w:rPr>
+              <w:t xml:space="preserve">119 (61.7%)</w:t>
+            </w:r>
+          </w:p>
+        </w:tc>
+        <w:tc>
+          <w:tcPr>
+            <w:tcBorders>
+              <w:bottom w:val="none" w:sz="0" w:space="0" w:color="000000"/>
+              <w:top w:val="none" w:sz="0" w:space="0" w:color="000000"/>
+              <w:left w:val="none" w:sz="0" w:space="0" w:color="000000"/>
+              <w:right w:val="none" w:sz="0" w:space="0" w:color="000000"/>
+            </w:tcBorders>
+            <w:shd w:val="clear" w:color="auto" w:fill="FFFFFF"/>
+            <w:tcMar>
+              <w:top w:w="0" w:type="dxa"/>
+              <w:bottom w:w="0" w:type="dxa"/>
+              <w:left w:w="0" w:type="dxa"/>
+              <w:right w:w="0" w:type="dxa"/>
+            </w:tcMar>
+            <w:vAlign w:val="top"/>
+          </w:tcPr>
+          <w:p>
+            <w:pPr>
+              <w:jc w:val="center"/>
+              <w:pBdr>
+                <w:bottom w:val="none" w:sz="0" w:space="0" w:color="000000"/>
+                <w:top w:val="none" w:sz="0" w:space="0" w:color="000000"/>
+                <w:left w:val="none" w:sz="0" w:space="0" w:color="000000"/>
+                <w:right w:val="none" w:sz="0" w:space="0" w:color="000000"/>
+              </w:pBdr>
+              <w:spacing w:after="10" w:before="10" w:line="240"/>
+              <w:ind w:left="100" w:right="100" w:firstLine="0" w:firstLineChars="0"/>
+              <w:rPr>
+                <w:rFonts w:ascii="Arial" w:hAnsi="Arial" w:eastAsia="Arial" w:cs="Arial"/>
+                <w:i w:val="false"/>
+                <w:b w:val="false"/>
+                <w:u w:val="none"/>
+                <w:sz w:val="18"/>
+                <w:szCs w:val="18"/>
+                <w:color w:val="000000"/>
+              </w:rPr>
+            </w:pPr>
+            <w:r>
+              <w:rPr>
+                <w:rFonts w:ascii="Arial" w:hAnsi="Arial" w:eastAsia="Arial" w:cs="Arial"/>
+                <w:i w:val="false"/>
+                <w:b w:val="false"/>
+                <w:u w:val="none"/>
+                <w:sz w:val="18"/>
+                <w:szCs w:val="18"/>
+                <w:color w:val="000000"/>
+              </w:rPr>
+              <w:t xml:space="preserve"/>
+            </w:r>
+          </w:p>
+        </w:tc>
+      </w:tr>
+      <w:tr>
+        <w:trPr>
+          <w:trHeight w:val="617" w:hRule="auto"/>
+        </w:trPr>
+        body20
+        <w:tc>
+          <w:tcPr>
+            <w:tcBorders>
+              <w:bottom w:val="none" w:sz="0" w:space="0" w:color="000000"/>
+              <w:top w:val="none" w:sz="0" w:space="0" w:color="000000"/>
+              <w:left w:val="none" w:sz="0" w:space="0" w:color="000000"/>
+              <w:right w:val="none" w:sz="0" w:space="0" w:color="000000"/>
+            </w:tcBorders>
+            <w:shd w:val="clear" w:color="auto" w:fill="FFFFFF"/>
+            <w:tcMar>
+              <w:top w:w="0" w:type="dxa"/>
+              <w:bottom w:w="0" w:type="dxa"/>
+              <w:left w:w="0" w:type="dxa"/>
+              <w:right w:w="0" w:type="dxa"/>
+            </w:tcMar>
+            <w:vAlign w:val="top"/>
+          </w:tcPr>
+          <w:p>
+            <w:pPr>
+              <w:jc w:val="left"/>
+              <w:pBdr>
+                <w:bottom w:val="none" w:sz="0" w:space="0" w:color="000000"/>
+                <w:top w:val="none" w:sz="0" w:space="0" w:color="000000"/>
+                <w:left w:val="none" w:sz="0" w:space="0" w:color="000000"/>
+                <w:right w:val="none" w:sz="0" w:space="0" w:color="000000"/>
+              </w:pBdr>
+              <w:spacing w:after="10" w:before="10" w:line="240"/>
+              <w:ind w:left="100" w:right="100" w:firstLine="0" w:firstLineChars="0"/>
+              <w:rPr>
+                <w:rFonts w:ascii="Arial" w:hAnsi="Arial" w:eastAsia="Arial" w:cs="Arial"/>
+                <w:i w:val="false"/>
+                <w:b w:val="false"/>
+                <w:u w:val="none"/>
+                <w:sz w:val="18"/>
+                <w:szCs w:val="18"/>
+                <w:color w:val="000000"/>
+              </w:rPr>
+            </w:pPr>
+            <w:r>
+              <w:rPr>
+                <w:rFonts w:ascii="Arial" w:hAnsi="Arial" w:eastAsia="Arial" w:cs="Arial"/>
+                <w:i w:val="false"/>
+                <w:b w:val="false"/>
+                <w:u w:val="none"/>
+                <w:sz w:val="18"/>
+                <w:szCs w:val="18"/>
+                <w:color w:val="000000"/>
+              </w:rPr>
+              <w:t xml:space="preserve">Alfa-1-glicoproteína ácida (g/L), Mediana (Q1, Q3)</w:t>
+            </w:r>
+          </w:p>
+        </w:tc>
+        <w:tc>
+          <w:tcPr>
+            <w:tcBorders>
+              <w:bottom w:val="none" w:sz="0" w:space="0" w:color="000000"/>
+              <w:top w:val="none" w:sz="0" w:space="0" w:color="000000"/>
+              <w:left w:val="none" w:sz="0" w:space="0" w:color="000000"/>
+              <w:right w:val="none" w:sz="0" w:space="0" w:color="000000"/>
+            </w:tcBorders>
+            <w:shd w:val="clear" w:color="auto" w:fill="FFFFFF"/>
+            <w:tcMar>
+              <w:top w:w="0" w:type="dxa"/>
+              <w:bottom w:w="0" w:type="dxa"/>
+              <w:left w:w="0" w:type="dxa"/>
+              <w:right w:w="0" w:type="dxa"/>
+            </w:tcMar>
+            <w:vAlign w:val="top"/>
+          </w:tcPr>
+          <w:p>
+            <w:pPr>
+              <w:jc w:val="center"/>
+              <w:pBdr>
+                <w:bottom w:val="none" w:sz="0" w:space="0" w:color="000000"/>
+                <w:top w:val="none" w:sz="0" w:space="0" w:color="000000"/>
+                <w:left w:val="none" w:sz="0" w:space="0" w:color="000000"/>
+                <w:right w:val="none" w:sz="0" w:space="0" w:color="000000"/>
+              </w:pBdr>
+              <w:spacing w:after="10" w:before="10" w:line="240"/>
+              <w:ind w:left="100" w:right="100" w:firstLine="0" w:firstLineChars="0"/>
+              <w:rPr>
+                <w:rFonts w:ascii="Arial" w:hAnsi="Arial" w:eastAsia="Arial" w:cs="Arial"/>
+                <w:i w:val="false"/>
+                <w:b w:val="false"/>
+                <w:u w:val="none"/>
+                <w:sz w:val="18"/>
+                <w:szCs w:val="18"/>
+                <w:color w:val="000000"/>
+              </w:rPr>
+            </w:pPr>
+            <w:r>
+              <w:rPr>
+                <w:rFonts w:ascii="Arial" w:hAnsi="Arial" w:eastAsia="Arial" w:cs="Arial"/>
+                <w:i w:val="false"/>
+                <w:b w:val="false"/>
+                <w:u w:val="none"/>
+                <w:sz w:val="18"/>
+                <w:szCs w:val="18"/>
+                <w:color w:val="000000"/>
+              </w:rPr>
+              <w:t xml:space="preserve">0 (0, 2)</w:t>
+            </w:r>
+          </w:p>
+        </w:tc>
+        <w:tc>
+          <w:tcPr>
+            <w:tcBorders>
+              <w:bottom w:val="none" w:sz="0" w:space="0" w:color="000000"/>
+              <w:top w:val="none" w:sz="0" w:space="0" w:color="000000"/>
+              <w:left w:val="none" w:sz="0" w:space="0" w:color="000000"/>
+              <w:right w:val="none" w:sz="0" w:space="0" w:color="000000"/>
+            </w:tcBorders>
+            <w:shd w:val="clear" w:color="auto" w:fill="FFFFFF"/>
+            <w:tcMar>
+              <w:top w:w="0" w:type="dxa"/>
+              <w:bottom w:w="0" w:type="dxa"/>
+              <w:left w:w="0" w:type="dxa"/>
+              <w:right w:w="0" w:type="dxa"/>
+            </w:tcMar>
+            <w:vAlign w:val="top"/>
+          </w:tcPr>
+          <w:p>
+            <w:pPr>
+              <w:jc w:val="center"/>
+              <w:pBdr>
+                <w:bottom w:val="none" w:sz="0" w:space="0" w:color="000000"/>
+                <w:top w:val="none" w:sz="0" w:space="0" w:color="000000"/>
+                <w:left w:val="none" w:sz="0" w:space="0" w:color="000000"/>
+                <w:right w:val="none" w:sz="0" w:space="0" w:color="000000"/>
+              </w:pBdr>
+              <w:spacing w:after="10" w:before="10" w:line="240"/>
+              <w:ind w:left="100" w:right="100" w:firstLine="0" w:firstLineChars="0"/>
+              <w:rPr>
+                <w:rFonts w:ascii="Arial" w:hAnsi="Arial" w:eastAsia="Arial" w:cs="Arial"/>
+                <w:i w:val="false"/>
+                <w:b w:val="false"/>
+                <w:u w:val="none"/>
+                <w:sz w:val="18"/>
+                <w:szCs w:val="18"/>
+                <w:color w:val="000000"/>
+              </w:rPr>
+            </w:pPr>
+            <w:r>
+              <w:rPr>
+                <w:rFonts w:ascii="Arial" w:hAnsi="Arial" w:eastAsia="Arial" w:cs="Arial"/>
+                <w:i w:val="false"/>
+                <w:b w:val="false"/>
+                <w:u w:val="none"/>
+                <w:sz w:val="18"/>
+                <w:szCs w:val="18"/>
+                <w:color w:val="000000"/>
+              </w:rPr>
+              <w:t xml:space="preserve">0 (0, 1)</w:t>
+            </w:r>
+          </w:p>
+        </w:tc>
+        <w:tc>
+          <w:tcPr>
+            <w:tcBorders>
+              <w:bottom w:val="none" w:sz="0" w:space="0" w:color="000000"/>
+              <w:top w:val="none" w:sz="0" w:space="0" w:color="000000"/>
+              <w:left w:val="none" w:sz="0" w:space="0" w:color="000000"/>
+              <w:right w:val="none" w:sz="0" w:space="0" w:color="000000"/>
+            </w:tcBorders>
+            <w:shd w:val="clear" w:color="auto" w:fill="FFFFFF"/>
+            <w:tcMar>
+              <w:top w:w="0" w:type="dxa"/>
+              <w:bottom w:w="0" w:type="dxa"/>
+              <w:left w:w="0" w:type="dxa"/>
+              <w:right w:w="0" w:type="dxa"/>
+            </w:tcMar>
+            <w:vAlign w:val="top"/>
+          </w:tcPr>
+          <w:p>
+            <w:pPr>
+              <w:jc w:val="center"/>
+              <w:pBdr>
+                <w:bottom w:val="none" w:sz="0" w:space="0" w:color="000000"/>
+                <w:top w:val="none" w:sz="0" w:space="0" w:color="000000"/>
+                <w:left w:val="none" w:sz="0" w:space="0" w:color="000000"/>
+                <w:right w:val="none" w:sz="0" w:space="0" w:color="000000"/>
+              </w:pBdr>
+              <w:spacing w:after="10" w:before="10" w:line="240"/>
+              <w:ind w:left="100" w:right="100" w:firstLine="0" w:firstLineChars="0"/>
+              <w:rPr>
+                <w:rFonts w:ascii="Arial" w:hAnsi="Arial" w:eastAsia="Arial" w:cs="Arial"/>
+                <w:i w:val="false"/>
+                <w:b w:val="false"/>
+                <w:u w:val="none"/>
+                <w:sz w:val="18"/>
+                <w:szCs w:val="18"/>
+                <w:color w:val="000000"/>
+              </w:rPr>
+            </w:pPr>
+            <w:r>
+              <w:rPr>
+                <w:rFonts w:ascii="Arial" w:hAnsi="Arial" w:eastAsia="Arial" w:cs="Arial"/>
+                <w:i w:val="false"/>
+                <w:b w:val="false"/>
+                <w:u w:val="none"/>
+                <w:sz w:val="18"/>
+                <w:szCs w:val="18"/>
+                <w:color w:val="000000"/>
+              </w:rPr>
+              <w:t xml:space="preserve">0 (0, 1)</w:t>
+            </w:r>
+          </w:p>
+        </w:tc>
+        <w:tc>
+          <w:tcPr>
+            <w:tcBorders>
+              <w:bottom w:val="none" w:sz="0" w:space="0" w:color="000000"/>
+              <w:top w:val="none" w:sz="0" w:space="0" w:color="000000"/>
+              <w:left w:val="none" w:sz="0" w:space="0" w:color="000000"/>
+              <w:right w:val="none" w:sz="0" w:space="0" w:color="000000"/>
+            </w:tcBorders>
+            <w:shd w:val="clear" w:color="auto" w:fill="FFFFFF"/>
+            <w:tcMar>
+              <w:top w:w="0" w:type="dxa"/>
+              <w:bottom w:w="0" w:type="dxa"/>
+              <w:left w:w="0" w:type="dxa"/>
+              <w:right w:w="0" w:type="dxa"/>
+            </w:tcMar>
+            <w:vAlign w:val="top"/>
+          </w:tcPr>
+          <w:p>
+            <w:pPr>
+              <w:jc w:val="center"/>
+              <w:pBdr>
+                <w:bottom w:val="none" w:sz="0" w:space="0" w:color="000000"/>
+                <w:top w:val="none" w:sz="0" w:space="0" w:color="000000"/>
+                <w:left w:val="none" w:sz="0" w:space="0" w:color="000000"/>
+                <w:right w:val="none" w:sz="0" w:space="0" w:color="000000"/>
+              </w:pBdr>
+              <w:spacing w:after="10" w:before="10" w:line="240"/>
+              <w:ind w:left="100" w:right="100" w:firstLine="0" w:firstLineChars="0"/>
+              <w:rPr>
+                <w:rFonts w:ascii="Arial" w:hAnsi="Arial" w:eastAsia="Arial" w:cs="Arial"/>
+                <w:i w:val="false"/>
+                <w:b w:val="false"/>
+                <w:u w:val="none"/>
+                <w:sz w:val="18"/>
+                <w:szCs w:val="18"/>
+                <w:color w:val="000000"/>
+              </w:rPr>
+            </w:pPr>
+            <w:r>
+              <w:rPr>
+                <w:rFonts w:ascii="Arial" w:hAnsi="Arial" w:eastAsia="Arial" w:cs="Arial"/>
+                <w:i w:val="false"/>
+                <w:b w:val="false"/>
+                <w:u w:val="none"/>
+                <w:sz w:val="18"/>
+                <w:szCs w:val="18"/>
+                <w:color w:val="000000"/>
+              </w:rPr>
+              <w:t xml:space="preserve">0 (0, 3)</w:t>
+            </w:r>
+          </w:p>
+        </w:tc>
+        <w:tc>
+          <w:tcPr>
+            <w:tcBorders>
+              <w:bottom w:val="none" w:sz="0" w:space="0" w:color="000000"/>
+              <w:top w:val="none" w:sz="0" w:space="0" w:color="000000"/>
+              <w:left w:val="none" w:sz="0" w:space="0" w:color="000000"/>
+              <w:right w:val="none" w:sz="0" w:space="0" w:color="000000"/>
+            </w:tcBorders>
+            <w:shd w:val="clear" w:color="auto" w:fill="FFFFFF"/>
+            <w:tcMar>
+              <w:top w:w="0" w:type="dxa"/>
+              <w:bottom w:w="0" w:type="dxa"/>
+              <w:left w:w="0" w:type="dxa"/>
+              <w:right w:w="0" w:type="dxa"/>
+            </w:tcMar>
+            <w:vAlign w:val="top"/>
+          </w:tcPr>
+          <w:p>
+            <w:pPr>
+              <w:jc w:val="center"/>
+              <w:pBdr>
+                <w:bottom w:val="none" w:sz="0" w:space="0" w:color="000000"/>
+                <w:top w:val="none" w:sz="0" w:space="0" w:color="000000"/>
+                <w:left w:val="none" w:sz="0" w:space="0" w:color="000000"/>
+                <w:right w:val="none" w:sz="0" w:space="0" w:color="000000"/>
+              </w:pBdr>
+              <w:spacing w:after="10" w:before="10" w:line="240"/>
+              <w:ind w:left="100" w:right="100" w:firstLine="0" w:firstLineChars="0"/>
+              <w:rPr>
+                <w:rFonts w:ascii="Arial" w:hAnsi="Arial" w:eastAsia="Arial" w:cs="Arial"/>
+                <w:i w:val="false"/>
+                <w:b w:val="false"/>
+                <w:u w:val="none"/>
+                <w:sz w:val="18"/>
+                <w:szCs w:val="18"/>
+                <w:color w:val="000000"/>
+              </w:rPr>
+            </w:pPr>
+            <w:r>
+              <w:rPr>
+                <w:rFonts w:ascii="Arial" w:hAnsi="Arial" w:eastAsia="Arial" w:cs="Arial"/>
+                <w:i w:val="false"/>
+                <w:b w:val="false"/>
+                <w:u w:val="none"/>
+                <w:sz w:val="18"/>
+                <w:szCs w:val="18"/>
+                <w:color w:val="000000"/>
+              </w:rPr>
+              <w:t xml:space="preserve">0 (0, 1)</w:t>
+            </w:r>
+          </w:p>
+        </w:tc>
+        <w:tc>
+          <w:tcPr>
+            <w:tcBorders>
+              <w:bottom w:val="none" w:sz="0" w:space="0" w:color="000000"/>
+              <w:top w:val="none" w:sz="0" w:space="0" w:color="000000"/>
+              <w:left w:val="none" w:sz="0" w:space="0" w:color="000000"/>
+              <w:right w:val="none" w:sz="0" w:space="0" w:color="000000"/>
+            </w:tcBorders>
+            <w:shd w:val="clear" w:color="auto" w:fill="FFFFFF"/>
+            <w:tcMar>
+              <w:top w:w="0" w:type="dxa"/>
+              <w:bottom w:w="0" w:type="dxa"/>
+              <w:left w:w="0" w:type="dxa"/>
+              <w:right w:w="0" w:type="dxa"/>
+            </w:tcMar>
+            <w:vAlign w:val="top"/>
+          </w:tcPr>
+          <w:p>
+            <w:pPr>
+              <w:jc w:val="center"/>
+              <w:pBdr>
+                <w:bottom w:val="none" w:sz="0" w:space="0" w:color="000000"/>
+                <w:top w:val="none" w:sz="0" w:space="0" w:color="000000"/>
+                <w:left w:val="none" w:sz="0" w:space="0" w:color="000000"/>
+                <w:right w:val="none" w:sz="0" w:space="0" w:color="000000"/>
+              </w:pBdr>
+              <w:spacing w:after="10" w:before="10" w:line="240"/>
+              <w:ind w:left="100" w:right="100" w:firstLine="0" w:firstLineChars="0"/>
+              <w:rPr>
+                <w:rFonts w:ascii="Arial" w:hAnsi="Arial" w:eastAsia="Arial" w:cs="Arial"/>
+                <w:i w:val="false"/>
+                <w:b w:val="true"/>
+                <w:u w:val="none"/>
+                <w:sz w:val="18"/>
+                <w:szCs w:val="18"/>
+                <w:color w:val="000000"/>
+              </w:rPr>
+            </w:pPr>
+            <w:r>
+              <w:rPr>
+                <w:rFonts w:ascii="Arial" w:hAnsi="Arial" w:eastAsia="Arial" w:cs="Arial"/>
+                <w:i w:val="false"/>
+                <w:b w:val="true"/>
+                <w:u w:val="none"/>
+                <w:sz w:val="18"/>
+                <w:szCs w:val="18"/>
+                <w:color w:val="000000"/>
+              </w:rPr>
+              <w:t xml:space="preserve">0.001*</w:t>
+            </w:r>
+          </w:p>
+        </w:tc>
+      </w:tr>
+      <w:tr>
+        <w:trPr>
+          <w:trHeight w:val="617" w:hRule="auto"/>
+        </w:trPr>
+        body21
+        <w:tc>
+          <w:tcPr>
+            <w:tcBorders>
               <w:bottom w:val="single" w:sz="12" w:space="0" w:color="666666"/>
               <w:top w:val="none" w:sz="0" w:space="0" w:color="000000"/>
               <w:left w:val="none" w:sz="0" w:space="0" w:color="000000"/>
@@ -6658,7 +8138,7 @@
                 <w:szCs w:val="18"/>
                 <w:color w:val="000000"/>
               </w:rPr>
-              <w:t xml:space="preserve">0.49 (0.36, 0.70)</w:t>
+              <w:t xml:space="preserve">0.48 (0.36, 0.70)</w:t>
             </w:r>
           </w:p>
         </w:tc>
@@ -6710,7 +8190,7 @@
                 <w:szCs w:val="18"/>
                 <w:color w:val="000000"/>
               </w:rPr>
-              <w:t xml:space="preserve">0.47 (0.34, 0.58)</w:t>
+              <w:t xml:space="preserve">0.47 (0.34, 0.62)</w:t>
             </w:r>
           </w:p>
         </w:tc>
@@ -6762,7 +8242,7 @@
                 <w:szCs w:val="18"/>
                 <w:color w:val="000000"/>
               </w:rPr>
-              <w:t xml:space="preserve">0.51 (0.38, 0.77)</w:t>
+              <w:t xml:space="preserve">0.51 (0.38, 0.78)</w:t>
             </w:r>
           </w:p>
         </w:tc>
@@ -6814,7 +8294,7 @@
                 <w:szCs w:val="18"/>
                 <w:color w:val="000000"/>
               </w:rPr>
-              <w:t xml:space="preserve">0.48 (0.36, 0.66)</w:t>
+              <w:t xml:space="preserve">0.48 (0.37, 0.66)</w:t>
             </w:r>
           </w:p>
         </w:tc>
@@ -6866,7 +8346,7 @@
                 <w:szCs w:val="18"/>
                 <w:color w:val="000000"/>
               </w:rPr>
-              <w:t xml:space="preserve">0.023*</w:t>
+              <w:t xml:space="preserve">0.032*</w:t>
             </w:r>
           </w:p>
         </w:tc>
